--- a/discoverer-neo/docs/user-guide/manual/Discoverer-Neo-MANAGER-Guide-Full-es-ES.docx
+++ b/discoverer-neo/docs/user-guide/manual/Discoverer-Neo-MANAGER-Guide-Full-es-ES.docx
@@ -54,7 +54,7 @@
           <w:sz w:val="22"/>
           <w:szCs w:val="22"/>
         </w:rPr>
-        <w:t>Versión 2.0.0</w:t>
+        <w:t>Versión 2.0.1</w:t>
       </w:r>
     </w:p>
     <w:p>
@@ -74,7 +74,7 @@
     <w:sdt>
       <w:sdtPr>
         <w:alias w:val="Índice"/>
-        <w:id w:val="308132763"/>
+        <w:id w:val="1505013792"/>
       </w:sdtPr>
       <w:sdtEndPr/>
       <w:sdtContent>
@@ -102,7 +102,7 @@
           <w:r>
             <w:fldChar w:fldCharType="separate"/>
           </w:r>
-          <w:hyperlink w:anchor="_Toc241668573" w:history="1">
+          <w:hyperlink w:anchor="_Toc241671104" w:history="1">
             <w:r>
               <w:rPr>
                 <w:rStyle w:val="Hiperligao"/>
@@ -126,7 +126,7 @@
               <w:rPr>
                 <w:noProof/>
               </w:rPr>
-              <w:instrText xml:space="preserve"> PAGEREF _Toc241668573 \h </w:instrText>
+              <w:instrText xml:space="preserve"> PAGEREF _Toc241671104 \h </w:instrText>
             </w:r>
             <w:r>
               <w:rPr>
@@ -168,7 +168,7 @@
               <w14:ligatures w14:val="standardContextual"/>
             </w:rPr>
           </w:pPr>
-          <w:hyperlink w:anchor="_Toc241668574" w:history="1">
+          <w:hyperlink w:anchor="_Toc241671105" w:history="1">
             <w:r>
               <w:rPr>
                 <w:rStyle w:val="Hiperligao"/>
@@ -192,7 +192,7 @@
               <w:rPr>
                 <w:noProof/>
               </w:rPr>
-              <w:instrText xml:space="preserve"> PAGEREF _Toc241668574 \h </w:instrText>
+              <w:instrText xml:space="preserve"> PAGEREF _Toc241671105 \h </w:instrText>
             </w:r>
             <w:r>
               <w:rPr>
@@ -234,7 +234,7 @@
               <w14:ligatures w14:val="standardContextual"/>
             </w:rPr>
           </w:pPr>
-          <w:hyperlink w:anchor="_Toc241668575" w:history="1">
+          <w:hyperlink w:anchor="_Toc241671106" w:history="1">
             <w:r>
               <w:rPr>
                 <w:rStyle w:val="Hiperligao"/>
@@ -258,7 +258,7 @@
               <w:rPr>
                 <w:noProof/>
               </w:rPr>
-              <w:instrText xml:space="preserve"> PAGEREF _Toc241668575 \h </w:instrText>
+              <w:instrText xml:space="preserve"> PAGEREF _Toc241671106 \h </w:instrText>
             </w:r>
             <w:r>
               <w:rPr>
@@ -300,7 +300,7 @@
               <w14:ligatures w14:val="standardContextual"/>
             </w:rPr>
           </w:pPr>
-          <w:hyperlink w:anchor="_Toc241668576" w:history="1">
+          <w:hyperlink w:anchor="_Toc241671107" w:history="1">
             <w:r>
               <w:rPr>
                 <w:rStyle w:val="Hiperligao"/>
@@ -324,7 +324,7 @@
               <w:rPr>
                 <w:noProof/>
               </w:rPr>
-              <w:instrText xml:space="preserve"> PAGEREF _Toc241668576 \h </w:instrText>
+              <w:instrText xml:space="preserve"> PAGEREF _Toc241671107 \h </w:instrText>
             </w:r>
             <w:r>
               <w:rPr>
@@ -366,7 +366,7 @@
               <w14:ligatures w14:val="standardContextual"/>
             </w:rPr>
           </w:pPr>
-          <w:hyperlink w:anchor="_Toc241668577" w:history="1">
+          <w:hyperlink w:anchor="_Toc241671108" w:history="1">
             <w:r>
               <w:rPr>
                 <w:rStyle w:val="Hiperligao"/>
@@ -390,7 +390,7 @@
               <w:rPr>
                 <w:noProof/>
               </w:rPr>
-              <w:instrText xml:space="preserve"> PAGEREF _Toc241668577 \h </w:instrText>
+              <w:instrText xml:space="preserve"> PAGEREF _Toc241671108 \h </w:instrText>
             </w:r>
             <w:r>
               <w:rPr>
@@ -432,7 +432,7 @@
               <w14:ligatures w14:val="standardContextual"/>
             </w:rPr>
           </w:pPr>
-          <w:hyperlink w:anchor="_Toc241668578" w:history="1">
+          <w:hyperlink w:anchor="_Toc241671109" w:history="1">
             <w:r>
               <w:rPr>
                 <w:rStyle w:val="Hiperligao"/>
@@ -456,7 +456,7 @@
               <w:rPr>
                 <w:noProof/>
               </w:rPr>
-              <w:instrText xml:space="preserve"> PAGEREF _Toc241668578 \h </w:instrText>
+              <w:instrText xml:space="preserve"> PAGEREF _Toc241671109 \h </w:instrText>
             </w:r>
             <w:r>
               <w:rPr>
@@ -498,7 +498,7 @@
               <w14:ligatures w14:val="standardContextual"/>
             </w:rPr>
           </w:pPr>
-          <w:hyperlink w:anchor="_Toc241668579" w:history="1">
+          <w:hyperlink w:anchor="_Toc241671110" w:history="1">
             <w:r>
               <w:rPr>
                 <w:rStyle w:val="Hiperligao"/>
@@ -522,7 +522,7 @@
               <w:rPr>
                 <w:noProof/>
               </w:rPr>
-              <w:instrText xml:space="preserve"> PAGEREF _Toc241668579 \h </w:instrText>
+              <w:instrText xml:space="preserve"> PAGEREF _Toc241671110 \h </w:instrText>
             </w:r>
             <w:r>
               <w:rPr>
@@ -564,7 +564,7 @@
               <w14:ligatures w14:val="standardContextual"/>
             </w:rPr>
           </w:pPr>
-          <w:hyperlink w:anchor="_Toc241668580" w:history="1">
+          <w:hyperlink w:anchor="_Toc241671111" w:history="1">
             <w:r>
               <w:rPr>
                 <w:rStyle w:val="Hiperligao"/>
@@ -588,7 +588,7 @@
               <w:rPr>
                 <w:noProof/>
               </w:rPr>
-              <w:instrText xml:space="preserve"> PAGEREF _Toc241668580 \h </w:instrText>
+              <w:instrText xml:space="preserve"> PAGEREF _Toc241671111 \h </w:instrText>
             </w:r>
             <w:r>
               <w:rPr>
@@ -630,7 +630,7 @@
               <w14:ligatures w14:val="standardContextual"/>
             </w:rPr>
           </w:pPr>
-          <w:hyperlink w:anchor="_Toc241668581" w:history="1">
+          <w:hyperlink w:anchor="_Toc241671112" w:history="1">
             <w:r>
               <w:rPr>
                 <w:rStyle w:val="Hiperligao"/>
@@ -654,7 +654,7 @@
               <w:rPr>
                 <w:noProof/>
               </w:rPr>
-              <w:instrText xml:space="preserve"> PAGEREF _Toc241668581 \h </w:instrText>
+              <w:instrText xml:space="preserve"> PAGEREF _Toc241671112 \h </w:instrText>
             </w:r>
             <w:r>
               <w:rPr>
@@ -696,7 +696,7 @@
               <w14:ligatures w14:val="standardContextual"/>
             </w:rPr>
           </w:pPr>
-          <w:hyperlink w:anchor="_Toc241668582" w:history="1">
+          <w:hyperlink w:anchor="_Toc241671113" w:history="1">
             <w:r>
               <w:rPr>
                 <w:rStyle w:val="Hiperligao"/>
@@ -720,7 +720,7 @@
               <w:rPr>
                 <w:noProof/>
               </w:rPr>
-              <w:instrText xml:space="preserve"> PAGEREF _Toc241668582 \h </w:instrText>
+              <w:instrText xml:space="preserve"> PAGEREF _Toc241671113 \h </w:instrText>
             </w:r>
             <w:r>
               <w:rPr>
@@ -762,7 +762,7 @@
               <w14:ligatures w14:val="standardContextual"/>
             </w:rPr>
           </w:pPr>
-          <w:hyperlink w:anchor="_Toc241668583" w:history="1">
+          <w:hyperlink w:anchor="_Toc241671114" w:history="1">
             <w:r>
               <w:rPr>
                 <w:rStyle w:val="Hiperligao"/>
@@ -786,7 +786,7 @@
               <w:rPr>
                 <w:noProof/>
               </w:rPr>
-              <w:instrText xml:space="preserve"> PAGEREF _Toc241668583 \h </w:instrText>
+              <w:instrText xml:space="preserve"> PAGEREF _Toc241671114 \h </w:instrText>
             </w:r>
             <w:r>
               <w:rPr>
@@ -828,7 +828,7 @@
               <w14:ligatures w14:val="standardContextual"/>
             </w:rPr>
           </w:pPr>
-          <w:hyperlink w:anchor="_Toc241668584" w:history="1">
+          <w:hyperlink w:anchor="_Toc241671115" w:history="1">
             <w:r>
               <w:rPr>
                 <w:rStyle w:val="Hiperligao"/>
@@ -852,7 +852,7 @@
               <w:rPr>
                 <w:noProof/>
               </w:rPr>
-              <w:instrText xml:space="preserve"> PAGEREF _Toc241668584 \h </w:instrText>
+              <w:instrText xml:space="preserve"> PAGEREF _Toc241671115 \h </w:instrText>
             </w:r>
             <w:r>
               <w:rPr>
@@ -894,7 +894,7 @@
               <w14:ligatures w14:val="standardContextual"/>
             </w:rPr>
           </w:pPr>
-          <w:hyperlink w:anchor="_Toc241668585" w:history="1">
+          <w:hyperlink w:anchor="_Toc241671116" w:history="1">
             <w:r>
               <w:rPr>
                 <w:rStyle w:val="Hiperligao"/>
@@ -918,7 +918,7 @@
               <w:rPr>
                 <w:noProof/>
               </w:rPr>
-              <w:instrText xml:space="preserve"> PAGEREF _Toc241668585 \h </w:instrText>
+              <w:instrText xml:space="preserve"> PAGEREF _Toc241671116 \h </w:instrText>
             </w:r>
             <w:r>
               <w:rPr>
@@ -960,7 +960,7 @@
               <w14:ligatures w14:val="standardContextual"/>
             </w:rPr>
           </w:pPr>
-          <w:hyperlink w:anchor="_Toc241668586" w:history="1">
+          <w:hyperlink w:anchor="_Toc241671117" w:history="1">
             <w:r>
               <w:rPr>
                 <w:rStyle w:val="Hiperligao"/>
@@ -984,7 +984,7 @@
               <w:rPr>
                 <w:noProof/>
               </w:rPr>
-              <w:instrText xml:space="preserve"> PAGEREF _Toc241668586 \h </w:instrText>
+              <w:instrText xml:space="preserve"> PAGEREF _Toc241671117 \h </w:instrText>
             </w:r>
             <w:r>
               <w:rPr>
@@ -1026,7 +1026,7 @@
               <w14:ligatures w14:val="standardContextual"/>
             </w:rPr>
           </w:pPr>
-          <w:hyperlink w:anchor="_Toc241668587" w:history="1">
+          <w:hyperlink w:anchor="_Toc241671118" w:history="1">
             <w:r>
               <w:rPr>
                 <w:rStyle w:val="Hiperligao"/>
@@ -1050,7 +1050,7 @@
               <w:rPr>
                 <w:noProof/>
               </w:rPr>
-              <w:instrText xml:space="preserve"> PAGEREF _Toc241668587 \h </w:instrText>
+              <w:instrText xml:space="preserve"> PAGEREF _Toc241671118 \h </w:instrText>
             </w:r>
             <w:r>
               <w:rPr>
@@ -1092,7 +1092,7 @@
               <w14:ligatures w14:val="standardContextual"/>
             </w:rPr>
           </w:pPr>
-          <w:hyperlink w:anchor="_Toc241668588" w:history="1">
+          <w:hyperlink w:anchor="_Toc241671119" w:history="1">
             <w:r>
               <w:rPr>
                 <w:rStyle w:val="Hiperligao"/>
@@ -1116,7 +1116,7 @@
               <w:rPr>
                 <w:noProof/>
               </w:rPr>
-              <w:instrText xml:space="preserve"> PAGEREF _Toc241668588 \h </w:instrText>
+              <w:instrText xml:space="preserve"> PAGEREF _Toc241671119 \h </w:instrText>
             </w:r>
             <w:r>
               <w:rPr>
@@ -1158,7 +1158,7 @@
               <w14:ligatures w14:val="standardContextual"/>
             </w:rPr>
           </w:pPr>
-          <w:hyperlink w:anchor="_Toc241668589" w:history="1">
+          <w:hyperlink w:anchor="_Toc241671120" w:history="1">
             <w:r>
               <w:rPr>
                 <w:rStyle w:val="Hiperligao"/>
@@ -1182,7 +1182,7 @@
               <w:rPr>
                 <w:noProof/>
               </w:rPr>
-              <w:instrText xml:space="preserve"> PAGEREF _Toc241668589 \h </w:instrText>
+              <w:instrText xml:space="preserve"> PAGEREF _Toc241671120 \h </w:instrText>
             </w:r>
             <w:r>
               <w:rPr>
@@ -1224,7 +1224,7 @@
               <w14:ligatures w14:val="standardContextual"/>
             </w:rPr>
           </w:pPr>
-          <w:hyperlink w:anchor="_Toc241668590" w:history="1">
+          <w:hyperlink w:anchor="_Toc241671121" w:history="1">
             <w:r>
               <w:rPr>
                 <w:rStyle w:val="Hiperligao"/>
@@ -1248,7 +1248,7 @@
               <w:rPr>
                 <w:noProof/>
               </w:rPr>
-              <w:instrText xml:space="preserve"> PAGEREF _Toc241668590 \h </w:instrText>
+              <w:instrText xml:space="preserve"> PAGEREF _Toc241671121 \h </w:instrText>
             </w:r>
             <w:r>
               <w:rPr>
@@ -1290,7 +1290,7 @@
               <w14:ligatures w14:val="standardContextual"/>
             </w:rPr>
           </w:pPr>
-          <w:hyperlink w:anchor="_Toc241668591" w:history="1">
+          <w:hyperlink w:anchor="_Toc241671122" w:history="1">
             <w:r>
               <w:rPr>
                 <w:rStyle w:val="Hiperligao"/>
@@ -1314,7 +1314,7 @@
               <w:rPr>
                 <w:noProof/>
               </w:rPr>
-              <w:instrText xml:space="preserve"> PAGEREF _Toc241668591 \h </w:instrText>
+              <w:instrText xml:space="preserve"> PAGEREF _Toc241671122 \h </w:instrText>
             </w:r>
             <w:r>
               <w:rPr>
@@ -1356,7 +1356,7 @@
               <w14:ligatures w14:val="standardContextual"/>
             </w:rPr>
           </w:pPr>
-          <w:hyperlink w:anchor="_Toc241668592" w:history="1">
+          <w:hyperlink w:anchor="_Toc241671123" w:history="1">
             <w:r>
               <w:rPr>
                 <w:rStyle w:val="Hiperligao"/>
@@ -1380,7 +1380,7 @@
               <w:rPr>
                 <w:noProof/>
               </w:rPr>
-              <w:instrText xml:space="preserve"> PAGEREF _Toc241668592 \h </w:instrText>
+              <w:instrText xml:space="preserve"> PAGEREF _Toc241671123 \h </w:instrText>
             </w:r>
             <w:r>
               <w:rPr>
@@ -1422,7 +1422,7 @@
               <w14:ligatures w14:val="standardContextual"/>
             </w:rPr>
           </w:pPr>
-          <w:hyperlink w:anchor="_Toc241668593" w:history="1">
+          <w:hyperlink w:anchor="_Toc241671124" w:history="1">
             <w:r>
               <w:rPr>
                 <w:rStyle w:val="Hiperligao"/>
@@ -1446,7 +1446,7 @@
               <w:rPr>
                 <w:noProof/>
               </w:rPr>
-              <w:instrText xml:space="preserve"> PAGEREF _Toc241668593 \h </w:instrText>
+              <w:instrText xml:space="preserve"> PAGEREF _Toc241671124 \h </w:instrText>
             </w:r>
             <w:r>
               <w:rPr>
@@ -1488,7 +1488,7 @@
               <w14:ligatures w14:val="standardContextual"/>
             </w:rPr>
           </w:pPr>
-          <w:hyperlink w:anchor="_Toc241668594" w:history="1">
+          <w:hyperlink w:anchor="_Toc241671125" w:history="1">
             <w:r>
               <w:rPr>
                 <w:rStyle w:val="Hiperligao"/>
@@ -1512,7 +1512,7 @@
               <w:rPr>
                 <w:noProof/>
               </w:rPr>
-              <w:instrText xml:space="preserve"> PAGEREF _Toc241668594 \h </w:instrText>
+              <w:instrText xml:space="preserve"> PAGEREF _Toc241671125 \h </w:instrText>
             </w:r>
             <w:r>
               <w:rPr>
@@ -1554,7 +1554,7 @@
               <w14:ligatures w14:val="standardContextual"/>
             </w:rPr>
           </w:pPr>
-          <w:hyperlink w:anchor="_Toc241668595" w:history="1">
+          <w:hyperlink w:anchor="_Toc241671126" w:history="1">
             <w:r>
               <w:rPr>
                 <w:rStyle w:val="Hiperligao"/>
@@ -1578,7 +1578,7 @@
               <w:rPr>
                 <w:noProof/>
               </w:rPr>
-              <w:instrText xml:space="preserve"> PAGEREF _Toc241668595 \h </w:instrText>
+              <w:instrText xml:space="preserve"> PAGEREF _Toc241671126 \h </w:instrText>
             </w:r>
             <w:r>
               <w:rPr>
@@ -1620,7 +1620,7 @@
               <w14:ligatures w14:val="standardContextual"/>
             </w:rPr>
           </w:pPr>
-          <w:hyperlink w:anchor="_Toc241668596" w:history="1">
+          <w:hyperlink w:anchor="_Toc241671127" w:history="1">
             <w:r>
               <w:rPr>
                 <w:rStyle w:val="Hiperligao"/>
@@ -1644,7 +1644,7 @@
               <w:rPr>
                 <w:noProof/>
               </w:rPr>
-              <w:instrText xml:space="preserve"> PAGEREF _Toc241668596 \h </w:instrText>
+              <w:instrText xml:space="preserve"> PAGEREF _Toc241671127 \h </w:instrText>
             </w:r>
             <w:r>
               <w:rPr>
@@ -1686,7 +1686,7 @@
               <w14:ligatures w14:val="standardContextual"/>
             </w:rPr>
           </w:pPr>
-          <w:hyperlink w:anchor="_Toc241668597" w:history="1">
+          <w:hyperlink w:anchor="_Toc241671128" w:history="1">
             <w:r>
               <w:rPr>
                 <w:rStyle w:val="Hiperligao"/>
@@ -1710,7 +1710,7 @@
               <w:rPr>
                 <w:noProof/>
               </w:rPr>
-              <w:instrText xml:space="preserve"> PAGEREF _Toc241668597 \h </w:instrText>
+              <w:instrText xml:space="preserve"> PAGEREF _Toc241671128 \h </w:instrText>
             </w:r>
             <w:r>
               <w:rPr>
@@ -1752,7 +1752,7 @@
               <w14:ligatures w14:val="standardContextual"/>
             </w:rPr>
           </w:pPr>
-          <w:hyperlink w:anchor="_Toc241668598" w:history="1">
+          <w:hyperlink w:anchor="_Toc241671129" w:history="1">
             <w:r>
               <w:rPr>
                 <w:rStyle w:val="Hiperligao"/>
@@ -1776,7 +1776,7 @@
               <w:rPr>
                 <w:noProof/>
               </w:rPr>
-              <w:instrText xml:space="preserve"> PAGEREF _Toc241668598 \h </w:instrText>
+              <w:instrText xml:space="preserve"> PAGEREF _Toc241671129 \h </w:instrText>
             </w:r>
             <w:r>
               <w:rPr>
@@ -1818,7 +1818,7 @@
               <w14:ligatures w14:val="standardContextual"/>
             </w:rPr>
           </w:pPr>
-          <w:hyperlink w:anchor="_Toc241668599" w:history="1">
+          <w:hyperlink w:anchor="_Toc241671130" w:history="1">
             <w:r>
               <w:rPr>
                 <w:rStyle w:val="Hiperligao"/>
@@ -1842,7 +1842,7 @@
               <w:rPr>
                 <w:noProof/>
               </w:rPr>
-              <w:instrText xml:space="preserve"> PAGEREF _Toc241668599 \h </w:instrText>
+              <w:instrText xml:space="preserve"> PAGEREF _Toc241671130 \h </w:instrText>
             </w:r>
             <w:r>
               <w:rPr>
@@ -1884,7 +1884,7 @@
               <w14:ligatures w14:val="standardContextual"/>
             </w:rPr>
           </w:pPr>
-          <w:hyperlink w:anchor="_Toc241668600" w:history="1">
+          <w:hyperlink w:anchor="_Toc241671131" w:history="1">
             <w:r>
               <w:rPr>
                 <w:rStyle w:val="Hiperligao"/>
@@ -1908,7 +1908,7 @@
               <w:rPr>
                 <w:noProof/>
               </w:rPr>
-              <w:instrText xml:space="preserve"> PAGEREF _Toc241668600 \h </w:instrText>
+              <w:instrText xml:space="preserve"> PAGEREF _Toc241671131 \h </w:instrText>
             </w:r>
             <w:r>
               <w:rPr>
@@ -1950,7 +1950,7 @@
               <w14:ligatures w14:val="standardContextual"/>
             </w:rPr>
           </w:pPr>
-          <w:hyperlink w:anchor="_Toc241668601" w:history="1">
+          <w:hyperlink w:anchor="_Toc241671132" w:history="1">
             <w:r>
               <w:rPr>
                 <w:rStyle w:val="Hiperligao"/>
@@ -1974,7 +1974,7 @@
               <w:rPr>
                 <w:noProof/>
               </w:rPr>
-              <w:instrText xml:space="preserve"> PAGEREF _Toc241668601 \h </w:instrText>
+              <w:instrText xml:space="preserve"> PAGEREF _Toc241671132 \h </w:instrText>
             </w:r>
             <w:r>
               <w:rPr>
@@ -2016,7 +2016,7 @@
               <w14:ligatures w14:val="standardContextual"/>
             </w:rPr>
           </w:pPr>
-          <w:hyperlink w:anchor="_Toc241668602" w:history="1">
+          <w:hyperlink w:anchor="_Toc241671133" w:history="1">
             <w:r>
               <w:rPr>
                 <w:rStyle w:val="Hiperligao"/>
@@ -2040,7 +2040,7 @@
               <w:rPr>
                 <w:noProof/>
               </w:rPr>
-              <w:instrText xml:space="preserve"> PAGEREF _Toc241668602 \h </w:instrText>
+              <w:instrText xml:space="preserve"> PAGEREF _Toc241671133 \h </w:instrText>
             </w:r>
             <w:r>
               <w:rPr>
@@ -2082,7 +2082,7 @@
               <w14:ligatures w14:val="standardContextual"/>
             </w:rPr>
           </w:pPr>
-          <w:hyperlink w:anchor="_Toc241668603" w:history="1">
+          <w:hyperlink w:anchor="_Toc241671134" w:history="1">
             <w:r>
               <w:rPr>
                 <w:rStyle w:val="Hiperligao"/>
@@ -2106,7 +2106,7 @@
               <w:rPr>
                 <w:noProof/>
               </w:rPr>
-              <w:instrText xml:space="preserve"> PAGEREF _Toc241668603 \h </w:instrText>
+              <w:instrText xml:space="preserve"> PAGEREF _Toc241671134 \h </w:instrText>
             </w:r>
             <w:r>
               <w:rPr>
@@ -2148,7 +2148,7 @@
               <w14:ligatures w14:val="standardContextual"/>
             </w:rPr>
           </w:pPr>
-          <w:hyperlink w:anchor="_Toc241668604" w:history="1">
+          <w:hyperlink w:anchor="_Toc241671135" w:history="1">
             <w:r>
               <w:rPr>
                 <w:rStyle w:val="Hiperligao"/>
@@ -2172,7 +2172,7 @@
               <w:rPr>
                 <w:noProof/>
               </w:rPr>
-              <w:instrText xml:space="preserve"> PAGEREF _Toc241668604 \h </w:instrText>
+              <w:instrText xml:space="preserve"> PAGEREF _Toc241671135 \h </w:instrText>
             </w:r>
             <w:r>
               <w:rPr>
@@ -2214,7 +2214,7 @@
               <w14:ligatures w14:val="standardContextual"/>
             </w:rPr>
           </w:pPr>
-          <w:hyperlink w:anchor="_Toc241668605" w:history="1">
+          <w:hyperlink w:anchor="_Toc241671136" w:history="1">
             <w:r>
               <w:rPr>
                 <w:rStyle w:val="Hiperligao"/>
@@ -2238,7 +2238,7 @@
               <w:rPr>
                 <w:noProof/>
               </w:rPr>
-              <w:instrText xml:space="preserve"> PAGEREF _Toc241668605 \h </w:instrText>
+              <w:instrText xml:space="preserve"> PAGEREF _Toc241671136 \h </w:instrText>
             </w:r>
             <w:r>
               <w:rPr>
@@ -2280,7 +2280,7 @@
               <w14:ligatures w14:val="standardContextual"/>
             </w:rPr>
           </w:pPr>
-          <w:hyperlink w:anchor="_Toc241668606" w:history="1">
+          <w:hyperlink w:anchor="_Toc241671137" w:history="1">
             <w:r>
               <w:rPr>
                 <w:rStyle w:val="Hiperligao"/>
@@ -2304,7 +2304,7 @@
               <w:rPr>
                 <w:noProof/>
               </w:rPr>
-              <w:instrText xml:space="preserve"> PAGEREF _Toc241668606 \h </w:instrText>
+              <w:instrText xml:space="preserve"> PAGEREF _Toc241671137 \h </w:instrText>
             </w:r>
             <w:r>
               <w:rPr>
@@ -2346,7 +2346,7 @@
               <w14:ligatures w14:val="standardContextual"/>
             </w:rPr>
           </w:pPr>
-          <w:hyperlink w:anchor="_Toc241668607" w:history="1">
+          <w:hyperlink w:anchor="_Toc241671138" w:history="1">
             <w:r>
               <w:rPr>
                 <w:rStyle w:val="Hiperligao"/>
@@ -2370,7 +2370,7 @@
               <w:rPr>
                 <w:noProof/>
               </w:rPr>
-              <w:instrText xml:space="preserve"> PAGEREF _Toc241668607 \h </w:instrText>
+              <w:instrText xml:space="preserve"> PAGEREF _Toc241671138 \h </w:instrText>
             </w:r>
             <w:r>
               <w:rPr>
@@ -2412,7 +2412,7 @@
               <w14:ligatures w14:val="standardContextual"/>
             </w:rPr>
           </w:pPr>
-          <w:hyperlink w:anchor="_Toc241668608" w:history="1">
+          <w:hyperlink w:anchor="_Toc241671139" w:history="1">
             <w:r>
               <w:rPr>
                 <w:rStyle w:val="Hiperligao"/>
@@ -2436,7 +2436,7 @@
               <w:rPr>
                 <w:noProof/>
               </w:rPr>
-              <w:instrText xml:space="preserve"> PAGEREF _Toc241668608 \h </w:instrText>
+              <w:instrText xml:space="preserve"> PAGEREF _Toc241671139 \h </w:instrText>
             </w:r>
             <w:r>
               <w:rPr>
@@ -2478,7 +2478,7 @@
               <w14:ligatures w14:val="standardContextual"/>
             </w:rPr>
           </w:pPr>
-          <w:hyperlink w:anchor="_Toc241668609" w:history="1">
+          <w:hyperlink w:anchor="_Toc241671140" w:history="1">
             <w:r>
               <w:rPr>
                 <w:rStyle w:val="Hiperligao"/>
@@ -2502,7 +2502,7 @@
               <w:rPr>
                 <w:noProof/>
               </w:rPr>
-              <w:instrText xml:space="preserve"> PAGEREF _Toc241668609 \h </w:instrText>
+              <w:instrText xml:space="preserve"> PAGEREF _Toc241671140 \h </w:instrText>
             </w:r>
             <w:r>
               <w:rPr>
@@ -2544,7 +2544,7 @@
               <w14:ligatures w14:val="standardContextual"/>
             </w:rPr>
           </w:pPr>
-          <w:hyperlink w:anchor="_Toc241668610" w:history="1">
+          <w:hyperlink w:anchor="_Toc241671141" w:history="1">
             <w:r>
               <w:rPr>
                 <w:rStyle w:val="Hiperligao"/>
@@ -2568,7 +2568,7 @@
               <w:rPr>
                 <w:noProof/>
               </w:rPr>
-              <w:instrText xml:space="preserve"> PAGEREF _Toc241668610 \h </w:instrText>
+              <w:instrText xml:space="preserve"> PAGEREF _Toc241671141 \h </w:instrText>
             </w:r>
             <w:r>
               <w:rPr>
@@ -2610,7 +2610,7 @@
               <w14:ligatures w14:val="standardContextual"/>
             </w:rPr>
           </w:pPr>
-          <w:hyperlink w:anchor="_Toc241668611" w:history="1">
+          <w:hyperlink w:anchor="_Toc241671142" w:history="1">
             <w:r>
               <w:rPr>
                 <w:rStyle w:val="Hiperligao"/>
@@ -2634,7 +2634,7 @@
               <w:rPr>
                 <w:noProof/>
               </w:rPr>
-              <w:instrText xml:space="preserve"> PAGEREF _Toc241668611 \h </w:instrText>
+              <w:instrText xml:space="preserve"> PAGEREF _Toc241671142 \h </w:instrText>
             </w:r>
             <w:r>
               <w:rPr>
@@ -2676,7 +2676,7 @@
               <w14:ligatures w14:val="standardContextual"/>
             </w:rPr>
           </w:pPr>
-          <w:hyperlink w:anchor="_Toc241668612" w:history="1">
+          <w:hyperlink w:anchor="_Toc241671143" w:history="1">
             <w:r>
               <w:rPr>
                 <w:rStyle w:val="Hiperligao"/>
@@ -2700,7 +2700,7 @@
               <w:rPr>
                 <w:noProof/>
               </w:rPr>
-              <w:instrText xml:space="preserve"> PAGEREF _Toc241668612 \h </w:instrText>
+              <w:instrText xml:space="preserve"> PAGEREF _Toc241671143 \h </w:instrText>
             </w:r>
             <w:r>
               <w:rPr>
@@ -2742,7 +2742,7 @@
               <w14:ligatures w14:val="standardContextual"/>
             </w:rPr>
           </w:pPr>
-          <w:hyperlink w:anchor="_Toc241668613" w:history="1">
+          <w:hyperlink w:anchor="_Toc241671144" w:history="1">
             <w:r>
               <w:rPr>
                 <w:rStyle w:val="Hiperligao"/>
@@ -2766,7 +2766,7 @@
               <w:rPr>
                 <w:noProof/>
               </w:rPr>
-              <w:instrText xml:space="preserve"> PAGEREF _Toc241668613 \h </w:instrText>
+              <w:instrText xml:space="preserve"> PAGEREF _Toc241671144 \h </w:instrText>
             </w:r>
             <w:r>
               <w:rPr>
@@ -2808,7 +2808,7 @@
               <w14:ligatures w14:val="standardContextual"/>
             </w:rPr>
           </w:pPr>
-          <w:hyperlink w:anchor="_Toc241668614" w:history="1">
+          <w:hyperlink w:anchor="_Toc241671145" w:history="1">
             <w:r>
               <w:rPr>
                 <w:rStyle w:val="Hiperligao"/>
@@ -2832,7 +2832,7 @@
               <w:rPr>
                 <w:noProof/>
               </w:rPr>
-              <w:instrText xml:space="preserve"> PAGEREF _Toc241668614 \h </w:instrText>
+              <w:instrText xml:space="preserve"> PAGEREF _Toc241671145 \h </w:instrText>
             </w:r>
             <w:r>
               <w:rPr>
@@ -2874,7 +2874,7 @@
               <w14:ligatures w14:val="standardContextual"/>
             </w:rPr>
           </w:pPr>
-          <w:hyperlink w:anchor="_Toc241668615" w:history="1">
+          <w:hyperlink w:anchor="_Toc241671146" w:history="1">
             <w:r>
               <w:rPr>
                 <w:rStyle w:val="Hiperligao"/>
@@ -2898,7 +2898,7 @@
               <w:rPr>
                 <w:noProof/>
               </w:rPr>
-              <w:instrText xml:space="preserve"> PAGEREF _Toc241668615 \h </w:instrText>
+              <w:instrText xml:space="preserve"> PAGEREF _Toc241671146 \h </w:instrText>
             </w:r>
             <w:r>
               <w:rPr>
@@ -2946,7 +2946,7 @@
       <w:pPr>
         <w:pStyle w:val="Ttulo1"/>
       </w:pPr>
-      <w:bookmarkStart w:id="0" w:name="_Toc241668573"/>
+      <w:bookmarkStart w:id="0" w:name="_Toc241671104"/>
       <w:r>
         <w:lastRenderedPageBreak/>
         <w:t>Su rol de un vistazo</w:t>
@@ -3027,7 +3027,7 @@
       <w:pPr>
         <w:pStyle w:val="Ttulo2"/>
       </w:pPr>
-      <w:bookmarkStart w:id="1" w:name="_Toc241668574"/>
+      <w:bookmarkStart w:id="1" w:name="_Toc241671105"/>
       <w:r>
         <w:t>Puede / No puede</w:t>
       </w:r>
@@ -3048,7 +3048,7 @@
           <w:left w:w="10" w:type="dxa"/>
           <w:right w:w="10" w:type="dxa"/>
         </w:tblCellMar>
-        <w:tblLook w:val="0000" w:firstRow="0" w:lastRow="0" w:firstColumn="0" w:lastColumn="0" w:noHBand="0" w:noVBand="0"/>
+        <w:tblLook w:val="04A0" w:firstRow="1" w:lastRow="0" w:firstColumn="1" w:lastColumn="0" w:noHBand="0" w:noVBand="1"/>
       </w:tblPr>
       <w:tblGrid>
         <w:gridCol w:w="4513"/>
@@ -3752,7 +3752,7 @@
       <w:pPr>
         <w:pStyle w:val="Ttulo2"/>
       </w:pPr>
-      <w:bookmarkStart w:id="2" w:name="_Toc241668575"/>
+      <w:bookmarkStart w:id="2" w:name="_Toc241671106"/>
       <w:r>
         <w:t>De dónde procede su acceso</w:t>
       </w:r>
@@ -3854,7 +3854,7 @@
           <w:left w:w="10" w:type="dxa"/>
           <w:right w:w="10" w:type="dxa"/>
         </w:tblCellMar>
-        <w:tblLook w:val="0000" w:firstRow="0" w:lastRow="0" w:firstColumn="0" w:lastColumn="0" w:noHBand="0" w:noVBand="0"/>
+        <w:tblLook w:val="04A0" w:firstRow="1" w:lastRow="0" w:firstColumn="1" w:lastColumn="0" w:noHBand="0" w:noVBand="1"/>
       </w:tblPr>
       <w:tblGrid>
         <w:gridCol w:w="1415"/>
@@ -4362,7 +4362,7 @@
       <w:pPr>
         <w:pStyle w:val="Ttulo2"/>
       </w:pPr>
-      <w:bookmarkStart w:id="3" w:name="_Toc241668576"/>
+      <w:bookmarkStart w:id="3" w:name="_Toc241671107"/>
       <w:r>
         <w:t>Cómo iniciar sesión, cambiar la contraseña y cerrar sesión</w:t>
       </w:r>
@@ -4487,7 +4487,7 @@
         </w:rPr>
         <w:lastRenderedPageBreak/>
         <w:drawing>
-          <wp:inline distT="0" distB="0" distL="0" distR="0">
+          <wp:inline distT="0" distB="0" distL="0" distR="0" wp14:anchorId="49A471BF" wp14:editId="44AC9343">
             <wp:extent cx="5715000" cy="3571875"/>
             <wp:effectExtent l="0" t="0" r="0" b="0"/>
             <wp:docPr id="237" name="01-login.png" descr="La página de inicio de sesión con Correo electrónico, Contraseña, Recordarme y el botón Iniciar sesión." title="La página de inicio de sesión con Correo electrónico, Contraseña, Recordarme y el botón Iniciar sesión."/>
@@ -4598,7 +4598,7 @@
         </w:rPr>
         <w:lastRenderedPageBreak/>
         <w:drawing>
-          <wp:inline distT="0" distB="0" distL="0" distR="0">
+          <wp:inline distT="0" distB="0" distL="0" distR="0" wp14:anchorId="2B9A5A3E" wp14:editId="5B84BB63">
             <wp:extent cx="5715000" cy="3571875"/>
             <wp:effectExtent l="0" t="0" r="0" b="0"/>
             <wp:docPr id="238" name="03-user-menu.png" descr="El menú de la cuenta abierto, con Configuración y Cerrar sesión." title="El menú de la cuenta abierto, con Configuración y Cerrar sesión."/>
@@ -4651,7 +4651,7 @@
         <w:pStyle w:val="Ttulo1"/>
         <w:pageBreakBefore/>
       </w:pPr>
-      <w:bookmarkStart w:id="4" w:name="_Toc241668577"/>
+      <w:bookmarkStart w:id="4" w:name="_Toc241671108"/>
       <w:r>
         <w:lastRenderedPageBreak/>
         <w:t>Panel</w:t>
@@ -4684,7 +4684,7 @@
           <w:noProof/>
         </w:rPr>
         <w:drawing>
-          <wp:inline distT="0" distB="0" distL="0" distR="0">
+          <wp:inline distT="0" distB="0" distL="0" distR="0" wp14:anchorId="0E15AE05" wp14:editId="70C19C41">
             <wp:extent cx="5715000" cy="5133975"/>
             <wp:effectExtent l="0" t="0" r="0" b="0"/>
             <wp:docPr id="239" name="01-dashboard-sidebar.png" descr="El panel de Manager con la barra lateral completa y las tarjetas de resumen." title="El panel de Manager con la barra lateral completa y las tarjetas de resumen."/>
@@ -4747,7 +4747,7 @@
           <w:left w:w="10" w:type="dxa"/>
           <w:right w:w="10" w:type="dxa"/>
         </w:tblCellMar>
-        <w:tblLook w:val="0000" w:firstRow="0" w:lastRow="0" w:firstColumn="0" w:lastColumn="0" w:noHBand="0" w:noVBand="0"/>
+        <w:tblLook w:val="04A0" w:firstRow="1" w:lastRow="0" w:firstColumn="1" w:lastColumn="0" w:noHBand="0" w:noVBand="1"/>
       </w:tblPr>
       <w:tblGrid>
         <w:gridCol w:w="2406"/>
@@ -5193,7 +5193,7 @@
         <w:pStyle w:val="Ttulo1"/>
         <w:pageBreakBefore/>
       </w:pPr>
-      <w:bookmarkStart w:id="5" w:name="_Toc241668578"/>
+      <w:bookmarkStart w:id="5" w:name="_Toc241671109"/>
       <w:r>
         <w:lastRenderedPageBreak/>
         <w:t>Áreas de negocio</w:t>
@@ -5216,7 +5216,7 @@
           <w:noProof/>
         </w:rPr>
         <w:drawing>
-          <wp:inline distT="0" distB="0" distL="0" distR="0">
+          <wp:inline distT="0" distB="0" distL="0" distR="0" wp14:anchorId="4E944A6C" wp14:editId="29F7DEC9">
             <wp:extent cx="5715000" cy="3571875"/>
             <wp:effectExtent l="0" t="0" r="0" b="0"/>
             <wp:docPr id="240" name="07-business-areas.png" descr="La página Áreas de negocio con solo las áreas concedidas al Manager." title="La página Áreas de negocio con solo las áreas concedidas al Manager."/>
@@ -5284,7 +5284,7 @@
           <w:left w:w="10" w:type="dxa"/>
           <w:right w:w="10" w:type="dxa"/>
         </w:tblCellMar>
-        <w:tblLook w:val="0000" w:firstRow="0" w:lastRow="0" w:firstColumn="0" w:lastColumn="0" w:noHBand="0" w:noVBand="0"/>
+        <w:tblLook w:val="04A0" w:firstRow="1" w:lastRow="0" w:firstColumn="1" w:lastColumn="0" w:noHBand="0" w:noVBand="1"/>
       </w:tblPr>
       <w:tblGrid>
         <w:gridCol w:w="5886"/>
@@ -5791,7 +5791,7 @@
       <w:pPr>
         <w:pStyle w:val="Ttulo2"/>
       </w:pPr>
-      <w:bookmarkStart w:id="6" w:name="_Toc241668579"/>
+      <w:bookmarkStart w:id="6" w:name="_Toc241671110"/>
       <w:r>
         <w:t>Ejemplo: comprobar quién puede crear mapas en un área</w:t>
       </w:r>
@@ -5884,7 +5884,7 @@
         <w:pStyle w:val="Ttulo1"/>
         <w:pageBreakBefore/>
       </w:pPr>
-      <w:bookmarkStart w:id="7" w:name="_Toc241668580"/>
+      <w:bookmarkStart w:id="7" w:name="_Toc241671111"/>
       <w:r>
         <w:lastRenderedPageBreak/>
         <w:t>Carpetas</w:t>
@@ -5907,7 +5907,7 @@
           <w:noProof/>
         </w:rPr>
         <w:drawing>
-          <wp:inline distT="0" distB="0" distL="0" distR="0">
+          <wp:inline distT="0" distB="0" distL="0" distR="0" wp14:anchorId="252A9EC9" wp14:editId="6F1A4FB8">
             <wp:extent cx="5715000" cy="3571875"/>
             <wp:effectExtent l="0" t="0" r="0" b="0"/>
             <wp:docPr id="241" name="11-folders.png" descr="La página Carpetas con un área de negocio elegida y sus carpetas." title="La página Carpetas con un área de negocio elegida y sus carpetas."/>
@@ -5985,7 +5985,7 @@
           <w:left w:w="10" w:type="dxa"/>
           <w:right w:w="10" w:type="dxa"/>
         </w:tblCellMar>
-        <w:tblLook w:val="0000" w:firstRow="0" w:lastRow="0" w:firstColumn="0" w:lastColumn="0" w:noHBand="0" w:noVBand="0"/>
+        <w:tblLook w:val="04A0" w:firstRow="1" w:lastRow="0" w:firstColumn="1" w:lastColumn="0" w:noHBand="0" w:noVBand="1"/>
       </w:tblPr>
       <w:tblGrid>
         <w:gridCol w:w="4367"/>
@@ -6882,7 +6882,7 @@
       <w:pPr>
         <w:pStyle w:val="Ttulo2"/>
       </w:pPr>
-      <w:bookmarkStart w:id="8" w:name="_Toc241668581"/>
+      <w:bookmarkStart w:id="8" w:name="_Toc241671112"/>
       <w:r>
         <w:t>El asistente de carpetas</w:t>
       </w:r>
@@ -6903,7 +6903,7 @@
           <w:left w:w="10" w:type="dxa"/>
           <w:right w:w="10" w:type="dxa"/>
         </w:tblCellMar>
-        <w:tblLook w:val="0000" w:firstRow="0" w:lastRow="0" w:firstColumn="0" w:lastColumn="0" w:noHBand="0" w:noVBand="0"/>
+        <w:tblLook w:val="04A0" w:firstRow="1" w:lastRow="0" w:firstColumn="1" w:lastColumn="0" w:noHBand="0" w:noVBand="1"/>
       </w:tblPr>
       <w:tblGrid>
         <w:gridCol w:w="3438"/>
@@ -7563,7 +7563,7 @@
           <w:left w:w="10" w:type="dxa"/>
           <w:right w:w="10" w:type="dxa"/>
         </w:tblCellMar>
-        <w:tblLook w:val="0000" w:firstRow="0" w:lastRow="0" w:firstColumn="0" w:lastColumn="0" w:noHBand="0" w:noVBand="0"/>
+        <w:tblLook w:val="04A0" w:firstRow="1" w:lastRow="0" w:firstColumn="1" w:lastColumn="0" w:noHBand="0" w:noVBand="1"/>
       </w:tblPr>
       <w:tblGrid>
         <w:gridCol w:w="2329"/>
@@ -8025,7 +8025,7 @@
       <w:pPr>
         <w:pStyle w:val="Ttulo2"/>
       </w:pPr>
-      <w:bookmarkStart w:id="9" w:name="_Toc241668582"/>
+      <w:bookmarkStart w:id="9" w:name="_Toc241671113"/>
       <w:r>
         <w:t>Ejemplo: agregar una carpeta a partir de una tabla</w:t>
       </w:r>
@@ -8219,7 +8219,7 @@
         <w:pStyle w:val="Ttulo1"/>
         <w:pageBreakBefore/>
       </w:pPr>
-      <w:bookmarkStart w:id="10" w:name="_Toc241668583"/>
+      <w:bookmarkStart w:id="10" w:name="_Toc241671114"/>
       <w:r>
         <w:lastRenderedPageBreak/>
         <w:t>Elementos</w:t>
@@ -8242,7 +8242,7 @@
           <w:noProof/>
         </w:rPr>
         <w:drawing>
-          <wp:inline distT="0" distB="0" distL="0" distR="0">
+          <wp:inline distT="0" distB="0" distL="0" distR="0" wp14:anchorId="5F7149B7" wp14:editId="1825E5B2">
             <wp:extent cx="5715000" cy="3571875"/>
             <wp:effectExtent l="0" t="0" r="0" b="0"/>
             <wp:docPr id="242" name="17-items.png" descr="La página Elementos de una carpeta elegida, con la lista de sus elementos." title="La página Elementos de una carpeta elegida, con la lista de sus elementos."/>
@@ -8330,7 +8330,7 @@
           <w:left w:w="10" w:type="dxa"/>
           <w:right w:w="10" w:type="dxa"/>
         </w:tblCellMar>
-        <w:tblLook w:val="0000" w:firstRow="0" w:lastRow="0" w:firstColumn="0" w:lastColumn="0" w:noHBand="0" w:noVBand="0"/>
+        <w:tblLook w:val="04A0" w:firstRow="1" w:lastRow="0" w:firstColumn="1" w:lastColumn="0" w:noHBand="0" w:noVBand="1"/>
       </w:tblPr>
       <w:tblGrid>
         <w:gridCol w:w="4367"/>
@@ -8742,7 +8742,7 @@
           <w:left w:w="10" w:type="dxa"/>
           <w:right w:w="10" w:type="dxa"/>
         </w:tblCellMar>
-        <w:tblLook w:val="0000" w:firstRow="0" w:lastRow="0" w:firstColumn="0" w:lastColumn="0" w:noHBand="0" w:noVBand="0"/>
+        <w:tblLook w:val="04A0" w:firstRow="1" w:lastRow="0" w:firstColumn="1" w:lastColumn="0" w:noHBand="0" w:noVBand="1"/>
       </w:tblPr>
       <w:tblGrid>
         <w:gridCol w:w="3438"/>
@@ -9372,7 +9372,7 @@
           <w:left w:w="10" w:type="dxa"/>
           <w:right w:w="10" w:type="dxa"/>
         </w:tblCellMar>
-        <w:tblLook w:val="0000" w:firstRow="0" w:lastRow="0" w:firstColumn="0" w:lastColumn="0" w:noHBand="0" w:noVBand="0"/>
+        <w:tblLook w:val="04A0" w:firstRow="1" w:lastRow="0" w:firstColumn="1" w:lastColumn="0" w:noHBand="0" w:noVBand="1"/>
       </w:tblPr>
       <w:tblGrid>
         <w:gridCol w:w="4332"/>
@@ -9906,7 +9906,7 @@
           <w:left w:w="10" w:type="dxa"/>
           <w:right w:w="10" w:type="dxa"/>
         </w:tblCellMar>
-        <w:tblLook w:val="0000" w:firstRow="0" w:lastRow="0" w:firstColumn="0" w:lastColumn="0" w:noHBand="0" w:noVBand="0"/>
+        <w:tblLook w:val="04A0" w:firstRow="1" w:lastRow="0" w:firstColumn="1" w:lastColumn="0" w:noHBand="0" w:noVBand="1"/>
       </w:tblPr>
       <w:tblGrid>
         <w:gridCol w:w="3438"/>
@@ -10364,7 +10364,7 @@
         <w:pStyle w:val="Ttulo1"/>
         <w:pageBreakBefore/>
       </w:pPr>
-      <w:bookmarkStart w:id="11" w:name="_Toc241668584"/>
+      <w:bookmarkStart w:id="11" w:name="_Toc241671115"/>
       <w:r>
         <w:lastRenderedPageBreak/>
         <w:t>Combinaciones</w:t>
@@ -10387,7 +10387,7 @@
           <w:noProof/>
         </w:rPr>
         <w:drawing>
-          <wp:inline distT="0" distB="0" distL="0" distR="0">
+          <wp:inline distT="0" distB="0" distL="0" distR="0" wp14:anchorId="00E9ACF1" wp14:editId="1F9C53C6">
             <wp:extent cx="3324225" cy="3362325"/>
             <wp:effectExtent l="0" t="0" r="0" b="0"/>
             <wp:docPr id="243" name="21-joins-new-dialog.png" descr="El cuadro Nueva combinación con dos selectores de carpeta y un par de columnas." title="El cuadro Nueva combinación con dos selectores de carpeta y un par de columnas."/>
@@ -10450,7 +10450,7 @@
           <w:left w:w="10" w:type="dxa"/>
           <w:right w:w="10" w:type="dxa"/>
         </w:tblCellMar>
-        <w:tblLook w:val="0000" w:firstRow="0" w:lastRow="0" w:firstColumn="0" w:lastColumn="0" w:noHBand="0" w:noVBand="0"/>
+        <w:tblLook w:val="04A0" w:firstRow="1" w:lastRow="0" w:firstColumn="1" w:lastColumn="0" w:noHBand="0" w:noVBand="1"/>
       </w:tblPr>
       <w:tblGrid>
         <w:gridCol w:w="4367"/>
@@ -11224,7 +11224,7 @@
           <w:left w:w="10" w:type="dxa"/>
           <w:right w:w="10" w:type="dxa"/>
         </w:tblCellMar>
-        <w:tblLook w:val="0000" w:firstRow="0" w:lastRow="0" w:firstColumn="0" w:lastColumn="0" w:noHBand="0" w:noVBand="0"/>
+        <w:tblLook w:val="04A0" w:firstRow="1" w:lastRow="0" w:firstColumn="1" w:lastColumn="0" w:noHBand="0" w:noVBand="1"/>
       </w:tblPr>
       <w:tblGrid>
         <w:gridCol w:w="3438"/>
@@ -11619,7 +11619,7 @@
           <w:left w:w="10" w:type="dxa"/>
           <w:right w:w="10" w:type="dxa"/>
         </w:tblCellMar>
-        <w:tblLook w:val="0000" w:firstRow="0" w:lastRow="0" w:firstColumn="0" w:lastColumn="0" w:noHBand="0" w:noVBand="0"/>
+        <w:tblLook w:val="04A0" w:firstRow="1" w:lastRow="0" w:firstColumn="1" w:lastColumn="0" w:noHBand="0" w:noVBand="1"/>
       </w:tblPr>
       <w:tblGrid>
         <w:gridCol w:w="4247"/>
@@ -11968,7 +11968,7 @@
           <w:left w:w="10" w:type="dxa"/>
           <w:right w:w="10" w:type="dxa"/>
         </w:tblCellMar>
-        <w:tblLook w:val="0000" w:firstRow="0" w:lastRow="0" w:firstColumn="0" w:lastColumn="0" w:noHBand="0" w:noVBand="0"/>
+        <w:tblLook w:val="04A0" w:firstRow="1" w:lastRow="0" w:firstColumn="1" w:lastColumn="0" w:noHBand="0" w:noVBand="1"/>
       </w:tblPr>
       <w:tblGrid>
         <w:gridCol w:w="1851"/>
@@ -12243,7 +12243,7 @@
       <w:pPr>
         <w:pStyle w:val="Ttulo2"/>
       </w:pPr>
-      <w:bookmarkStart w:id="12" w:name="_Toc241668585"/>
+      <w:bookmarkStart w:id="12" w:name="_Toc241671116"/>
       <w:r>
         <w:t>Ejemplo: combinar dos carpetas</w:t>
       </w:r>
@@ -12442,7 +12442,7 @@
         <w:pStyle w:val="Ttulo1"/>
         <w:pageBreakBefore/>
       </w:pPr>
-      <w:bookmarkStart w:id="13" w:name="_Toc241668586"/>
+      <w:bookmarkStart w:id="13" w:name="_Toc241671117"/>
       <w:r>
         <w:lastRenderedPageBreak/>
         <w:t>Jerarquías</w:t>
@@ -12465,7 +12465,7 @@
           <w:noProof/>
         </w:rPr>
         <w:drawing>
-          <wp:inline distT="0" distB="0" distL="0" distR="0">
+          <wp:inline distT="0" distB="0" distL="0" distR="0" wp14:anchorId="4B468B94" wp14:editId="6C657807">
             <wp:extent cx="4362450" cy="2762250"/>
             <wp:effectExtent l="0" t="0" r="0" b="0"/>
             <wp:docPr id="244" name="26-hierarchies-level-added.png" descr="Un cuadro de jerarquía con una fila de nivel que muestra el nombre y los selectores de carpeta y elemento." title="Un cuadro de jerarquía con una fila de nivel que muestra el nombre y los selectores de carpeta y elemento."/>
@@ -12528,7 +12528,7 @@
           <w:left w:w="10" w:type="dxa"/>
           <w:right w:w="10" w:type="dxa"/>
         </w:tblCellMar>
-        <w:tblLook w:val="0000" w:firstRow="0" w:lastRow="0" w:firstColumn="0" w:lastColumn="0" w:noHBand="0" w:noVBand="0"/>
+        <w:tblLook w:val="04A0" w:firstRow="1" w:lastRow="0" w:firstColumn="1" w:lastColumn="0" w:noHBand="0" w:noVBand="1"/>
       </w:tblPr>
       <w:tblGrid>
         <w:gridCol w:w="4046"/>
@@ -13333,7 +13333,7 @@
         <w:pStyle w:val="Ttulo1"/>
         <w:pageBreakBefore/>
       </w:pPr>
-      <w:bookmarkStart w:id="14" w:name="_Toc241668587"/>
+      <w:bookmarkStart w:id="14" w:name="_Toc241671118"/>
       <w:r>
         <w:lastRenderedPageBreak/>
         <w:t>Funciones personalizadas</w:t>
@@ -13356,7 +13356,7 @@
           <w:noProof/>
         </w:rPr>
         <w:drawing>
-          <wp:inline distT="0" distB="0" distL="0" distR="0">
+          <wp:inline distT="0" distB="0" distL="0" distR="0" wp14:anchorId="0BBAA32D" wp14:editId="1212A7ED">
             <wp:extent cx="5715000" cy="3571875"/>
             <wp:effectExtent l="0" t="0" r="0" b="0"/>
             <wp:docPr id="245" name="09-custom-functions.png" descr="La página Funciones personalizadas con la lista, Actualizar todo y Nueva función." title="La página Funciones personalizadas con la lista, Actualizar todo y Nueva función."/>
@@ -13419,7 +13419,7 @@
           <w:left w:w="10" w:type="dxa"/>
           <w:right w:w="10" w:type="dxa"/>
         </w:tblCellMar>
-        <w:tblLook w:val="0000" w:firstRow="0" w:lastRow="0" w:firstColumn="0" w:lastColumn="0" w:noHBand="0" w:noVBand="0"/>
+        <w:tblLook w:val="04A0" w:firstRow="1" w:lastRow="0" w:firstColumn="1" w:lastColumn="0" w:noHBand="0" w:noVBand="1"/>
       </w:tblPr>
       <w:tblGrid>
         <w:gridCol w:w="5886"/>
@@ -14000,7 +14000,7 @@
           <w:left w:w="10" w:type="dxa"/>
           <w:right w:w="10" w:type="dxa"/>
         </w:tblCellMar>
-        <w:tblLook w:val="0000" w:firstRow="0" w:lastRow="0" w:firstColumn="0" w:lastColumn="0" w:noHBand="0" w:noVBand="0"/>
+        <w:tblLook w:val="04A0" w:firstRow="1" w:lastRow="0" w:firstColumn="1" w:lastColumn="0" w:noHBand="0" w:noVBand="1"/>
       </w:tblPr>
       <w:tblGrid>
         <w:gridCol w:w="3438"/>
@@ -14623,7 +14623,7 @@
           <w:left w:w="10" w:type="dxa"/>
           <w:right w:w="10" w:type="dxa"/>
         </w:tblCellMar>
-        <w:tblLook w:val="0000" w:firstRow="0" w:lastRow="0" w:firstColumn="0" w:lastColumn="0" w:noHBand="0" w:noVBand="0"/>
+        <w:tblLook w:val="04A0" w:firstRow="1" w:lastRow="0" w:firstColumn="1" w:lastColumn="0" w:noHBand="0" w:noVBand="1"/>
       </w:tblPr>
       <w:tblGrid>
         <w:gridCol w:w="3438"/>
@@ -14898,7 +14898,7 @@
       <w:pPr>
         <w:pStyle w:val="Ttulo2"/>
       </w:pPr>
-      <w:bookmarkStart w:id="15" w:name="_Toc241668588"/>
+      <w:bookmarkStart w:id="15" w:name="_Toc241671119"/>
       <w:r>
         <w:t>Ejemplo: registrar una función de paquete</w:t>
       </w:r>
@@ -15044,7 +15044,7 @@
         <w:pStyle w:val="Ttulo1"/>
         <w:pageBreakBefore/>
       </w:pPr>
-      <w:bookmarkStart w:id="16" w:name="_Toc241668589"/>
+      <w:bookmarkStart w:id="16" w:name="_Toc241671120"/>
       <w:r>
         <w:lastRenderedPageBreak/>
         <w:t>Orígenes de datos</w:t>
@@ -15067,7 +15067,7 @@
           <w:noProof/>
         </w:rPr>
         <w:drawing>
-          <wp:inline distT="0" distB="0" distL="0" distR="0">
+          <wp:inline distT="0" distB="0" distL="0" distR="0" wp14:anchorId="70C0F9E0" wp14:editId="363EEADB">
             <wp:extent cx="5715000" cy="3571875"/>
             <wp:effectExtent l="0" t="0" r="0" b="0"/>
             <wp:docPr id="246" name="08-data-sources.png" descr="La página Orígenes de datos con la lista de conexiones y los iconos de fila." title="La página Orígenes de datos con la lista de conexiones y los iconos de fila."/>
@@ -15130,7 +15130,7 @@
           <w:left w:w="10" w:type="dxa"/>
           <w:right w:w="10" w:type="dxa"/>
         </w:tblCellMar>
-        <w:tblLook w:val="0000" w:firstRow="0" w:lastRow="0" w:firstColumn="0" w:lastColumn="0" w:noHBand="0" w:noVBand="0"/>
+        <w:tblLook w:val="04A0" w:firstRow="1" w:lastRow="0" w:firstColumn="1" w:lastColumn="0" w:noHBand="0" w:noVBand="1"/>
       </w:tblPr>
       <w:tblGrid>
         <w:gridCol w:w="5886"/>
@@ -15743,7 +15743,7 @@
         <w:pStyle w:val="Ttulo1"/>
         <w:pageBreakBefore/>
       </w:pPr>
-      <w:bookmarkStart w:id="17" w:name="_Toc241668590"/>
+      <w:bookmarkStart w:id="17" w:name="_Toc241671121"/>
       <w:r>
         <w:lastRenderedPageBreak/>
         <w:t>Usuarios</w:t>
@@ -15776,7 +15776,7 @@
           <w:noProof/>
         </w:rPr>
         <w:drawing>
-          <wp:inline distT="0" distB="0" distL="0" distR="0">
+          <wp:inline distT="0" distB="0" distL="0" distR="0" wp14:anchorId="26C49D5D" wp14:editId="5FD5CF67">
             <wp:extent cx="5715000" cy="3571875"/>
             <wp:effectExtent l="0" t="0" r="0" b="0"/>
             <wp:docPr id="247" name="06-users.png" descr="La lista de Usuarios de solo lectura, sin los botones Nuevo usuario ni Archivo de credenciales." title="La lista de Usuarios de solo lectura, sin los botones Nuevo usuario ni Archivo de credenciales."/>
@@ -15893,7 +15893,7 @@
       <w:pPr>
         <w:pStyle w:val="Ttulo2"/>
       </w:pPr>
-      <w:bookmarkStart w:id="18" w:name="_Toc241668591"/>
+      <w:bookmarkStart w:id="18" w:name="_Toc241671122"/>
       <w:r>
         <w:t>Mapas de una persona</w:t>
       </w:r>
@@ -15935,7 +15935,7 @@
           <w:noProof/>
         </w:rPr>
         <w:drawing>
-          <wp:inline distT="0" distB="0" distL="0" distR="0">
+          <wp:inline distT="0" distB="0" distL="0" distR="0" wp14:anchorId="28827B5C" wp14:editId="30C34334">
             <wp:extent cx="4362450" cy="2190750"/>
             <wp:effectExtent l="0" t="0" r="0" b="0"/>
             <wp:docPr id="248" name="12-users-maps-dialog.png" descr="El cuadro Mapas de un usuario, con selectores de nivel de acceso compartido e iconos de propietario y de quitar." title="El cuadro Mapas de un usuario, con selectores de nivel de acceso compartido e iconos de propietario y de quitar."/>
@@ -15998,7 +15998,7 @@
           <w:left w:w="10" w:type="dxa"/>
           <w:right w:w="10" w:type="dxa"/>
         </w:tblCellMar>
-        <w:tblLook w:val="0000" w:firstRow="0" w:lastRow="0" w:firstColumn="0" w:lastColumn="0" w:noHBand="0" w:noVBand="0"/>
+        <w:tblLook w:val="04A0" w:firstRow="1" w:lastRow="0" w:firstColumn="1" w:lastColumn="0" w:noHBand="0" w:noVBand="1"/>
       </w:tblPr>
       <w:tblGrid>
         <w:gridCol w:w="4513"/>
@@ -16551,7 +16551,7 @@
           <w:left w:w="10" w:type="dxa"/>
           <w:right w:w="10" w:type="dxa"/>
         </w:tblCellMar>
-        <w:tblLook w:val="0000" w:firstRow="0" w:lastRow="0" w:firstColumn="0" w:lastColumn="0" w:noHBand="0" w:noVBand="0"/>
+        <w:tblLook w:val="04A0" w:firstRow="1" w:lastRow="0" w:firstColumn="1" w:lastColumn="0" w:noHBand="0" w:noVBand="1"/>
       </w:tblPr>
       <w:tblGrid>
         <w:gridCol w:w="3438"/>
@@ -16961,7 +16961,7 @@
           <w:left w:w="10" w:type="dxa"/>
           <w:right w:w="10" w:type="dxa"/>
         </w:tblCellMar>
-        <w:tblLook w:val="0000" w:firstRow="0" w:lastRow="0" w:firstColumn="0" w:lastColumn="0" w:noHBand="0" w:noVBand="0"/>
+        <w:tblLook w:val="04A0" w:firstRow="1" w:lastRow="0" w:firstColumn="1" w:lastColumn="0" w:noHBand="0" w:noVBand="1"/>
       </w:tblPr>
       <w:tblGrid>
         <w:gridCol w:w="2030"/>
@@ -17236,7 +17236,7 @@
       <w:pPr>
         <w:pStyle w:val="Ttulo2"/>
       </w:pPr>
-      <w:bookmarkStart w:id="19" w:name="_Toc241668592"/>
+      <w:bookmarkStart w:id="19" w:name="_Toc241671123"/>
       <w:r>
         <w:t>Ejemplo: entregar un mapa a un compañero que se hace cargo</w:t>
       </w:r>
@@ -17364,7 +17364,7 @@
         <w:pStyle w:val="Ttulo1"/>
         <w:pageBreakBefore/>
       </w:pPr>
-      <w:bookmarkStart w:id="20" w:name="_Toc241668593"/>
+      <w:bookmarkStart w:id="20" w:name="_Toc241671124"/>
       <w:r>
         <w:lastRenderedPageBreak/>
         <w:t>Mapas</w:t>
@@ -17397,7 +17397,7 @@
           <w:noProof/>
         </w:rPr>
         <w:drawing>
-          <wp:inline distT="0" distB="0" distL="0" distR="0">
+          <wp:inline distT="0" distB="0" distL="0" distR="0" wp14:anchorId="4DF5E001" wp14:editId="6C9F7674">
             <wp:extent cx="5715000" cy="3429000"/>
             <wp:effectExtent l="0" t="0" r="0" b="0"/>
             <wp:docPr id="249" name="02-maps-all.png" descr="La lista de Mapas, pestaña Todos, con los iconos Copiar, Compartir, Programar y Exportar en cada fila." title="La lista de Mapas, pestaña Todos, con los iconos Copiar, Compartir, Programar y Exportar en cada fila."/>
@@ -17449,7 +17449,7 @@
       <w:pPr>
         <w:pStyle w:val="Ttulo2"/>
       </w:pPr>
-      <w:bookmarkStart w:id="21" w:name="_Toc241668594"/>
+      <w:bookmarkStart w:id="21" w:name="_Toc241671125"/>
       <w:r>
         <w:t>Buscar un mapa</w:t>
       </w:r>
@@ -17470,7 +17470,7 @@
           <w:left w:w="10" w:type="dxa"/>
           <w:right w:w="10" w:type="dxa"/>
         </w:tblCellMar>
-        <w:tblLook w:val="0000" w:firstRow="0" w:lastRow="0" w:firstColumn="0" w:lastColumn="0" w:noHBand="0" w:noVBand="0"/>
+        <w:tblLook w:val="04A0" w:firstRow="1" w:lastRow="0" w:firstColumn="1" w:lastColumn="0" w:noHBand="0" w:noVBand="1"/>
       </w:tblPr>
       <w:tblGrid>
         <w:gridCol w:w="4513"/>
@@ -18075,7 +18075,7 @@
       <w:pPr>
         <w:pStyle w:val="Ttulo2"/>
       </w:pPr>
-      <w:bookmarkStart w:id="22" w:name="_Toc241668595"/>
+      <w:bookmarkStart w:id="22" w:name="_Toc241671126"/>
       <w:r>
         <w:lastRenderedPageBreak/>
         <w:t>Qué hace cada icono</w:t>
@@ -18097,7 +18097,7 @@
           <w:left w:w="10" w:type="dxa"/>
           <w:right w:w="10" w:type="dxa"/>
         </w:tblCellMar>
-        <w:tblLook w:val="0000" w:firstRow="0" w:lastRow="0" w:firstColumn="0" w:lastColumn="0" w:noHBand="0" w:noVBand="0"/>
+        <w:tblLook w:val="04A0" w:firstRow="1" w:lastRow="0" w:firstColumn="1" w:lastColumn="0" w:noHBand="0" w:noVBand="1"/>
       </w:tblPr>
       <w:tblGrid>
         <w:gridCol w:w="4513"/>
@@ -18675,7 +18675,7 @@
       <w:pPr>
         <w:pStyle w:val="Ttulo2"/>
       </w:pPr>
-      <w:bookmarkStart w:id="23" w:name="_Toc241668596"/>
+      <w:bookmarkStart w:id="23" w:name="_Toc241671127"/>
       <w:r>
         <w:t>Copiar un mapa para crear el suyo</w:t>
       </w:r>
@@ -18764,7 +18764,7 @@
       <w:pPr>
         <w:pStyle w:val="Ttulo2"/>
       </w:pPr>
-      <w:bookmarkStart w:id="24" w:name="_Toc241668597"/>
+      <w:bookmarkStart w:id="24" w:name="_Toc241671128"/>
       <w:r>
         <w:t>Compartir un mapa</w:t>
       </w:r>
@@ -18869,7 +18869,7 @@
         </w:rPr>
         <w:lastRenderedPageBreak/>
         <w:drawing>
-          <wp:inline distT="0" distB="0" distL="0" distR="0">
+          <wp:inline distT="0" distB="0" distL="0" distR="0" wp14:anchorId="3C903627" wp14:editId="037A534F">
             <wp:extent cx="3743325" cy="3895725"/>
             <wp:effectExtent l="0" t="0" r="0" b="0"/>
             <wp:docPr id="250" name="03-share-dialog.png" descr="El cuadro Compartir mapa con un cuadro de búsqueda y los botones Puede ver, Puede exportar y Puede editar." title="El cuadro Compartir mapa con un cuadro de búsqueda y los botones Puede ver, Puede exportar y Puede editar."/>
@@ -18952,7 +18952,7 @@
         <w:pStyle w:val="Ttulo1"/>
         <w:pageBreakBefore/>
       </w:pPr>
-      <w:bookmarkStart w:id="25" w:name="_Toc241668598"/>
+      <w:bookmarkStart w:id="25" w:name="_Toc241671129"/>
       <w:r>
         <w:lastRenderedPageBreak/>
         <w:t>Generador de mapas</w:t>
@@ -18985,7 +18985,7 @@
           <w:noProof/>
         </w:rPr>
         <w:drawing>
-          <wp:inline distT="0" distB="0" distL="0" distR="0">
+          <wp:inline distT="0" distB="0" distL="0" distR="0" wp14:anchorId="06DAA8B6" wp14:editId="0D870BA3">
             <wp:extent cx="5715000" cy="3571875"/>
             <wp:effectExtent l="0" t="0" r="0" b="0"/>
             <wp:docPr id="251" name="05-builder-overview.png" descr="El generador de mapas con el árbol Áreas de negocio, el lienzo de columnas y el panel Propiedades." title="El generador de mapas con el árbol Áreas de negocio, el lienzo de columnas y el panel Propiedades."/>
@@ -19037,7 +19037,7 @@
       <w:pPr>
         <w:pStyle w:val="Ttulo2"/>
       </w:pPr>
-      <w:bookmarkStart w:id="26" w:name="_Toc241668599"/>
+      <w:bookmarkStart w:id="26" w:name="_Toc241671130"/>
       <w:r>
         <w:t>Qué puede guardar</w:t>
       </w:r>
@@ -19058,7 +19058,7 @@
           <w:left w:w="10" w:type="dxa"/>
           <w:right w:w="10" w:type="dxa"/>
         </w:tblCellMar>
-        <w:tblLook w:val="0000" w:firstRow="0" w:lastRow="0" w:firstColumn="0" w:lastColumn="0" w:noHBand="0" w:noVBand="0"/>
+        <w:tblLook w:val="04A0" w:firstRow="1" w:lastRow="0" w:firstColumn="1" w:lastColumn="0" w:noHBand="0" w:noVBand="1"/>
       </w:tblPr>
       <w:tblGrid>
         <w:gridCol w:w="4778"/>
@@ -19418,7 +19418,7 @@
       <w:pPr>
         <w:pStyle w:val="Ttulo2"/>
       </w:pPr>
-      <w:bookmarkStart w:id="27" w:name="_Toc241668600"/>
+      <w:bookmarkStart w:id="27" w:name="_Toc241671131"/>
       <w:r>
         <w:t>La barra de herramientas</w:t>
       </w:r>
@@ -19439,7 +19439,7 @@
           <w:left w:w="10" w:type="dxa"/>
           <w:right w:w="10" w:type="dxa"/>
         </w:tblCellMar>
-        <w:tblLook w:val="0000" w:firstRow="0" w:lastRow="0" w:firstColumn="0" w:lastColumn="0" w:noHBand="0" w:noVBand="0"/>
+        <w:tblLook w:val="04A0" w:firstRow="1" w:lastRow="0" w:firstColumn="1" w:lastColumn="0" w:noHBand="0" w:noVBand="1"/>
       </w:tblPr>
       <w:tblGrid>
         <w:gridCol w:w="4778"/>
@@ -20259,7 +20259,7 @@
       <w:pPr>
         <w:pStyle w:val="Ttulo2"/>
       </w:pPr>
-      <w:bookmarkStart w:id="28" w:name="_Toc241668601"/>
+      <w:bookmarkStart w:id="28" w:name="_Toc241671132"/>
       <w:r>
         <w:t>Crear un mapa</w:t>
       </w:r>
@@ -20427,7 +20427,7 @@
       <w:pPr>
         <w:pStyle w:val="Ttulo2"/>
       </w:pPr>
-      <w:bookmarkStart w:id="29" w:name="_Toc241668602"/>
+      <w:bookmarkStart w:id="29" w:name="_Toc241671133"/>
       <w:r>
         <w:t>Configurar columna</w:t>
       </w:r>
@@ -20448,7 +20448,7 @@
           <w:left w:w="10" w:type="dxa"/>
           <w:right w:w="10" w:type="dxa"/>
         </w:tblCellMar>
-        <w:tblLook w:val="0000" w:firstRow="0" w:lastRow="0" w:firstColumn="0" w:lastColumn="0" w:noHBand="0" w:noVBand="0"/>
+        <w:tblLook w:val="04A0" w:firstRow="1" w:lastRow="0" w:firstColumn="1" w:lastColumn="0" w:noHBand="0" w:noVBand="1"/>
       </w:tblPr>
       <w:tblGrid>
         <w:gridCol w:w="4513"/>
@@ -21247,7 +21247,7 @@
           <w:left w:w="10" w:type="dxa"/>
           <w:right w:w="10" w:type="dxa"/>
         </w:tblCellMar>
-        <w:tblLook w:val="0000" w:firstRow="0" w:lastRow="0" w:firstColumn="0" w:lastColumn="0" w:noHBand="0" w:noVBand="0"/>
+        <w:tblLook w:val="04A0" w:firstRow="1" w:lastRow="0" w:firstColumn="1" w:lastColumn="0" w:noHBand="0" w:noVBand="1"/>
       </w:tblPr>
       <w:tblGrid>
         <w:gridCol w:w="3438"/>
@@ -21596,7 +21596,7 @@
           <w:left w:w="10" w:type="dxa"/>
           <w:right w:w="10" w:type="dxa"/>
         </w:tblCellMar>
-        <w:tblLook w:val="0000" w:firstRow="0" w:lastRow="0" w:firstColumn="0" w:lastColumn="0" w:noHBand="0" w:noVBand="0"/>
+        <w:tblLook w:val="04A0" w:firstRow="1" w:lastRow="0" w:firstColumn="1" w:lastColumn="0" w:noHBand="0" w:noVBand="1"/>
       </w:tblPr>
       <w:tblGrid>
         <w:gridCol w:w="3438"/>
@@ -21882,7 +21882,7 @@
           <w:left w:w="10" w:type="dxa"/>
           <w:right w:w="10" w:type="dxa"/>
         </w:tblCellMar>
-        <w:tblLook w:val="0000" w:firstRow="0" w:lastRow="0" w:firstColumn="0" w:lastColumn="0" w:noHBand="0" w:noVBand="0"/>
+        <w:tblLook w:val="04A0" w:firstRow="1" w:lastRow="0" w:firstColumn="1" w:lastColumn="0" w:noHBand="0" w:noVBand="1"/>
       </w:tblPr>
       <w:tblGrid>
         <w:gridCol w:w="5743"/>
@@ -22344,7 +22344,7 @@
       <w:pPr>
         <w:pStyle w:val="Ttulo2"/>
       </w:pPr>
-      <w:bookmarkStart w:id="30" w:name="_Toc241668603"/>
+      <w:bookmarkStart w:id="30" w:name="_Toc241671134"/>
       <w:r>
         <w:lastRenderedPageBreak/>
         <w:t>Las cinco pestañas de configuración</w:t>
@@ -22366,7 +22366,7 @@
           <w:left w:w="10" w:type="dxa"/>
           <w:right w:w="10" w:type="dxa"/>
         </w:tblCellMar>
-        <w:tblLook w:val="0000" w:firstRow="0" w:lastRow="0" w:firstColumn="0" w:lastColumn="0" w:noHBand="0" w:noVBand="0"/>
+        <w:tblLook w:val="04A0" w:firstRow="1" w:lastRow="0" w:firstColumn="1" w:lastColumn="0" w:noHBand="0" w:noVBand="1"/>
       </w:tblPr>
       <w:tblGrid>
         <w:gridCol w:w="4513"/>
@@ -22948,7 +22948,7 @@
           <w:left w:w="10" w:type="dxa"/>
           <w:right w:w="10" w:type="dxa"/>
         </w:tblCellMar>
-        <w:tblLook w:val="0000" w:firstRow="0" w:lastRow="0" w:firstColumn="0" w:lastColumn="0" w:noHBand="0" w:noVBand="0"/>
+        <w:tblLook w:val="04A0" w:firstRow="1" w:lastRow="0" w:firstColumn="1" w:lastColumn="0" w:noHBand="0" w:noVBand="1"/>
       </w:tblPr>
       <w:tblGrid>
         <w:gridCol w:w="4513"/>
@@ -23629,7 +23629,7 @@
           <w:left w:w="10" w:type="dxa"/>
           <w:right w:w="10" w:type="dxa"/>
         </w:tblCellMar>
-        <w:tblLook w:val="0000" w:firstRow="0" w:lastRow="0" w:firstColumn="0" w:lastColumn="0" w:noHBand="0" w:noVBand="0"/>
+        <w:tblLook w:val="04A0" w:firstRow="1" w:lastRow="0" w:firstColumn="1" w:lastColumn="0" w:noHBand="0" w:noVBand="1"/>
       </w:tblPr>
       <w:tblGrid>
         <w:gridCol w:w="4513"/>
@@ -24010,7 +24010,7 @@
       <w:pPr>
         <w:pStyle w:val="Ttulo2"/>
       </w:pPr>
-      <w:bookmarkStart w:id="31" w:name="_Toc241668604"/>
+      <w:bookmarkStart w:id="31" w:name="_Toc241671135"/>
       <w:r>
         <w:t>Formato condicional</w:t>
       </w:r>
@@ -24066,7 +24066,7 @@
           <w:left w:w="10" w:type="dxa"/>
           <w:right w:w="10" w:type="dxa"/>
         </w:tblCellMar>
-        <w:tblLook w:val="0000" w:firstRow="0" w:lastRow="0" w:firstColumn="0" w:lastColumn="0" w:noHBand="0" w:noVBand="0"/>
+        <w:tblLook w:val="04A0" w:firstRow="1" w:lastRow="0" w:firstColumn="1" w:lastColumn="0" w:noHBand="0" w:noVBand="1"/>
       </w:tblPr>
       <w:tblGrid>
         <w:gridCol w:w="3438"/>
@@ -24716,7 +24716,7 @@
       <w:pPr>
         <w:pStyle w:val="Ttulo2"/>
       </w:pPr>
-      <w:bookmarkStart w:id="32" w:name="_Toc241668605"/>
+      <w:bookmarkStart w:id="32" w:name="_Toc241671136"/>
       <w:r>
         <w:t>Mapas rechazados</w:t>
       </w:r>
@@ -24732,7 +24732,7 @@
         <w:pStyle w:val="Ttulo1"/>
         <w:pageBreakBefore/>
       </w:pPr>
-      <w:bookmarkStart w:id="33" w:name="_Toc241668606"/>
+      <w:bookmarkStart w:id="33" w:name="_Toc241671137"/>
       <w:r>
         <w:lastRenderedPageBreak/>
         <w:t>Visor de mapas</w:t>
@@ -24775,7 +24775,7 @@
           <w:noProof/>
         </w:rPr>
         <w:drawing>
-          <wp:inline distT="0" distB="0" distL="0" distR="0">
+          <wp:inline distT="0" distB="0" distL="0" distR="0" wp14:anchorId="10D62490" wp14:editId="02457292">
             <wp:extent cx="5715000" cy="3571875"/>
             <wp:effectExtent l="0" t="0" r="0" b="0"/>
             <wp:docPr id="252" name="06-viewer-results.png" descr="Una ejecución completada con los botones Excel, CSV y PDF sobre la cuadrícula de resultados." title="Una ejecución completada con los botones Excel, CSV y PDF sobre la cuadrícula de resultados."/>
@@ -24838,7 +24838,7 @@
           <w:left w:w="10" w:type="dxa"/>
           <w:right w:w="10" w:type="dxa"/>
         </w:tblCellMar>
-        <w:tblLook w:val="0000" w:firstRow="0" w:lastRow="0" w:firstColumn="0" w:lastColumn="0" w:noHBand="0" w:noVBand="0"/>
+        <w:tblLook w:val="04A0" w:firstRow="1" w:lastRow="0" w:firstColumn="1" w:lastColumn="0" w:noHBand="0" w:noVBand="1"/>
       </w:tblPr>
       <w:tblGrid>
         <w:gridCol w:w="5415"/>
@@ -25663,7 +25663,7 @@
       <w:pPr>
         <w:pStyle w:val="Ttulo2"/>
       </w:pPr>
-      <w:bookmarkStart w:id="34" w:name="_Toc241668607"/>
+      <w:bookmarkStart w:id="34" w:name="_Toc241671138"/>
       <w:r>
         <w:t>Exportar a PDF</w:t>
       </w:r>
@@ -25709,7 +25709,7 @@
           <w:left w:w="10" w:type="dxa"/>
           <w:right w:w="10" w:type="dxa"/>
         </w:tblCellMar>
-        <w:tblLook w:val="0000" w:firstRow="0" w:lastRow="0" w:firstColumn="0" w:lastColumn="0" w:noHBand="0" w:noVBand="0"/>
+        <w:tblLook w:val="04A0" w:firstRow="1" w:lastRow="0" w:firstColumn="1" w:lastColumn="0" w:noHBand="0" w:noVBand="1"/>
       </w:tblPr>
       <w:tblGrid>
         <w:gridCol w:w="3438"/>
@@ -26075,7 +26075,7 @@
       <w:pPr>
         <w:pStyle w:val="Ttulo2"/>
       </w:pPr>
-      <w:bookmarkStart w:id="35" w:name="_Toc241668608"/>
+      <w:bookmarkStart w:id="35" w:name="_Toc241671139"/>
       <w:r>
         <w:t>Ejemplo: ejecutar y exportar GD_M.M10_V01.DIS</w:t>
       </w:r>
@@ -26188,7 +26188,7 @@
         <w:pStyle w:val="Ttulo1"/>
         <w:pageBreakBefore/>
       </w:pPr>
-      <w:bookmarkStart w:id="36" w:name="_Toc241668609"/>
+      <w:bookmarkStart w:id="36" w:name="_Toc241671140"/>
       <w:r>
         <w:lastRenderedPageBreak/>
         <w:t>Programaciones</w:t>
@@ -26211,7 +26211,7 @@
           <w:noProof/>
         </w:rPr>
         <w:drawing>
-          <wp:inline distT="0" distB="0" distL="0" distR="0">
+          <wp:inline distT="0" distB="0" distL="0" distR="0" wp14:anchorId="3D48FEBD" wp14:editId="34617F3E">
             <wp:extent cx="5715000" cy="3571875"/>
             <wp:effectExtent l="0" t="0" r="0" b="0"/>
             <wp:docPr id="253" name="38-schedules-list.png" descr="La página Programaciones con una programación en pausa y sus iconos de acción." title="La página Programaciones con una programación en pausa y sus iconos de acción."/>
@@ -26304,7 +26304,7 @@
           <w:left w:w="10" w:type="dxa"/>
           <w:right w:w="10" w:type="dxa"/>
         </w:tblCellMar>
-        <w:tblLook w:val="0000" w:firstRow="0" w:lastRow="0" w:firstColumn="0" w:lastColumn="0" w:noHBand="0" w:noVBand="0"/>
+        <w:tblLook w:val="04A0" w:firstRow="1" w:lastRow="0" w:firstColumn="1" w:lastColumn="0" w:noHBand="0" w:noVBand="1"/>
       </w:tblPr>
       <w:tblGrid>
         <w:gridCol w:w="5886"/>
@@ -26882,7 +26882,7 @@
           <w:left w:w="10" w:type="dxa"/>
           <w:right w:w="10" w:type="dxa"/>
         </w:tblCellMar>
-        <w:tblLook w:val="0000" w:firstRow="0" w:lastRow="0" w:firstColumn="0" w:lastColumn="0" w:noHBand="0" w:noVBand="0"/>
+        <w:tblLook w:val="04A0" w:firstRow="1" w:lastRow="0" w:firstColumn="1" w:lastColumn="0" w:noHBand="0" w:noVBand="1"/>
       </w:tblPr>
       <w:tblGrid>
         <w:gridCol w:w="3438"/>
@@ -27596,7 +27596,7 @@
           <w:left w:w="10" w:type="dxa"/>
           <w:right w:w="10" w:type="dxa"/>
         </w:tblCellMar>
-        <w:tblLook w:val="0000" w:firstRow="0" w:lastRow="0" w:firstColumn="0" w:lastColumn="0" w:noHBand="0" w:noVBand="0"/>
+        <w:tblLook w:val="04A0" w:firstRow="1" w:lastRow="0" w:firstColumn="1" w:lastColumn="0" w:noHBand="0" w:noVBand="1"/>
       </w:tblPr>
       <w:tblGrid>
         <w:gridCol w:w="4513"/>
@@ -27956,7 +27956,7 @@
           <w:left w:w="10" w:type="dxa"/>
           <w:right w:w="10" w:type="dxa"/>
         </w:tblCellMar>
-        <w:tblLook w:val="0000" w:firstRow="0" w:lastRow="0" w:firstColumn="0" w:lastColumn="0" w:noHBand="0" w:noVBand="0"/>
+        <w:tblLook w:val="04A0" w:firstRow="1" w:lastRow="0" w:firstColumn="1" w:lastColumn="0" w:noHBand="0" w:noVBand="1"/>
       </w:tblPr>
       <w:tblGrid>
         <w:gridCol w:w="3438"/>
@@ -28262,7 +28262,7 @@
       <w:pPr>
         <w:pStyle w:val="Ttulo2"/>
       </w:pPr>
-      <w:bookmarkStart w:id="37" w:name="_Toc241668610"/>
+      <w:bookmarkStart w:id="37" w:name="_Toc241671141"/>
       <w:r>
         <w:t>Ejemplo: programar una ejecución semanal</w:t>
       </w:r>
@@ -28429,7 +28429,7 @@
         <w:pStyle w:val="Ttulo1"/>
         <w:pageBreakBefore/>
       </w:pPr>
-      <w:bookmarkStart w:id="38" w:name="_Toc241668611"/>
+      <w:bookmarkStart w:id="38" w:name="_Toc241671142"/>
       <w:r>
         <w:lastRenderedPageBreak/>
         <w:t>Ejecuciones</w:t>
@@ -28459,7 +28459,7 @@
           <w:noProof/>
         </w:rPr>
         <w:drawing>
-          <wp:inline distT="0" distB="0" distL="0" distR="0">
+          <wp:inline distT="0" distB="0" distL="0" distR="0" wp14:anchorId="1B5B2B31" wp14:editId="1394BD16">
             <wp:extent cx="5715000" cy="3571875"/>
             <wp:effectExtent l="0" t="0" r="0" b="0"/>
             <wp:docPr id="254" name="11-runs.png" descr="La página Ejecuciones con los filtros Mapa, Estado y Tipo y la lista de ejecuciones." title="La página Ejecuciones con los filtros Mapa, Estado y Tipo y la lista de ejecuciones."/>
@@ -28522,7 +28522,7 @@
           <w:left w:w="10" w:type="dxa"/>
           <w:right w:w="10" w:type="dxa"/>
         </w:tblCellMar>
-        <w:tblLook w:val="0000" w:firstRow="0" w:lastRow="0" w:firstColumn="0" w:lastColumn="0" w:noHBand="0" w:noVBand="0"/>
+        <w:tblLook w:val="04A0" w:firstRow="1" w:lastRow="0" w:firstColumn="1" w:lastColumn="0" w:noHBand="0" w:noVBand="1"/>
       </w:tblPr>
       <w:tblGrid>
         <w:gridCol w:w="5886"/>
@@ -29181,7 +29181,7 @@
         <w:pStyle w:val="Ttulo1"/>
         <w:pageBreakBefore/>
       </w:pPr>
-      <w:bookmarkStart w:id="39" w:name="_Toc241668612"/>
+      <w:bookmarkStart w:id="39" w:name="_Toc241671143"/>
       <w:r>
         <w:lastRenderedPageBreak/>
         <w:t>Exportaciones</w:t>
@@ -29211,7 +29211,7 @@
           <w:noProof/>
         </w:rPr>
         <w:drawing>
-          <wp:inline distT="0" distB="0" distL="0" distR="0">
+          <wp:inline distT="0" distB="0" distL="0" distR="0" wp14:anchorId="4C26B701" wp14:editId="04477C2E">
             <wp:extent cx="5715000" cy="3571875"/>
             <wp:effectExtent l="0" t="0" r="0" b="0"/>
             <wp:docPr id="255" name="44-exports.png" descr="La página Exportaciones con la lista de trabajos de exportación y un botón Descargar en los terminados." title="La página Exportaciones con la lista de trabajos de exportación y un botón Descargar en los terminados."/>
@@ -29274,7 +29274,7 @@
           <w:left w:w="10" w:type="dxa"/>
           <w:right w:w="10" w:type="dxa"/>
         </w:tblCellMar>
-        <w:tblLook w:val="0000" w:firstRow="0" w:lastRow="0" w:firstColumn="0" w:lastColumn="0" w:noHBand="0" w:noVBand="0"/>
+        <w:tblLook w:val="04A0" w:firstRow="1" w:lastRow="0" w:firstColumn="1" w:lastColumn="0" w:noHBand="0" w:noVBand="1"/>
       </w:tblPr>
       <w:tblGrid>
         <w:gridCol w:w="5886"/>
@@ -29488,7 +29488,7 @@
         <w:pStyle w:val="Ttulo1"/>
         <w:pageBreakBefore/>
       </w:pPr>
-      <w:bookmarkStart w:id="40" w:name="_Toc241668613"/>
+      <w:bookmarkStart w:id="40" w:name="_Toc241671144"/>
       <w:r>
         <w:lastRenderedPageBreak/>
         <w:t>Configuración</w:t>
@@ -29531,7 +29531,7 @@
           <w:noProof/>
         </w:rPr>
         <w:drawing>
-          <wp:inline distT="0" distB="0" distL="0" distR="0">
+          <wp:inline distT="0" distB="0" distL="0" distR="0" wp14:anchorId="4573A9E2" wp14:editId="01490D49">
             <wp:extent cx="5715000" cy="3571875"/>
             <wp:effectExtent l="0" t="0" r="0" b="0"/>
             <wp:docPr id="256" name="04-settings.png" descr="La página Configuración con las tarjetas Idioma, Tema y Paleta de colores." title="La página Configuración con las tarjetas Idioma, Tema y Paleta de colores."/>
@@ -29594,7 +29594,7 @@
           <w:left w:w="10" w:type="dxa"/>
           <w:right w:w="10" w:type="dxa"/>
         </w:tblCellMar>
-        <w:tblLook w:val="0000" w:firstRow="0" w:lastRow="0" w:firstColumn="0" w:lastColumn="0" w:noHBand="0" w:noVBand="0"/>
+        <w:tblLook w:val="04A0" w:firstRow="1" w:lastRow="0" w:firstColumn="1" w:lastColumn="0" w:noHBand="0" w:noVBand="1"/>
       </w:tblPr>
       <w:tblGrid>
         <w:gridCol w:w="4513"/>
@@ -30085,7 +30085,7 @@
         <w:pStyle w:val="Ttulo1"/>
         <w:pageBreakBefore/>
       </w:pPr>
-      <w:bookmarkStart w:id="41" w:name="_Toc241668614"/>
+      <w:bookmarkStart w:id="41" w:name="_Toc241671145"/>
       <w:r>
         <w:lastRenderedPageBreak/>
         <w:t>Preguntas frecuentes</w:t>
@@ -30315,7 +30315,7 @@
         <w:pStyle w:val="Ttulo1"/>
         <w:pageBreakBefore/>
       </w:pPr>
-      <w:bookmarkStart w:id="42" w:name="_Toc241668615"/>
+      <w:bookmarkStart w:id="42" w:name="_Toc241671146"/>
       <w:r>
         <w:lastRenderedPageBreak/>
         <w:t>Glosario</w:t>
@@ -30337,7 +30337,7 @@
           <w:left w:w="10" w:type="dxa"/>
           <w:right w:w="10" w:type="dxa"/>
         </w:tblCellMar>
-        <w:tblLook w:val="0000" w:firstRow="0" w:lastRow="0" w:firstColumn="0" w:lastColumn="0" w:noHBand="0" w:noVBand="0"/>
+        <w:tblLook w:val="04A0" w:firstRow="1" w:lastRow="0" w:firstColumn="1" w:lastColumn="0" w:noHBand="0" w:noVBand="1"/>
       </w:tblPr>
       <w:tblGrid>
         <w:gridCol w:w="3800"/>
@@ -31516,7 +31516,7 @@
         <w:sz w:val="16"/>
         <w:szCs w:val="16"/>
       </w:rPr>
-      <w:t>Discoverer Neo 2.0.0 · Guía completa · MANAGER</w:t>
+      <w:t>Discoverer Neo 2.0.1 · Guía completa · MANAGER</w:t>
     </w:r>
   </w:p>
 </w:hdr>
@@ -31525,10 +31525,10 @@
 <file path=word/numbering.xml><?xml version="1.0" encoding="utf-8"?>
 <w:numbering xmlns:wpc="http://schemas.microsoft.com/office/word/2010/wordprocessingCanvas" xmlns:cx="http://schemas.microsoft.com/office/drawing/2014/chartex" xmlns:cx1="http://schemas.microsoft.com/office/drawing/2015/9/8/chartex" xmlns:cx2="http://schemas.microsoft.com/office/drawing/2015/10/21/chartex" xmlns:cx3="http://schemas.microsoft.com/office/drawing/2016/5/9/chartex" xmlns:cx4="http://schemas.microsoft.com/office/drawing/2016/5/10/chartex" xmlns:cx5="http://schemas.microsoft.com/office/drawing/2016/5/11/chartex" xmlns:cx6="http://schemas.microsoft.com/office/drawing/2016/5/12/chartex" xmlns:cx7="http://schemas.microsoft.com/office/drawing/2016/5/13/chartex" xmlns:cx8="http://schemas.microsoft.com/office/drawing/2016/5/14/chartex" xmlns:mc="http://schemas.openxmlformats.org/markup-compatibility/2006" xmlns:aink="http://schemas.microsoft.com/office/drawing/2016/ink" xmlns:am3d="http://schemas.microsoft.com/office/drawing/2017/model3d" xmlns:o="urn:schemas-microsoft-com:office:office" xmlns:oel="http://schemas.microsoft.com/office/2019/extlst" xmlns:r="http://schemas.openxmlformats.org/officeDocument/2006/relationships" xmlns:m="http://schemas.openxmlformats.org/officeDocument/2006/math" xmlns:v="urn:schemas-microsoft-com:vml" xmlns:wp14="http://schemas.microsoft.com/office/word/2010/wordprocessingDrawing" xmlns:wp="http://schemas.openxmlformats.org/drawingml/2006/wordprocessingDrawing" xmlns:w10="urn:schemas-microsoft-com:office:word" xmlns:w="http://schemas.openxmlformats.org/wordprocessingml/2006/main" xmlns:w14="http://schemas.microsoft.com/office/word/2010/wordml" xmlns:w15="http://schemas.microsoft.com/office/word/2012/wordml" xmlns:w16cex="http://schemas.microsoft.com/office/word/2018/wordml/cex" xmlns:w16cid="http://schemas.microsoft.com/office/word/2016/wordml/cid" xmlns:w16="http://schemas.microsoft.com/office/word/2018/wordml" xmlns:w16sdtdh="http://schemas.microsoft.com/office/word/2020/wordml/sdtdatahash" xmlns:w16se="http://schemas.microsoft.com/office/word/2015/wordml/symex" xmlns:wpg="http://schemas.microsoft.com/office/word/2010/wordprocessingGroup" xmlns:wpi="http://schemas.microsoft.com/office/word/2010/wordprocessingInk" xmlns:wne="http://schemas.microsoft.com/office/word/2006/wordml" xmlns:wps="http://schemas.microsoft.com/office/word/2010/wordprocessingShape" mc:Ignorable="w14 w15 w16se w16cid w16 w16cex w16sdtdh wp14">
   <w:abstractNum w:abstractNumId="0" w15:restartNumberingAfterBreak="0">
-    <w:nsid w:val="06AD5AD0"/>
+    <w:nsid w:val="0088064C"/>
     <w:multiLevelType w:val="hybridMultilevel"/>
-    <w:tmpl w:val="30105262"/>
-    <w:lvl w:ilvl="0" w:tplc="CA56FAC2">
+    <w:tmpl w:val="76728D46"/>
+    <w:lvl w:ilvl="0" w:tplc="44FE18CC">
       <w:start w:val="1"/>
       <w:numFmt w:val="decimal"/>
       <w:lvlText w:val="%1."/>
@@ -31537,7 +31537,7 @@
         <w:ind w:left="360" w:hanging="300"/>
       </w:pPr>
     </w:lvl>
-    <w:lvl w:ilvl="1" w:tplc="6D503530" w:tentative="1">
+    <w:lvl w:ilvl="1" w:tplc="B87AB232" w:tentative="1">
       <w:start w:val="1"/>
       <w:numFmt w:val="lowerLetter"/>
       <w:lvlText w:val="%2."/>
@@ -31546,279 +31546,47 @@
         <w:ind w:left="720" w:hanging="300"/>
       </w:pPr>
     </w:lvl>
-    <w:lvl w:ilvl="2" w:tplc="F230E35E">
+    <w:lvl w:ilvl="2" w:tplc="A59CF08E">
       <w:numFmt w:val="decimal"/>
       <w:lvlText w:val=""/>
       <w:lvlJc w:val="left"/>
     </w:lvl>
-    <w:lvl w:ilvl="3" w:tplc="3648DF38">
+    <w:lvl w:ilvl="3" w:tplc="0B02C236">
       <w:numFmt w:val="decimal"/>
       <w:lvlText w:val=""/>
       <w:lvlJc w:val="left"/>
     </w:lvl>
-    <w:lvl w:ilvl="4" w:tplc="04C200AE">
+    <w:lvl w:ilvl="4" w:tplc="465A60FC">
       <w:numFmt w:val="decimal"/>
       <w:lvlText w:val=""/>
       <w:lvlJc w:val="left"/>
     </w:lvl>
-    <w:lvl w:ilvl="5" w:tplc="6786D6EC">
+    <w:lvl w:ilvl="5" w:tplc="30C8CEB8">
       <w:numFmt w:val="decimal"/>
       <w:lvlText w:val=""/>
       <w:lvlJc w:val="left"/>
     </w:lvl>
-    <w:lvl w:ilvl="6" w:tplc="AAB0ACB0">
+    <w:lvl w:ilvl="6" w:tplc="E2B032BC">
       <w:numFmt w:val="decimal"/>
       <w:lvlText w:val=""/>
       <w:lvlJc w:val="left"/>
     </w:lvl>
-    <w:lvl w:ilvl="7" w:tplc="8BF83C12">
+    <w:lvl w:ilvl="7" w:tplc="C18240D8">
       <w:numFmt w:val="decimal"/>
       <w:lvlText w:val=""/>
       <w:lvlJc w:val="left"/>
     </w:lvl>
-    <w:lvl w:ilvl="8" w:tplc="046614A0">
+    <w:lvl w:ilvl="8" w:tplc="F8AA3DBC">
       <w:numFmt w:val="decimal"/>
       <w:lvlText w:val=""/>
       <w:lvlJc w:val="left"/>
     </w:lvl>
   </w:abstractNum>
   <w:abstractNum w:abstractNumId="1" w15:restartNumberingAfterBreak="0">
-    <w:nsid w:val="177049FB"/>
+    <w:nsid w:val="099A05BC"/>
     <w:multiLevelType w:val="hybridMultilevel"/>
-    <w:tmpl w:val="C3C26682"/>
-    <w:lvl w:ilvl="0" w:tplc="089A6DBA">
-      <w:start w:val="1"/>
-      <w:numFmt w:val="decimal"/>
-      <w:lvlText w:val="%1."/>
-      <w:lvlJc w:val="left"/>
-      <w:pPr>
-        <w:ind w:left="360" w:hanging="300"/>
-      </w:pPr>
-    </w:lvl>
-    <w:lvl w:ilvl="1" w:tplc="1ADCAD84" w:tentative="1">
-      <w:start w:val="1"/>
-      <w:numFmt w:val="lowerLetter"/>
-      <w:lvlText w:val="%2."/>
-      <w:lvlJc w:val="left"/>
-      <w:pPr>
-        <w:ind w:left="720" w:hanging="300"/>
-      </w:pPr>
-    </w:lvl>
-    <w:lvl w:ilvl="2" w:tplc="0EC4B9EE">
-      <w:numFmt w:val="decimal"/>
-      <w:lvlText w:val=""/>
-      <w:lvlJc w:val="left"/>
-    </w:lvl>
-    <w:lvl w:ilvl="3" w:tplc="5F4C7DD2">
-      <w:numFmt w:val="decimal"/>
-      <w:lvlText w:val=""/>
-      <w:lvlJc w:val="left"/>
-    </w:lvl>
-    <w:lvl w:ilvl="4" w:tplc="62EA2776">
-      <w:numFmt w:val="decimal"/>
-      <w:lvlText w:val=""/>
-      <w:lvlJc w:val="left"/>
-    </w:lvl>
-    <w:lvl w:ilvl="5" w:tplc="6316C820">
-      <w:numFmt w:val="decimal"/>
-      <w:lvlText w:val=""/>
-      <w:lvlJc w:val="left"/>
-    </w:lvl>
-    <w:lvl w:ilvl="6" w:tplc="F432C334">
-      <w:numFmt w:val="decimal"/>
-      <w:lvlText w:val=""/>
-      <w:lvlJc w:val="left"/>
-    </w:lvl>
-    <w:lvl w:ilvl="7" w:tplc="130E483C">
-      <w:numFmt w:val="decimal"/>
-      <w:lvlText w:val=""/>
-      <w:lvlJc w:val="left"/>
-    </w:lvl>
-    <w:lvl w:ilvl="8" w:tplc="B6964D10">
-      <w:numFmt w:val="decimal"/>
-      <w:lvlText w:val=""/>
-      <w:lvlJc w:val="left"/>
-    </w:lvl>
-  </w:abstractNum>
-  <w:abstractNum w:abstractNumId="2" w15:restartNumberingAfterBreak="0">
-    <w:nsid w:val="17CD3BB6"/>
-    <w:multiLevelType w:val="hybridMultilevel"/>
-    <w:tmpl w:val="CFDEF744"/>
-    <w:lvl w:ilvl="0" w:tplc="9524315A">
-      <w:start w:val="1"/>
-      <w:numFmt w:val="decimal"/>
-      <w:lvlText w:val="%1."/>
-      <w:lvlJc w:val="left"/>
-      <w:pPr>
-        <w:ind w:left="360" w:hanging="300"/>
-      </w:pPr>
-    </w:lvl>
-    <w:lvl w:ilvl="1" w:tplc="9B4AFD26" w:tentative="1">
-      <w:start w:val="1"/>
-      <w:numFmt w:val="lowerLetter"/>
-      <w:lvlText w:val="%2."/>
-      <w:lvlJc w:val="left"/>
-      <w:pPr>
-        <w:ind w:left="720" w:hanging="300"/>
-      </w:pPr>
-    </w:lvl>
-    <w:lvl w:ilvl="2" w:tplc="1F82FF22">
-      <w:numFmt w:val="decimal"/>
-      <w:lvlText w:val=""/>
-      <w:lvlJc w:val="left"/>
-    </w:lvl>
-    <w:lvl w:ilvl="3" w:tplc="51D81FB8">
-      <w:numFmt w:val="decimal"/>
-      <w:lvlText w:val=""/>
-      <w:lvlJc w:val="left"/>
-    </w:lvl>
-    <w:lvl w:ilvl="4" w:tplc="1D968DFA">
-      <w:numFmt w:val="decimal"/>
-      <w:lvlText w:val=""/>
-      <w:lvlJc w:val="left"/>
-    </w:lvl>
-    <w:lvl w:ilvl="5" w:tplc="5C3A8ADE">
-      <w:numFmt w:val="decimal"/>
-      <w:lvlText w:val=""/>
-      <w:lvlJc w:val="left"/>
-    </w:lvl>
-    <w:lvl w:ilvl="6" w:tplc="0EE49780">
-      <w:numFmt w:val="decimal"/>
-      <w:lvlText w:val=""/>
-      <w:lvlJc w:val="left"/>
-    </w:lvl>
-    <w:lvl w:ilvl="7" w:tplc="7656671E">
-      <w:numFmt w:val="decimal"/>
-      <w:lvlText w:val=""/>
-      <w:lvlJc w:val="left"/>
-    </w:lvl>
-    <w:lvl w:ilvl="8" w:tplc="783C309E">
-      <w:numFmt w:val="decimal"/>
-      <w:lvlText w:val=""/>
-      <w:lvlJc w:val="left"/>
-    </w:lvl>
-  </w:abstractNum>
-  <w:abstractNum w:abstractNumId="3" w15:restartNumberingAfterBreak="0">
-    <w:nsid w:val="19A45521"/>
-    <w:multiLevelType w:val="hybridMultilevel"/>
-    <w:tmpl w:val="11740E5C"/>
-    <w:lvl w:ilvl="0" w:tplc="43046008">
-      <w:start w:val="1"/>
-      <w:numFmt w:val="decimal"/>
-      <w:lvlText w:val="%1."/>
-      <w:lvlJc w:val="left"/>
-      <w:pPr>
-        <w:ind w:left="360" w:hanging="300"/>
-      </w:pPr>
-    </w:lvl>
-    <w:lvl w:ilvl="1" w:tplc="A6EAD686" w:tentative="1">
-      <w:start w:val="1"/>
-      <w:numFmt w:val="lowerLetter"/>
-      <w:lvlText w:val="%2."/>
-      <w:lvlJc w:val="left"/>
-      <w:pPr>
-        <w:ind w:left="720" w:hanging="300"/>
-      </w:pPr>
-    </w:lvl>
-    <w:lvl w:ilvl="2" w:tplc="93104F1E">
-      <w:numFmt w:val="decimal"/>
-      <w:lvlText w:val=""/>
-      <w:lvlJc w:val="left"/>
-    </w:lvl>
-    <w:lvl w:ilvl="3" w:tplc="9A5C4792">
-      <w:numFmt w:val="decimal"/>
-      <w:lvlText w:val=""/>
-      <w:lvlJc w:val="left"/>
-    </w:lvl>
-    <w:lvl w:ilvl="4" w:tplc="0B4A64E6">
-      <w:numFmt w:val="decimal"/>
-      <w:lvlText w:val=""/>
-      <w:lvlJc w:val="left"/>
-    </w:lvl>
-    <w:lvl w:ilvl="5" w:tplc="30744A4C">
-      <w:numFmt w:val="decimal"/>
-      <w:lvlText w:val=""/>
-      <w:lvlJc w:val="left"/>
-    </w:lvl>
-    <w:lvl w:ilvl="6" w:tplc="A5207098">
-      <w:numFmt w:val="decimal"/>
-      <w:lvlText w:val=""/>
-      <w:lvlJc w:val="left"/>
-    </w:lvl>
-    <w:lvl w:ilvl="7" w:tplc="05F2535A">
-      <w:numFmt w:val="decimal"/>
-      <w:lvlText w:val=""/>
-      <w:lvlJc w:val="left"/>
-    </w:lvl>
-    <w:lvl w:ilvl="8" w:tplc="F55EA210">
-      <w:numFmt w:val="decimal"/>
-      <w:lvlText w:val=""/>
-      <w:lvlJc w:val="left"/>
-    </w:lvl>
-  </w:abstractNum>
-  <w:abstractNum w:abstractNumId="4" w15:restartNumberingAfterBreak="0">
-    <w:nsid w:val="219E5FE8"/>
-    <w:multiLevelType w:val="hybridMultilevel"/>
-    <w:tmpl w:val="272AF796"/>
-    <w:lvl w:ilvl="0" w:tplc="00EEEBA6">
-      <w:start w:val="1"/>
-      <w:numFmt w:val="decimal"/>
-      <w:lvlText w:val="%1."/>
-      <w:lvlJc w:val="left"/>
-      <w:pPr>
-        <w:ind w:left="360" w:hanging="300"/>
-      </w:pPr>
-    </w:lvl>
-    <w:lvl w:ilvl="1" w:tplc="C8E81912" w:tentative="1">
-      <w:start w:val="1"/>
-      <w:numFmt w:val="lowerLetter"/>
-      <w:lvlText w:val="%2."/>
-      <w:lvlJc w:val="left"/>
-      <w:pPr>
-        <w:ind w:left="720" w:hanging="300"/>
-      </w:pPr>
-    </w:lvl>
-    <w:lvl w:ilvl="2" w:tplc="0B120D38">
-      <w:numFmt w:val="decimal"/>
-      <w:lvlText w:val=""/>
-      <w:lvlJc w:val="left"/>
-    </w:lvl>
-    <w:lvl w:ilvl="3" w:tplc="98FC9262">
-      <w:numFmt w:val="decimal"/>
-      <w:lvlText w:val=""/>
-      <w:lvlJc w:val="left"/>
-    </w:lvl>
-    <w:lvl w:ilvl="4" w:tplc="4DDC84AA">
-      <w:numFmt w:val="decimal"/>
-      <w:lvlText w:val=""/>
-      <w:lvlJc w:val="left"/>
-    </w:lvl>
-    <w:lvl w:ilvl="5" w:tplc="120214E4">
-      <w:numFmt w:val="decimal"/>
-      <w:lvlText w:val=""/>
-      <w:lvlJc w:val="left"/>
-    </w:lvl>
-    <w:lvl w:ilvl="6" w:tplc="F18630F8">
-      <w:numFmt w:val="decimal"/>
-      <w:lvlText w:val=""/>
-      <w:lvlJc w:val="left"/>
-    </w:lvl>
-    <w:lvl w:ilvl="7" w:tplc="228A8EA6">
-      <w:numFmt w:val="decimal"/>
-      <w:lvlText w:val=""/>
-      <w:lvlJc w:val="left"/>
-    </w:lvl>
-    <w:lvl w:ilvl="8" w:tplc="D79C190A">
-      <w:numFmt w:val="decimal"/>
-      <w:lvlText w:val=""/>
-      <w:lvlJc w:val="left"/>
-    </w:lvl>
-  </w:abstractNum>
-  <w:abstractNum w:abstractNumId="5" w15:restartNumberingAfterBreak="0">
-    <w:nsid w:val="227779F7"/>
-    <w:multiLevelType w:val="hybridMultilevel"/>
-    <w:tmpl w:val="77FA444A"/>
-    <w:lvl w:ilvl="0" w:tplc="30348C74" w:tentative="1">
+    <w:tmpl w:val="66A41D12"/>
+    <w:lvl w:ilvl="0" w:tplc="B8EAA2FC" w:tentative="1">
       <w:start w:val="1"/>
       <w:numFmt w:val="bullet"/>
       <w:lvlText w:val="●"/>
@@ -31827,7 +31595,7 @@
         <w:ind w:left="720" w:hanging="360"/>
       </w:pPr>
     </w:lvl>
-    <w:lvl w:ilvl="1" w:tplc="BD74950A" w:tentative="1">
+    <w:lvl w:ilvl="1" w:tplc="2196EBA0" w:tentative="1">
       <w:start w:val="1"/>
       <w:numFmt w:val="bullet"/>
       <w:lvlText w:val="○"/>
@@ -31836,7 +31604,7 @@
         <w:ind w:left="1440" w:hanging="360"/>
       </w:pPr>
     </w:lvl>
-    <w:lvl w:ilvl="2" w:tplc="27566C88" w:tentative="1">
+    <w:lvl w:ilvl="2" w:tplc="E0C6D1E8" w:tentative="1">
       <w:start w:val="1"/>
       <w:numFmt w:val="bullet"/>
       <w:lvlText w:val="■"/>
@@ -31845,7 +31613,7 @@
         <w:ind w:left="2160" w:hanging="360"/>
       </w:pPr>
     </w:lvl>
-    <w:lvl w:ilvl="3" w:tplc="1F766BCE" w:tentative="1">
+    <w:lvl w:ilvl="3" w:tplc="5F44357C" w:tentative="1">
       <w:start w:val="1"/>
       <w:numFmt w:val="bullet"/>
       <w:lvlText w:val="●"/>
@@ -31854,7 +31622,7 @@
         <w:ind w:left="2880" w:hanging="360"/>
       </w:pPr>
     </w:lvl>
-    <w:lvl w:ilvl="4" w:tplc="4732D936" w:tentative="1">
+    <w:lvl w:ilvl="4" w:tplc="59CC7EFA" w:tentative="1">
       <w:start w:val="1"/>
       <w:numFmt w:val="bullet"/>
       <w:lvlText w:val="○"/>
@@ -31863,7 +31631,7 @@
         <w:ind w:left="3600" w:hanging="360"/>
       </w:pPr>
     </w:lvl>
-    <w:lvl w:ilvl="5" w:tplc="9844185C" w:tentative="1">
+    <w:lvl w:ilvl="5" w:tplc="BF54AF3C" w:tentative="1">
       <w:start w:val="1"/>
       <w:numFmt w:val="bullet"/>
       <w:lvlText w:val="■"/>
@@ -31872,7 +31640,7 @@
         <w:ind w:left="4320" w:hanging="360"/>
       </w:pPr>
     </w:lvl>
-    <w:lvl w:ilvl="6" w:tplc="C5362ECA" w:tentative="1">
+    <w:lvl w:ilvl="6" w:tplc="3A924FAC" w:tentative="1">
       <w:start w:val="1"/>
       <w:numFmt w:val="bullet"/>
       <w:lvlText w:val="●"/>
@@ -31881,7 +31649,7 @@
         <w:ind w:left="5040" w:hanging="360"/>
       </w:pPr>
     </w:lvl>
-    <w:lvl w:ilvl="7" w:tplc="7DA49FE4" w:tentative="1">
+    <w:lvl w:ilvl="7" w:tplc="CEFC4FF6" w:tentative="1">
       <w:start w:val="1"/>
       <w:numFmt w:val="bullet"/>
       <w:lvlText w:val="●"/>
@@ -31890,7 +31658,7 @@
         <w:ind w:left="5760" w:hanging="360"/>
       </w:pPr>
     </w:lvl>
-    <w:lvl w:ilvl="8" w:tplc="72D856B8" w:tentative="1">
+    <w:lvl w:ilvl="8" w:tplc="E914375C" w:tentative="1">
       <w:start w:val="1"/>
       <w:numFmt w:val="bullet"/>
       <w:lvlText w:val="●"/>
@@ -31900,11 +31668,11 @@
       </w:pPr>
     </w:lvl>
   </w:abstractNum>
-  <w:abstractNum w:abstractNumId="6" w15:restartNumberingAfterBreak="0">
-    <w:nsid w:val="22986AE4"/>
+  <w:abstractNum w:abstractNumId="2" w15:restartNumberingAfterBreak="0">
+    <w:nsid w:val="0E7712F9"/>
     <w:multiLevelType w:val="hybridMultilevel"/>
-    <w:tmpl w:val="E4B6D272"/>
-    <w:lvl w:ilvl="0" w:tplc="0F20AF24">
+    <w:tmpl w:val="1FD69790"/>
+    <w:lvl w:ilvl="0" w:tplc="F1EC7E88">
       <w:start w:val="1"/>
       <w:numFmt w:val="decimal"/>
       <w:lvlText w:val="%1."/>
@@ -31913,7 +31681,7 @@
         <w:ind w:left="360" w:hanging="300"/>
       </w:pPr>
     </w:lvl>
-    <w:lvl w:ilvl="1" w:tplc="9DD80D7E" w:tentative="1">
+    <w:lvl w:ilvl="1" w:tplc="93D03E02" w:tentative="1">
       <w:start w:val="1"/>
       <w:numFmt w:val="lowerLetter"/>
       <w:lvlText w:val="%2."/>
@@ -31922,47 +31690,47 @@
         <w:ind w:left="720" w:hanging="300"/>
       </w:pPr>
     </w:lvl>
-    <w:lvl w:ilvl="2" w:tplc="DFC29BAC">
+    <w:lvl w:ilvl="2" w:tplc="5BA892BA">
       <w:numFmt w:val="decimal"/>
       <w:lvlText w:val=""/>
       <w:lvlJc w:val="left"/>
     </w:lvl>
-    <w:lvl w:ilvl="3" w:tplc="AE8A959E">
+    <w:lvl w:ilvl="3" w:tplc="7626FAD6">
       <w:numFmt w:val="decimal"/>
       <w:lvlText w:val=""/>
       <w:lvlJc w:val="left"/>
     </w:lvl>
-    <w:lvl w:ilvl="4" w:tplc="6E681ED0">
+    <w:lvl w:ilvl="4" w:tplc="83B4257A">
       <w:numFmt w:val="decimal"/>
       <w:lvlText w:val=""/>
       <w:lvlJc w:val="left"/>
     </w:lvl>
-    <w:lvl w:ilvl="5" w:tplc="7BD06514">
+    <w:lvl w:ilvl="5" w:tplc="3B5C9526">
       <w:numFmt w:val="decimal"/>
       <w:lvlText w:val=""/>
       <w:lvlJc w:val="left"/>
     </w:lvl>
-    <w:lvl w:ilvl="6" w:tplc="420E5FE2">
+    <w:lvl w:ilvl="6" w:tplc="515C9F50">
       <w:numFmt w:val="decimal"/>
       <w:lvlText w:val=""/>
       <w:lvlJc w:val="left"/>
     </w:lvl>
-    <w:lvl w:ilvl="7" w:tplc="E960BA7A">
+    <w:lvl w:ilvl="7" w:tplc="535A059A">
       <w:numFmt w:val="decimal"/>
       <w:lvlText w:val=""/>
       <w:lvlJc w:val="left"/>
     </w:lvl>
-    <w:lvl w:ilvl="8" w:tplc="4D4A6544">
+    <w:lvl w:ilvl="8" w:tplc="34620DC2">
       <w:numFmt w:val="decimal"/>
       <w:lvlText w:val=""/>
       <w:lvlJc w:val="left"/>
     </w:lvl>
   </w:abstractNum>
-  <w:abstractNum w:abstractNumId="7" w15:restartNumberingAfterBreak="0">
-    <w:nsid w:val="34A55CD4"/>
+  <w:abstractNum w:abstractNumId="3" w15:restartNumberingAfterBreak="0">
+    <w:nsid w:val="1AFB4797"/>
     <w:multiLevelType w:val="hybridMultilevel"/>
-    <w:tmpl w:val="D6EA686A"/>
-    <w:lvl w:ilvl="0" w:tplc="1C7E5832">
+    <w:tmpl w:val="4D8A2612"/>
+    <w:lvl w:ilvl="0" w:tplc="F2844314">
       <w:start w:val="1"/>
       <w:numFmt w:val="decimal"/>
       <w:lvlText w:val="%1."/>
@@ -31971,7 +31739,7 @@
         <w:ind w:left="360" w:hanging="300"/>
       </w:pPr>
     </w:lvl>
-    <w:lvl w:ilvl="1" w:tplc="CB120614" w:tentative="1">
+    <w:lvl w:ilvl="1" w:tplc="DBEC8C7E" w:tentative="1">
       <w:start w:val="1"/>
       <w:numFmt w:val="lowerLetter"/>
       <w:lvlText w:val="%2."/>
@@ -31980,47 +31748,395 @@
         <w:ind w:left="720" w:hanging="300"/>
       </w:pPr>
     </w:lvl>
-    <w:lvl w:ilvl="2" w:tplc="9460ADD4">
+    <w:lvl w:ilvl="2" w:tplc="61402A5E">
       <w:numFmt w:val="decimal"/>
       <w:lvlText w:val=""/>
       <w:lvlJc w:val="left"/>
     </w:lvl>
-    <w:lvl w:ilvl="3" w:tplc="2A740534">
+    <w:lvl w:ilvl="3" w:tplc="B1660AF0">
       <w:numFmt w:val="decimal"/>
       <w:lvlText w:val=""/>
       <w:lvlJc w:val="left"/>
     </w:lvl>
-    <w:lvl w:ilvl="4" w:tplc="FBF6AF70">
+    <w:lvl w:ilvl="4" w:tplc="DE7241F4">
       <w:numFmt w:val="decimal"/>
       <w:lvlText w:val=""/>
       <w:lvlJc w:val="left"/>
     </w:lvl>
-    <w:lvl w:ilvl="5" w:tplc="CA8845BA">
+    <w:lvl w:ilvl="5" w:tplc="8050EC88">
       <w:numFmt w:val="decimal"/>
       <w:lvlText w:val=""/>
       <w:lvlJc w:val="left"/>
     </w:lvl>
-    <w:lvl w:ilvl="6" w:tplc="72F21A9E">
+    <w:lvl w:ilvl="6" w:tplc="E1FE7A34">
       <w:numFmt w:val="decimal"/>
       <w:lvlText w:val=""/>
       <w:lvlJc w:val="left"/>
     </w:lvl>
-    <w:lvl w:ilvl="7" w:tplc="6816773C">
+    <w:lvl w:ilvl="7" w:tplc="7862D4A2">
       <w:numFmt w:val="decimal"/>
       <w:lvlText w:val=""/>
       <w:lvlJc w:val="left"/>
     </w:lvl>
-    <w:lvl w:ilvl="8" w:tplc="B81EEFF0">
+    <w:lvl w:ilvl="8" w:tplc="E432DD10">
+      <w:numFmt w:val="decimal"/>
+      <w:lvlText w:val=""/>
+      <w:lvlJc w:val="left"/>
+    </w:lvl>
+  </w:abstractNum>
+  <w:abstractNum w:abstractNumId="4" w15:restartNumberingAfterBreak="0">
+    <w:nsid w:val="26106528"/>
+    <w:multiLevelType w:val="hybridMultilevel"/>
+    <w:tmpl w:val="029A3F2C"/>
+    <w:lvl w:ilvl="0" w:tplc="DA8A60DC">
+      <w:start w:val="1"/>
+      <w:numFmt w:val="decimal"/>
+      <w:lvlText w:val="%1."/>
+      <w:lvlJc w:val="left"/>
+      <w:pPr>
+        <w:ind w:left="360" w:hanging="300"/>
+      </w:pPr>
+    </w:lvl>
+    <w:lvl w:ilvl="1" w:tplc="3BE4FAFE" w:tentative="1">
+      <w:start w:val="1"/>
+      <w:numFmt w:val="lowerLetter"/>
+      <w:lvlText w:val="%2."/>
+      <w:lvlJc w:val="left"/>
+      <w:pPr>
+        <w:ind w:left="720" w:hanging="300"/>
+      </w:pPr>
+    </w:lvl>
+    <w:lvl w:ilvl="2" w:tplc="7E10C2E2">
+      <w:numFmt w:val="decimal"/>
+      <w:lvlText w:val=""/>
+      <w:lvlJc w:val="left"/>
+    </w:lvl>
+    <w:lvl w:ilvl="3" w:tplc="0AFE353A">
+      <w:numFmt w:val="decimal"/>
+      <w:lvlText w:val=""/>
+      <w:lvlJc w:val="left"/>
+    </w:lvl>
+    <w:lvl w:ilvl="4" w:tplc="499A2E8C">
+      <w:numFmt w:val="decimal"/>
+      <w:lvlText w:val=""/>
+      <w:lvlJc w:val="left"/>
+    </w:lvl>
+    <w:lvl w:ilvl="5" w:tplc="1194D11A">
+      <w:numFmt w:val="decimal"/>
+      <w:lvlText w:val=""/>
+      <w:lvlJc w:val="left"/>
+    </w:lvl>
+    <w:lvl w:ilvl="6" w:tplc="678CDC92">
+      <w:numFmt w:val="decimal"/>
+      <w:lvlText w:val=""/>
+      <w:lvlJc w:val="left"/>
+    </w:lvl>
+    <w:lvl w:ilvl="7" w:tplc="5DC49EF6">
+      <w:numFmt w:val="decimal"/>
+      <w:lvlText w:val=""/>
+      <w:lvlJc w:val="left"/>
+    </w:lvl>
+    <w:lvl w:ilvl="8" w:tplc="EB9692A8">
+      <w:numFmt w:val="decimal"/>
+      <w:lvlText w:val=""/>
+      <w:lvlJc w:val="left"/>
+    </w:lvl>
+  </w:abstractNum>
+  <w:abstractNum w:abstractNumId="5" w15:restartNumberingAfterBreak="0">
+    <w:nsid w:val="34903D60"/>
+    <w:multiLevelType w:val="hybridMultilevel"/>
+    <w:tmpl w:val="7E88924C"/>
+    <w:lvl w:ilvl="0" w:tplc="D38AD6EA">
+      <w:start w:val="1"/>
+      <w:numFmt w:val="decimal"/>
+      <w:lvlText w:val="%1."/>
+      <w:lvlJc w:val="left"/>
+      <w:pPr>
+        <w:ind w:left="360" w:hanging="300"/>
+      </w:pPr>
+    </w:lvl>
+    <w:lvl w:ilvl="1" w:tplc="51360264" w:tentative="1">
+      <w:start w:val="1"/>
+      <w:numFmt w:val="lowerLetter"/>
+      <w:lvlText w:val="%2."/>
+      <w:lvlJc w:val="left"/>
+      <w:pPr>
+        <w:ind w:left="720" w:hanging="300"/>
+      </w:pPr>
+    </w:lvl>
+    <w:lvl w:ilvl="2" w:tplc="0F582958">
+      <w:numFmt w:val="decimal"/>
+      <w:lvlText w:val=""/>
+      <w:lvlJc w:val="left"/>
+    </w:lvl>
+    <w:lvl w:ilvl="3" w:tplc="6E481DAC">
+      <w:numFmt w:val="decimal"/>
+      <w:lvlText w:val=""/>
+      <w:lvlJc w:val="left"/>
+    </w:lvl>
+    <w:lvl w:ilvl="4" w:tplc="C700F896">
+      <w:numFmt w:val="decimal"/>
+      <w:lvlText w:val=""/>
+      <w:lvlJc w:val="left"/>
+    </w:lvl>
+    <w:lvl w:ilvl="5" w:tplc="18780BBA">
+      <w:numFmt w:val="decimal"/>
+      <w:lvlText w:val=""/>
+      <w:lvlJc w:val="left"/>
+    </w:lvl>
+    <w:lvl w:ilvl="6" w:tplc="597690A2">
+      <w:numFmt w:val="decimal"/>
+      <w:lvlText w:val=""/>
+      <w:lvlJc w:val="left"/>
+    </w:lvl>
+    <w:lvl w:ilvl="7" w:tplc="3850D678">
+      <w:numFmt w:val="decimal"/>
+      <w:lvlText w:val=""/>
+      <w:lvlJc w:val="left"/>
+    </w:lvl>
+    <w:lvl w:ilvl="8" w:tplc="4928F1BE">
+      <w:numFmt w:val="decimal"/>
+      <w:lvlText w:val=""/>
+      <w:lvlJc w:val="left"/>
+    </w:lvl>
+  </w:abstractNum>
+  <w:abstractNum w:abstractNumId="6" w15:restartNumberingAfterBreak="0">
+    <w:nsid w:val="363676F6"/>
+    <w:multiLevelType w:val="hybridMultilevel"/>
+    <w:tmpl w:val="2C447150"/>
+    <w:lvl w:ilvl="0" w:tplc="92CCFEC0">
+      <w:start w:val="1"/>
+      <w:numFmt w:val="decimal"/>
+      <w:lvlText w:val="%1."/>
+      <w:lvlJc w:val="left"/>
+      <w:pPr>
+        <w:ind w:left="360" w:hanging="300"/>
+      </w:pPr>
+    </w:lvl>
+    <w:lvl w:ilvl="1" w:tplc="ABFA1E7C" w:tentative="1">
+      <w:start w:val="1"/>
+      <w:numFmt w:val="lowerLetter"/>
+      <w:lvlText w:val="%2."/>
+      <w:lvlJc w:val="left"/>
+      <w:pPr>
+        <w:ind w:left="720" w:hanging="300"/>
+      </w:pPr>
+    </w:lvl>
+    <w:lvl w:ilvl="2" w:tplc="C144F1A2">
+      <w:numFmt w:val="decimal"/>
+      <w:lvlText w:val=""/>
+      <w:lvlJc w:val="left"/>
+    </w:lvl>
+    <w:lvl w:ilvl="3" w:tplc="80000F7C">
+      <w:numFmt w:val="decimal"/>
+      <w:lvlText w:val=""/>
+      <w:lvlJc w:val="left"/>
+    </w:lvl>
+    <w:lvl w:ilvl="4" w:tplc="72EA15DE">
+      <w:numFmt w:val="decimal"/>
+      <w:lvlText w:val=""/>
+      <w:lvlJc w:val="left"/>
+    </w:lvl>
+    <w:lvl w:ilvl="5" w:tplc="49B074A0">
+      <w:numFmt w:val="decimal"/>
+      <w:lvlText w:val=""/>
+      <w:lvlJc w:val="left"/>
+    </w:lvl>
+    <w:lvl w:ilvl="6" w:tplc="AA260554">
+      <w:numFmt w:val="decimal"/>
+      <w:lvlText w:val=""/>
+      <w:lvlJc w:val="left"/>
+    </w:lvl>
+    <w:lvl w:ilvl="7" w:tplc="ABCAE31E">
+      <w:numFmt w:val="decimal"/>
+      <w:lvlText w:val=""/>
+      <w:lvlJc w:val="left"/>
+    </w:lvl>
+    <w:lvl w:ilvl="8" w:tplc="70EC6FDA">
+      <w:numFmt w:val="decimal"/>
+      <w:lvlText w:val=""/>
+      <w:lvlJc w:val="left"/>
+    </w:lvl>
+  </w:abstractNum>
+  <w:abstractNum w:abstractNumId="7" w15:restartNumberingAfterBreak="0">
+    <w:nsid w:val="40AC46A8"/>
+    <w:multiLevelType w:val="hybridMultilevel"/>
+    <w:tmpl w:val="BD2CBCAA"/>
+    <w:lvl w:ilvl="0" w:tplc="4E7EBDA0">
+      <w:start w:val="1"/>
+      <w:numFmt w:val="decimal"/>
+      <w:lvlText w:val="%1."/>
+      <w:lvlJc w:val="left"/>
+      <w:pPr>
+        <w:ind w:left="360" w:hanging="300"/>
+      </w:pPr>
+    </w:lvl>
+    <w:lvl w:ilvl="1" w:tplc="534E3FCC" w:tentative="1">
+      <w:start w:val="1"/>
+      <w:numFmt w:val="lowerLetter"/>
+      <w:lvlText w:val="%2."/>
+      <w:lvlJc w:val="left"/>
+      <w:pPr>
+        <w:ind w:left="720" w:hanging="300"/>
+      </w:pPr>
+    </w:lvl>
+    <w:lvl w:ilvl="2" w:tplc="CDE45222">
+      <w:numFmt w:val="decimal"/>
+      <w:lvlText w:val=""/>
+      <w:lvlJc w:val="left"/>
+    </w:lvl>
+    <w:lvl w:ilvl="3" w:tplc="3294E31A">
+      <w:numFmt w:val="decimal"/>
+      <w:lvlText w:val=""/>
+      <w:lvlJc w:val="left"/>
+    </w:lvl>
+    <w:lvl w:ilvl="4" w:tplc="1FDCB050">
+      <w:numFmt w:val="decimal"/>
+      <w:lvlText w:val=""/>
+      <w:lvlJc w:val="left"/>
+    </w:lvl>
+    <w:lvl w:ilvl="5" w:tplc="70C0FEA8">
+      <w:numFmt w:val="decimal"/>
+      <w:lvlText w:val=""/>
+      <w:lvlJc w:val="left"/>
+    </w:lvl>
+    <w:lvl w:ilvl="6" w:tplc="F70AD360">
+      <w:numFmt w:val="decimal"/>
+      <w:lvlText w:val=""/>
+      <w:lvlJc w:val="left"/>
+    </w:lvl>
+    <w:lvl w:ilvl="7" w:tplc="BE0EBD84">
+      <w:numFmt w:val="decimal"/>
+      <w:lvlText w:val=""/>
+      <w:lvlJc w:val="left"/>
+    </w:lvl>
+    <w:lvl w:ilvl="8" w:tplc="25E666FE">
       <w:numFmt w:val="decimal"/>
       <w:lvlText w:val=""/>
       <w:lvlJc w:val="left"/>
     </w:lvl>
   </w:abstractNum>
   <w:abstractNum w:abstractNumId="8" w15:restartNumberingAfterBreak="0">
-    <w:nsid w:val="450E7EC7"/>
+    <w:nsid w:val="452C68EB"/>
     <w:multiLevelType w:val="hybridMultilevel"/>
-    <w:tmpl w:val="EA80BBCE"/>
-    <w:lvl w:ilvl="0" w:tplc="7D00F9FE">
+    <w:tmpl w:val="7876AC72"/>
+    <w:lvl w:ilvl="0" w:tplc="3ED4DBA8">
+      <w:start w:val="1"/>
+      <w:numFmt w:val="decimal"/>
+      <w:lvlText w:val="%1."/>
+      <w:lvlJc w:val="left"/>
+      <w:pPr>
+        <w:ind w:left="360" w:hanging="300"/>
+      </w:pPr>
+    </w:lvl>
+    <w:lvl w:ilvl="1" w:tplc="5F800B7E" w:tentative="1">
+      <w:start w:val="1"/>
+      <w:numFmt w:val="lowerLetter"/>
+      <w:lvlText w:val="%2."/>
+      <w:lvlJc w:val="left"/>
+      <w:pPr>
+        <w:ind w:left="720" w:hanging="300"/>
+      </w:pPr>
+    </w:lvl>
+    <w:lvl w:ilvl="2" w:tplc="44B2D8B4">
+      <w:numFmt w:val="decimal"/>
+      <w:lvlText w:val=""/>
+      <w:lvlJc w:val="left"/>
+    </w:lvl>
+    <w:lvl w:ilvl="3" w:tplc="0A9C4AA0">
+      <w:numFmt w:val="decimal"/>
+      <w:lvlText w:val=""/>
+      <w:lvlJc w:val="left"/>
+    </w:lvl>
+    <w:lvl w:ilvl="4" w:tplc="2FA8C6CA">
+      <w:numFmt w:val="decimal"/>
+      <w:lvlText w:val=""/>
+      <w:lvlJc w:val="left"/>
+    </w:lvl>
+    <w:lvl w:ilvl="5" w:tplc="E4262970">
+      <w:numFmt w:val="decimal"/>
+      <w:lvlText w:val=""/>
+      <w:lvlJc w:val="left"/>
+    </w:lvl>
+    <w:lvl w:ilvl="6" w:tplc="174C1B14">
+      <w:numFmt w:val="decimal"/>
+      <w:lvlText w:val=""/>
+      <w:lvlJc w:val="left"/>
+    </w:lvl>
+    <w:lvl w:ilvl="7" w:tplc="1884D664">
+      <w:numFmt w:val="decimal"/>
+      <w:lvlText w:val=""/>
+      <w:lvlJc w:val="left"/>
+    </w:lvl>
+    <w:lvl w:ilvl="8" w:tplc="53A8CC2E">
+      <w:numFmt w:val="decimal"/>
+      <w:lvlText w:val=""/>
+      <w:lvlJc w:val="left"/>
+    </w:lvl>
+  </w:abstractNum>
+  <w:abstractNum w:abstractNumId="9" w15:restartNumberingAfterBreak="0">
+    <w:nsid w:val="651F324A"/>
+    <w:multiLevelType w:val="hybridMultilevel"/>
+    <w:tmpl w:val="0052A84E"/>
+    <w:lvl w:ilvl="0" w:tplc="4A5AB8F4">
+      <w:start w:val="1"/>
+      <w:numFmt w:val="decimal"/>
+      <w:lvlText w:val="%1."/>
+      <w:lvlJc w:val="left"/>
+      <w:pPr>
+        <w:ind w:left="360" w:hanging="300"/>
+      </w:pPr>
+    </w:lvl>
+    <w:lvl w:ilvl="1" w:tplc="1D00C804" w:tentative="1">
+      <w:start w:val="1"/>
+      <w:numFmt w:val="lowerLetter"/>
+      <w:lvlText w:val="%2."/>
+      <w:lvlJc w:val="left"/>
+      <w:pPr>
+        <w:ind w:left="720" w:hanging="300"/>
+      </w:pPr>
+    </w:lvl>
+    <w:lvl w:ilvl="2" w:tplc="E8DAABFA">
+      <w:numFmt w:val="decimal"/>
+      <w:lvlText w:val=""/>
+      <w:lvlJc w:val="left"/>
+    </w:lvl>
+    <w:lvl w:ilvl="3" w:tplc="120A9136">
+      <w:numFmt w:val="decimal"/>
+      <w:lvlText w:val=""/>
+      <w:lvlJc w:val="left"/>
+    </w:lvl>
+    <w:lvl w:ilvl="4" w:tplc="587627AE">
+      <w:numFmt w:val="decimal"/>
+      <w:lvlText w:val=""/>
+      <w:lvlJc w:val="left"/>
+    </w:lvl>
+    <w:lvl w:ilvl="5" w:tplc="AB1CEBEA">
+      <w:numFmt w:val="decimal"/>
+      <w:lvlText w:val=""/>
+      <w:lvlJc w:val="left"/>
+    </w:lvl>
+    <w:lvl w:ilvl="6" w:tplc="F058E654">
+      <w:numFmt w:val="decimal"/>
+      <w:lvlText w:val=""/>
+      <w:lvlJc w:val="left"/>
+    </w:lvl>
+    <w:lvl w:ilvl="7" w:tplc="9FAC0562">
+      <w:numFmt w:val="decimal"/>
+      <w:lvlText w:val=""/>
+      <w:lvlJc w:val="left"/>
+    </w:lvl>
+    <w:lvl w:ilvl="8" w:tplc="DAC8E7B2">
+      <w:numFmt w:val="decimal"/>
+      <w:lvlText w:val=""/>
+      <w:lvlJc w:val="left"/>
+    </w:lvl>
+  </w:abstractNum>
+  <w:abstractNum w:abstractNumId="10" w15:restartNumberingAfterBreak="0">
+    <w:nsid w:val="70B64B1E"/>
+    <w:multiLevelType w:val="hybridMultilevel"/>
+    <w:tmpl w:val="F6D26FE0"/>
+    <w:lvl w:ilvl="0" w:tplc="72407F6C">
       <w:start w:val="1"/>
       <w:numFmt w:val="bullet"/>
       <w:lvlText w:val="•"/>
@@ -32029,7 +32145,7 @@
         <w:ind w:left="360" w:hanging="260"/>
       </w:pPr>
     </w:lvl>
-    <w:lvl w:ilvl="1" w:tplc="0B867FE4" w:tentative="1">
+    <w:lvl w:ilvl="1" w:tplc="F65A8080" w:tentative="1">
       <w:start w:val="1"/>
       <w:numFmt w:val="bullet"/>
       <w:lvlText w:val="–"/>
@@ -32038,47 +32154,47 @@
         <w:ind w:left="720" w:hanging="260"/>
       </w:pPr>
     </w:lvl>
-    <w:lvl w:ilvl="2" w:tplc="B68EE6E4">
+    <w:lvl w:ilvl="2" w:tplc="4EC65074">
       <w:numFmt w:val="decimal"/>
       <w:lvlText w:val=""/>
       <w:lvlJc w:val="left"/>
     </w:lvl>
-    <w:lvl w:ilvl="3" w:tplc="7C9495E0">
+    <w:lvl w:ilvl="3" w:tplc="0AFC9FE2">
       <w:numFmt w:val="decimal"/>
       <w:lvlText w:val=""/>
       <w:lvlJc w:val="left"/>
     </w:lvl>
-    <w:lvl w:ilvl="4" w:tplc="2AA0CB06">
+    <w:lvl w:ilvl="4" w:tplc="1D3A90A2">
       <w:numFmt w:val="decimal"/>
       <w:lvlText w:val=""/>
       <w:lvlJc w:val="left"/>
     </w:lvl>
-    <w:lvl w:ilvl="5" w:tplc="3A400A98">
+    <w:lvl w:ilvl="5" w:tplc="094CFB14">
       <w:numFmt w:val="decimal"/>
       <w:lvlText w:val=""/>
       <w:lvlJc w:val="left"/>
     </w:lvl>
-    <w:lvl w:ilvl="6" w:tplc="DDEAF56A">
+    <w:lvl w:ilvl="6" w:tplc="BB949ABE">
       <w:numFmt w:val="decimal"/>
       <w:lvlText w:val=""/>
       <w:lvlJc w:val="left"/>
     </w:lvl>
-    <w:lvl w:ilvl="7" w:tplc="A2807C28">
+    <w:lvl w:ilvl="7" w:tplc="FDFC4B84">
       <w:numFmt w:val="decimal"/>
       <w:lvlText w:val=""/>
       <w:lvlJc w:val="left"/>
     </w:lvl>
-    <w:lvl w:ilvl="8" w:tplc="942254FE">
+    <w:lvl w:ilvl="8" w:tplc="72A23D14">
       <w:numFmt w:val="decimal"/>
       <w:lvlText w:val=""/>
       <w:lvlJc w:val="left"/>
     </w:lvl>
   </w:abstractNum>
-  <w:abstractNum w:abstractNumId="9" w15:restartNumberingAfterBreak="0">
-    <w:nsid w:val="4B27685B"/>
+  <w:abstractNum w:abstractNumId="11" w15:restartNumberingAfterBreak="0">
+    <w:nsid w:val="733B705A"/>
     <w:multiLevelType w:val="hybridMultilevel"/>
-    <w:tmpl w:val="55FE74CA"/>
-    <w:lvl w:ilvl="0" w:tplc="EFD8CAB8">
+    <w:tmpl w:val="1B04D996"/>
+    <w:lvl w:ilvl="0" w:tplc="E45095F6">
       <w:start w:val="1"/>
       <w:numFmt w:val="decimal"/>
       <w:lvlText w:val="%1."/>
@@ -32087,7 +32203,7 @@
         <w:ind w:left="360" w:hanging="300"/>
       </w:pPr>
     </w:lvl>
-    <w:lvl w:ilvl="1" w:tplc="8E42F4F2" w:tentative="1">
+    <w:lvl w:ilvl="1" w:tplc="85B4AA2C" w:tentative="1">
       <w:start w:val="1"/>
       <w:numFmt w:val="lowerLetter"/>
       <w:lvlText w:val="%2."/>
@@ -32096,47 +32212,47 @@
         <w:ind w:left="720" w:hanging="300"/>
       </w:pPr>
     </w:lvl>
-    <w:lvl w:ilvl="2" w:tplc="7AEE58D6">
+    <w:lvl w:ilvl="2" w:tplc="CB9A8C88">
       <w:numFmt w:val="decimal"/>
       <w:lvlText w:val=""/>
       <w:lvlJc w:val="left"/>
     </w:lvl>
-    <w:lvl w:ilvl="3" w:tplc="9EF47EFE">
+    <w:lvl w:ilvl="3" w:tplc="AEC8BD3A">
       <w:numFmt w:val="decimal"/>
       <w:lvlText w:val=""/>
       <w:lvlJc w:val="left"/>
     </w:lvl>
-    <w:lvl w:ilvl="4" w:tplc="7584C962">
+    <w:lvl w:ilvl="4" w:tplc="DC962A5A">
       <w:numFmt w:val="decimal"/>
       <w:lvlText w:val=""/>
       <w:lvlJc w:val="left"/>
     </w:lvl>
-    <w:lvl w:ilvl="5" w:tplc="40B0EDC0">
+    <w:lvl w:ilvl="5" w:tplc="2B8C2222">
       <w:numFmt w:val="decimal"/>
       <w:lvlText w:val=""/>
       <w:lvlJc w:val="left"/>
     </w:lvl>
-    <w:lvl w:ilvl="6" w:tplc="6D12B9D4">
+    <w:lvl w:ilvl="6" w:tplc="F454E49E">
       <w:numFmt w:val="decimal"/>
       <w:lvlText w:val=""/>
       <w:lvlJc w:val="left"/>
     </w:lvl>
-    <w:lvl w:ilvl="7" w:tplc="A5E4CD10">
+    <w:lvl w:ilvl="7" w:tplc="483E011A">
       <w:numFmt w:val="decimal"/>
       <w:lvlText w:val=""/>
       <w:lvlJc w:val="left"/>
     </w:lvl>
-    <w:lvl w:ilvl="8" w:tplc="686A32DE">
+    <w:lvl w:ilvl="8" w:tplc="A72812D4">
       <w:numFmt w:val="decimal"/>
       <w:lvlText w:val=""/>
       <w:lvlJc w:val="left"/>
     </w:lvl>
   </w:abstractNum>
-  <w:abstractNum w:abstractNumId="10" w15:restartNumberingAfterBreak="0">
-    <w:nsid w:val="51E17B40"/>
+  <w:abstractNum w:abstractNumId="12" w15:restartNumberingAfterBreak="0">
+    <w:nsid w:val="7EC34065"/>
     <w:multiLevelType w:val="hybridMultilevel"/>
-    <w:tmpl w:val="439E5FB2"/>
-    <w:lvl w:ilvl="0" w:tplc="9AAC5E82">
+    <w:tmpl w:val="672803C2"/>
+    <w:lvl w:ilvl="0" w:tplc="8190E9F2">
       <w:start w:val="1"/>
       <w:numFmt w:val="decimal"/>
       <w:lvlText w:val="%1."/>
@@ -32145,7 +32261,7 @@
         <w:ind w:left="360" w:hanging="300"/>
       </w:pPr>
     </w:lvl>
-    <w:lvl w:ilvl="1" w:tplc="13261494" w:tentative="1">
+    <w:lvl w:ilvl="1" w:tplc="94E452F4" w:tentative="1">
       <w:start w:val="1"/>
       <w:numFmt w:val="lowerLetter"/>
       <w:lvlText w:val="%2."/>
@@ -32154,232 +32270,116 @@
         <w:ind w:left="720" w:hanging="300"/>
       </w:pPr>
     </w:lvl>
-    <w:lvl w:ilvl="2" w:tplc="F29CF43E">
+    <w:lvl w:ilvl="2" w:tplc="C17682BA">
       <w:numFmt w:val="decimal"/>
       <w:lvlText w:val=""/>
       <w:lvlJc w:val="left"/>
     </w:lvl>
-    <w:lvl w:ilvl="3" w:tplc="74A4556C">
+    <w:lvl w:ilvl="3" w:tplc="9F089B26">
       <w:numFmt w:val="decimal"/>
       <w:lvlText w:val=""/>
       <w:lvlJc w:val="left"/>
     </w:lvl>
-    <w:lvl w:ilvl="4" w:tplc="8A405666">
+    <w:lvl w:ilvl="4" w:tplc="765E5E18">
       <w:numFmt w:val="decimal"/>
       <w:lvlText w:val=""/>
       <w:lvlJc w:val="left"/>
     </w:lvl>
-    <w:lvl w:ilvl="5" w:tplc="EA9AA90A">
+    <w:lvl w:ilvl="5" w:tplc="59709868">
       <w:numFmt w:val="decimal"/>
       <w:lvlText w:val=""/>
       <w:lvlJc w:val="left"/>
     </w:lvl>
-    <w:lvl w:ilvl="6" w:tplc="903239DA">
+    <w:lvl w:ilvl="6" w:tplc="4522974E">
       <w:numFmt w:val="decimal"/>
       <w:lvlText w:val=""/>
       <w:lvlJc w:val="left"/>
     </w:lvl>
-    <w:lvl w:ilvl="7" w:tplc="D50814C8">
+    <w:lvl w:ilvl="7" w:tplc="32182D9A">
       <w:numFmt w:val="decimal"/>
       <w:lvlText w:val=""/>
       <w:lvlJc w:val="left"/>
     </w:lvl>
-    <w:lvl w:ilvl="8" w:tplc="A790C5DE">
+    <w:lvl w:ilvl="8" w:tplc="EBC47314">
       <w:numFmt w:val="decimal"/>
       <w:lvlText w:val=""/>
       <w:lvlJc w:val="left"/>
     </w:lvl>
   </w:abstractNum>
-  <w:abstractNum w:abstractNumId="11" w15:restartNumberingAfterBreak="0">
-    <w:nsid w:val="79697748"/>
-    <w:multiLevelType w:val="hybridMultilevel"/>
-    <w:tmpl w:val="99B09E3E"/>
-    <w:lvl w:ilvl="0" w:tplc="5F4C85E8">
-      <w:start w:val="1"/>
-      <w:numFmt w:val="decimal"/>
-      <w:lvlText w:val="%1."/>
-      <w:lvlJc w:val="left"/>
-      <w:pPr>
-        <w:ind w:left="360" w:hanging="300"/>
-      </w:pPr>
-    </w:lvl>
-    <w:lvl w:ilvl="1" w:tplc="A36E2AAC" w:tentative="1">
-      <w:start w:val="1"/>
-      <w:numFmt w:val="lowerLetter"/>
-      <w:lvlText w:val="%2."/>
-      <w:lvlJc w:val="left"/>
-      <w:pPr>
-        <w:ind w:left="720" w:hanging="300"/>
-      </w:pPr>
-    </w:lvl>
-    <w:lvl w:ilvl="2" w:tplc="685E753C">
-      <w:numFmt w:val="decimal"/>
-      <w:lvlText w:val=""/>
-      <w:lvlJc w:val="left"/>
-    </w:lvl>
-    <w:lvl w:ilvl="3" w:tplc="FC7A906C">
-      <w:numFmt w:val="decimal"/>
-      <w:lvlText w:val=""/>
-      <w:lvlJc w:val="left"/>
-    </w:lvl>
-    <w:lvl w:ilvl="4" w:tplc="FAB48A1E">
-      <w:numFmt w:val="decimal"/>
-      <w:lvlText w:val=""/>
-      <w:lvlJc w:val="left"/>
-    </w:lvl>
-    <w:lvl w:ilvl="5" w:tplc="1E1C95D2">
-      <w:numFmt w:val="decimal"/>
-      <w:lvlText w:val=""/>
-      <w:lvlJc w:val="left"/>
-    </w:lvl>
-    <w:lvl w:ilvl="6" w:tplc="1BA4DA74">
-      <w:numFmt w:val="decimal"/>
-      <w:lvlText w:val=""/>
-      <w:lvlJc w:val="left"/>
-    </w:lvl>
-    <w:lvl w:ilvl="7" w:tplc="23EA3CB6">
-      <w:numFmt w:val="decimal"/>
-      <w:lvlText w:val=""/>
-      <w:lvlJc w:val="left"/>
-    </w:lvl>
-    <w:lvl w:ilvl="8" w:tplc="80442FCE">
-      <w:numFmt w:val="decimal"/>
-      <w:lvlText w:val=""/>
-      <w:lvlJc w:val="left"/>
-    </w:lvl>
-  </w:abstractNum>
-  <w:abstractNum w:abstractNumId="12" w15:restartNumberingAfterBreak="0">
-    <w:nsid w:val="7D1135E6"/>
-    <w:multiLevelType w:val="hybridMultilevel"/>
-    <w:tmpl w:val="E4648BC2"/>
-    <w:lvl w:ilvl="0" w:tplc="0858703C">
-      <w:start w:val="1"/>
-      <w:numFmt w:val="decimal"/>
-      <w:lvlText w:val="%1."/>
-      <w:lvlJc w:val="left"/>
-      <w:pPr>
-        <w:ind w:left="360" w:hanging="300"/>
-      </w:pPr>
-    </w:lvl>
-    <w:lvl w:ilvl="1" w:tplc="4AEE1A36" w:tentative="1">
-      <w:start w:val="1"/>
-      <w:numFmt w:val="lowerLetter"/>
-      <w:lvlText w:val="%2."/>
-      <w:lvlJc w:val="left"/>
-      <w:pPr>
-        <w:ind w:left="720" w:hanging="300"/>
-      </w:pPr>
-    </w:lvl>
-    <w:lvl w:ilvl="2" w:tplc="09BE115E">
-      <w:numFmt w:val="decimal"/>
-      <w:lvlText w:val=""/>
-      <w:lvlJc w:val="left"/>
-    </w:lvl>
-    <w:lvl w:ilvl="3" w:tplc="AB101842">
-      <w:numFmt w:val="decimal"/>
-      <w:lvlText w:val=""/>
-      <w:lvlJc w:val="left"/>
-    </w:lvl>
-    <w:lvl w:ilvl="4" w:tplc="10BEC31A">
-      <w:numFmt w:val="decimal"/>
-      <w:lvlText w:val=""/>
-      <w:lvlJc w:val="left"/>
-    </w:lvl>
-    <w:lvl w:ilvl="5" w:tplc="35B017A6">
-      <w:numFmt w:val="decimal"/>
-      <w:lvlText w:val=""/>
-      <w:lvlJc w:val="left"/>
-    </w:lvl>
-    <w:lvl w:ilvl="6" w:tplc="A78ACBBE">
-      <w:numFmt w:val="decimal"/>
-      <w:lvlText w:val=""/>
-      <w:lvlJc w:val="left"/>
-    </w:lvl>
-    <w:lvl w:ilvl="7" w:tplc="D428B40C">
-      <w:numFmt w:val="decimal"/>
-      <w:lvlText w:val=""/>
-      <w:lvlJc w:val="left"/>
-    </w:lvl>
-    <w:lvl w:ilvl="8" w:tplc="E042D620">
-      <w:numFmt w:val="decimal"/>
-      <w:lvlText w:val=""/>
-      <w:lvlJc w:val="left"/>
-    </w:lvl>
-  </w:abstractNum>
-  <w:num w:numId="1" w16cid:durableId="353576500">
-    <w:abstractNumId w:val="5"/>
+  <w:num w:numId="1" w16cid:durableId="1361009448">
+    <w:abstractNumId w:val="1"/>
     <w:lvlOverride w:ilvl="0">
       <w:startOverride w:val="1"/>
     </w:lvlOverride>
   </w:num>
-  <w:num w:numId="2" w16cid:durableId="201064850">
+  <w:num w:numId="2" w16cid:durableId="17704558">
+    <w:abstractNumId w:val="10"/>
+    <w:lvlOverride w:ilvl="0">
+      <w:startOverride w:val="1"/>
+    </w:lvlOverride>
+  </w:num>
+  <w:num w:numId="3" w16cid:durableId="1334651865">
+    <w:abstractNumId w:val="6"/>
+    <w:lvlOverride w:ilvl="0">
+      <w:startOverride w:val="1"/>
+    </w:lvlOverride>
+  </w:num>
+  <w:num w:numId="4" w16cid:durableId="160585921">
+    <w:abstractNumId w:val="7"/>
+    <w:lvlOverride w:ilvl="0">
+      <w:startOverride w:val="1"/>
+    </w:lvlOverride>
+  </w:num>
+  <w:num w:numId="5" w16cid:durableId="1046876146">
     <w:abstractNumId w:val="8"/>
     <w:lvlOverride w:ilvl="0">
       <w:startOverride w:val="1"/>
     </w:lvlOverride>
   </w:num>
-  <w:num w:numId="3" w16cid:durableId="2116093698">
-    <w:abstractNumId w:val="10"/>
-    <w:lvlOverride w:ilvl="0">
-      <w:startOverride w:val="1"/>
-    </w:lvlOverride>
-  </w:num>
-  <w:num w:numId="4" w16cid:durableId="454452262">
+  <w:num w:numId="6" w16cid:durableId="368724900">
     <w:abstractNumId w:val="2"/>
     <w:lvlOverride w:ilvl="0">
       <w:startOverride w:val="1"/>
     </w:lvlOverride>
   </w:num>
-  <w:num w:numId="5" w16cid:durableId="1641887138">
-    <w:abstractNumId w:val="6"/>
+  <w:num w:numId="7" w16cid:durableId="496656827">
+    <w:abstractNumId w:val="4"/>
     <w:lvlOverride w:ilvl="0">
       <w:startOverride w:val="1"/>
     </w:lvlOverride>
   </w:num>
-  <w:num w:numId="6" w16cid:durableId="789322417">
+  <w:num w:numId="8" w16cid:durableId="1854997407">
     <w:abstractNumId w:val="11"/>
     <w:lvlOverride w:ilvl="0">
       <w:startOverride w:val="1"/>
     </w:lvlOverride>
   </w:num>
-  <w:num w:numId="7" w16cid:durableId="1290042271">
+  <w:num w:numId="9" w16cid:durableId="616524291">
+    <w:abstractNumId w:val="3"/>
+    <w:lvlOverride w:ilvl="0">
+      <w:startOverride w:val="1"/>
+    </w:lvlOverride>
+  </w:num>
+  <w:num w:numId="10" w16cid:durableId="627322956">
+    <w:abstractNumId w:val="9"/>
+    <w:lvlOverride w:ilvl="0">
+      <w:startOverride w:val="1"/>
+    </w:lvlOverride>
+  </w:num>
+  <w:num w:numId="11" w16cid:durableId="291521382">
     <w:abstractNumId w:val="12"/>
     <w:lvlOverride w:ilvl="0">
       <w:startOverride w:val="1"/>
     </w:lvlOverride>
   </w:num>
-  <w:num w:numId="8" w16cid:durableId="1606111882">
-    <w:abstractNumId w:val="4"/>
-    <w:lvlOverride w:ilvl="0">
-      <w:startOverride w:val="1"/>
-    </w:lvlOverride>
-  </w:num>
-  <w:num w:numId="9" w16cid:durableId="1004430661">
-    <w:abstractNumId w:val="7"/>
-    <w:lvlOverride w:ilvl="0">
-      <w:startOverride w:val="1"/>
-    </w:lvlOverride>
-  </w:num>
-  <w:num w:numId="10" w16cid:durableId="1415710295">
-    <w:abstractNumId w:val="3"/>
-    <w:lvlOverride w:ilvl="0">
-      <w:startOverride w:val="1"/>
-    </w:lvlOverride>
-  </w:num>
-  <w:num w:numId="11" w16cid:durableId="1658873466">
-    <w:abstractNumId w:val="1"/>
-    <w:lvlOverride w:ilvl="0">
-      <w:startOverride w:val="1"/>
-    </w:lvlOverride>
-  </w:num>
-  <w:num w:numId="12" w16cid:durableId="728530288">
+  <w:num w:numId="12" w16cid:durableId="1565678784">
     <w:abstractNumId w:val="0"/>
     <w:lvlOverride w:ilvl="0">
       <w:startOverride w:val="1"/>
     </w:lvlOverride>
   </w:num>
-  <w:num w:numId="13" w16cid:durableId="1324234239">
-    <w:abstractNumId w:val="9"/>
+  <w:num w:numId="13" w16cid:durableId="50732505">
+    <w:abstractNumId w:val="5"/>
     <w:lvlOverride w:ilvl="0">
       <w:startOverride w:val="1"/>
     </w:lvlOverride>
@@ -33059,7 +33059,7 @@
     <w:autoRedefine/>
     <w:uiPriority w:val="39"/>
     <w:unhideWhenUsed/>
-    <w:rsid w:val="002C1D84"/>
+    <w:rsid w:val="005B0434"/>
     <w:pPr>
       <w:spacing w:after="100"/>
     </w:pPr>
@@ -33071,7 +33071,7 @@
     <w:autoRedefine/>
     <w:uiPriority w:val="39"/>
     <w:unhideWhenUsed/>
-    <w:rsid w:val="002C1D84"/>
+    <w:rsid w:val="005B0434"/>
     <w:pPr>
       <w:spacing w:after="100"/>
       <w:ind w:left="210"/>

--- a/discoverer-neo/docs/user-guide/manual/Discoverer-Neo-MANAGER-Guide-Full-es-ES.docx
+++ b/discoverer-neo/docs/user-guide/manual/Discoverer-Neo-MANAGER-Guide-Full-es-ES.docx
@@ -74,7 +74,7 @@
     <w:sdt>
       <w:sdtPr>
         <w:alias w:val="Índice"/>
-        <w:id w:val="1072157687"/>
+        <w:id w:val="421458945"/>
       </w:sdtPr>
       <w:sdtEndPr/>
       <w:sdtContent>
@@ -102,7 +102,7 @@
           <w:r>
             <w:fldChar w:fldCharType="separate"/>
           </w:r>
-          <w:hyperlink w:anchor="_Toc241692049" w:history="1">
+          <w:hyperlink w:anchor="_Toc241692661" w:history="1">
             <w:r>
               <w:rPr>
                 <w:rStyle w:val="Hiperligao"/>
@@ -126,7 +126,7 @@
               <w:rPr>
                 <w:noProof/>
               </w:rPr>
-              <w:instrText xml:space="preserve"> PAGEREF _Toc241692049 \h </w:instrText>
+              <w:instrText xml:space="preserve"> PAGEREF _Toc241692661 \h </w:instrText>
             </w:r>
             <w:r>
               <w:rPr>
@@ -168,7 +168,7 @@
               <w14:ligatures w14:val="standardContextual"/>
             </w:rPr>
           </w:pPr>
-          <w:hyperlink w:anchor="_Toc241692050" w:history="1">
+          <w:hyperlink w:anchor="_Toc241692662" w:history="1">
             <w:r>
               <w:rPr>
                 <w:rStyle w:val="Hiperligao"/>
@@ -192,7 +192,7 @@
               <w:rPr>
                 <w:noProof/>
               </w:rPr>
-              <w:instrText xml:space="preserve"> PAGEREF _Toc241692050 \h </w:instrText>
+              <w:instrText xml:space="preserve"> PAGEREF _Toc241692662 \h </w:instrText>
             </w:r>
             <w:r>
               <w:rPr>
@@ -234,7 +234,7 @@
               <w14:ligatures w14:val="standardContextual"/>
             </w:rPr>
           </w:pPr>
-          <w:hyperlink w:anchor="_Toc241692051" w:history="1">
+          <w:hyperlink w:anchor="_Toc241692663" w:history="1">
             <w:r>
               <w:rPr>
                 <w:rStyle w:val="Hiperligao"/>
@@ -258,7 +258,7 @@
               <w:rPr>
                 <w:noProof/>
               </w:rPr>
-              <w:instrText xml:space="preserve"> PAGEREF _Toc241692051 \h </w:instrText>
+              <w:instrText xml:space="preserve"> PAGEREF _Toc241692663 \h </w:instrText>
             </w:r>
             <w:r>
               <w:rPr>
@@ -300,7 +300,7 @@
               <w14:ligatures w14:val="standardContextual"/>
             </w:rPr>
           </w:pPr>
-          <w:hyperlink w:anchor="_Toc241692052" w:history="1">
+          <w:hyperlink w:anchor="_Toc241692664" w:history="1">
             <w:r>
               <w:rPr>
                 <w:rStyle w:val="Hiperligao"/>
@@ -324,7 +324,7 @@
               <w:rPr>
                 <w:noProof/>
               </w:rPr>
-              <w:instrText xml:space="preserve"> PAGEREF _Toc241692052 \h </w:instrText>
+              <w:instrText xml:space="preserve"> PAGEREF _Toc241692664 \h </w:instrText>
             </w:r>
             <w:r>
               <w:rPr>
@@ -366,7 +366,7 @@
               <w14:ligatures w14:val="standardContextual"/>
             </w:rPr>
           </w:pPr>
-          <w:hyperlink w:anchor="_Toc241692053" w:history="1">
+          <w:hyperlink w:anchor="_Toc241692665" w:history="1">
             <w:r>
               <w:rPr>
                 <w:rStyle w:val="Hiperligao"/>
@@ -390,7 +390,7 @@
               <w:rPr>
                 <w:noProof/>
               </w:rPr>
-              <w:instrText xml:space="preserve"> PAGEREF _Toc241692053 \h </w:instrText>
+              <w:instrText xml:space="preserve"> PAGEREF _Toc241692665 \h </w:instrText>
             </w:r>
             <w:r>
               <w:rPr>
@@ -432,7 +432,7 @@
               <w14:ligatures w14:val="standardContextual"/>
             </w:rPr>
           </w:pPr>
-          <w:hyperlink w:anchor="_Toc241692054" w:history="1">
+          <w:hyperlink w:anchor="_Toc241692666" w:history="1">
             <w:r>
               <w:rPr>
                 <w:rStyle w:val="Hiperligao"/>
@@ -456,7 +456,7 @@
               <w:rPr>
                 <w:noProof/>
               </w:rPr>
-              <w:instrText xml:space="preserve"> PAGEREF _Toc241692054 \h </w:instrText>
+              <w:instrText xml:space="preserve"> PAGEREF _Toc241692666 \h </w:instrText>
             </w:r>
             <w:r>
               <w:rPr>
@@ -498,7 +498,7 @@
               <w14:ligatures w14:val="standardContextual"/>
             </w:rPr>
           </w:pPr>
-          <w:hyperlink w:anchor="_Toc241692055" w:history="1">
+          <w:hyperlink w:anchor="_Toc241692667" w:history="1">
             <w:r>
               <w:rPr>
                 <w:rStyle w:val="Hiperligao"/>
@@ -522,7 +522,7 @@
               <w:rPr>
                 <w:noProof/>
               </w:rPr>
-              <w:instrText xml:space="preserve"> PAGEREF _Toc241692055 \h </w:instrText>
+              <w:instrText xml:space="preserve"> PAGEREF _Toc241692667 \h </w:instrText>
             </w:r>
             <w:r>
               <w:rPr>
@@ -564,7 +564,7 @@
               <w14:ligatures w14:val="standardContextual"/>
             </w:rPr>
           </w:pPr>
-          <w:hyperlink w:anchor="_Toc241692056" w:history="1">
+          <w:hyperlink w:anchor="_Toc241692668" w:history="1">
             <w:r>
               <w:rPr>
                 <w:rStyle w:val="Hiperligao"/>
@@ -588,7 +588,7 @@
               <w:rPr>
                 <w:noProof/>
               </w:rPr>
-              <w:instrText xml:space="preserve"> PAGEREF _Toc241692056 \h </w:instrText>
+              <w:instrText xml:space="preserve"> PAGEREF _Toc241692668 \h </w:instrText>
             </w:r>
             <w:r>
               <w:rPr>
@@ -630,7 +630,7 @@
               <w14:ligatures w14:val="standardContextual"/>
             </w:rPr>
           </w:pPr>
-          <w:hyperlink w:anchor="_Toc241692057" w:history="1">
+          <w:hyperlink w:anchor="_Toc241692669" w:history="1">
             <w:r>
               <w:rPr>
                 <w:rStyle w:val="Hiperligao"/>
@@ -654,7 +654,7 @@
               <w:rPr>
                 <w:noProof/>
               </w:rPr>
-              <w:instrText xml:space="preserve"> PAGEREF _Toc241692057 \h </w:instrText>
+              <w:instrText xml:space="preserve"> PAGEREF _Toc241692669 \h </w:instrText>
             </w:r>
             <w:r>
               <w:rPr>
@@ -696,7 +696,7 @@
               <w14:ligatures w14:val="standardContextual"/>
             </w:rPr>
           </w:pPr>
-          <w:hyperlink w:anchor="_Toc241692058" w:history="1">
+          <w:hyperlink w:anchor="_Toc241692670" w:history="1">
             <w:r>
               <w:rPr>
                 <w:rStyle w:val="Hiperligao"/>
@@ -720,7 +720,7 @@
               <w:rPr>
                 <w:noProof/>
               </w:rPr>
-              <w:instrText xml:space="preserve"> PAGEREF _Toc241692058 \h </w:instrText>
+              <w:instrText xml:space="preserve"> PAGEREF _Toc241692670 \h </w:instrText>
             </w:r>
             <w:r>
               <w:rPr>
@@ -762,7 +762,7 @@
               <w14:ligatures w14:val="standardContextual"/>
             </w:rPr>
           </w:pPr>
-          <w:hyperlink w:anchor="_Toc241692059" w:history="1">
+          <w:hyperlink w:anchor="_Toc241692671" w:history="1">
             <w:r>
               <w:rPr>
                 <w:rStyle w:val="Hiperligao"/>
@@ -786,7 +786,7 @@
               <w:rPr>
                 <w:noProof/>
               </w:rPr>
-              <w:instrText xml:space="preserve"> PAGEREF _Toc241692059 \h </w:instrText>
+              <w:instrText xml:space="preserve"> PAGEREF _Toc241692671 \h </w:instrText>
             </w:r>
             <w:r>
               <w:rPr>
@@ -828,7 +828,7 @@
               <w14:ligatures w14:val="standardContextual"/>
             </w:rPr>
           </w:pPr>
-          <w:hyperlink w:anchor="_Toc241692060" w:history="1">
+          <w:hyperlink w:anchor="_Toc241692672" w:history="1">
             <w:r>
               <w:rPr>
                 <w:rStyle w:val="Hiperligao"/>
@@ -852,7 +852,7 @@
               <w:rPr>
                 <w:noProof/>
               </w:rPr>
-              <w:instrText xml:space="preserve"> PAGEREF _Toc241692060 \h </w:instrText>
+              <w:instrText xml:space="preserve"> PAGEREF _Toc241692672 \h </w:instrText>
             </w:r>
             <w:r>
               <w:rPr>
@@ -894,7 +894,7 @@
               <w14:ligatures w14:val="standardContextual"/>
             </w:rPr>
           </w:pPr>
-          <w:hyperlink w:anchor="_Toc241692061" w:history="1">
+          <w:hyperlink w:anchor="_Toc241692673" w:history="1">
             <w:r>
               <w:rPr>
                 <w:rStyle w:val="Hiperligao"/>
@@ -918,7 +918,7 @@
               <w:rPr>
                 <w:noProof/>
               </w:rPr>
-              <w:instrText xml:space="preserve"> PAGEREF _Toc241692061 \h </w:instrText>
+              <w:instrText xml:space="preserve"> PAGEREF _Toc241692673 \h </w:instrText>
             </w:r>
             <w:r>
               <w:rPr>
@@ -960,7 +960,7 @@
               <w14:ligatures w14:val="standardContextual"/>
             </w:rPr>
           </w:pPr>
-          <w:hyperlink w:anchor="_Toc241692062" w:history="1">
+          <w:hyperlink w:anchor="_Toc241692674" w:history="1">
             <w:r>
               <w:rPr>
                 <w:rStyle w:val="Hiperligao"/>
@@ -984,7 +984,7 @@
               <w:rPr>
                 <w:noProof/>
               </w:rPr>
-              <w:instrText xml:space="preserve"> PAGEREF _Toc241692062 \h </w:instrText>
+              <w:instrText xml:space="preserve"> PAGEREF _Toc241692674 \h </w:instrText>
             </w:r>
             <w:r>
               <w:rPr>
@@ -1026,7 +1026,7 @@
               <w14:ligatures w14:val="standardContextual"/>
             </w:rPr>
           </w:pPr>
-          <w:hyperlink w:anchor="_Toc241692063" w:history="1">
+          <w:hyperlink w:anchor="_Toc241692675" w:history="1">
             <w:r>
               <w:rPr>
                 <w:rStyle w:val="Hiperligao"/>
@@ -1050,7 +1050,7 @@
               <w:rPr>
                 <w:noProof/>
               </w:rPr>
-              <w:instrText xml:space="preserve"> PAGEREF _Toc241692063 \h </w:instrText>
+              <w:instrText xml:space="preserve"> PAGEREF _Toc241692675 \h </w:instrText>
             </w:r>
             <w:r>
               <w:rPr>
@@ -1092,7 +1092,7 @@
               <w14:ligatures w14:val="standardContextual"/>
             </w:rPr>
           </w:pPr>
-          <w:hyperlink w:anchor="_Toc241692064" w:history="1">
+          <w:hyperlink w:anchor="_Toc241692676" w:history="1">
             <w:r>
               <w:rPr>
                 <w:rStyle w:val="Hiperligao"/>
@@ -1116,7 +1116,7 @@
               <w:rPr>
                 <w:noProof/>
               </w:rPr>
-              <w:instrText xml:space="preserve"> PAGEREF _Toc241692064 \h </w:instrText>
+              <w:instrText xml:space="preserve"> PAGEREF _Toc241692676 \h </w:instrText>
             </w:r>
             <w:r>
               <w:rPr>
@@ -1158,7 +1158,7 @@
               <w14:ligatures w14:val="standardContextual"/>
             </w:rPr>
           </w:pPr>
-          <w:hyperlink w:anchor="_Toc241692065" w:history="1">
+          <w:hyperlink w:anchor="_Toc241692677" w:history="1">
             <w:r>
               <w:rPr>
                 <w:rStyle w:val="Hiperligao"/>
@@ -1182,7 +1182,7 @@
               <w:rPr>
                 <w:noProof/>
               </w:rPr>
-              <w:instrText xml:space="preserve"> PAGEREF _Toc241692065 \h </w:instrText>
+              <w:instrText xml:space="preserve"> PAGEREF _Toc241692677 \h </w:instrText>
             </w:r>
             <w:r>
               <w:rPr>
@@ -1224,7 +1224,7 @@
               <w14:ligatures w14:val="standardContextual"/>
             </w:rPr>
           </w:pPr>
-          <w:hyperlink w:anchor="_Toc241692066" w:history="1">
+          <w:hyperlink w:anchor="_Toc241692678" w:history="1">
             <w:r>
               <w:rPr>
                 <w:rStyle w:val="Hiperligao"/>
@@ -1248,7 +1248,7 @@
               <w:rPr>
                 <w:noProof/>
               </w:rPr>
-              <w:instrText xml:space="preserve"> PAGEREF _Toc241692066 \h </w:instrText>
+              <w:instrText xml:space="preserve"> PAGEREF _Toc241692678 \h </w:instrText>
             </w:r>
             <w:r>
               <w:rPr>
@@ -1290,7 +1290,7 @@
               <w14:ligatures w14:val="standardContextual"/>
             </w:rPr>
           </w:pPr>
-          <w:hyperlink w:anchor="_Toc241692067" w:history="1">
+          <w:hyperlink w:anchor="_Toc241692679" w:history="1">
             <w:r>
               <w:rPr>
                 <w:rStyle w:val="Hiperligao"/>
@@ -1314,7 +1314,7 @@
               <w:rPr>
                 <w:noProof/>
               </w:rPr>
-              <w:instrText xml:space="preserve"> PAGEREF _Toc241692067 \h </w:instrText>
+              <w:instrText xml:space="preserve"> PAGEREF _Toc241692679 \h </w:instrText>
             </w:r>
             <w:r>
               <w:rPr>
@@ -1356,7 +1356,7 @@
               <w14:ligatures w14:val="standardContextual"/>
             </w:rPr>
           </w:pPr>
-          <w:hyperlink w:anchor="_Toc241692068" w:history="1">
+          <w:hyperlink w:anchor="_Toc241692680" w:history="1">
             <w:r>
               <w:rPr>
                 <w:rStyle w:val="Hiperligao"/>
@@ -1380,7 +1380,7 @@
               <w:rPr>
                 <w:noProof/>
               </w:rPr>
-              <w:instrText xml:space="preserve"> PAGEREF _Toc241692068 \h </w:instrText>
+              <w:instrText xml:space="preserve"> PAGEREF _Toc241692680 \h </w:instrText>
             </w:r>
             <w:r>
               <w:rPr>
@@ -1422,7 +1422,7 @@
               <w14:ligatures w14:val="standardContextual"/>
             </w:rPr>
           </w:pPr>
-          <w:hyperlink w:anchor="_Toc241692069" w:history="1">
+          <w:hyperlink w:anchor="_Toc241692681" w:history="1">
             <w:r>
               <w:rPr>
                 <w:rStyle w:val="Hiperligao"/>
@@ -1446,7 +1446,7 @@
               <w:rPr>
                 <w:noProof/>
               </w:rPr>
-              <w:instrText xml:space="preserve"> PAGEREF _Toc241692069 \h </w:instrText>
+              <w:instrText xml:space="preserve"> PAGEREF _Toc241692681 \h </w:instrText>
             </w:r>
             <w:r>
               <w:rPr>
@@ -1488,7 +1488,7 @@
               <w14:ligatures w14:val="standardContextual"/>
             </w:rPr>
           </w:pPr>
-          <w:hyperlink w:anchor="_Toc241692070" w:history="1">
+          <w:hyperlink w:anchor="_Toc241692682" w:history="1">
             <w:r>
               <w:rPr>
                 <w:rStyle w:val="Hiperligao"/>
@@ -1512,7 +1512,7 @@
               <w:rPr>
                 <w:noProof/>
               </w:rPr>
-              <w:instrText xml:space="preserve"> PAGEREF _Toc241692070 \h </w:instrText>
+              <w:instrText xml:space="preserve"> PAGEREF _Toc241692682 \h </w:instrText>
             </w:r>
             <w:r>
               <w:rPr>
@@ -1554,7 +1554,7 @@
               <w14:ligatures w14:val="standardContextual"/>
             </w:rPr>
           </w:pPr>
-          <w:hyperlink w:anchor="_Toc241692071" w:history="1">
+          <w:hyperlink w:anchor="_Toc241692683" w:history="1">
             <w:r>
               <w:rPr>
                 <w:rStyle w:val="Hiperligao"/>
@@ -1578,7 +1578,7 @@
               <w:rPr>
                 <w:noProof/>
               </w:rPr>
-              <w:instrText xml:space="preserve"> PAGEREF _Toc241692071 \h </w:instrText>
+              <w:instrText xml:space="preserve"> PAGEREF _Toc241692683 \h </w:instrText>
             </w:r>
             <w:r>
               <w:rPr>
@@ -1620,7 +1620,7 @@
               <w14:ligatures w14:val="standardContextual"/>
             </w:rPr>
           </w:pPr>
-          <w:hyperlink w:anchor="_Toc241692072" w:history="1">
+          <w:hyperlink w:anchor="_Toc241692684" w:history="1">
             <w:r>
               <w:rPr>
                 <w:rStyle w:val="Hiperligao"/>
@@ -1644,7 +1644,7 @@
               <w:rPr>
                 <w:noProof/>
               </w:rPr>
-              <w:instrText xml:space="preserve"> PAGEREF _Toc241692072 \h </w:instrText>
+              <w:instrText xml:space="preserve"> PAGEREF _Toc241692684 \h </w:instrText>
             </w:r>
             <w:r>
               <w:rPr>
@@ -1686,7 +1686,7 @@
               <w14:ligatures w14:val="standardContextual"/>
             </w:rPr>
           </w:pPr>
-          <w:hyperlink w:anchor="_Toc241692073" w:history="1">
+          <w:hyperlink w:anchor="_Toc241692685" w:history="1">
             <w:r>
               <w:rPr>
                 <w:rStyle w:val="Hiperligao"/>
@@ -1710,7 +1710,7 @@
               <w:rPr>
                 <w:noProof/>
               </w:rPr>
-              <w:instrText xml:space="preserve"> PAGEREF _Toc241692073 \h </w:instrText>
+              <w:instrText xml:space="preserve"> PAGEREF _Toc241692685 \h </w:instrText>
             </w:r>
             <w:r>
               <w:rPr>
@@ -1752,7 +1752,7 @@
               <w14:ligatures w14:val="standardContextual"/>
             </w:rPr>
           </w:pPr>
-          <w:hyperlink w:anchor="_Toc241692074" w:history="1">
+          <w:hyperlink w:anchor="_Toc241692686" w:history="1">
             <w:r>
               <w:rPr>
                 <w:rStyle w:val="Hiperligao"/>
@@ -1776,7 +1776,7 @@
               <w:rPr>
                 <w:noProof/>
               </w:rPr>
-              <w:instrText xml:space="preserve"> PAGEREF _Toc241692074 \h </w:instrText>
+              <w:instrText xml:space="preserve"> PAGEREF _Toc241692686 \h </w:instrText>
             </w:r>
             <w:r>
               <w:rPr>
@@ -1818,7 +1818,7 @@
               <w14:ligatures w14:val="standardContextual"/>
             </w:rPr>
           </w:pPr>
-          <w:hyperlink w:anchor="_Toc241692075" w:history="1">
+          <w:hyperlink w:anchor="_Toc241692687" w:history="1">
             <w:r>
               <w:rPr>
                 <w:rStyle w:val="Hiperligao"/>
@@ -1842,7 +1842,7 @@
               <w:rPr>
                 <w:noProof/>
               </w:rPr>
-              <w:instrText xml:space="preserve"> PAGEREF _Toc241692075 \h </w:instrText>
+              <w:instrText xml:space="preserve"> PAGEREF _Toc241692687 \h </w:instrText>
             </w:r>
             <w:r>
               <w:rPr>
@@ -1884,7 +1884,7 @@
               <w14:ligatures w14:val="standardContextual"/>
             </w:rPr>
           </w:pPr>
-          <w:hyperlink w:anchor="_Toc241692076" w:history="1">
+          <w:hyperlink w:anchor="_Toc241692688" w:history="1">
             <w:r>
               <w:rPr>
                 <w:rStyle w:val="Hiperligao"/>
@@ -1908,7 +1908,7 @@
               <w:rPr>
                 <w:noProof/>
               </w:rPr>
-              <w:instrText xml:space="preserve"> PAGEREF _Toc241692076 \h </w:instrText>
+              <w:instrText xml:space="preserve"> PAGEREF _Toc241692688 \h </w:instrText>
             </w:r>
             <w:r>
               <w:rPr>
@@ -1950,7 +1950,7 @@
               <w14:ligatures w14:val="standardContextual"/>
             </w:rPr>
           </w:pPr>
-          <w:hyperlink w:anchor="_Toc241692077" w:history="1">
+          <w:hyperlink w:anchor="_Toc241692689" w:history="1">
             <w:r>
               <w:rPr>
                 <w:rStyle w:val="Hiperligao"/>
@@ -1974,7 +1974,7 @@
               <w:rPr>
                 <w:noProof/>
               </w:rPr>
-              <w:instrText xml:space="preserve"> PAGEREF _Toc241692077 \h </w:instrText>
+              <w:instrText xml:space="preserve"> PAGEREF _Toc241692689 \h </w:instrText>
             </w:r>
             <w:r>
               <w:rPr>
@@ -2016,7 +2016,7 @@
               <w14:ligatures w14:val="standardContextual"/>
             </w:rPr>
           </w:pPr>
-          <w:hyperlink w:anchor="_Toc241692078" w:history="1">
+          <w:hyperlink w:anchor="_Toc241692690" w:history="1">
             <w:r>
               <w:rPr>
                 <w:rStyle w:val="Hiperligao"/>
@@ -2040,7 +2040,7 @@
               <w:rPr>
                 <w:noProof/>
               </w:rPr>
-              <w:instrText xml:space="preserve"> PAGEREF _Toc241692078 \h </w:instrText>
+              <w:instrText xml:space="preserve"> PAGEREF _Toc241692690 \h </w:instrText>
             </w:r>
             <w:r>
               <w:rPr>
@@ -2082,7 +2082,7 @@
               <w14:ligatures w14:val="standardContextual"/>
             </w:rPr>
           </w:pPr>
-          <w:hyperlink w:anchor="_Toc241692079" w:history="1">
+          <w:hyperlink w:anchor="_Toc241692691" w:history="1">
             <w:r>
               <w:rPr>
                 <w:rStyle w:val="Hiperligao"/>
@@ -2106,7 +2106,7 @@
               <w:rPr>
                 <w:noProof/>
               </w:rPr>
-              <w:instrText xml:space="preserve"> PAGEREF _Toc241692079 \h </w:instrText>
+              <w:instrText xml:space="preserve"> PAGEREF _Toc241692691 \h </w:instrText>
             </w:r>
             <w:r>
               <w:rPr>
@@ -2148,7 +2148,7 @@
               <w14:ligatures w14:val="standardContextual"/>
             </w:rPr>
           </w:pPr>
-          <w:hyperlink w:anchor="_Toc241692080" w:history="1">
+          <w:hyperlink w:anchor="_Toc241692692" w:history="1">
             <w:r>
               <w:rPr>
                 <w:rStyle w:val="Hiperligao"/>
@@ -2172,7 +2172,7 @@
               <w:rPr>
                 <w:noProof/>
               </w:rPr>
-              <w:instrText xml:space="preserve"> PAGEREF _Toc241692080 \h </w:instrText>
+              <w:instrText xml:space="preserve"> PAGEREF _Toc241692692 \h </w:instrText>
             </w:r>
             <w:r>
               <w:rPr>
@@ -2214,7 +2214,7 @@
               <w14:ligatures w14:val="standardContextual"/>
             </w:rPr>
           </w:pPr>
-          <w:hyperlink w:anchor="_Toc241692081" w:history="1">
+          <w:hyperlink w:anchor="_Toc241692693" w:history="1">
             <w:r>
               <w:rPr>
                 <w:rStyle w:val="Hiperligao"/>
@@ -2238,7 +2238,7 @@
               <w:rPr>
                 <w:noProof/>
               </w:rPr>
-              <w:instrText xml:space="preserve"> PAGEREF _Toc241692081 \h </w:instrText>
+              <w:instrText xml:space="preserve"> PAGEREF _Toc241692693 \h </w:instrText>
             </w:r>
             <w:r>
               <w:rPr>
@@ -2280,7 +2280,7 @@
               <w14:ligatures w14:val="standardContextual"/>
             </w:rPr>
           </w:pPr>
-          <w:hyperlink w:anchor="_Toc241692082" w:history="1">
+          <w:hyperlink w:anchor="_Toc241692694" w:history="1">
             <w:r>
               <w:rPr>
                 <w:rStyle w:val="Hiperligao"/>
@@ -2304,7 +2304,7 @@
               <w:rPr>
                 <w:noProof/>
               </w:rPr>
-              <w:instrText xml:space="preserve"> PAGEREF _Toc241692082 \h </w:instrText>
+              <w:instrText xml:space="preserve"> PAGEREF _Toc241692694 \h </w:instrText>
             </w:r>
             <w:r>
               <w:rPr>
@@ -2352,7 +2352,7 @@
       <w:pPr>
         <w:pStyle w:val="Ttulo1"/>
       </w:pPr>
-      <w:bookmarkStart w:id="0" w:name="_Toc241692049"/>
+      <w:bookmarkStart w:id="0" w:name="_Toc241692661"/>
       <w:r>
         <w:lastRenderedPageBreak/>
         <w:t>Su rol de un vistazo</w:t>
@@ -2433,7 +2433,7 @@
       <w:pPr>
         <w:pStyle w:val="Ttulo2"/>
       </w:pPr>
-      <w:bookmarkStart w:id="1" w:name="_Toc241692050"/>
+      <w:bookmarkStart w:id="1" w:name="_Toc241692662"/>
       <w:r>
         <w:t>Puede / No puede</w:t>
       </w:r>
@@ -3208,7 +3208,7 @@
       <w:pPr>
         <w:pStyle w:val="Ttulo2"/>
       </w:pPr>
-      <w:bookmarkStart w:id="2" w:name="_Toc241692051"/>
+      <w:bookmarkStart w:id="2" w:name="_Toc241692663"/>
       <w:r>
         <w:t>De dónde procede su acceso</w:t>
       </w:r>
@@ -3818,7 +3818,7 @@
       <w:pPr>
         <w:pStyle w:val="Ttulo2"/>
       </w:pPr>
-      <w:bookmarkStart w:id="3" w:name="_Toc241692052"/>
+      <w:bookmarkStart w:id="3" w:name="_Toc241692664"/>
       <w:r>
         <w:t>Cómo iniciar sesión, cambiar la contraseña y cerrar sesión</w:t>
       </w:r>
@@ -3943,10 +3943,10 @@
         </w:rPr>
         <w:lastRenderedPageBreak/>
         <w:drawing>
-          <wp:inline distT="0" distB="0" distL="0" distR="0" wp14:anchorId="0FEF6A4D" wp14:editId="6ECDCD3C">
+          <wp:inline distT="0" distB="0" distL="0" distR="0" wp14:anchorId="51E3F7FB" wp14:editId="31AD3193">
             <wp:extent cx="5715000" cy="3571875"/>
             <wp:effectExtent l="0" t="0" r="0" b="0"/>
-            <wp:docPr id="227" name="01-login.png" descr="La página de inicio de sesión con Correo electrónico, Contraseña, Recordarme y el botón Iniciar sesión." title="La página de inicio de sesión con Correo electrónico, Contraseña, Recordarme y el botón Iniciar sesión."/>
+            <wp:docPr id="31" name="01-login.png" descr="La página de inicio de sesión con Correo electrónico, Contraseña, Recordarme y el botón Iniciar sesión." title="La página de inicio de sesión con Correo electrónico, Contraseña, Recordarme y el botón Iniciar sesión."/>
             <wp:cNvGraphicFramePr>
               <a:graphicFrameLocks xmlns:a="http://schemas.openxmlformats.org/drawingml/2006/main" noChangeAspect="1"/>
             </wp:cNvGraphicFramePr>
@@ -4054,10 +4054,10 @@
         </w:rPr>
         <w:lastRenderedPageBreak/>
         <w:drawing>
-          <wp:inline distT="0" distB="0" distL="0" distR="0" wp14:anchorId="684758A7" wp14:editId="1420E134">
+          <wp:inline distT="0" distB="0" distL="0" distR="0" wp14:anchorId="5C53B103" wp14:editId="11BAAD6A">
             <wp:extent cx="5715000" cy="3571875"/>
             <wp:effectExtent l="0" t="0" r="0" b="0"/>
-            <wp:docPr id="228" name="03-user-menu.png" descr="El menú de la cuenta abierto, con Configuración y Cerrar sesión." title="El menú de la cuenta abierto, con Configuración y Cerrar sesión."/>
+            <wp:docPr id="32" name="03-user-menu.png" descr="El menú de la cuenta abierto, con Configuración y Cerrar sesión." title="El menú de la cuenta abierto, con Configuración y Cerrar sesión."/>
             <wp:cNvGraphicFramePr>
               <a:graphicFrameLocks xmlns:a="http://schemas.openxmlformats.org/drawingml/2006/main" noChangeAspect="1"/>
             </wp:cNvGraphicFramePr>
@@ -4107,7 +4107,7 @@
         <w:pStyle w:val="Ttulo1"/>
         <w:pageBreakBefore/>
       </w:pPr>
-      <w:bookmarkStart w:id="4" w:name="_Toc241692053"/>
+      <w:bookmarkStart w:id="4" w:name="_Toc241692665"/>
       <w:r>
         <w:lastRenderedPageBreak/>
         <w:t>Panel</w:t>
@@ -4140,10 +4140,10 @@
           <w:noProof/>
         </w:rPr>
         <w:drawing>
-          <wp:inline distT="0" distB="0" distL="0" distR="0" wp14:anchorId="4C6C35E5" wp14:editId="6E5C8042">
+          <wp:inline distT="0" distB="0" distL="0" distR="0" wp14:anchorId="419B6F82" wp14:editId="0311AA51">
             <wp:extent cx="5715000" cy="5133975"/>
             <wp:effectExtent l="0" t="0" r="0" b="0"/>
-            <wp:docPr id="229" name="01-dashboard-sidebar.png" descr="El panel de Manager con la barra lateral y las tarjetas de resumen." title="El panel de Manager con la barra lateral y las tarjetas de resumen."/>
+            <wp:docPr id="33" name="01-dashboard-sidebar.png" descr="El panel de Manager con la barra lateral y las tarjetas de resumen." title="El panel de Manager con la barra lateral y las tarjetas de resumen."/>
             <wp:cNvGraphicFramePr>
               <a:graphicFrameLocks xmlns:a="http://schemas.openxmlformats.org/drawingml/2006/main" noChangeAspect="1"/>
             </wp:cNvGraphicFramePr>
@@ -4649,7 +4649,7 @@
         <w:pStyle w:val="Ttulo1"/>
         <w:pageBreakBefore/>
       </w:pPr>
-      <w:bookmarkStart w:id="5" w:name="_Toc241692054"/>
+      <w:bookmarkStart w:id="5" w:name="_Toc241692666"/>
       <w:r>
         <w:lastRenderedPageBreak/>
         <w:t>Funciones personalizadas</w:t>
@@ -4672,10 +4672,10 @@
           <w:noProof/>
         </w:rPr>
         <w:drawing>
-          <wp:inline distT="0" distB="0" distL="0" distR="0" wp14:anchorId="6DB15DA8" wp14:editId="4862F5A2">
+          <wp:inline distT="0" distB="0" distL="0" distR="0" wp14:anchorId="57BFA1F7" wp14:editId="6DB577F1">
             <wp:extent cx="5715000" cy="3571875"/>
             <wp:effectExtent l="0" t="0" r="0" b="0"/>
-            <wp:docPr id="230" name="08-custom-functions.png" descr="La página Funciones personalizadas con la lista, Actualizar todo y Nueva función." title="La página Funciones personalizadas con la lista, Actualizar todo y Nueva función."/>
+            <wp:docPr id="34" name="08-custom-functions.png" descr="La página Funciones personalizadas con la lista, Actualizar todo y Nueva función." title="La página Funciones personalizadas con la lista, Actualizar todo y Nueva función."/>
             <wp:cNvGraphicFramePr>
               <a:graphicFrameLocks xmlns:a="http://schemas.openxmlformats.org/drawingml/2006/main" noChangeAspect="1"/>
             </wp:cNvGraphicFramePr>
@@ -6214,7 +6214,7 @@
       <w:pPr>
         <w:pStyle w:val="Ttulo2"/>
       </w:pPr>
-      <w:bookmarkStart w:id="6" w:name="_Toc241692055"/>
+      <w:bookmarkStart w:id="6" w:name="_Toc241692667"/>
       <w:r>
         <w:t>Ejemplo: registrar una función de paquete</w:t>
       </w:r>
@@ -6360,7 +6360,7 @@
         <w:pStyle w:val="Ttulo1"/>
         <w:pageBreakBefore/>
       </w:pPr>
-      <w:bookmarkStart w:id="7" w:name="_Toc241692056"/>
+      <w:bookmarkStart w:id="7" w:name="_Toc241692668"/>
       <w:r>
         <w:lastRenderedPageBreak/>
         <w:t>Orígenes de datos</w:t>
@@ -6383,10 +6383,10 @@
           <w:noProof/>
         </w:rPr>
         <w:drawing>
-          <wp:inline distT="0" distB="0" distL="0" distR="0" wp14:anchorId="17762E95" wp14:editId="2BE5BEBB">
+          <wp:inline distT="0" distB="0" distL="0" distR="0" wp14:anchorId="65C74904" wp14:editId="29491105">
             <wp:extent cx="5715000" cy="3571875"/>
             <wp:effectExtent l="0" t="0" r="0" b="0"/>
-            <wp:docPr id="231" name="07-data-sources.png" descr="La página Orígenes de datos con la lista de conexiones y los iconos de fila." title="La página Orígenes de datos con la lista de conexiones y los iconos de fila."/>
+            <wp:docPr id="35" name="07-data-sources.png" descr="La página Orígenes de datos con la lista de conexiones y los iconos de fila." title="La página Orígenes de datos con la lista de conexiones y los iconos de fila."/>
             <wp:cNvGraphicFramePr>
               <a:graphicFrameLocks xmlns:a="http://schemas.openxmlformats.org/drawingml/2006/main" noChangeAspect="1"/>
             </wp:cNvGraphicFramePr>
@@ -7059,7 +7059,7 @@
         <w:pStyle w:val="Ttulo1"/>
         <w:pageBreakBefore/>
       </w:pPr>
-      <w:bookmarkStart w:id="8" w:name="_Toc241692057"/>
+      <w:bookmarkStart w:id="8" w:name="_Toc241692669"/>
       <w:r>
         <w:lastRenderedPageBreak/>
         <w:t>Usuarios</w:t>
@@ -7092,10 +7092,10 @@
           <w:noProof/>
         </w:rPr>
         <w:drawing>
-          <wp:inline distT="0" distB="0" distL="0" distR="0" wp14:anchorId="27D2D30B" wp14:editId="5DF70EEE">
+          <wp:inline distT="0" distB="0" distL="0" distR="0" wp14:anchorId="731EBC3D" wp14:editId="7D285EAD">
             <wp:extent cx="5715000" cy="3571875"/>
             <wp:effectExtent l="0" t="0" r="0" b="0"/>
-            <wp:docPr id="232" name="06-users.png" descr="La lista de Usuarios de solo lectura, sin los botones Nuevo usuario ni Archivo de credenciales." title="La lista de Usuarios de solo lectura, sin los botones Nuevo usuario ni Archivo de credenciales."/>
+            <wp:docPr id="36" name="06-users.png" descr="La lista de Usuarios de solo lectura, sin los botones Nuevo usuario ni Archivo de credenciales." title="La lista de Usuarios de solo lectura, sin los botones Nuevo usuario ni Archivo de credenciales."/>
             <wp:cNvGraphicFramePr>
               <a:graphicFrameLocks xmlns:a="http://schemas.openxmlformats.org/drawingml/2006/main" noChangeAspect="1"/>
             </wp:cNvGraphicFramePr>
@@ -7209,7 +7209,7 @@
       <w:pPr>
         <w:pStyle w:val="Ttulo2"/>
       </w:pPr>
-      <w:bookmarkStart w:id="9" w:name="_Toc241692058"/>
+      <w:bookmarkStart w:id="9" w:name="_Toc241692670"/>
       <w:r>
         <w:t>Mapas de una persona</w:t>
       </w:r>
@@ -7251,10 +7251,10 @@
           <w:noProof/>
         </w:rPr>
         <w:drawing>
-          <wp:inline distT="0" distB="0" distL="0" distR="0" wp14:anchorId="6A04BAAB" wp14:editId="527A15C6">
-            <wp:extent cx="4362450" cy="2190750"/>
+          <wp:inline distT="0" distB="0" distL="0" distR="0" wp14:anchorId="10C5100E" wp14:editId="7305B0A4">
+            <wp:extent cx="4362450" cy="1819275"/>
             <wp:effectExtent l="0" t="0" r="0" b="0"/>
-            <wp:docPr id="233" name="11-users-maps-dialog.png" descr="El cuadro Mapas de un usuario, con selectores de nivel de acceso compartido e iconos de propietario y de quitar." title="El cuadro Mapas de un usuario, con selectores de nivel de acceso compartido e iconos de propietario y de quitar."/>
+            <wp:docPr id="37" name="11-users-maps-dialog.png" descr="El cuadro Mapas de un usuario, con selectores de nivel de acceso compartido e iconos de propietario y de quitar." title="El cuadro Mapas de un usuario, con selectores de nivel de acceso compartido e iconos de propietario y de quitar."/>
             <wp:cNvGraphicFramePr>
               <a:graphicFrameLocks xmlns:a="http://schemas.openxmlformats.org/drawingml/2006/main" noChangeAspect="1"/>
             </wp:cNvGraphicFramePr>
@@ -7277,7 +7277,7 @@
                   <pic:spPr bwMode="auto">
                     <a:xfrm>
                       <a:off x="0" y="0"/>
-                      <a:ext cx="4362450" cy="2190750"/>
+                      <a:ext cx="4362450" cy="1819275"/>
                     </a:xfrm>
                     <a:prstGeom prst="rect">
                       <a:avLst/>
@@ -8552,7 +8552,7 @@
       <w:pPr>
         <w:pStyle w:val="Ttulo2"/>
       </w:pPr>
-      <w:bookmarkStart w:id="10" w:name="_Toc241692059"/>
+      <w:bookmarkStart w:id="10" w:name="_Toc241692671"/>
       <w:r>
         <w:t>Ejemplo: entregar un mapa a un compañero que se hace cargo</w:t>
       </w:r>
@@ -8680,7 +8680,7 @@
         <w:pStyle w:val="Ttulo1"/>
         <w:pageBreakBefore/>
       </w:pPr>
-      <w:bookmarkStart w:id="11" w:name="_Toc241692060"/>
+      <w:bookmarkStart w:id="11" w:name="_Toc241692672"/>
       <w:r>
         <w:lastRenderedPageBreak/>
         <w:t>Mapas</w:t>
@@ -8713,10 +8713,10 @@
           <w:noProof/>
         </w:rPr>
         <w:drawing>
-          <wp:inline distT="0" distB="0" distL="0" distR="0" wp14:anchorId="30A23D19" wp14:editId="5B0EBEB3">
+          <wp:inline distT="0" distB="0" distL="0" distR="0" wp14:anchorId="3C566F53" wp14:editId="5AF9A4C8">
             <wp:extent cx="5715000" cy="3429000"/>
             <wp:effectExtent l="0" t="0" r="0" b="0"/>
-            <wp:docPr id="234" name="02-maps-all.png" descr="La lista de Mapas, pestaña Todos, con los iconos Copiar, Compartir, Programar y Exportar en cada fila." title="La lista de Mapas, pestaña Todos, con los iconos Copiar, Compartir, Programar y Exportar en cada fila."/>
+            <wp:docPr id="38" name="02-maps-all.png" descr="La lista de Mapas, pestaña Todos, con los iconos Copiar, Compartir, Programar y Exportar en cada fila." title="La lista de Mapas, pestaña Todos, con los iconos Copiar, Compartir, Programar y Exportar en cada fila."/>
             <wp:cNvGraphicFramePr>
               <a:graphicFrameLocks xmlns:a="http://schemas.openxmlformats.org/drawingml/2006/main" noChangeAspect="1"/>
             </wp:cNvGraphicFramePr>
@@ -8765,7 +8765,7 @@
       <w:pPr>
         <w:pStyle w:val="Ttulo2"/>
       </w:pPr>
-      <w:bookmarkStart w:id="12" w:name="_Toc241692061"/>
+      <w:bookmarkStart w:id="12" w:name="_Toc241692673"/>
       <w:r>
         <w:t>Buscar un mapa</w:t>
       </w:r>
@@ -9391,7 +9391,7 @@
       <w:pPr>
         <w:pStyle w:val="Ttulo2"/>
       </w:pPr>
-      <w:bookmarkStart w:id="13" w:name="_Toc241692062"/>
+      <w:bookmarkStart w:id="13" w:name="_Toc241692674"/>
       <w:r>
         <w:lastRenderedPageBreak/>
         <w:t>Qué hace cada icono</w:t>
@@ -9991,7 +9991,7 @@
       <w:pPr>
         <w:pStyle w:val="Ttulo2"/>
       </w:pPr>
-      <w:bookmarkStart w:id="14" w:name="_Toc241692063"/>
+      <w:bookmarkStart w:id="14" w:name="_Toc241692675"/>
       <w:r>
         <w:t>Copiar un mapa para crear el suyo</w:t>
       </w:r>
@@ -10080,7 +10080,7 @@
       <w:pPr>
         <w:pStyle w:val="Ttulo2"/>
       </w:pPr>
-      <w:bookmarkStart w:id="15" w:name="_Toc241692064"/>
+      <w:bookmarkStart w:id="15" w:name="_Toc241692676"/>
       <w:r>
         <w:t>Compartir un mapa</w:t>
       </w:r>
@@ -10185,10 +10185,10 @@
         </w:rPr>
         <w:lastRenderedPageBreak/>
         <w:drawing>
-          <wp:inline distT="0" distB="0" distL="0" distR="0" wp14:anchorId="5FB6B1F7" wp14:editId="7ED641DE">
+          <wp:inline distT="0" distB="0" distL="0" distR="0" wp14:anchorId="3633807F" wp14:editId="70D55AEE">
             <wp:extent cx="3743325" cy="3895725"/>
             <wp:effectExtent l="0" t="0" r="0" b="0"/>
-            <wp:docPr id="235" name="03-share-dialog.png" descr="El cuadro Compartir mapa con un cuadro de búsqueda y los botones Puede ver, Puede exportar y Puede editar." title="El cuadro Compartir mapa con un cuadro de búsqueda y los botones Puede ver, Puede exportar y Puede editar."/>
+            <wp:docPr id="39" name="03-share-dialog.png" descr="El cuadro Compartir mapa con un cuadro de búsqueda y los botones Puede ver, Puede exportar y Puede editar." title="El cuadro Compartir mapa con un cuadro de búsqueda y los botones Puede ver, Puede exportar y Puede editar."/>
             <wp:cNvGraphicFramePr>
               <a:graphicFrameLocks xmlns:a="http://schemas.openxmlformats.org/drawingml/2006/main" noChangeAspect="1"/>
             </wp:cNvGraphicFramePr>
@@ -10268,7 +10268,7 @@
         <w:pStyle w:val="Ttulo1"/>
         <w:pageBreakBefore/>
       </w:pPr>
-      <w:bookmarkStart w:id="16" w:name="_Toc241692065"/>
+      <w:bookmarkStart w:id="16" w:name="_Toc241692677"/>
       <w:r>
         <w:lastRenderedPageBreak/>
         <w:t>Generador de mapas</w:t>
@@ -10301,10 +10301,10 @@
           <w:noProof/>
         </w:rPr>
         <w:drawing>
-          <wp:inline distT="0" distB="0" distL="0" distR="0" wp14:anchorId="7CA9EC7D" wp14:editId="1DE26795">
+          <wp:inline distT="0" distB="0" distL="0" distR="0" wp14:anchorId="440E51A6" wp14:editId="745F2A70">
             <wp:extent cx="5715000" cy="3571875"/>
             <wp:effectExtent l="0" t="0" r="0" b="0"/>
-            <wp:docPr id="236" name="05-builder-overview.png" descr="El generador de mapas con el árbol Áreas de negocio, el lienzo de columnas y el panel Propiedades." title="El generador de mapas con el árbol Áreas de negocio, el lienzo de columnas y el panel Propiedades."/>
+            <wp:docPr id="40" name="05-builder-overview.png" descr="El generador de mapas con el árbol Áreas de negocio, el lienzo de columnas y el panel Propiedades." title="El generador de mapas con el árbol Áreas de negocio, el lienzo de columnas y el panel Propiedades."/>
             <wp:cNvGraphicFramePr>
               <a:graphicFrameLocks xmlns:a="http://schemas.openxmlformats.org/drawingml/2006/main" noChangeAspect="1"/>
             </wp:cNvGraphicFramePr>
@@ -10353,7 +10353,7 @@
       <w:pPr>
         <w:pStyle w:val="Ttulo2"/>
       </w:pPr>
-      <w:bookmarkStart w:id="17" w:name="_Toc241692066"/>
+      <w:bookmarkStart w:id="17" w:name="_Toc241692678"/>
       <w:r>
         <w:t>Qué puede guardar</w:t>
       </w:r>
@@ -10734,7 +10734,7 @@
       <w:pPr>
         <w:pStyle w:val="Ttulo2"/>
       </w:pPr>
-      <w:bookmarkStart w:id="18" w:name="_Toc241692067"/>
+      <w:bookmarkStart w:id="18" w:name="_Toc241692679"/>
       <w:r>
         <w:t>La barra de herramientas</w:t>
       </w:r>
@@ -11575,7 +11575,7 @@
       <w:pPr>
         <w:pStyle w:val="Ttulo2"/>
       </w:pPr>
-      <w:bookmarkStart w:id="19" w:name="_Toc241692068"/>
+      <w:bookmarkStart w:id="19" w:name="_Toc241692680"/>
       <w:r>
         <w:t>Crear un mapa</w:t>
       </w:r>
@@ -11743,7 +11743,7 @@
       <w:pPr>
         <w:pStyle w:val="Ttulo2"/>
       </w:pPr>
-      <w:bookmarkStart w:id="20" w:name="_Toc241692069"/>
+      <w:bookmarkStart w:id="20" w:name="_Toc241692681"/>
       <w:r>
         <w:t>Configurar columna</w:t>
       </w:r>
@@ -13660,7 +13660,7 @@
       <w:pPr>
         <w:pStyle w:val="Ttulo2"/>
       </w:pPr>
-      <w:bookmarkStart w:id="21" w:name="_Toc241692070"/>
+      <w:bookmarkStart w:id="21" w:name="_Toc241692682"/>
       <w:r>
         <w:lastRenderedPageBreak/>
         <w:t>Las cinco pestañas de configuración</w:t>
@@ -15326,7 +15326,7 @@
       <w:pPr>
         <w:pStyle w:val="Ttulo2"/>
       </w:pPr>
-      <w:bookmarkStart w:id="22" w:name="_Toc241692071"/>
+      <w:bookmarkStart w:id="22" w:name="_Toc241692683"/>
       <w:r>
         <w:t>Formato condicional</w:t>
       </w:r>
@@ -16032,7 +16032,7 @@
       <w:pPr>
         <w:pStyle w:val="Ttulo2"/>
       </w:pPr>
-      <w:bookmarkStart w:id="23" w:name="_Toc241692072"/>
+      <w:bookmarkStart w:id="23" w:name="_Toc241692684"/>
       <w:r>
         <w:t>Mapas rechazados</w:t>
       </w:r>
@@ -16048,7 +16048,7 @@
         <w:pStyle w:val="Ttulo1"/>
         <w:pageBreakBefore/>
       </w:pPr>
-      <w:bookmarkStart w:id="24" w:name="_Toc241692073"/>
+      <w:bookmarkStart w:id="24" w:name="_Toc241692685"/>
       <w:r>
         <w:lastRenderedPageBreak/>
         <w:t>Visor de mapas</w:t>
@@ -16091,10 +16091,10 @@
           <w:noProof/>
         </w:rPr>
         <w:drawing>
-          <wp:inline distT="0" distB="0" distL="0" distR="0" wp14:anchorId="11AC6F76" wp14:editId="1F3CBB6A">
+          <wp:inline distT="0" distB="0" distL="0" distR="0" wp14:anchorId="01EC026D" wp14:editId="5625CD43">
             <wp:extent cx="5715000" cy="3571875"/>
             <wp:effectExtent l="0" t="0" r="0" b="0"/>
-            <wp:docPr id="237" name="06-viewer-results.png" descr="Una ejecución completada con los botones Excel, CSV y PDF sobre la cuadrícula de resultados." title="Una ejecución completada con los botones Excel, CSV y PDF sobre la cuadrícula de resultados."/>
+            <wp:docPr id="41" name="06-viewer-results.png" descr="Una ejecución completada con los botones Excel, CSV y PDF sobre la cuadrícula de resultados." title="Una ejecución completada con los botones Excel, CSV y PDF sobre la cuadrícula de resultados."/>
             <wp:cNvGraphicFramePr>
               <a:graphicFrameLocks xmlns:a="http://schemas.openxmlformats.org/drawingml/2006/main" noChangeAspect="1"/>
             </wp:cNvGraphicFramePr>
@@ -16979,7 +16979,7 @@
       <w:pPr>
         <w:pStyle w:val="Ttulo2"/>
       </w:pPr>
-      <w:bookmarkStart w:id="25" w:name="_Toc241692074"/>
+      <w:bookmarkStart w:id="25" w:name="_Toc241692686"/>
       <w:r>
         <w:t>Exportar a PDF</w:t>
       </w:r>
@@ -17391,7 +17391,7 @@
       <w:pPr>
         <w:pStyle w:val="Ttulo2"/>
       </w:pPr>
-      <w:bookmarkStart w:id="26" w:name="_Toc241692075"/>
+      <w:bookmarkStart w:id="26" w:name="_Toc241692687"/>
       <w:r>
         <w:t>Ejemplo: ejecutar y exportar GD_M.M10_V01.DIS</w:t>
       </w:r>
@@ -17504,7 +17504,7 @@
         <w:pStyle w:val="Ttulo1"/>
         <w:pageBreakBefore/>
       </w:pPr>
-      <w:bookmarkStart w:id="27" w:name="_Toc241692076"/>
+      <w:bookmarkStart w:id="27" w:name="_Toc241692688"/>
       <w:r>
         <w:lastRenderedPageBreak/>
         <w:t>Programaciones</w:t>
@@ -17527,10 +17527,10 @@
           <w:noProof/>
         </w:rPr>
         <w:drawing>
-          <wp:inline distT="0" distB="0" distL="0" distR="0" wp14:anchorId="77EE9829" wp14:editId="1750681D">
+          <wp:inline distT="0" distB="0" distL="0" distR="0" wp14:anchorId="03406FFE" wp14:editId="5A1515EC">
             <wp:extent cx="5715000" cy="3571875"/>
             <wp:effectExtent l="0" t="0" r="0" b="0"/>
-            <wp:docPr id="238" name="38-schedules-list.png" descr="La página Programaciones con una programación en pausa y sus iconos de acción." title="La página Programaciones con una programación en pausa y sus iconos de acción."/>
+            <wp:docPr id="42" name="38-schedules-list.png" descr="La página Programaciones con una programación en pausa y sus iconos de acción." title="La página Programaciones con una programación en pausa y sus iconos de acción."/>
             <wp:cNvGraphicFramePr>
               <a:graphicFrameLocks xmlns:a="http://schemas.openxmlformats.org/drawingml/2006/main" noChangeAspect="1"/>
             </wp:cNvGraphicFramePr>
@@ -19578,7 +19578,7 @@
       <w:pPr>
         <w:pStyle w:val="Ttulo2"/>
       </w:pPr>
-      <w:bookmarkStart w:id="28" w:name="_Toc241692077"/>
+      <w:bookmarkStart w:id="28" w:name="_Toc241692689"/>
       <w:r>
         <w:t>Ejemplo: programar una ejecución semanal</w:t>
       </w:r>
@@ -19745,7 +19745,7 @@
         <w:pStyle w:val="Ttulo1"/>
         <w:pageBreakBefore/>
       </w:pPr>
-      <w:bookmarkStart w:id="29" w:name="_Toc241692078"/>
+      <w:bookmarkStart w:id="29" w:name="_Toc241692690"/>
       <w:r>
         <w:lastRenderedPageBreak/>
         <w:t>Ejecuciones</w:t>
@@ -19775,10 +19775,10 @@
           <w:noProof/>
         </w:rPr>
         <w:drawing>
-          <wp:inline distT="0" distB="0" distL="0" distR="0" wp14:anchorId="02B6E6E6" wp14:editId="3DC4A82C">
+          <wp:inline distT="0" distB="0" distL="0" distR="0" wp14:anchorId="75F6F6D8" wp14:editId="1E68B3D5">
             <wp:extent cx="5715000" cy="3571875"/>
             <wp:effectExtent l="0" t="0" r="0" b="0"/>
-            <wp:docPr id="239" name="10-runs.png" descr="La página Ejecuciones con los filtros Mapa, Estado y Tipo y la lista de ejecuciones." title="La página Ejecuciones con los filtros Mapa, Estado y Tipo y la lista de ejecuciones."/>
+            <wp:docPr id="43" name="10-runs.png" descr="La página Ejecuciones con los filtros Mapa, Estado y Tipo y la lista de ejecuciones." title="La página Ejecuciones con los filtros Mapa, Estado y Tipo y la lista de ejecuciones."/>
             <wp:cNvGraphicFramePr>
               <a:graphicFrameLocks xmlns:a="http://schemas.openxmlformats.org/drawingml/2006/main" noChangeAspect="1"/>
             </wp:cNvGraphicFramePr>
@@ -20497,7 +20497,7 @@
         <w:pStyle w:val="Ttulo1"/>
         <w:pageBreakBefore/>
       </w:pPr>
-      <w:bookmarkStart w:id="30" w:name="_Toc241692079"/>
+      <w:bookmarkStart w:id="30" w:name="_Toc241692691"/>
       <w:r>
         <w:lastRenderedPageBreak/>
         <w:t>Exportaciones</w:t>
@@ -20527,10 +20527,10 @@
           <w:noProof/>
         </w:rPr>
         <w:drawing>
-          <wp:inline distT="0" distB="0" distL="0" distR="0" wp14:anchorId="3C7476AE" wp14:editId="5AF9C1C2">
+          <wp:inline distT="0" distB="0" distL="0" distR="0" wp14:anchorId="31C7B37E" wp14:editId="553DBCB1">
             <wp:extent cx="5715000" cy="3571875"/>
             <wp:effectExtent l="0" t="0" r="0" b="0"/>
-            <wp:docPr id="240" name="44-exports.png" descr="La página Exportaciones con la lista de trabajos de exportación y un botón Descargar en los terminados." title="La página Exportaciones con la lista de trabajos de exportación y un botón Descargar en los terminados."/>
+            <wp:docPr id="44" name="44-exports.png" descr="La página Exportaciones con la lista de trabajos de exportación y un botón Descargar en los terminados." title="La página Exportaciones con la lista de trabajos de exportación y un botón Descargar en los terminados."/>
             <wp:cNvGraphicFramePr>
               <a:graphicFrameLocks xmlns:a="http://schemas.openxmlformats.org/drawingml/2006/main" noChangeAspect="1"/>
             </wp:cNvGraphicFramePr>
@@ -20804,7 +20804,7 @@
         <w:pStyle w:val="Ttulo1"/>
         <w:pageBreakBefore/>
       </w:pPr>
-      <w:bookmarkStart w:id="31" w:name="_Toc241692080"/>
+      <w:bookmarkStart w:id="31" w:name="_Toc241692692"/>
       <w:r>
         <w:lastRenderedPageBreak/>
         <w:t>Configuración</w:t>
@@ -20847,10 +20847,10 @@
           <w:noProof/>
         </w:rPr>
         <w:drawing>
-          <wp:inline distT="0" distB="0" distL="0" distR="0" wp14:anchorId="3A8B136E" wp14:editId="047548A5">
+          <wp:inline distT="0" distB="0" distL="0" distR="0" wp14:anchorId="3C7CBCED" wp14:editId="186895C9">
             <wp:extent cx="5715000" cy="3571875"/>
             <wp:effectExtent l="0" t="0" r="0" b="0"/>
-            <wp:docPr id="241" name="04-settings.png" descr="La página Configuración con las tarjetas Idioma, Tema y Paleta de colores." title="La página Configuración con las tarjetas Idioma, Tema y Paleta de colores."/>
+            <wp:docPr id="45" name="04-settings.png" descr="La página Configuración con las tarjetas Idioma, Tema y Paleta de colores." title="La página Configuración con las tarjetas Idioma, Tema y Paleta de colores."/>
             <wp:cNvGraphicFramePr>
               <a:graphicFrameLocks xmlns:a="http://schemas.openxmlformats.org/drawingml/2006/main" noChangeAspect="1"/>
             </wp:cNvGraphicFramePr>
@@ -21401,7 +21401,7 @@
         <w:pStyle w:val="Ttulo1"/>
         <w:pageBreakBefore/>
       </w:pPr>
-      <w:bookmarkStart w:id="32" w:name="_Toc241692081"/>
+      <w:bookmarkStart w:id="32" w:name="_Toc241692693"/>
       <w:r>
         <w:lastRenderedPageBreak/>
         <w:t>Preguntas frecuentes</w:t>
@@ -21601,7 +21601,7 @@
         <w:pStyle w:val="Ttulo1"/>
         <w:pageBreakBefore/>
       </w:pPr>
-      <w:bookmarkStart w:id="33" w:name="_Toc241692082"/>
+      <w:bookmarkStart w:id="33" w:name="_Toc241692694"/>
       <w:r>
         <w:lastRenderedPageBreak/>
         <w:t>Glosario</w:t>
@@ -22811,10 +22811,10 @@
 <file path=word/numbering.xml><?xml version="1.0" encoding="utf-8"?>
 <w:numbering xmlns:wpc="http://schemas.microsoft.com/office/word/2010/wordprocessingCanvas" xmlns:cx="http://schemas.microsoft.com/office/drawing/2014/chartex" xmlns:cx1="http://schemas.microsoft.com/office/drawing/2015/9/8/chartex" xmlns:cx2="http://schemas.microsoft.com/office/drawing/2015/10/21/chartex" xmlns:cx3="http://schemas.microsoft.com/office/drawing/2016/5/9/chartex" xmlns:cx4="http://schemas.microsoft.com/office/drawing/2016/5/10/chartex" xmlns:cx5="http://schemas.microsoft.com/office/drawing/2016/5/11/chartex" xmlns:cx6="http://schemas.microsoft.com/office/drawing/2016/5/12/chartex" xmlns:cx7="http://schemas.microsoft.com/office/drawing/2016/5/13/chartex" xmlns:cx8="http://schemas.microsoft.com/office/drawing/2016/5/14/chartex" xmlns:mc="http://schemas.openxmlformats.org/markup-compatibility/2006" xmlns:aink="http://schemas.microsoft.com/office/drawing/2016/ink" xmlns:am3d="http://schemas.microsoft.com/office/drawing/2017/model3d" xmlns:o="urn:schemas-microsoft-com:office:office" xmlns:oel="http://schemas.microsoft.com/office/2019/extlst" xmlns:r="http://schemas.openxmlformats.org/officeDocument/2006/relationships" xmlns:m="http://schemas.openxmlformats.org/officeDocument/2006/math" xmlns:v="urn:schemas-microsoft-com:vml" xmlns:wp14="http://schemas.microsoft.com/office/word/2010/wordprocessingDrawing" xmlns:wp="http://schemas.openxmlformats.org/drawingml/2006/wordprocessingDrawing" xmlns:w10="urn:schemas-microsoft-com:office:word" xmlns:w="http://schemas.openxmlformats.org/wordprocessingml/2006/main" xmlns:w14="http://schemas.microsoft.com/office/word/2010/wordml" xmlns:w15="http://schemas.microsoft.com/office/word/2012/wordml" xmlns:w16cex="http://schemas.microsoft.com/office/word/2018/wordml/cex" xmlns:w16cid="http://schemas.microsoft.com/office/word/2016/wordml/cid" xmlns:w16="http://schemas.microsoft.com/office/word/2018/wordml" xmlns:w16sdtdh="http://schemas.microsoft.com/office/word/2020/wordml/sdtdatahash" xmlns:w16se="http://schemas.microsoft.com/office/word/2015/wordml/symex" xmlns:wpg="http://schemas.microsoft.com/office/word/2010/wordprocessingGroup" xmlns:wpi="http://schemas.microsoft.com/office/word/2010/wordprocessingInk" xmlns:wne="http://schemas.microsoft.com/office/word/2006/wordml" xmlns:wps="http://schemas.microsoft.com/office/word/2010/wordprocessingShape" mc:Ignorable="w14 w15 w16se w16cid w16 w16cex w16sdtdh wp14">
   <w:abstractNum w:abstractNumId="0" w15:restartNumberingAfterBreak="0">
-    <w:nsid w:val="011710AB"/>
+    <w:nsid w:val="007E0D10"/>
     <w:multiLevelType w:val="hybridMultilevel"/>
-    <w:tmpl w:val="565217FE"/>
-    <w:lvl w:ilvl="0" w:tplc="D778CD88">
+    <w:tmpl w:val="B232A102"/>
+    <w:lvl w:ilvl="0" w:tplc="40DEED4E">
       <w:start w:val="1"/>
       <w:numFmt w:val="decimal"/>
       <w:lvlText w:val="%1."/>
@@ -22823,7 +22823,7 @@
         <w:ind w:left="360" w:hanging="300"/>
       </w:pPr>
     </w:lvl>
-    <w:lvl w:ilvl="1" w:tplc="5C1C1E00" w:tentative="1">
+    <w:lvl w:ilvl="1" w:tplc="810C2E98" w:tentative="1">
       <w:start w:val="1"/>
       <w:numFmt w:val="lowerLetter"/>
       <w:lvlText w:val="%2."/>
@@ -22832,47 +22832,47 @@
         <w:ind w:left="720" w:hanging="300"/>
       </w:pPr>
     </w:lvl>
-    <w:lvl w:ilvl="2" w:tplc="2F1A48D4">
+    <w:lvl w:ilvl="2" w:tplc="D57C8B18">
       <w:numFmt w:val="decimal"/>
       <w:lvlText w:val=""/>
       <w:lvlJc w:val="left"/>
     </w:lvl>
-    <w:lvl w:ilvl="3" w:tplc="683C439C">
+    <w:lvl w:ilvl="3" w:tplc="B36CBD5A">
       <w:numFmt w:val="decimal"/>
       <w:lvlText w:val=""/>
       <w:lvlJc w:val="left"/>
     </w:lvl>
-    <w:lvl w:ilvl="4" w:tplc="0A166C32">
+    <w:lvl w:ilvl="4" w:tplc="D63EC7B4">
       <w:numFmt w:val="decimal"/>
       <w:lvlText w:val=""/>
       <w:lvlJc w:val="left"/>
     </w:lvl>
-    <w:lvl w:ilvl="5" w:tplc="3BBE3760">
+    <w:lvl w:ilvl="5" w:tplc="D12402EE">
       <w:numFmt w:val="decimal"/>
       <w:lvlText w:val=""/>
       <w:lvlJc w:val="left"/>
     </w:lvl>
-    <w:lvl w:ilvl="6" w:tplc="DD2A114A">
+    <w:lvl w:ilvl="6" w:tplc="C7A0D258">
       <w:numFmt w:val="decimal"/>
       <w:lvlText w:val=""/>
       <w:lvlJc w:val="left"/>
     </w:lvl>
-    <w:lvl w:ilvl="7" w:tplc="98240C9A">
+    <w:lvl w:ilvl="7" w:tplc="2BBE6EDE">
       <w:numFmt w:val="decimal"/>
       <w:lvlText w:val=""/>
       <w:lvlJc w:val="left"/>
     </w:lvl>
-    <w:lvl w:ilvl="8" w:tplc="F128335E">
+    <w:lvl w:ilvl="8" w:tplc="96C0E24E">
       <w:numFmt w:val="decimal"/>
       <w:lvlText w:val=""/>
       <w:lvlJc w:val="left"/>
     </w:lvl>
   </w:abstractNum>
   <w:abstractNum w:abstractNumId="1" w15:restartNumberingAfterBreak="0">
-    <w:nsid w:val="0D733031"/>
+    <w:nsid w:val="0A6D2CC5"/>
     <w:multiLevelType w:val="hybridMultilevel"/>
-    <w:tmpl w:val="070C98B6"/>
-    <w:lvl w:ilvl="0" w:tplc="0B48402A">
+    <w:tmpl w:val="7B527D2C"/>
+    <w:lvl w:ilvl="0" w:tplc="A30ED97E">
       <w:start w:val="1"/>
       <w:numFmt w:val="decimal"/>
       <w:lvlText w:val="%1."/>
@@ -22881,7 +22881,7 @@
         <w:ind w:left="360" w:hanging="300"/>
       </w:pPr>
     </w:lvl>
-    <w:lvl w:ilvl="1" w:tplc="E0E0AAA2" w:tentative="1">
+    <w:lvl w:ilvl="1" w:tplc="38545E56" w:tentative="1">
       <w:start w:val="1"/>
       <w:numFmt w:val="lowerLetter"/>
       <w:lvlText w:val="%2."/>
@@ -22890,47 +22890,47 @@
         <w:ind w:left="720" w:hanging="300"/>
       </w:pPr>
     </w:lvl>
-    <w:lvl w:ilvl="2" w:tplc="B1D00686">
+    <w:lvl w:ilvl="2" w:tplc="8488E3F4">
       <w:numFmt w:val="decimal"/>
       <w:lvlText w:val=""/>
       <w:lvlJc w:val="left"/>
     </w:lvl>
-    <w:lvl w:ilvl="3" w:tplc="7CDEB4F8">
+    <w:lvl w:ilvl="3" w:tplc="B73ACC92">
       <w:numFmt w:val="decimal"/>
       <w:lvlText w:val=""/>
       <w:lvlJc w:val="left"/>
     </w:lvl>
-    <w:lvl w:ilvl="4" w:tplc="410E01B8">
+    <w:lvl w:ilvl="4" w:tplc="88E2E40E">
       <w:numFmt w:val="decimal"/>
       <w:lvlText w:val=""/>
       <w:lvlJc w:val="left"/>
     </w:lvl>
-    <w:lvl w:ilvl="5" w:tplc="445A808C">
+    <w:lvl w:ilvl="5" w:tplc="77CE8D94">
       <w:numFmt w:val="decimal"/>
       <w:lvlText w:val=""/>
       <w:lvlJc w:val="left"/>
     </w:lvl>
-    <w:lvl w:ilvl="6" w:tplc="175C7EDC">
+    <w:lvl w:ilvl="6" w:tplc="041E5DB6">
       <w:numFmt w:val="decimal"/>
       <w:lvlText w:val=""/>
       <w:lvlJc w:val="left"/>
     </w:lvl>
-    <w:lvl w:ilvl="7" w:tplc="49580EB0">
+    <w:lvl w:ilvl="7" w:tplc="826E47C6">
       <w:numFmt w:val="decimal"/>
       <w:lvlText w:val=""/>
       <w:lvlJc w:val="left"/>
     </w:lvl>
-    <w:lvl w:ilvl="8" w:tplc="E304C814">
+    <w:lvl w:ilvl="8" w:tplc="C736F3FE">
       <w:numFmt w:val="decimal"/>
       <w:lvlText w:val=""/>
       <w:lvlJc w:val="left"/>
     </w:lvl>
   </w:abstractNum>
   <w:abstractNum w:abstractNumId="2" w15:restartNumberingAfterBreak="0">
-    <w:nsid w:val="16A5692C"/>
+    <w:nsid w:val="0B944CA6"/>
     <w:multiLevelType w:val="hybridMultilevel"/>
-    <w:tmpl w:val="FBB05B6C"/>
-    <w:lvl w:ilvl="0" w:tplc="D01AEDE6">
+    <w:tmpl w:val="794E3204"/>
+    <w:lvl w:ilvl="0" w:tplc="3216EE24">
       <w:start w:val="1"/>
       <w:numFmt w:val="decimal"/>
       <w:lvlText w:val="%1."/>
@@ -22939,7 +22939,7 @@
         <w:ind w:left="360" w:hanging="300"/>
       </w:pPr>
     </w:lvl>
-    <w:lvl w:ilvl="1" w:tplc="1972AD04" w:tentative="1">
+    <w:lvl w:ilvl="1" w:tplc="8068AF54" w:tentative="1">
       <w:start w:val="1"/>
       <w:numFmt w:val="lowerLetter"/>
       <w:lvlText w:val="%2."/>
@@ -22948,47 +22948,47 @@
         <w:ind w:left="720" w:hanging="300"/>
       </w:pPr>
     </w:lvl>
-    <w:lvl w:ilvl="2" w:tplc="E39C6140">
+    <w:lvl w:ilvl="2" w:tplc="9992DB4C">
       <w:numFmt w:val="decimal"/>
       <w:lvlText w:val=""/>
       <w:lvlJc w:val="left"/>
     </w:lvl>
-    <w:lvl w:ilvl="3" w:tplc="6EF4EA02">
+    <w:lvl w:ilvl="3" w:tplc="8820986C">
       <w:numFmt w:val="decimal"/>
       <w:lvlText w:val=""/>
       <w:lvlJc w:val="left"/>
     </w:lvl>
-    <w:lvl w:ilvl="4" w:tplc="CDEC671A">
+    <w:lvl w:ilvl="4" w:tplc="DF0A477C">
       <w:numFmt w:val="decimal"/>
       <w:lvlText w:val=""/>
       <w:lvlJc w:val="left"/>
     </w:lvl>
-    <w:lvl w:ilvl="5" w:tplc="CD26B730">
+    <w:lvl w:ilvl="5" w:tplc="B54A6FE2">
       <w:numFmt w:val="decimal"/>
       <w:lvlText w:val=""/>
       <w:lvlJc w:val="left"/>
     </w:lvl>
-    <w:lvl w:ilvl="6" w:tplc="1A546254">
+    <w:lvl w:ilvl="6" w:tplc="A7E238D6">
       <w:numFmt w:val="decimal"/>
       <w:lvlText w:val=""/>
       <w:lvlJc w:val="left"/>
     </w:lvl>
-    <w:lvl w:ilvl="7" w:tplc="BB261EC2">
+    <w:lvl w:ilvl="7" w:tplc="BB9033A2">
       <w:numFmt w:val="decimal"/>
       <w:lvlText w:val=""/>
       <w:lvlJc w:val="left"/>
     </w:lvl>
-    <w:lvl w:ilvl="8" w:tplc="8320F73A">
+    <w:lvl w:ilvl="8" w:tplc="3FF2B694">
       <w:numFmt w:val="decimal"/>
       <w:lvlText w:val=""/>
       <w:lvlJc w:val="left"/>
     </w:lvl>
   </w:abstractNum>
   <w:abstractNum w:abstractNumId="3" w15:restartNumberingAfterBreak="0">
-    <w:nsid w:val="20120004"/>
+    <w:nsid w:val="396F15FA"/>
     <w:multiLevelType w:val="hybridMultilevel"/>
-    <w:tmpl w:val="79D0C70A"/>
-    <w:lvl w:ilvl="0" w:tplc="417A67AC">
+    <w:tmpl w:val="743EFFEE"/>
+    <w:lvl w:ilvl="0" w:tplc="125E2830">
       <w:start w:val="1"/>
       <w:numFmt w:val="decimal"/>
       <w:lvlText w:val="%1."/>
@@ -22997,7 +22997,7 @@
         <w:ind w:left="360" w:hanging="300"/>
       </w:pPr>
     </w:lvl>
-    <w:lvl w:ilvl="1" w:tplc="93A4A63E" w:tentative="1">
+    <w:lvl w:ilvl="1" w:tplc="2D06C14A" w:tentative="1">
       <w:start w:val="1"/>
       <w:numFmt w:val="lowerLetter"/>
       <w:lvlText w:val="%2."/>
@@ -23006,47 +23006,47 @@
         <w:ind w:left="720" w:hanging="300"/>
       </w:pPr>
     </w:lvl>
-    <w:lvl w:ilvl="2" w:tplc="0E58B7AA">
+    <w:lvl w:ilvl="2" w:tplc="B27603E2">
       <w:numFmt w:val="decimal"/>
       <w:lvlText w:val=""/>
       <w:lvlJc w:val="left"/>
     </w:lvl>
-    <w:lvl w:ilvl="3" w:tplc="A21A4EC6">
+    <w:lvl w:ilvl="3" w:tplc="42288138">
       <w:numFmt w:val="decimal"/>
       <w:lvlText w:val=""/>
       <w:lvlJc w:val="left"/>
     </w:lvl>
-    <w:lvl w:ilvl="4" w:tplc="83E8EC8C">
+    <w:lvl w:ilvl="4" w:tplc="BCEE7114">
       <w:numFmt w:val="decimal"/>
       <w:lvlText w:val=""/>
       <w:lvlJc w:val="left"/>
     </w:lvl>
-    <w:lvl w:ilvl="5" w:tplc="6F08EF98">
+    <w:lvl w:ilvl="5" w:tplc="6E089A96">
       <w:numFmt w:val="decimal"/>
       <w:lvlText w:val=""/>
       <w:lvlJc w:val="left"/>
     </w:lvl>
-    <w:lvl w:ilvl="6" w:tplc="25381B3E">
+    <w:lvl w:ilvl="6" w:tplc="EA4C09C2">
       <w:numFmt w:val="decimal"/>
       <w:lvlText w:val=""/>
       <w:lvlJc w:val="left"/>
     </w:lvl>
-    <w:lvl w:ilvl="7" w:tplc="887EE90C">
+    <w:lvl w:ilvl="7" w:tplc="D6A04C36">
       <w:numFmt w:val="decimal"/>
       <w:lvlText w:val=""/>
       <w:lvlJc w:val="left"/>
     </w:lvl>
-    <w:lvl w:ilvl="8" w:tplc="0F2EC206">
+    <w:lvl w:ilvl="8" w:tplc="3204175A">
       <w:numFmt w:val="decimal"/>
       <w:lvlText w:val=""/>
       <w:lvlJc w:val="left"/>
     </w:lvl>
   </w:abstractNum>
   <w:abstractNum w:abstractNumId="4" w15:restartNumberingAfterBreak="0">
-    <w:nsid w:val="28B72457"/>
+    <w:nsid w:val="459809E0"/>
     <w:multiLevelType w:val="hybridMultilevel"/>
-    <w:tmpl w:val="C4A8E2C2"/>
-    <w:lvl w:ilvl="0" w:tplc="E8547BC0">
+    <w:tmpl w:val="146CBF6A"/>
+    <w:lvl w:ilvl="0" w:tplc="C2A2551C">
       <w:start w:val="1"/>
       <w:numFmt w:val="decimal"/>
       <w:lvlText w:val="%1."/>
@@ -23055,7 +23055,7 @@
         <w:ind w:left="360" w:hanging="300"/>
       </w:pPr>
     </w:lvl>
-    <w:lvl w:ilvl="1" w:tplc="E4A2C01E" w:tentative="1">
+    <w:lvl w:ilvl="1" w:tplc="6D6E82FA" w:tentative="1">
       <w:start w:val="1"/>
       <w:numFmt w:val="lowerLetter"/>
       <w:lvlText w:val="%2."/>
@@ -23064,47 +23064,221 @@
         <w:ind w:left="720" w:hanging="300"/>
       </w:pPr>
     </w:lvl>
-    <w:lvl w:ilvl="2" w:tplc="CD46A49C">
+    <w:lvl w:ilvl="2" w:tplc="42E00BF4">
       <w:numFmt w:val="decimal"/>
       <w:lvlText w:val=""/>
       <w:lvlJc w:val="left"/>
     </w:lvl>
-    <w:lvl w:ilvl="3" w:tplc="6F162D8E">
+    <w:lvl w:ilvl="3" w:tplc="E9FE38C8">
       <w:numFmt w:val="decimal"/>
       <w:lvlText w:val=""/>
       <w:lvlJc w:val="left"/>
     </w:lvl>
-    <w:lvl w:ilvl="4" w:tplc="EB629758">
+    <w:lvl w:ilvl="4" w:tplc="AD5C485C">
       <w:numFmt w:val="decimal"/>
       <w:lvlText w:val=""/>
       <w:lvlJc w:val="left"/>
     </w:lvl>
-    <w:lvl w:ilvl="5" w:tplc="94DA0720">
+    <w:lvl w:ilvl="5" w:tplc="70B8C33A">
       <w:numFmt w:val="decimal"/>
       <w:lvlText w:val=""/>
       <w:lvlJc w:val="left"/>
     </w:lvl>
-    <w:lvl w:ilvl="6" w:tplc="CD0A7212">
+    <w:lvl w:ilvl="6" w:tplc="FEBC3056">
       <w:numFmt w:val="decimal"/>
       <w:lvlText w:val=""/>
       <w:lvlJc w:val="left"/>
     </w:lvl>
-    <w:lvl w:ilvl="7" w:tplc="7584C03C">
+    <w:lvl w:ilvl="7" w:tplc="AA4C8FC4">
       <w:numFmt w:val="decimal"/>
       <w:lvlText w:val=""/>
       <w:lvlJc w:val="left"/>
     </w:lvl>
-    <w:lvl w:ilvl="8" w:tplc="318ACDCA">
+    <w:lvl w:ilvl="8" w:tplc="E3DC3496">
       <w:numFmt w:val="decimal"/>
       <w:lvlText w:val=""/>
       <w:lvlJc w:val="left"/>
     </w:lvl>
   </w:abstractNum>
   <w:abstractNum w:abstractNumId="5" w15:restartNumberingAfterBreak="0">
-    <w:nsid w:val="3D1D3F57"/>
+    <w:nsid w:val="4E364551"/>
     <w:multiLevelType w:val="hybridMultilevel"/>
-    <w:tmpl w:val="5300994E"/>
-    <w:lvl w:ilvl="0" w:tplc="DA2EC686" w:tentative="1">
+    <w:tmpl w:val="126AD93E"/>
+    <w:lvl w:ilvl="0" w:tplc="A42E0BAC">
+      <w:start w:val="1"/>
+      <w:numFmt w:val="bullet"/>
+      <w:lvlText w:val="•"/>
+      <w:lvlJc w:val="left"/>
+      <w:pPr>
+        <w:ind w:left="360" w:hanging="260"/>
+      </w:pPr>
+    </w:lvl>
+    <w:lvl w:ilvl="1" w:tplc="232CAEAA" w:tentative="1">
+      <w:start w:val="1"/>
+      <w:numFmt w:val="bullet"/>
+      <w:lvlText w:val="–"/>
+      <w:lvlJc w:val="left"/>
+      <w:pPr>
+        <w:ind w:left="720" w:hanging="260"/>
+      </w:pPr>
+    </w:lvl>
+    <w:lvl w:ilvl="2" w:tplc="1A5A462A">
+      <w:numFmt w:val="decimal"/>
+      <w:lvlText w:val=""/>
+      <w:lvlJc w:val="left"/>
+    </w:lvl>
+    <w:lvl w:ilvl="3" w:tplc="046E6C16">
+      <w:numFmt w:val="decimal"/>
+      <w:lvlText w:val=""/>
+      <w:lvlJc w:val="left"/>
+    </w:lvl>
+    <w:lvl w:ilvl="4" w:tplc="16900400">
+      <w:numFmt w:val="decimal"/>
+      <w:lvlText w:val=""/>
+      <w:lvlJc w:val="left"/>
+    </w:lvl>
+    <w:lvl w:ilvl="5" w:tplc="AF3043F6">
+      <w:numFmt w:val="decimal"/>
+      <w:lvlText w:val=""/>
+      <w:lvlJc w:val="left"/>
+    </w:lvl>
+    <w:lvl w:ilvl="6" w:tplc="BDF2866C">
+      <w:numFmt w:val="decimal"/>
+      <w:lvlText w:val=""/>
+      <w:lvlJc w:val="left"/>
+    </w:lvl>
+    <w:lvl w:ilvl="7" w:tplc="72967340">
+      <w:numFmt w:val="decimal"/>
+      <w:lvlText w:val=""/>
+      <w:lvlJc w:val="left"/>
+    </w:lvl>
+    <w:lvl w:ilvl="8" w:tplc="ED3A4E52">
+      <w:numFmt w:val="decimal"/>
+      <w:lvlText w:val=""/>
+      <w:lvlJc w:val="left"/>
+    </w:lvl>
+  </w:abstractNum>
+  <w:abstractNum w:abstractNumId="6" w15:restartNumberingAfterBreak="0">
+    <w:nsid w:val="55E27476"/>
+    <w:multiLevelType w:val="hybridMultilevel"/>
+    <w:tmpl w:val="4DF083B2"/>
+    <w:lvl w:ilvl="0" w:tplc="B16274CE">
+      <w:start w:val="1"/>
+      <w:numFmt w:val="decimal"/>
+      <w:lvlText w:val="%1."/>
+      <w:lvlJc w:val="left"/>
+      <w:pPr>
+        <w:ind w:left="360" w:hanging="300"/>
+      </w:pPr>
+    </w:lvl>
+    <w:lvl w:ilvl="1" w:tplc="7D3A845A" w:tentative="1">
+      <w:start w:val="1"/>
+      <w:numFmt w:val="lowerLetter"/>
+      <w:lvlText w:val="%2."/>
+      <w:lvlJc w:val="left"/>
+      <w:pPr>
+        <w:ind w:left="720" w:hanging="300"/>
+      </w:pPr>
+    </w:lvl>
+    <w:lvl w:ilvl="2" w:tplc="115AF646">
+      <w:numFmt w:val="decimal"/>
+      <w:lvlText w:val=""/>
+      <w:lvlJc w:val="left"/>
+    </w:lvl>
+    <w:lvl w:ilvl="3" w:tplc="A1E8E4D0">
+      <w:numFmt w:val="decimal"/>
+      <w:lvlText w:val=""/>
+      <w:lvlJc w:val="left"/>
+    </w:lvl>
+    <w:lvl w:ilvl="4" w:tplc="8C8EB146">
+      <w:numFmt w:val="decimal"/>
+      <w:lvlText w:val=""/>
+      <w:lvlJc w:val="left"/>
+    </w:lvl>
+    <w:lvl w:ilvl="5" w:tplc="604845EE">
+      <w:numFmt w:val="decimal"/>
+      <w:lvlText w:val=""/>
+      <w:lvlJc w:val="left"/>
+    </w:lvl>
+    <w:lvl w:ilvl="6" w:tplc="49F013DA">
+      <w:numFmt w:val="decimal"/>
+      <w:lvlText w:val=""/>
+      <w:lvlJc w:val="left"/>
+    </w:lvl>
+    <w:lvl w:ilvl="7" w:tplc="E1ECB516">
+      <w:numFmt w:val="decimal"/>
+      <w:lvlText w:val=""/>
+      <w:lvlJc w:val="left"/>
+    </w:lvl>
+    <w:lvl w:ilvl="8" w:tplc="A088F40E">
+      <w:numFmt w:val="decimal"/>
+      <w:lvlText w:val=""/>
+      <w:lvlJc w:val="left"/>
+    </w:lvl>
+  </w:abstractNum>
+  <w:abstractNum w:abstractNumId="7" w15:restartNumberingAfterBreak="0">
+    <w:nsid w:val="6E032A0B"/>
+    <w:multiLevelType w:val="hybridMultilevel"/>
+    <w:tmpl w:val="253A7B12"/>
+    <w:lvl w:ilvl="0" w:tplc="D0222704">
+      <w:start w:val="1"/>
+      <w:numFmt w:val="decimal"/>
+      <w:lvlText w:val="%1."/>
+      <w:lvlJc w:val="left"/>
+      <w:pPr>
+        <w:ind w:left="360" w:hanging="300"/>
+      </w:pPr>
+    </w:lvl>
+    <w:lvl w:ilvl="1" w:tplc="4BBE43D0" w:tentative="1">
+      <w:start w:val="1"/>
+      <w:numFmt w:val="lowerLetter"/>
+      <w:lvlText w:val="%2."/>
+      <w:lvlJc w:val="left"/>
+      <w:pPr>
+        <w:ind w:left="720" w:hanging="300"/>
+      </w:pPr>
+    </w:lvl>
+    <w:lvl w:ilvl="2" w:tplc="E9E6E574">
+      <w:numFmt w:val="decimal"/>
+      <w:lvlText w:val=""/>
+      <w:lvlJc w:val="left"/>
+    </w:lvl>
+    <w:lvl w:ilvl="3" w:tplc="2FE4ABAC">
+      <w:numFmt w:val="decimal"/>
+      <w:lvlText w:val=""/>
+      <w:lvlJc w:val="left"/>
+    </w:lvl>
+    <w:lvl w:ilvl="4" w:tplc="8F2AEA34">
+      <w:numFmt w:val="decimal"/>
+      <w:lvlText w:val=""/>
+      <w:lvlJc w:val="left"/>
+    </w:lvl>
+    <w:lvl w:ilvl="5" w:tplc="865613AA">
+      <w:numFmt w:val="decimal"/>
+      <w:lvlText w:val=""/>
+      <w:lvlJc w:val="left"/>
+    </w:lvl>
+    <w:lvl w:ilvl="6" w:tplc="B0C4C146">
+      <w:numFmt w:val="decimal"/>
+      <w:lvlText w:val=""/>
+      <w:lvlJc w:val="left"/>
+    </w:lvl>
+    <w:lvl w:ilvl="7" w:tplc="42B47A60">
+      <w:numFmt w:val="decimal"/>
+      <w:lvlText w:val=""/>
+      <w:lvlJc w:val="left"/>
+    </w:lvl>
+    <w:lvl w:ilvl="8" w:tplc="5BF43CAE">
+      <w:numFmt w:val="decimal"/>
+      <w:lvlText w:val=""/>
+      <w:lvlJc w:val="left"/>
+    </w:lvl>
+  </w:abstractNum>
+  <w:abstractNum w:abstractNumId="8" w15:restartNumberingAfterBreak="0">
+    <w:nsid w:val="767255F4"/>
+    <w:multiLevelType w:val="hybridMultilevel"/>
+    <w:tmpl w:val="682CD18C"/>
+    <w:lvl w:ilvl="0" w:tplc="734CC1F6" w:tentative="1">
       <w:start w:val="1"/>
       <w:numFmt w:val="bullet"/>
       <w:lvlText w:val="●"/>
@@ -23113,7 +23287,7 @@
         <w:ind w:left="720" w:hanging="360"/>
       </w:pPr>
     </w:lvl>
-    <w:lvl w:ilvl="1" w:tplc="AA4A6776" w:tentative="1">
+    <w:lvl w:ilvl="1" w:tplc="AD60E424" w:tentative="1">
       <w:start w:val="1"/>
       <w:numFmt w:val="bullet"/>
       <w:lvlText w:val="○"/>
@@ -23122,7 +23296,7 @@
         <w:ind w:left="1440" w:hanging="360"/>
       </w:pPr>
     </w:lvl>
-    <w:lvl w:ilvl="2" w:tplc="A728231C" w:tentative="1">
+    <w:lvl w:ilvl="2" w:tplc="FBAECD48" w:tentative="1">
       <w:start w:val="1"/>
       <w:numFmt w:val="bullet"/>
       <w:lvlText w:val="■"/>
@@ -23131,7 +23305,7 @@
         <w:ind w:left="2160" w:hanging="360"/>
       </w:pPr>
     </w:lvl>
-    <w:lvl w:ilvl="3" w:tplc="31783118" w:tentative="1">
+    <w:lvl w:ilvl="3" w:tplc="D1A0661E" w:tentative="1">
       <w:start w:val="1"/>
       <w:numFmt w:val="bullet"/>
       <w:lvlText w:val="●"/>
@@ -23140,7 +23314,7 @@
         <w:ind w:left="2880" w:hanging="360"/>
       </w:pPr>
     </w:lvl>
-    <w:lvl w:ilvl="4" w:tplc="CC9AEBE2" w:tentative="1">
+    <w:lvl w:ilvl="4" w:tplc="0EF415BC" w:tentative="1">
       <w:start w:val="1"/>
       <w:numFmt w:val="bullet"/>
       <w:lvlText w:val="○"/>
@@ -23149,7 +23323,7 @@
         <w:ind w:left="3600" w:hanging="360"/>
       </w:pPr>
     </w:lvl>
-    <w:lvl w:ilvl="5" w:tplc="D2208B26" w:tentative="1">
+    <w:lvl w:ilvl="5" w:tplc="396E84B6" w:tentative="1">
       <w:start w:val="1"/>
       <w:numFmt w:val="bullet"/>
       <w:lvlText w:val="■"/>
@@ -23158,7 +23332,7 @@
         <w:ind w:left="4320" w:hanging="360"/>
       </w:pPr>
     </w:lvl>
-    <w:lvl w:ilvl="6" w:tplc="A7981D84" w:tentative="1">
+    <w:lvl w:ilvl="6" w:tplc="CD362620" w:tentative="1">
       <w:start w:val="1"/>
       <w:numFmt w:val="bullet"/>
       <w:lvlText w:val="●"/>
@@ -23167,7 +23341,7 @@
         <w:ind w:left="5040" w:hanging="360"/>
       </w:pPr>
     </w:lvl>
-    <w:lvl w:ilvl="7" w:tplc="A2B0C34E" w:tentative="1">
+    <w:lvl w:ilvl="7" w:tplc="182CBFE0" w:tentative="1">
       <w:start w:val="1"/>
       <w:numFmt w:val="bullet"/>
       <w:lvlText w:val="●"/>
@@ -23176,7 +23350,7 @@
         <w:ind w:left="5760" w:hanging="360"/>
       </w:pPr>
     </w:lvl>
-    <w:lvl w:ilvl="8" w:tplc="1ED05BF0" w:tentative="1">
+    <w:lvl w:ilvl="8" w:tplc="7026F680" w:tentative="1">
       <w:start w:val="1"/>
       <w:numFmt w:val="bullet"/>
       <w:lvlText w:val="●"/>
@@ -23186,11 +23360,11 @@
       </w:pPr>
     </w:lvl>
   </w:abstractNum>
-  <w:abstractNum w:abstractNumId="6" w15:restartNumberingAfterBreak="0">
-    <w:nsid w:val="418B3F22"/>
+  <w:abstractNum w:abstractNumId="9" w15:restartNumberingAfterBreak="0">
+    <w:nsid w:val="7DA90B2F"/>
     <w:multiLevelType w:val="hybridMultilevel"/>
-    <w:tmpl w:val="8D687BD0"/>
-    <w:lvl w:ilvl="0" w:tplc="7A8E150A">
+    <w:tmpl w:val="8C1C96A2"/>
+    <w:lvl w:ilvl="0" w:tplc="3DAA02A2">
       <w:start w:val="1"/>
       <w:numFmt w:val="decimal"/>
       <w:lvlText w:val="%1."/>
@@ -23199,7 +23373,7 @@
         <w:ind w:left="360" w:hanging="300"/>
       </w:pPr>
     </w:lvl>
-    <w:lvl w:ilvl="1" w:tplc="A64C5414" w:tentative="1">
+    <w:lvl w:ilvl="1" w:tplc="55922A2A" w:tentative="1">
       <w:start w:val="1"/>
       <w:numFmt w:val="lowerLetter"/>
       <w:lvlText w:val="%2."/>
@@ -23208,272 +23382,98 @@
         <w:ind w:left="720" w:hanging="300"/>
       </w:pPr>
     </w:lvl>
-    <w:lvl w:ilvl="2" w:tplc="E0C6B0E8">
+    <w:lvl w:ilvl="2" w:tplc="14D2246E">
       <w:numFmt w:val="decimal"/>
       <w:lvlText w:val=""/>
       <w:lvlJc w:val="left"/>
     </w:lvl>
-    <w:lvl w:ilvl="3" w:tplc="298AF88C">
+    <w:lvl w:ilvl="3" w:tplc="E0A485EC">
       <w:numFmt w:val="decimal"/>
       <w:lvlText w:val=""/>
       <w:lvlJc w:val="left"/>
     </w:lvl>
-    <w:lvl w:ilvl="4" w:tplc="D70EE9D0">
+    <w:lvl w:ilvl="4" w:tplc="1F766D64">
       <w:numFmt w:val="decimal"/>
       <w:lvlText w:val=""/>
       <w:lvlJc w:val="left"/>
     </w:lvl>
-    <w:lvl w:ilvl="5" w:tplc="6D68AD2C">
+    <w:lvl w:ilvl="5" w:tplc="12F45EE4">
       <w:numFmt w:val="decimal"/>
       <w:lvlText w:val=""/>
       <w:lvlJc w:val="left"/>
     </w:lvl>
-    <w:lvl w:ilvl="6" w:tplc="1436E038">
+    <w:lvl w:ilvl="6" w:tplc="EB387C2E">
       <w:numFmt w:val="decimal"/>
       <w:lvlText w:val=""/>
       <w:lvlJc w:val="left"/>
     </w:lvl>
-    <w:lvl w:ilvl="7" w:tplc="5BD2003E">
+    <w:lvl w:ilvl="7" w:tplc="8C123060">
       <w:numFmt w:val="decimal"/>
       <w:lvlText w:val=""/>
       <w:lvlJc w:val="left"/>
     </w:lvl>
-    <w:lvl w:ilvl="8" w:tplc="8E4EC652">
+    <w:lvl w:ilvl="8" w:tplc="343EA128">
       <w:numFmt w:val="decimal"/>
       <w:lvlText w:val=""/>
       <w:lvlJc w:val="left"/>
     </w:lvl>
   </w:abstractNum>
-  <w:abstractNum w:abstractNumId="7" w15:restartNumberingAfterBreak="0">
-    <w:nsid w:val="66372BF2"/>
-    <w:multiLevelType w:val="hybridMultilevel"/>
-    <w:tmpl w:val="4484CC90"/>
-    <w:lvl w:ilvl="0" w:tplc="49AE2A94">
-      <w:start w:val="1"/>
-      <w:numFmt w:val="decimal"/>
-      <w:lvlText w:val="%1."/>
-      <w:lvlJc w:val="left"/>
-      <w:pPr>
-        <w:ind w:left="360" w:hanging="300"/>
-      </w:pPr>
-    </w:lvl>
-    <w:lvl w:ilvl="1" w:tplc="BC2C655E" w:tentative="1">
-      <w:start w:val="1"/>
-      <w:numFmt w:val="lowerLetter"/>
-      <w:lvlText w:val="%2."/>
-      <w:lvlJc w:val="left"/>
-      <w:pPr>
-        <w:ind w:left="720" w:hanging="300"/>
-      </w:pPr>
-    </w:lvl>
-    <w:lvl w:ilvl="2" w:tplc="59847738">
-      <w:numFmt w:val="decimal"/>
-      <w:lvlText w:val=""/>
-      <w:lvlJc w:val="left"/>
-    </w:lvl>
-    <w:lvl w:ilvl="3" w:tplc="FF38AA0E">
-      <w:numFmt w:val="decimal"/>
-      <w:lvlText w:val=""/>
-      <w:lvlJc w:val="left"/>
-    </w:lvl>
-    <w:lvl w:ilvl="4" w:tplc="4C76B062">
-      <w:numFmt w:val="decimal"/>
-      <w:lvlText w:val=""/>
-      <w:lvlJc w:val="left"/>
-    </w:lvl>
-    <w:lvl w:ilvl="5" w:tplc="429E14E6">
-      <w:numFmt w:val="decimal"/>
-      <w:lvlText w:val=""/>
-      <w:lvlJc w:val="left"/>
-    </w:lvl>
-    <w:lvl w:ilvl="6" w:tplc="3F96EFCC">
-      <w:numFmt w:val="decimal"/>
-      <w:lvlText w:val=""/>
-      <w:lvlJc w:val="left"/>
-    </w:lvl>
-    <w:lvl w:ilvl="7" w:tplc="F9FA8E08">
-      <w:numFmt w:val="decimal"/>
-      <w:lvlText w:val=""/>
-      <w:lvlJc w:val="left"/>
-    </w:lvl>
-    <w:lvl w:ilvl="8" w:tplc="540010A2">
-      <w:numFmt w:val="decimal"/>
-      <w:lvlText w:val=""/>
-      <w:lvlJc w:val="left"/>
-    </w:lvl>
-  </w:abstractNum>
-  <w:abstractNum w:abstractNumId="8" w15:restartNumberingAfterBreak="0">
-    <w:nsid w:val="698E3981"/>
-    <w:multiLevelType w:val="hybridMultilevel"/>
-    <w:tmpl w:val="A15E4306"/>
-    <w:lvl w:ilvl="0" w:tplc="AA96C196">
-      <w:start w:val="1"/>
-      <w:numFmt w:val="decimal"/>
-      <w:lvlText w:val="%1."/>
-      <w:lvlJc w:val="left"/>
-      <w:pPr>
-        <w:ind w:left="360" w:hanging="300"/>
-      </w:pPr>
-    </w:lvl>
-    <w:lvl w:ilvl="1" w:tplc="11DEF766" w:tentative="1">
-      <w:start w:val="1"/>
-      <w:numFmt w:val="lowerLetter"/>
-      <w:lvlText w:val="%2."/>
-      <w:lvlJc w:val="left"/>
-      <w:pPr>
-        <w:ind w:left="720" w:hanging="300"/>
-      </w:pPr>
-    </w:lvl>
-    <w:lvl w:ilvl="2" w:tplc="AB2890E4">
-      <w:numFmt w:val="decimal"/>
-      <w:lvlText w:val=""/>
-      <w:lvlJc w:val="left"/>
-    </w:lvl>
-    <w:lvl w:ilvl="3" w:tplc="15B2C26C">
-      <w:numFmt w:val="decimal"/>
-      <w:lvlText w:val=""/>
-      <w:lvlJc w:val="left"/>
-    </w:lvl>
-    <w:lvl w:ilvl="4" w:tplc="2782F006">
-      <w:numFmt w:val="decimal"/>
-      <w:lvlText w:val=""/>
-      <w:lvlJc w:val="left"/>
-    </w:lvl>
-    <w:lvl w:ilvl="5" w:tplc="D65C4580">
-      <w:numFmt w:val="decimal"/>
-      <w:lvlText w:val=""/>
-      <w:lvlJc w:val="left"/>
-    </w:lvl>
-    <w:lvl w:ilvl="6" w:tplc="973A07D8">
-      <w:numFmt w:val="decimal"/>
-      <w:lvlText w:val=""/>
-      <w:lvlJc w:val="left"/>
-    </w:lvl>
-    <w:lvl w:ilvl="7" w:tplc="61AC78D8">
-      <w:numFmt w:val="decimal"/>
-      <w:lvlText w:val=""/>
-      <w:lvlJc w:val="left"/>
-    </w:lvl>
-    <w:lvl w:ilvl="8" w:tplc="69705C22">
-      <w:numFmt w:val="decimal"/>
-      <w:lvlText w:val=""/>
-      <w:lvlJc w:val="left"/>
-    </w:lvl>
-  </w:abstractNum>
-  <w:abstractNum w:abstractNumId="9" w15:restartNumberingAfterBreak="0">
-    <w:nsid w:val="69A65837"/>
-    <w:multiLevelType w:val="hybridMultilevel"/>
-    <w:tmpl w:val="06647D08"/>
-    <w:lvl w:ilvl="0" w:tplc="275C4360">
-      <w:start w:val="1"/>
-      <w:numFmt w:val="bullet"/>
-      <w:lvlText w:val="•"/>
-      <w:lvlJc w:val="left"/>
-      <w:pPr>
-        <w:ind w:left="360" w:hanging="260"/>
-      </w:pPr>
-    </w:lvl>
-    <w:lvl w:ilvl="1" w:tplc="2B0842F2" w:tentative="1">
-      <w:start w:val="1"/>
-      <w:numFmt w:val="bullet"/>
-      <w:lvlText w:val="–"/>
-      <w:lvlJc w:val="left"/>
-      <w:pPr>
-        <w:ind w:left="720" w:hanging="260"/>
-      </w:pPr>
-    </w:lvl>
-    <w:lvl w:ilvl="2" w:tplc="997A8574">
-      <w:numFmt w:val="decimal"/>
-      <w:lvlText w:val=""/>
-      <w:lvlJc w:val="left"/>
-    </w:lvl>
-    <w:lvl w:ilvl="3" w:tplc="1B1E9646">
-      <w:numFmt w:val="decimal"/>
-      <w:lvlText w:val=""/>
-      <w:lvlJc w:val="left"/>
-    </w:lvl>
-    <w:lvl w:ilvl="4" w:tplc="7A3A85D8">
-      <w:numFmt w:val="decimal"/>
-      <w:lvlText w:val=""/>
-      <w:lvlJc w:val="left"/>
-    </w:lvl>
-    <w:lvl w:ilvl="5" w:tplc="1F3C8BD0">
-      <w:numFmt w:val="decimal"/>
-      <w:lvlText w:val=""/>
-      <w:lvlJc w:val="left"/>
-    </w:lvl>
-    <w:lvl w:ilvl="6" w:tplc="0C767B82">
-      <w:numFmt w:val="decimal"/>
-      <w:lvlText w:val=""/>
-      <w:lvlJc w:val="left"/>
-    </w:lvl>
-    <w:lvl w:ilvl="7" w:tplc="B5F4E22A">
-      <w:numFmt w:val="decimal"/>
-      <w:lvlText w:val=""/>
-      <w:lvlJc w:val="left"/>
-    </w:lvl>
-    <w:lvl w:ilvl="8" w:tplc="F51E0678">
-      <w:numFmt w:val="decimal"/>
-      <w:lvlText w:val=""/>
-      <w:lvlJc w:val="left"/>
-    </w:lvl>
-  </w:abstractNum>
-  <w:num w:numId="1" w16cid:durableId="1897887982">
+  <w:num w:numId="1" w16cid:durableId="715392043">
+    <w:abstractNumId w:val="8"/>
+    <w:lvlOverride w:ilvl="0">
+      <w:startOverride w:val="1"/>
+    </w:lvlOverride>
+  </w:num>
+  <w:num w:numId="2" w16cid:durableId="775058148">
     <w:abstractNumId w:val="5"/>
     <w:lvlOverride w:ilvl="0">
       <w:startOverride w:val="1"/>
     </w:lvlOverride>
   </w:num>
-  <w:num w:numId="2" w16cid:durableId="220798824">
+  <w:num w:numId="3" w16cid:durableId="1680506351">
+    <w:abstractNumId w:val="0"/>
+    <w:lvlOverride w:ilvl="0">
+      <w:startOverride w:val="1"/>
+    </w:lvlOverride>
+  </w:num>
+  <w:num w:numId="4" w16cid:durableId="1352992897">
+    <w:abstractNumId w:val="2"/>
+    <w:lvlOverride w:ilvl="0">
+      <w:startOverride w:val="1"/>
+    </w:lvlOverride>
+  </w:num>
+  <w:num w:numId="5" w16cid:durableId="52395366">
+    <w:abstractNumId w:val="3"/>
+    <w:lvlOverride w:ilvl="0">
+      <w:startOverride w:val="1"/>
+    </w:lvlOverride>
+  </w:num>
+  <w:num w:numId="6" w16cid:durableId="228462847">
+    <w:abstractNumId w:val="4"/>
+    <w:lvlOverride w:ilvl="0">
+      <w:startOverride w:val="1"/>
+    </w:lvlOverride>
+  </w:num>
+  <w:num w:numId="7" w16cid:durableId="335035415">
+    <w:abstractNumId w:val="1"/>
+    <w:lvlOverride w:ilvl="0">
+      <w:startOverride w:val="1"/>
+    </w:lvlOverride>
+  </w:num>
+  <w:num w:numId="8" w16cid:durableId="265767713">
+    <w:abstractNumId w:val="6"/>
+    <w:lvlOverride w:ilvl="0">
+      <w:startOverride w:val="1"/>
+    </w:lvlOverride>
+  </w:num>
+  <w:num w:numId="9" w16cid:durableId="512496732">
     <w:abstractNumId w:val="9"/>
     <w:lvlOverride w:ilvl="0">
       <w:startOverride w:val="1"/>
     </w:lvlOverride>
   </w:num>
-  <w:num w:numId="3" w16cid:durableId="256863720">
-    <w:abstractNumId w:val="3"/>
-    <w:lvlOverride w:ilvl="0">
-      <w:startOverride w:val="1"/>
-    </w:lvlOverride>
-  </w:num>
-  <w:num w:numId="4" w16cid:durableId="1133600718">
-    <w:abstractNumId w:val="8"/>
-    <w:lvlOverride w:ilvl="0">
-      <w:startOverride w:val="1"/>
-    </w:lvlOverride>
-  </w:num>
-  <w:num w:numId="5" w16cid:durableId="1041249862">
-    <w:abstractNumId w:val="0"/>
-    <w:lvlOverride w:ilvl="0">
-      <w:startOverride w:val="1"/>
-    </w:lvlOverride>
-  </w:num>
-  <w:num w:numId="6" w16cid:durableId="2044674806">
-    <w:abstractNumId w:val="1"/>
-    <w:lvlOverride w:ilvl="0">
-      <w:startOverride w:val="1"/>
-    </w:lvlOverride>
-  </w:num>
-  <w:num w:numId="7" w16cid:durableId="295533070">
+  <w:num w:numId="10" w16cid:durableId="14431062">
     <w:abstractNumId w:val="7"/>
-    <w:lvlOverride w:ilvl="0">
-      <w:startOverride w:val="1"/>
-    </w:lvlOverride>
-  </w:num>
-  <w:num w:numId="8" w16cid:durableId="2059624801">
-    <w:abstractNumId w:val="2"/>
-    <w:lvlOverride w:ilvl="0">
-      <w:startOverride w:val="1"/>
-    </w:lvlOverride>
-  </w:num>
-  <w:num w:numId="9" w16cid:durableId="820855050">
-    <w:abstractNumId w:val="6"/>
-    <w:lvlOverride w:ilvl="0">
-      <w:startOverride w:val="1"/>
-    </w:lvlOverride>
-  </w:num>
-  <w:num w:numId="10" w16cid:durableId="650868047">
-    <w:abstractNumId w:val="4"/>
     <w:lvlOverride w:ilvl="0">
       <w:startOverride w:val="1"/>
     </w:lvlOverride>
@@ -24153,7 +24153,7 @@
     <w:autoRedefine/>
     <w:uiPriority w:val="39"/>
     <w:unhideWhenUsed/>
-    <w:rsid w:val="00E4776B"/>
+    <w:rsid w:val="008D56B5"/>
     <w:pPr>
       <w:spacing w:after="100"/>
     </w:pPr>
@@ -24165,7 +24165,7 @@
     <w:autoRedefine/>
     <w:uiPriority w:val="39"/>
     <w:unhideWhenUsed/>
-    <w:rsid w:val="00E4776B"/>
+    <w:rsid w:val="008D56B5"/>
     <w:pPr>
       <w:spacing w:after="100"/>
       <w:ind w:left="210"/>

--- a/discoverer-neo/docs/user-guide/manual/Discoverer-Neo-MANAGER-Guide-Full-es-ES.docx
+++ b/discoverer-neo/docs/user-guide/manual/Discoverer-Neo-MANAGER-Guide-Full-es-ES.docx
@@ -74,7 +74,7 @@
     <w:sdt>
       <w:sdtPr>
         <w:alias w:val="Índice"/>
-        <w:id w:val="719335326"/>
+        <w:id w:val="1207375869"/>
       </w:sdtPr>
       <w:sdtEndPr/>
       <w:sdtContent>
@@ -102,7 +102,7 @@
           <w:r>
             <w:fldChar w:fldCharType="separate"/>
           </w:r>
-          <w:hyperlink w:anchor="_Toc241696497" w:history="1">
+          <w:hyperlink w:anchor="_Toc241745369" w:history="1">
             <w:r>
               <w:rPr>
                 <w:rStyle w:val="Hiperligao"/>
@@ -126,7 +126,7 @@
               <w:rPr>
                 <w:noProof/>
               </w:rPr>
-              <w:instrText xml:space="preserve"> PAGEREF _Toc241696497 \h </w:instrText>
+              <w:instrText xml:space="preserve"> PAGEREF _Toc241745369 \h </w:instrText>
             </w:r>
             <w:r>
               <w:rPr>
@@ -168,7 +168,7 @@
               <w14:ligatures w14:val="standardContextual"/>
             </w:rPr>
           </w:pPr>
-          <w:hyperlink w:anchor="_Toc241696498" w:history="1">
+          <w:hyperlink w:anchor="_Toc241745370" w:history="1">
             <w:r>
               <w:rPr>
                 <w:rStyle w:val="Hiperligao"/>
@@ -192,7 +192,7 @@
               <w:rPr>
                 <w:noProof/>
               </w:rPr>
-              <w:instrText xml:space="preserve"> PAGEREF _Toc241696498 \h </w:instrText>
+              <w:instrText xml:space="preserve"> PAGEREF _Toc241745370 \h </w:instrText>
             </w:r>
             <w:r>
               <w:rPr>
@@ -234,7 +234,7 @@
               <w14:ligatures w14:val="standardContextual"/>
             </w:rPr>
           </w:pPr>
-          <w:hyperlink w:anchor="_Toc241696499" w:history="1">
+          <w:hyperlink w:anchor="_Toc241745371" w:history="1">
             <w:r>
               <w:rPr>
                 <w:rStyle w:val="Hiperligao"/>
@@ -258,7 +258,7 @@
               <w:rPr>
                 <w:noProof/>
               </w:rPr>
-              <w:instrText xml:space="preserve"> PAGEREF _Toc241696499 \h </w:instrText>
+              <w:instrText xml:space="preserve"> PAGEREF _Toc241745371 \h </w:instrText>
             </w:r>
             <w:r>
               <w:rPr>
@@ -300,7 +300,7 @@
               <w14:ligatures w14:val="standardContextual"/>
             </w:rPr>
           </w:pPr>
-          <w:hyperlink w:anchor="_Toc241696500" w:history="1">
+          <w:hyperlink w:anchor="_Toc241745372" w:history="1">
             <w:r>
               <w:rPr>
                 <w:rStyle w:val="Hiperligao"/>
@@ -324,7 +324,7 @@
               <w:rPr>
                 <w:noProof/>
               </w:rPr>
-              <w:instrText xml:space="preserve"> PAGEREF _Toc241696500 \h </w:instrText>
+              <w:instrText xml:space="preserve"> PAGEREF _Toc241745372 \h </w:instrText>
             </w:r>
             <w:r>
               <w:rPr>
@@ -366,7 +366,7 @@
               <w14:ligatures w14:val="standardContextual"/>
             </w:rPr>
           </w:pPr>
-          <w:hyperlink w:anchor="_Toc241696501" w:history="1">
+          <w:hyperlink w:anchor="_Toc241745373" w:history="1">
             <w:r>
               <w:rPr>
                 <w:rStyle w:val="Hiperligao"/>
@@ -390,7 +390,7 @@
               <w:rPr>
                 <w:noProof/>
               </w:rPr>
-              <w:instrText xml:space="preserve"> PAGEREF _Toc241696501 \h </w:instrText>
+              <w:instrText xml:space="preserve"> PAGEREF _Toc241745373 \h </w:instrText>
             </w:r>
             <w:r>
               <w:rPr>
@@ -432,7 +432,7 @@
               <w14:ligatures w14:val="standardContextual"/>
             </w:rPr>
           </w:pPr>
-          <w:hyperlink w:anchor="_Toc241696502" w:history="1">
+          <w:hyperlink w:anchor="_Toc241745374" w:history="1">
             <w:r>
               <w:rPr>
                 <w:rStyle w:val="Hiperligao"/>
@@ -456,7 +456,7 @@
               <w:rPr>
                 <w:noProof/>
               </w:rPr>
-              <w:instrText xml:space="preserve"> PAGEREF _Toc241696502 \h </w:instrText>
+              <w:instrText xml:space="preserve"> PAGEREF _Toc241745374 \h </w:instrText>
             </w:r>
             <w:r>
               <w:rPr>
@@ -498,7 +498,7 @@
               <w14:ligatures w14:val="standardContextual"/>
             </w:rPr>
           </w:pPr>
-          <w:hyperlink w:anchor="_Toc241696503" w:history="1">
+          <w:hyperlink w:anchor="_Toc241745375" w:history="1">
             <w:r>
               <w:rPr>
                 <w:rStyle w:val="Hiperligao"/>
@@ -522,7 +522,7 @@
               <w:rPr>
                 <w:noProof/>
               </w:rPr>
-              <w:instrText xml:space="preserve"> PAGEREF _Toc241696503 \h </w:instrText>
+              <w:instrText xml:space="preserve"> PAGEREF _Toc241745375 \h </w:instrText>
             </w:r>
             <w:r>
               <w:rPr>
@@ -564,7 +564,7 @@
               <w14:ligatures w14:val="standardContextual"/>
             </w:rPr>
           </w:pPr>
-          <w:hyperlink w:anchor="_Toc241696504" w:history="1">
+          <w:hyperlink w:anchor="_Toc241745376" w:history="1">
             <w:r>
               <w:rPr>
                 <w:rStyle w:val="Hiperligao"/>
@@ -588,7 +588,7 @@
               <w:rPr>
                 <w:noProof/>
               </w:rPr>
-              <w:instrText xml:space="preserve"> PAGEREF _Toc241696504 \h </w:instrText>
+              <w:instrText xml:space="preserve"> PAGEREF _Toc241745376 \h </w:instrText>
             </w:r>
             <w:r>
               <w:rPr>
@@ -630,7 +630,7 @@
               <w14:ligatures w14:val="standardContextual"/>
             </w:rPr>
           </w:pPr>
-          <w:hyperlink w:anchor="_Toc241696505" w:history="1">
+          <w:hyperlink w:anchor="_Toc241745377" w:history="1">
             <w:r>
               <w:rPr>
                 <w:rStyle w:val="Hiperligao"/>
@@ -654,7 +654,7 @@
               <w:rPr>
                 <w:noProof/>
               </w:rPr>
-              <w:instrText xml:space="preserve"> PAGEREF _Toc241696505 \h </w:instrText>
+              <w:instrText xml:space="preserve"> PAGEREF _Toc241745377 \h </w:instrText>
             </w:r>
             <w:r>
               <w:rPr>
@@ -696,7 +696,7 @@
               <w14:ligatures w14:val="standardContextual"/>
             </w:rPr>
           </w:pPr>
-          <w:hyperlink w:anchor="_Toc241696506" w:history="1">
+          <w:hyperlink w:anchor="_Toc241745378" w:history="1">
             <w:r>
               <w:rPr>
                 <w:rStyle w:val="Hiperligao"/>
@@ -720,7 +720,7 @@
               <w:rPr>
                 <w:noProof/>
               </w:rPr>
-              <w:instrText xml:space="preserve"> PAGEREF _Toc241696506 \h </w:instrText>
+              <w:instrText xml:space="preserve"> PAGEREF _Toc241745378 \h </w:instrText>
             </w:r>
             <w:r>
               <w:rPr>
@@ -762,7 +762,7 @@
               <w14:ligatures w14:val="standardContextual"/>
             </w:rPr>
           </w:pPr>
-          <w:hyperlink w:anchor="_Toc241696507" w:history="1">
+          <w:hyperlink w:anchor="_Toc241745379" w:history="1">
             <w:r>
               <w:rPr>
                 <w:rStyle w:val="Hiperligao"/>
@@ -786,7 +786,7 @@
               <w:rPr>
                 <w:noProof/>
               </w:rPr>
-              <w:instrText xml:space="preserve"> PAGEREF _Toc241696507 \h </w:instrText>
+              <w:instrText xml:space="preserve"> PAGEREF _Toc241745379 \h </w:instrText>
             </w:r>
             <w:r>
               <w:rPr>
@@ -828,7 +828,7 @@
               <w14:ligatures w14:val="standardContextual"/>
             </w:rPr>
           </w:pPr>
-          <w:hyperlink w:anchor="_Toc241696508" w:history="1">
+          <w:hyperlink w:anchor="_Toc241745380" w:history="1">
             <w:r>
               <w:rPr>
                 <w:rStyle w:val="Hiperligao"/>
@@ -852,7 +852,7 @@
               <w:rPr>
                 <w:noProof/>
               </w:rPr>
-              <w:instrText xml:space="preserve"> PAGEREF _Toc241696508 \h </w:instrText>
+              <w:instrText xml:space="preserve"> PAGEREF _Toc241745380 \h </w:instrText>
             </w:r>
             <w:r>
               <w:rPr>
@@ -894,7 +894,7 @@
               <w14:ligatures w14:val="standardContextual"/>
             </w:rPr>
           </w:pPr>
-          <w:hyperlink w:anchor="_Toc241696509" w:history="1">
+          <w:hyperlink w:anchor="_Toc241745381" w:history="1">
             <w:r>
               <w:rPr>
                 <w:rStyle w:val="Hiperligao"/>
@@ -918,7 +918,7 @@
               <w:rPr>
                 <w:noProof/>
               </w:rPr>
-              <w:instrText xml:space="preserve"> PAGEREF _Toc241696509 \h </w:instrText>
+              <w:instrText xml:space="preserve"> PAGEREF _Toc241745381 \h </w:instrText>
             </w:r>
             <w:r>
               <w:rPr>
@@ -960,7 +960,7 @@
               <w14:ligatures w14:val="standardContextual"/>
             </w:rPr>
           </w:pPr>
-          <w:hyperlink w:anchor="_Toc241696510" w:history="1">
+          <w:hyperlink w:anchor="_Toc241745382" w:history="1">
             <w:r>
               <w:rPr>
                 <w:rStyle w:val="Hiperligao"/>
@@ -984,7 +984,7 @@
               <w:rPr>
                 <w:noProof/>
               </w:rPr>
-              <w:instrText xml:space="preserve"> PAGEREF _Toc241696510 \h </w:instrText>
+              <w:instrText xml:space="preserve"> PAGEREF _Toc241745382 \h </w:instrText>
             </w:r>
             <w:r>
               <w:rPr>
@@ -1026,7 +1026,7 @@
               <w14:ligatures w14:val="standardContextual"/>
             </w:rPr>
           </w:pPr>
-          <w:hyperlink w:anchor="_Toc241696511" w:history="1">
+          <w:hyperlink w:anchor="_Toc241745383" w:history="1">
             <w:r>
               <w:rPr>
                 <w:rStyle w:val="Hiperligao"/>
@@ -1050,7 +1050,7 @@
               <w:rPr>
                 <w:noProof/>
               </w:rPr>
-              <w:instrText xml:space="preserve"> PAGEREF _Toc241696511 \h </w:instrText>
+              <w:instrText xml:space="preserve"> PAGEREF _Toc241745383 \h </w:instrText>
             </w:r>
             <w:r>
               <w:rPr>
@@ -1092,7 +1092,7 @@
               <w14:ligatures w14:val="standardContextual"/>
             </w:rPr>
           </w:pPr>
-          <w:hyperlink w:anchor="_Toc241696512" w:history="1">
+          <w:hyperlink w:anchor="_Toc241745384" w:history="1">
             <w:r>
               <w:rPr>
                 <w:rStyle w:val="Hiperligao"/>
@@ -1116,7 +1116,7 @@
               <w:rPr>
                 <w:noProof/>
               </w:rPr>
-              <w:instrText xml:space="preserve"> PAGEREF _Toc241696512 \h </w:instrText>
+              <w:instrText xml:space="preserve"> PAGEREF _Toc241745384 \h </w:instrText>
             </w:r>
             <w:r>
               <w:rPr>
@@ -1158,7 +1158,7 @@
               <w14:ligatures w14:val="standardContextual"/>
             </w:rPr>
           </w:pPr>
-          <w:hyperlink w:anchor="_Toc241696513" w:history="1">
+          <w:hyperlink w:anchor="_Toc241745385" w:history="1">
             <w:r>
               <w:rPr>
                 <w:rStyle w:val="Hiperligao"/>
@@ -1182,7 +1182,7 @@
               <w:rPr>
                 <w:noProof/>
               </w:rPr>
-              <w:instrText xml:space="preserve"> PAGEREF _Toc241696513 \h </w:instrText>
+              <w:instrText xml:space="preserve"> PAGEREF _Toc241745385 \h </w:instrText>
             </w:r>
             <w:r>
               <w:rPr>
@@ -1224,7 +1224,7 @@
               <w14:ligatures w14:val="standardContextual"/>
             </w:rPr>
           </w:pPr>
-          <w:hyperlink w:anchor="_Toc241696514" w:history="1">
+          <w:hyperlink w:anchor="_Toc241745386" w:history="1">
             <w:r>
               <w:rPr>
                 <w:rStyle w:val="Hiperligao"/>
@@ -1248,7 +1248,7 @@
               <w:rPr>
                 <w:noProof/>
               </w:rPr>
-              <w:instrText xml:space="preserve"> PAGEREF _Toc241696514 \h </w:instrText>
+              <w:instrText xml:space="preserve"> PAGEREF _Toc241745386 \h </w:instrText>
             </w:r>
             <w:r>
               <w:rPr>
@@ -1290,7 +1290,7 @@
               <w14:ligatures w14:val="standardContextual"/>
             </w:rPr>
           </w:pPr>
-          <w:hyperlink w:anchor="_Toc241696515" w:history="1">
+          <w:hyperlink w:anchor="_Toc241745387" w:history="1">
             <w:r>
               <w:rPr>
                 <w:rStyle w:val="Hiperligao"/>
@@ -1314,7 +1314,7 @@
               <w:rPr>
                 <w:noProof/>
               </w:rPr>
-              <w:instrText xml:space="preserve"> PAGEREF _Toc241696515 \h </w:instrText>
+              <w:instrText xml:space="preserve"> PAGEREF _Toc241745387 \h </w:instrText>
             </w:r>
             <w:r>
               <w:rPr>
@@ -1356,7 +1356,7 @@
               <w14:ligatures w14:val="standardContextual"/>
             </w:rPr>
           </w:pPr>
-          <w:hyperlink w:anchor="_Toc241696516" w:history="1">
+          <w:hyperlink w:anchor="_Toc241745388" w:history="1">
             <w:r>
               <w:rPr>
                 <w:rStyle w:val="Hiperligao"/>
@@ -1380,7 +1380,7 @@
               <w:rPr>
                 <w:noProof/>
               </w:rPr>
-              <w:instrText xml:space="preserve"> PAGEREF _Toc241696516 \h </w:instrText>
+              <w:instrText xml:space="preserve"> PAGEREF _Toc241745388 \h </w:instrText>
             </w:r>
             <w:r>
               <w:rPr>
@@ -1422,7 +1422,7 @@
               <w14:ligatures w14:val="standardContextual"/>
             </w:rPr>
           </w:pPr>
-          <w:hyperlink w:anchor="_Toc241696517" w:history="1">
+          <w:hyperlink w:anchor="_Toc241745389" w:history="1">
             <w:r>
               <w:rPr>
                 <w:rStyle w:val="Hiperligao"/>
@@ -1446,7 +1446,7 @@
               <w:rPr>
                 <w:noProof/>
               </w:rPr>
-              <w:instrText xml:space="preserve"> PAGEREF _Toc241696517 \h </w:instrText>
+              <w:instrText xml:space="preserve"> PAGEREF _Toc241745389 \h </w:instrText>
             </w:r>
             <w:r>
               <w:rPr>
@@ -1488,7 +1488,7 @@
               <w14:ligatures w14:val="standardContextual"/>
             </w:rPr>
           </w:pPr>
-          <w:hyperlink w:anchor="_Toc241696518" w:history="1">
+          <w:hyperlink w:anchor="_Toc241745390" w:history="1">
             <w:r>
               <w:rPr>
                 <w:rStyle w:val="Hiperligao"/>
@@ -1512,7 +1512,7 @@
               <w:rPr>
                 <w:noProof/>
               </w:rPr>
-              <w:instrText xml:space="preserve"> PAGEREF _Toc241696518 \h </w:instrText>
+              <w:instrText xml:space="preserve"> PAGEREF _Toc241745390 \h </w:instrText>
             </w:r>
             <w:r>
               <w:rPr>
@@ -1554,7 +1554,7 @@
               <w14:ligatures w14:val="standardContextual"/>
             </w:rPr>
           </w:pPr>
-          <w:hyperlink w:anchor="_Toc241696519" w:history="1">
+          <w:hyperlink w:anchor="_Toc241745391" w:history="1">
             <w:r>
               <w:rPr>
                 <w:rStyle w:val="Hiperligao"/>
@@ -1578,7 +1578,7 @@
               <w:rPr>
                 <w:noProof/>
               </w:rPr>
-              <w:instrText xml:space="preserve"> PAGEREF _Toc241696519 \h </w:instrText>
+              <w:instrText xml:space="preserve"> PAGEREF _Toc241745391 \h </w:instrText>
             </w:r>
             <w:r>
               <w:rPr>
@@ -1620,7 +1620,7 @@
               <w14:ligatures w14:val="standardContextual"/>
             </w:rPr>
           </w:pPr>
-          <w:hyperlink w:anchor="_Toc241696520" w:history="1">
+          <w:hyperlink w:anchor="_Toc241745392" w:history="1">
             <w:r>
               <w:rPr>
                 <w:rStyle w:val="Hiperligao"/>
@@ -1644,7 +1644,7 @@
               <w:rPr>
                 <w:noProof/>
               </w:rPr>
-              <w:instrText xml:space="preserve"> PAGEREF _Toc241696520 \h </w:instrText>
+              <w:instrText xml:space="preserve"> PAGEREF _Toc241745392 \h </w:instrText>
             </w:r>
             <w:r>
               <w:rPr>
@@ -1686,7 +1686,7 @@
               <w14:ligatures w14:val="standardContextual"/>
             </w:rPr>
           </w:pPr>
-          <w:hyperlink w:anchor="_Toc241696521" w:history="1">
+          <w:hyperlink w:anchor="_Toc241745393" w:history="1">
             <w:r>
               <w:rPr>
                 <w:rStyle w:val="Hiperligao"/>
@@ -1710,7 +1710,7 @@
               <w:rPr>
                 <w:noProof/>
               </w:rPr>
-              <w:instrText xml:space="preserve"> PAGEREF _Toc241696521 \h </w:instrText>
+              <w:instrText xml:space="preserve"> PAGEREF _Toc241745393 \h </w:instrText>
             </w:r>
             <w:r>
               <w:rPr>
@@ -1752,7 +1752,7 @@
               <w14:ligatures w14:val="standardContextual"/>
             </w:rPr>
           </w:pPr>
-          <w:hyperlink w:anchor="_Toc241696522" w:history="1">
+          <w:hyperlink w:anchor="_Toc241745394" w:history="1">
             <w:r>
               <w:rPr>
                 <w:rStyle w:val="Hiperligao"/>
@@ -1776,7 +1776,7 @@
               <w:rPr>
                 <w:noProof/>
               </w:rPr>
-              <w:instrText xml:space="preserve"> PAGEREF _Toc241696522 \h </w:instrText>
+              <w:instrText xml:space="preserve"> PAGEREF _Toc241745394 \h </w:instrText>
             </w:r>
             <w:r>
               <w:rPr>
@@ -1818,7 +1818,7 @@
               <w14:ligatures w14:val="standardContextual"/>
             </w:rPr>
           </w:pPr>
-          <w:hyperlink w:anchor="_Toc241696523" w:history="1">
+          <w:hyperlink w:anchor="_Toc241745395" w:history="1">
             <w:r>
               <w:rPr>
                 <w:rStyle w:val="Hiperligao"/>
@@ -1842,7 +1842,7 @@
               <w:rPr>
                 <w:noProof/>
               </w:rPr>
-              <w:instrText xml:space="preserve"> PAGEREF _Toc241696523 \h </w:instrText>
+              <w:instrText xml:space="preserve"> PAGEREF _Toc241745395 \h </w:instrText>
             </w:r>
             <w:r>
               <w:rPr>
@@ -1884,7 +1884,7 @@
               <w14:ligatures w14:val="standardContextual"/>
             </w:rPr>
           </w:pPr>
-          <w:hyperlink w:anchor="_Toc241696524" w:history="1">
+          <w:hyperlink w:anchor="_Toc241745396" w:history="1">
             <w:r>
               <w:rPr>
                 <w:rStyle w:val="Hiperligao"/>
@@ -1908,7 +1908,7 @@
               <w:rPr>
                 <w:noProof/>
               </w:rPr>
-              <w:instrText xml:space="preserve"> PAGEREF _Toc241696524 \h </w:instrText>
+              <w:instrText xml:space="preserve"> PAGEREF _Toc241745396 \h </w:instrText>
             </w:r>
             <w:r>
               <w:rPr>
@@ -1950,7 +1950,7 @@
               <w14:ligatures w14:val="standardContextual"/>
             </w:rPr>
           </w:pPr>
-          <w:hyperlink w:anchor="_Toc241696525" w:history="1">
+          <w:hyperlink w:anchor="_Toc241745397" w:history="1">
             <w:r>
               <w:rPr>
                 <w:rStyle w:val="Hiperligao"/>
@@ -1974,7 +1974,7 @@
               <w:rPr>
                 <w:noProof/>
               </w:rPr>
-              <w:instrText xml:space="preserve"> PAGEREF _Toc241696525 \h </w:instrText>
+              <w:instrText xml:space="preserve"> PAGEREF _Toc241745397 \h </w:instrText>
             </w:r>
             <w:r>
               <w:rPr>
@@ -2016,7 +2016,7 @@
               <w14:ligatures w14:val="standardContextual"/>
             </w:rPr>
           </w:pPr>
-          <w:hyperlink w:anchor="_Toc241696526" w:history="1">
+          <w:hyperlink w:anchor="_Toc241745398" w:history="1">
             <w:r>
               <w:rPr>
                 <w:rStyle w:val="Hiperligao"/>
@@ -2040,7 +2040,7 @@
               <w:rPr>
                 <w:noProof/>
               </w:rPr>
-              <w:instrText xml:space="preserve"> PAGEREF _Toc241696526 \h </w:instrText>
+              <w:instrText xml:space="preserve"> PAGEREF _Toc241745398 \h </w:instrText>
             </w:r>
             <w:r>
               <w:rPr>
@@ -2082,7 +2082,7 @@
               <w14:ligatures w14:val="standardContextual"/>
             </w:rPr>
           </w:pPr>
-          <w:hyperlink w:anchor="_Toc241696527" w:history="1">
+          <w:hyperlink w:anchor="_Toc241745399" w:history="1">
             <w:r>
               <w:rPr>
                 <w:rStyle w:val="Hiperligao"/>
@@ -2106,7 +2106,7 @@
               <w:rPr>
                 <w:noProof/>
               </w:rPr>
-              <w:instrText xml:space="preserve"> PAGEREF _Toc241696527 \h </w:instrText>
+              <w:instrText xml:space="preserve"> PAGEREF _Toc241745399 \h </w:instrText>
             </w:r>
             <w:r>
               <w:rPr>
@@ -2154,7 +2154,7 @@
       <w:pPr>
         <w:pStyle w:val="Ttulo1"/>
       </w:pPr>
-      <w:bookmarkStart w:id="0" w:name="_Toc241696497"/>
+      <w:bookmarkStart w:id="0" w:name="_Toc241745369"/>
       <w:r>
         <w:lastRenderedPageBreak/>
         <w:t>Su rol de un vistazo</w:t>
@@ -2235,7 +2235,7 @@
       <w:pPr>
         <w:pStyle w:val="Ttulo2"/>
       </w:pPr>
-      <w:bookmarkStart w:id="1" w:name="_Toc241696498"/>
+      <w:bookmarkStart w:id="1" w:name="_Toc241745370"/>
       <w:r>
         <w:t>Puede / No puede</w:t>
       </w:r>
@@ -2969,7 +2969,7 @@
       <w:pPr>
         <w:pStyle w:val="Ttulo2"/>
       </w:pPr>
-      <w:bookmarkStart w:id="2" w:name="_Toc241696499"/>
+      <w:bookmarkStart w:id="2" w:name="_Toc241745371"/>
       <w:r>
         <w:t>De dónde procede su acceso</w:t>
       </w:r>
@@ -3579,7 +3579,7 @@
       <w:pPr>
         <w:pStyle w:val="Ttulo2"/>
       </w:pPr>
-      <w:bookmarkStart w:id="3" w:name="_Toc241696500"/>
+      <w:bookmarkStart w:id="3" w:name="_Toc241745372"/>
       <w:r>
         <w:t>Cómo iniciar sesión, cambiar la contraseña y cerrar sesión</w:t>
       </w:r>
@@ -3704,7 +3704,7 @@
         </w:rPr>
         <w:lastRenderedPageBreak/>
         <w:drawing>
-          <wp:inline distT="0" distB="0" distL="0" distR="0" wp14:anchorId="70F2E8E5" wp14:editId="31DD8337">
+          <wp:inline distT="0" distB="0" distL="0" distR="0" wp14:anchorId="2CD89FC0" wp14:editId="0D755807">
             <wp:extent cx="5715000" cy="3571875"/>
             <wp:effectExtent l="0" t="0" r="0" b="0"/>
             <wp:docPr id="223" name="01-login.png" descr="La página de inicio de sesión con Correo electrónico, Contraseña, Recordarme y el botón Iniciar sesión." title="La página de inicio de sesión con Correo electrónico, Contraseña, Recordarme y el botón Iniciar sesión."/>
@@ -3815,7 +3815,7 @@
         </w:rPr>
         <w:lastRenderedPageBreak/>
         <w:drawing>
-          <wp:inline distT="0" distB="0" distL="0" distR="0" wp14:anchorId="19FFAFB9" wp14:editId="0104FE6A">
+          <wp:inline distT="0" distB="0" distL="0" distR="0" wp14:anchorId="69BEBEC3" wp14:editId="55A91DD9">
             <wp:extent cx="5715000" cy="3571875"/>
             <wp:effectExtent l="0" t="0" r="0" b="0"/>
             <wp:docPr id="224" name="03-user-menu.png" descr="El menú de la cuenta abierto, con Configuración y Cerrar sesión." title="El menú de la cuenta abierto, con Configuración y Cerrar sesión."/>
@@ -3868,7 +3868,7 @@
         <w:pStyle w:val="Ttulo1"/>
         <w:pageBreakBefore/>
       </w:pPr>
-      <w:bookmarkStart w:id="4" w:name="_Toc241696501"/>
+      <w:bookmarkStart w:id="4" w:name="_Toc241745373"/>
       <w:r>
         <w:lastRenderedPageBreak/>
         <w:t>Panel</w:t>
@@ -3901,7 +3901,7 @@
           <w:noProof/>
         </w:rPr>
         <w:drawing>
-          <wp:inline distT="0" distB="0" distL="0" distR="0" wp14:anchorId="37A0D072" wp14:editId="2F697823">
+          <wp:inline distT="0" distB="0" distL="0" distR="0" wp14:anchorId="53EAF3F5" wp14:editId="779DEDF2">
             <wp:extent cx="5715000" cy="5133975"/>
             <wp:effectExtent l="0" t="0" r="0" b="0"/>
             <wp:docPr id="225" name="01-dashboard-sidebar.png" descr="El panel de Manager con la barra lateral y las tarjetas de resumen." title="El panel de Manager con la barra lateral y las tarjetas de resumen."/>
@@ -4410,7 +4410,7 @@
         <w:pStyle w:val="Ttulo1"/>
         <w:pageBreakBefore/>
       </w:pPr>
-      <w:bookmarkStart w:id="5" w:name="_Toc241696502"/>
+      <w:bookmarkStart w:id="5" w:name="_Toc241745374"/>
       <w:r>
         <w:lastRenderedPageBreak/>
         <w:t>Usuarios</w:t>
@@ -4443,7 +4443,7 @@
           <w:noProof/>
         </w:rPr>
         <w:drawing>
-          <wp:inline distT="0" distB="0" distL="0" distR="0" wp14:anchorId="7C32AA08" wp14:editId="3EB1F482">
+          <wp:inline distT="0" distB="0" distL="0" distR="0" wp14:anchorId="00BE44FE" wp14:editId="1E69834A">
             <wp:extent cx="5715000" cy="3571875"/>
             <wp:effectExtent l="0" t="0" r="0" b="0"/>
             <wp:docPr id="226" name="06-users.png" descr="La lista de Usuarios para un Manager, sin administradores y sin los botones Nuevo usuario ni Archivo de credenciales." title="La lista de Usuarios para un Manager, sin administradores y sin los botones Nuevo usuario ni Archivo de credenciales."/>
@@ -4892,7 +4892,7 @@
       <w:pPr>
         <w:pStyle w:val="Ttulo2"/>
       </w:pPr>
-      <w:bookmarkStart w:id="6" w:name="_Toc241696503"/>
+      <w:bookmarkStart w:id="6" w:name="_Toc241745375"/>
       <w:r>
         <w:lastRenderedPageBreak/>
         <w:t>Mapas de una persona</w:t>
@@ -4935,8 +4935,8 @@
           <w:noProof/>
         </w:rPr>
         <w:drawing>
-          <wp:inline distT="0" distB="0" distL="0" distR="0" wp14:anchorId="4BFE05F4" wp14:editId="6B373C9A">
-            <wp:extent cx="4362450" cy="1819275"/>
+          <wp:inline distT="0" distB="0" distL="0" distR="0" wp14:anchorId="50DE7E82" wp14:editId="02A8114B">
+            <wp:extent cx="4362450" cy="2190750"/>
             <wp:effectExtent l="0" t="0" r="0" b="0"/>
             <wp:docPr id="227" name="09-users-maps-dialog.png" descr="El cuadro Mapas de un usuario, con selectores de nivel de acceso compartido e iconos de propietario y de quitar." title="El cuadro Mapas de un usuario, con selectores de nivel de acceso compartido e iconos de propietario y de quitar."/>
             <wp:cNvGraphicFramePr>
@@ -4961,7 +4961,7 @@
                   <pic:spPr bwMode="auto">
                     <a:xfrm>
                       <a:off x="0" y="0"/>
-                      <a:ext cx="4362450" cy="1819275"/>
+                      <a:ext cx="4362450" cy="2190750"/>
                     </a:xfrm>
                     <a:prstGeom prst="rect">
                       <a:avLst/>
@@ -6072,6 +6072,7 @@
               <w:spacing w:after="0"/>
             </w:pPr>
             <w:r>
+              <w:lastRenderedPageBreak/>
               <w:t>Puede exportar</w:t>
             </w:r>
           </w:p>
@@ -6134,7 +6135,6 @@
               <w:spacing w:after="0"/>
             </w:pPr>
             <w:r>
-              <w:lastRenderedPageBreak/>
               <w:t>Puede editar</w:t>
             </w:r>
           </w:p>
@@ -6175,7 +6175,7 @@
       <w:pPr>
         <w:pStyle w:val="Ttulo2"/>
       </w:pPr>
-      <w:bookmarkStart w:id="7" w:name="_Toc241696504"/>
+      <w:bookmarkStart w:id="7" w:name="_Toc241745376"/>
       <w:r>
         <w:t>Ejemplo: entregar un mapa a un compañero que se hace cargo</w:t>
       </w:r>
@@ -6303,7 +6303,7 @@
         <w:pStyle w:val="Ttulo1"/>
         <w:pageBreakBefore/>
       </w:pPr>
-      <w:bookmarkStart w:id="8" w:name="_Toc241696505"/>
+      <w:bookmarkStart w:id="8" w:name="_Toc241745377"/>
       <w:r>
         <w:lastRenderedPageBreak/>
         <w:t>Mapas</w:t>
@@ -6336,7 +6336,7 @@
           <w:noProof/>
         </w:rPr>
         <w:drawing>
-          <wp:inline distT="0" distB="0" distL="0" distR="0" wp14:anchorId="411CCD6A" wp14:editId="090143E3">
+          <wp:inline distT="0" distB="0" distL="0" distR="0" wp14:anchorId="04AC0DC4" wp14:editId="5798CF6D">
             <wp:extent cx="5715000" cy="3429000"/>
             <wp:effectExtent l="0" t="0" r="0" b="0"/>
             <wp:docPr id="228" name="02-maps-all.png" descr="La lista de Mapas, pestaña Todos, con los iconos Copiar, Compartir, Programar y Exportar en cada fila." title="La lista de Mapas, pestaña Todos, con los iconos Copiar, Compartir, Programar y Exportar en cada fila."/>
@@ -6388,7 +6388,7 @@
       <w:pPr>
         <w:pStyle w:val="Ttulo2"/>
       </w:pPr>
-      <w:bookmarkStart w:id="9" w:name="_Toc241696506"/>
+      <w:bookmarkStart w:id="9" w:name="_Toc241745378"/>
       <w:r>
         <w:t>Buscar un mapa</w:t>
       </w:r>
@@ -7014,7 +7014,7 @@
       <w:pPr>
         <w:pStyle w:val="Ttulo2"/>
       </w:pPr>
-      <w:bookmarkStart w:id="10" w:name="_Toc241696507"/>
+      <w:bookmarkStart w:id="10" w:name="_Toc241745379"/>
       <w:r>
         <w:lastRenderedPageBreak/>
         <w:t>Qué hace cada icono</w:t>
@@ -7614,7 +7614,7 @@
       <w:pPr>
         <w:pStyle w:val="Ttulo2"/>
       </w:pPr>
-      <w:bookmarkStart w:id="11" w:name="_Toc241696508"/>
+      <w:bookmarkStart w:id="11" w:name="_Toc241745380"/>
       <w:r>
         <w:t>Copiar un mapa para crear el suyo</w:t>
       </w:r>
@@ -7703,7 +7703,7 @@
       <w:pPr>
         <w:pStyle w:val="Ttulo2"/>
       </w:pPr>
-      <w:bookmarkStart w:id="12" w:name="_Toc241696509"/>
+      <w:bookmarkStart w:id="12" w:name="_Toc241745381"/>
       <w:r>
         <w:t>Compartir un mapa</w:t>
       </w:r>
@@ -7808,7 +7808,7 @@
         </w:rPr>
         <w:lastRenderedPageBreak/>
         <w:drawing>
-          <wp:inline distT="0" distB="0" distL="0" distR="0" wp14:anchorId="10960FEB" wp14:editId="67ED638A">
+          <wp:inline distT="0" distB="0" distL="0" distR="0" wp14:anchorId="1C5A746A" wp14:editId="5530B94F">
             <wp:extent cx="3743325" cy="3895725"/>
             <wp:effectExtent l="0" t="0" r="0" b="0"/>
             <wp:docPr id="229" name="03-share-dialog.png" descr="El cuadro Compartir mapa con un cuadro de búsqueda y los botones Puede ver, Puede exportar y Puede editar." title="El cuadro Compartir mapa con un cuadro de búsqueda y los botones Puede ver, Puede exportar y Puede editar."/>
@@ -7891,7 +7891,7 @@
         <w:pStyle w:val="Ttulo1"/>
         <w:pageBreakBefore/>
       </w:pPr>
-      <w:bookmarkStart w:id="13" w:name="_Toc241696510"/>
+      <w:bookmarkStart w:id="13" w:name="_Toc241745382"/>
       <w:r>
         <w:lastRenderedPageBreak/>
         <w:t>Generador de mapas</w:t>
@@ -7924,7 +7924,7 @@
           <w:noProof/>
         </w:rPr>
         <w:drawing>
-          <wp:inline distT="0" distB="0" distL="0" distR="0" wp14:anchorId="191095AE" wp14:editId="2C4AE0F2">
+          <wp:inline distT="0" distB="0" distL="0" distR="0" wp14:anchorId="4941EB62" wp14:editId="00EFE6B9">
             <wp:extent cx="5715000" cy="3571875"/>
             <wp:effectExtent l="0" t="0" r="0" b="0"/>
             <wp:docPr id="230" name="05-builder-overview.png" descr="El generador de mapas con el árbol Áreas de negocio, el lienzo de columnas y el panel Propiedades." title="El generador de mapas con el árbol Áreas de negocio, el lienzo de columnas y el panel Propiedades."/>
@@ -7976,7 +7976,7 @@
       <w:pPr>
         <w:pStyle w:val="Ttulo2"/>
       </w:pPr>
-      <w:bookmarkStart w:id="14" w:name="_Toc241696511"/>
+      <w:bookmarkStart w:id="14" w:name="_Toc241745383"/>
       <w:r>
         <w:t>Qué puede guardar</w:t>
       </w:r>
@@ -8357,7 +8357,7 @@
       <w:pPr>
         <w:pStyle w:val="Ttulo2"/>
       </w:pPr>
-      <w:bookmarkStart w:id="15" w:name="_Toc241696512"/>
+      <w:bookmarkStart w:id="15" w:name="_Toc241745384"/>
       <w:r>
         <w:t>La barra de herramientas</w:t>
       </w:r>
@@ -9198,7 +9198,7 @@
       <w:pPr>
         <w:pStyle w:val="Ttulo2"/>
       </w:pPr>
-      <w:bookmarkStart w:id="16" w:name="_Toc241696513"/>
+      <w:bookmarkStart w:id="16" w:name="_Toc241745385"/>
       <w:r>
         <w:t>Crear un mapa</w:t>
       </w:r>
@@ -9366,7 +9366,7 @@
       <w:pPr>
         <w:pStyle w:val="Ttulo2"/>
       </w:pPr>
-      <w:bookmarkStart w:id="17" w:name="_Toc241696514"/>
+      <w:bookmarkStart w:id="17" w:name="_Toc241745386"/>
       <w:r>
         <w:t>Configurar columna</w:t>
       </w:r>
@@ -11283,7 +11283,7 @@
       <w:pPr>
         <w:pStyle w:val="Ttulo2"/>
       </w:pPr>
-      <w:bookmarkStart w:id="18" w:name="_Toc241696515"/>
+      <w:bookmarkStart w:id="18" w:name="_Toc241745387"/>
       <w:r>
         <w:lastRenderedPageBreak/>
         <w:t>Las cinco pestañas de configuración</w:t>
@@ -12949,7 +12949,7 @@
       <w:pPr>
         <w:pStyle w:val="Ttulo2"/>
       </w:pPr>
-      <w:bookmarkStart w:id="19" w:name="_Toc241696516"/>
+      <w:bookmarkStart w:id="19" w:name="_Toc241745388"/>
       <w:r>
         <w:t>Formato condicional</w:t>
       </w:r>
@@ -13655,7 +13655,7 @@
       <w:pPr>
         <w:pStyle w:val="Ttulo2"/>
       </w:pPr>
-      <w:bookmarkStart w:id="20" w:name="_Toc241696517"/>
+      <w:bookmarkStart w:id="20" w:name="_Toc241745389"/>
       <w:r>
         <w:t>Mapas rechazados</w:t>
       </w:r>
@@ -13671,7 +13671,7 @@
         <w:pStyle w:val="Ttulo1"/>
         <w:pageBreakBefore/>
       </w:pPr>
-      <w:bookmarkStart w:id="21" w:name="_Toc241696518"/>
+      <w:bookmarkStart w:id="21" w:name="_Toc241745390"/>
       <w:r>
         <w:lastRenderedPageBreak/>
         <w:t>Visor de mapas</w:t>
@@ -13714,7 +13714,7 @@
           <w:noProof/>
         </w:rPr>
         <w:drawing>
-          <wp:inline distT="0" distB="0" distL="0" distR="0" wp14:anchorId="4FA4683F" wp14:editId="71402BE6">
+          <wp:inline distT="0" distB="0" distL="0" distR="0" wp14:anchorId="0E72EBB3" wp14:editId="69C8F71C">
             <wp:extent cx="5715000" cy="3571875"/>
             <wp:effectExtent l="0" t="0" r="0" b="0"/>
             <wp:docPr id="231" name="06-viewer-results.png" descr="Una ejecución completada con los botones Excel, CSV y PDF sobre la cuadrícula de resultados." title="Una ejecución completada con los botones Excel, CSV y PDF sobre la cuadrícula de resultados."/>
@@ -14602,7 +14602,7 @@
       <w:pPr>
         <w:pStyle w:val="Ttulo2"/>
       </w:pPr>
-      <w:bookmarkStart w:id="22" w:name="_Toc241696519"/>
+      <w:bookmarkStart w:id="22" w:name="_Toc241745391"/>
       <w:r>
         <w:t>Exportar a PDF</w:t>
       </w:r>
@@ -15014,7 +15014,7 @@
       <w:pPr>
         <w:pStyle w:val="Ttulo2"/>
       </w:pPr>
-      <w:bookmarkStart w:id="23" w:name="_Toc241696520"/>
+      <w:bookmarkStart w:id="23" w:name="_Toc241745392"/>
       <w:r>
         <w:t>Ejemplo: ejecutar y exportar GD_M.M10_V01.DIS</w:t>
       </w:r>
@@ -15127,7 +15127,7 @@
         <w:pStyle w:val="Ttulo1"/>
         <w:pageBreakBefore/>
       </w:pPr>
-      <w:bookmarkStart w:id="24" w:name="_Toc241696521"/>
+      <w:bookmarkStart w:id="24" w:name="_Toc241745393"/>
       <w:r>
         <w:lastRenderedPageBreak/>
         <w:t>Programaciones</w:t>
@@ -15150,7 +15150,7 @@
           <w:noProof/>
         </w:rPr>
         <w:drawing>
-          <wp:inline distT="0" distB="0" distL="0" distR="0" wp14:anchorId="45E10FCA" wp14:editId="66278E53">
+          <wp:inline distT="0" distB="0" distL="0" distR="0" wp14:anchorId="5DBCE4A5" wp14:editId="329C6CA7">
             <wp:extent cx="5715000" cy="3571875"/>
             <wp:effectExtent l="0" t="0" r="0" b="0"/>
             <wp:docPr id="232" name="38-schedules-list.png" descr="La página Programaciones con una programación en pausa y sus iconos de acción." title="La página Programaciones con una programación en pausa y sus iconos de acción."/>
@@ -17201,7 +17201,7 @@
       <w:pPr>
         <w:pStyle w:val="Ttulo2"/>
       </w:pPr>
-      <w:bookmarkStart w:id="25" w:name="_Toc241696522"/>
+      <w:bookmarkStart w:id="25" w:name="_Toc241745394"/>
       <w:r>
         <w:t>Ejemplo: programar una ejecución semanal</w:t>
       </w:r>
@@ -17368,7 +17368,7 @@
         <w:pStyle w:val="Ttulo1"/>
         <w:pageBreakBefore/>
       </w:pPr>
-      <w:bookmarkStart w:id="26" w:name="_Toc241696523"/>
+      <w:bookmarkStart w:id="26" w:name="_Toc241745395"/>
       <w:r>
         <w:lastRenderedPageBreak/>
         <w:t>Ejecuciones</w:t>
@@ -17398,7 +17398,7 @@
           <w:noProof/>
         </w:rPr>
         <w:drawing>
-          <wp:inline distT="0" distB="0" distL="0" distR="0" wp14:anchorId="168BED1B" wp14:editId="1113EE51">
+          <wp:inline distT="0" distB="0" distL="0" distR="0" wp14:anchorId="36010CEC" wp14:editId="615993CC">
             <wp:extent cx="5715000" cy="3571875"/>
             <wp:effectExtent l="0" t="0" r="0" b="0"/>
             <wp:docPr id="233" name="08-runs.png" descr="La página Ejecuciones con los filtros Mapa, Estado y Tipo y la lista de ejecuciones." title="La página Ejecuciones con los filtros Mapa, Estado y Tipo y la lista de ejecuciones."/>
@@ -18120,7 +18120,7 @@
         <w:pStyle w:val="Ttulo1"/>
         <w:pageBreakBefore/>
       </w:pPr>
-      <w:bookmarkStart w:id="27" w:name="_Toc241696524"/>
+      <w:bookmarkStart w:id="27" w:name="_Toc241745396"/>
       <w:r>
         <w:lastRenderedPageBreak/>
         <w:t>Exportaciones</w:t>
@@ -18150,7 +18150,7 @@
           <w:noProof/>
         </w:rPr>
         <w:drawing>
-          <wp:inline distT="0" distB="0" distL="0" distR="0" wp14:anchorId="44AA542B" wp14:editId="556BDF0B">
+          <wp:inline distT="0" distB="0" distL="0" distR="0" wp14:anchorId="4487DFB0" wp14:editId="2B9D2FF7">
             <wp:extent cx="5715000" cy="3571875"/>
             <wp:effectExtent l="0" t="0" r="0" b="0"/>
             <wp:docPr id="234" name="44-exports.png" descr="La página Exportaciones con la lista de trabajos de exportación y un botón Descargar en los terminados." title="La página Exportaciones con la lista de trabajos de exportación y un botón Descargar en los terminados."/>
@@ -18427,7 +18427,7 @@
         <w:pStyle w:val="Ttulo1"/>
         <w:pageBreakBefore/>
       </w:pPr>
-      <w:bookmarkStart w:id="28" w:name="_Toc241696525"/>
+      <w:bookmarkStart w:id="28" w:name="_Toc241745397"/>
       <w:r>
         <w:lastRenderedPageBreak/>
         <w:t>Configuración</w:t>
@@ -18470,7 +18470,7 @@
           <w:noProof/>
         </w:rPr>
         <w:drawing>
-          <wp:inline distT="0" distB="0" distL="0" distR="0" wp14:anchorId="265898A4" wp14:editId="2FE497C8">
+          <wp:inline distT="0" distB="0" distL="0" distR="0" wp14:anchorId="4845E614" wp14:editId="3C9874D1">
             <wp:extent cx="5715000" cy="3571875"/>
             <wp:effectExtent l="0" t="0" r="0" b="0"/>
             <wp:docPr id="235" name="04-settings.png" descr="La página Configuración con las tarjetas Idioma, Tema y Paleta de colores." title="La página Configuración con las tarjetas Idioma, Tema y Paleta de colores."/>
@@ -19024,7 +19024,7 @@
         <w:pStyle w:val="Ttulo1"/>
         <w:pageBreakBefore/>
       </w:pPr>
-      <w:bookmarkStart w:id="29" w:name="_Toc241696526"/>
+      <w:bookmarkStart w:id="29" w:name="_Toc241745398"/>
       <w:r>
         <w:lastRenderedPageBreak/>
         <w:t>Preguntas frecuentes</w:t>
@@ -19224,7 +19224,7 @@
         <w:pStyle w:val="Ttulo1"/>
         <w:pageBreakBefore/>
       </w:pPr>
-      <w:bookmarkStart w:id="30" w:name="_Toc241696527"/>
+      <w:bookmarkStart w:id="30" w:name="_Toc241745399"/>
       <w:r>
         <w:lastRenderedPageBreak/>
         <w:t>Glosario</w:t>
@@ -20310,10 +20310,10 @@
 <file path=word/numbering.xml><?xml version="1.0" encoding="utf-8"?>
 <w:numbering xmlns:wpc="http://schemas.microsoft.com/office/word/2010/wordprocessingCanvas" xmlns:cx="http://schemas.microsoft.com/office/drawing/2014/chartex" xmlns:cx1="http://schemas.microsoft.com/office/drawing/2015/9/8/chartex" xmlns:cx2="http://schemas.microsoft.com/office/drawing/2015/10/21/chartex" xmlns:cx3="http://schemas.microsoft.com/office/drawing/2016/5/9/chartex" xmlns:cx4="http://schemas.microsoft.com/office/drawing/2016/5/10/chartex" xmlns:cx5="http://schemas.microsoft.com/office/drawing/2016/5/11/chartex" xmlns:cx6="http://schemas.microsoft.com/office/drawing/2016/5/12/chartex" xmlns:cx7="http://schemas.microsoft.com/office/drawing/2016/5/13/chartex" xmlns:cx8="http://schemas.microsoft.com/office/drawing/2016/5/14/chartex" xmlns:mc="http://schemas.openxmlformats.org/markup-compatibility/2006" xmlns:aink="http://schemas.microsoft.com/office/drawing/2016/ink" xmlns:am3d="http://schemas.microsoft.com/office/drawing/2017/model3d" xmlns:o="urn:schemas-microsoft-com:office:office" xmlns:oel="http://schemas.microsoft.com/office/2019/extlst" xmlns:r="http://schemas.openxmlformats.org/officeDocument/2006/relationships" xmlns:m="http://schemas.openxmlformats.org/officeDocument/2006/math" xmlns:v="urn:schemas-microsoft-com:vml" xmlns:wp14="http://schemas.microsoft.com/office/word/2010/wordprocessingDrawing" xmlns:wp="http://schemas.openxmlformats.org/drawingml/2006/wordprocessingDrawing" xmlns:w10="urn:schemas-microsoft-com:office:word" xmlns:w="http://schemas.openxmlformats.org/wordprocessingml/2006/main" xmlns:w14="http://schemas.microsoft.com/office/word/2010/wordml" xmlns:w15="http://schemas.microsoft.com/office/word/2012/wordml" xmlns:w16cex="http://schemas.microsoft.com/office/word/2018/wordml/cex" xmlns:w16cid="http://schemas.microsoft.com/office/word/2016/wordml/cid" xmlns:w16="http://schemas.microsoft.com/office/word/2018/wordml" xmlns:w16sdtdh="http://schemas.microsoft.com/office/word/2020/wordml/sdtdatahash" xmlns:w16se="http://schemas.microsoft.com/office/word/2015/wordml/symex" xmlns:wpg="http://schemas.microsoft.com/office/word/2010/wordprocessingGroup" xmlns:wpi="http://schemas.microsoft.com/office/word/2010/wordprocessingInk" xmlns:wne="http://schemas.microsoft.com/office/word/2006/wordml" xmlns:wps="http://schemas.microsoft.com/office/word/2010/wordprocessingShape" mc:Ignorable="w14 w15 w16se w16cid w16 w16cex w16sdtdh wp14">
   <w:abstractNum w:abstractNumId="0" w15:restartNumberingAfterBreak="0">
-    <w:nsid w:val="062902D2"/>
+    <w:nsid w:val="00944F4B"/>
     <w:multiLevelType w:val="hybridMultilevel"/>
-    <w:tmpl w:val="E90E4AEE"/>
-    <w:lvl w:ilvl="0" w:tplc="17103644">
+    <w:tmpl w:val="85CC802C"/>
+    <w:lvl w:ilvl="0" w:tplc="99AA765E">
       <w:start w:val="1"/>
       <w:numFmt w:val="decimal"/>
       <w:lvlText w:val="%1."/>
@@ -20322,7 +20322,7 @@
         <w:ind w:left="360" w:hanging="300"/>
       </w:pPr>
     </w:lvl>
-    <w:lvl w:ilvl="1" w:tplc="43E4EF5C" w:tentative="1">
+    <w:lvl w:ilvl="1" w:tplc="74B23AFE" w:tentative="1">
       <w:start w:val="1"/>
       <w:numFmt w:val="lowerLetter"/>
       <w:lvlText w:val="%2."/>
@@ -20331,105 +20331,47 @@
         <w:ind w:left="720" w:hanging="300"/>
       </w:pPr>
     </w:lvl>
-    <w:lvl w:ilvl="2" w:tplc="5538D0AC">
+    <w:lvl w:ilvl="2" w:tplc="9F9C9B7E">
       <w:numFmt w:val="decimal"/>
       <w:lvlText w:val=""/>
       <w:lvlJc w:val="left"/>
     </w:lvl>
-    <w:lvl w:ilvl="3" w:tplc="DADA5DA8">
+    <w:lvl w:ilvl="3" w:tplc="A11C3A0E">
       <w:numFmt w:val="decimal"/>
       <w:lvlText w:val=""/>
       <w:lvlJc w:val="left"/>
     </w:lvl>
-    <w:lvl w:ilvl="4" w:tplc="55DE7A80">
+    <w:lvl w:ilvl="4" w:tplc="B860AC74">
       <w:numFmt w:val="decimal"/>
       <w:lvlText w:val=""/>
       <w:lvlJc w:val="left"/>
     </w:lvl>
-    <w:lvl w:ilvl="5" w:tplc="FBF461EC">
+    <w:lvl w:ilvl="5" w:tplc="5A9A1AF0">
       <w:numFmt w:val="decimal"/>
       <w:lvlText w:val=""/>
       <w:lvlJc w:val="left"/>
     </w:lvl>
-    <w:lvl w:ilvl="6" w:tplc="F8A206F4">
+    <w:lvl w:ilvl="6" w:tplc="F3FCA050">
       <w:numFmt w:val="decimal"/>
       <w:lvlText w:val=""/>
       <w:lvlJc w:val="left"/>
     </w:lvl>
-    <w:lvl w:ilvl="7" w:tplc="0DEC6F3A">
+    <w:lvl w:ilvl="7" w:tplc="AEE07924">
       <w:numFmt w:val="decimal"/>
       <w:lvlText w:val=""/>
       <w:lvlJc w:val="left"/>
     </w:lvl>
-    <w:lvl w:ilvl="8" w:tplc="83886884">
+    <w:lvl w:ilvl="8" w:tplc="F96C2DFE">
       <w:numFmt w:val="decimal"/>
       <w:lvlText w:val=""/>
       <w:lvlJc w:val="left"/>
     </w:lvl>
   </w:abstractNum>
   <w:abstractNum w:abstractNumId="1" w15:restartNumberingAfterBreak="0">
-    <w:nsid w:val="1DFA43C9"/>
+    <w:nsid w:val="07502EC6"/>
     <w:multiLevelType w:val="hybridMultilevel"/>
-    <w:tmpl w:val="69C4E49E"/>
-    <w:lvl w:ilvl="0" w:tplc="297E1E16">
-      <w:start w:val="1"/>
-      <w:numFmt w:val="decimal"/>
-      <w:lvlText w:val="%1."/>
-      <w:lvlJc w:val="left"/>
-      <w:pPr>
-        <w:ind w:left="360" w:hanging="300"/>
-      </w:pPr>
-    </w:lvl>
-    <w:lvl w:ilvl="1" w:tplc="845AE1F2" w:tentative="1">
-      <w:start w:val="1"/>
-      <w:numFmt w:val="lowerLetter"/>
-      <w:lvlText w:val="%2."/>
-      <w:lvlJc w:val="left"/>
-      <w:pPr>
-        <w:ind w:left="720" w:hanging="300"/>
-      </w:pPr>
-    </w:lvl>
-    <w:lvl w:ilvl="2" w:tplc="825C924E">
-      <w:numFmt w:val="decimal"/>
-      <w:lvlText w:val=""/>
-      <w:lvlJc w:val="left"/>
-    </w:lvl>
-    <w:lvl w:ilvl="3" w:tplc="62E0C754">
-      <w:numFmt w:val="decimal"/>
-      <w:lvlText w:val=""/>
-      <w:lvlJc w:val="left"/>
-    </w:lvl>
-    <w:lvl w:ilvl="4" w:tplc="697C4DC2">
-      <w:numFmt w:val="decimal"/>
-      <w:lvlText w:val=""/>
-      <w:lvlJc w:val="left"/>
-    </w:lvl>
-    <w:lvl w:ilvl="5" w:tplc="7586F762">
-      <w:numFmt w:val="decimal"/>
-      <w:lvlText w:val=""/>
-      <w:lvlJc w:val="left"/>
-    </w:lvl>
-    <w:lvl w:ilvl="6" w:tplc="F62A5EBE">
-      <w:numFmt w:val="decimal"/>
-      <w:lvlText w:val=""/>
-      <w:lvlJc w:val="left"/>
-    </w:lvl>
-    <w:lvl w:ilvl="7" w:tplc="F85EFB1E">
-      <w:numFmt w:val="decimal"/>
-      <w:lvlText w:val=""/>
-      <w:lvlJc w:val="left"/>
-    </w:lvl>
-    <w:lvl w:ilvl="8" w:tplc="44361EC2">
-      <w:numFmt w:val="decimal"/>
-      <w:lvlText w:val=""/>
-      <w:lvlJc w:val="left"/>
-    </w:lvl>
-  </w:abstractNum>
-  <w:abstractNum w:abstractNumId="2" w15:restartNumberingAfterBreak="0">
-    <w:nsid w:val="2EBE7BAE"/>
-    <w:multiLevelType w:val="hybridMultilevel"/>
-    <w:tmpl w:val="3C227342"/>
-    <w:lvl w:ilvl="0" w:tplc="48E25A0A" w:tentative="1">
+    <w:tmpl w:val="2EA8328E"/>
+    <w:lvl w:ilvl="0" w:tplc="E72AE2F6" w:tentative="1">
       <w:start w:val="1"/>
       <w:numFmt w:val="bullet"/>
       <w:lvlText w:val="●"/>
@@ -20438,7 +20380,7 @@
         <w:ind w:left="720" w:hanging="360"/>
       </w:pPr>
     </w:lvl>
-    <w:lvl w:ilvl="1" w:tplc="A290EE50" w:tentative="1">
+    <w:lvl w:ilvl="1" w:tplc="A8D0B6A6" w:tentative="1">
       <w:start w:val="1"/>
       <w:numFmt w:val="bullet"/>
       <w:lvlText w:val="○"/>
@@ -20447,7 +20389,7 @@
         <w:ind w:left="1440" w:hanging="360"/>
       </w:pPr>
     </w:lvl>
-    <w:lvl w:ilvl="2" w:tplc="FC109F74" w:tentative="1">
+    <w:lvl w:ilvl="2" w:tplc="76F03DCA" w:tentative="1">
       <w:start w:val="1"/>
       <w:numFmt w:val="bullet"/>
       <w:lvlText w:val="■"/>
@@ -20456,7 +20398,7 @@
         <w:ind w:left="2160" w:hanging="360"/>
       </w:pPr>
     </w:lvl>
-    <w:lvl w:ilvl="3" w:tplc="A8F4149A" w:tentative="1">
+    <w:lvl w:ilvl="3" w:tplc="F32A28F4" w:tentative="1">
       <w:start w:val="1"/>
       <w:numFmt w:val="bullet"/>
       <w:lvlText w:val="●"/>
@@ -20465,7 +20407,7 @@
         <w:ind w:left="2880" w:hanging="360"/>
       </w:pPr>
     </w:lvl>
-    <w:lvl w:ilvl="4" w:tplc="B9743982" w:tentative="1">
+    <w:lvl w:ilvl="4" w:tplc="8D58EBB0" w:tentative="1">
       <w:start w:val="1"/>
       <w:numFmt w:val="bullet"/>
       <w:lvlText w:val="○"/>
@@ -20474,7 +20416,7 @@
         <w:ind w:left="3600" w:hanging="360"/>
       </w:pPr>
     </w:lvl>
-    <w:lvl w:ilvl="5" w:tplc="7D2434A0" w:tentative="1">
+    <w:lvl w:ilvl="5" w:tplc="40E4FCA2" w:tentative="1">
       <w:start w:val="1"/>
       <w:numFmt w:val="bullet"/>
       <w:lvlText w:val="■"/>
@@ -20483,7 +20425,7 @@
         <w:ind w:left="4320" w:hanging="360"/>
       </w:pPr>
     </w:lvl>
-    <w:lvl w:ilvl="6" w:tplc="69E4CC06" w:tentative="1">
+    <w:lvl w:ilvl="6" w:tplc="5E3C9078" w:tentative="1">
       <w:start w:val="1"/>
       <w:numFmt w:val="bullet"/>
       <w:lvlText w:val="●"/>
@@ -20492,7 +20434,7 @@
         <w:ind w:left="5040" w:hanging="360"/>
       </w:pPr>
     </w:lvl>
-    <w:lvl w:ilvl="7" w:tplc="BE54133E" w:tentative="1">
+    <w:lvl w:ilvl="7" w:tplc="BEB4B512" w:tentative="1">
       <w:start w:val="1"/>
       <w:numFmt w:val="bullet"/>
       <w:lvlText w:val="●"/>
@@ -20501,7 +20443,7 @@
         <w:ind w:left="5760" w:hanging="360"/>
       </w:pPr>
     </w:lvl>
-    <w:lvl w:ilvl="8" w:tplc="9064C682" w:tentative="1">
+    <w:lvl w:ilvl="8" w:tplc="221E40CC" w:tentative="1">
       <w:start w:val="1"/>
       <w:numFmt w:val="bullet"/>
       <w:lvlText w:val="●"/>
@@ -20511,11 +20453,11 @@
       </w:pPr>
     </w:lvl>
   </w:abstractNum>
-  <w:abstractNum w:abstractNumId="3" w15:restartNumberingAfterBreak="0">
-    <w:nsid w:val="465030D6"/>
+  <w:abstractNum w:abstractNumId="2" w15:restartNumberingAfterBreak="0">
+    <w:nsid w:val="1837226A"/>
     <w:multiLevelType w:val="hybridMultilevel"/>
-    <w:tmpl w:val="76F882F2"/>
-    <w:lvl w:ilvl="0" w:tplc="FAAA12D4">
+    <w:tmpl w:val="D2A82A80"/>
+    <w:lvl w:ilvl="0" w:tplc="C298D252">
       <w:start w:val="1"/>
       <w:numFmt w:val="decimal"/>
       <w:lvlText w:val="%1."/>
@@ -20524,7 +20466,7 @@
         <w:ind w:left="360" w:hanging="300"/>
       </w:pPr>
     </w:lvl>
-    <w:lvl w:ilvl="1" w:tplc="CC288F96" w:tentative="1">
+    <w:lvl w:ilvl="1" w:tplc="25EAC38E" w:tentative="1">
       <w:start w:val="1"/>
       <w:numFmt w:val="lowerLetter"/>
       <w:lvlText w:val="%2."/>
@@ -20533,47 +20475,105 @@
         <w:ind w:left="720" w:hanging="300"/>
       </w:pPr>
     </w:lvl>
-    <w:lvl w:ilvl="2" w:tplc="01488838">
+    <w:lvl w:ilvl="2" w:tplc="C656652C">
       <w:numFmt w:val="decimal"/>
       <w:lvlText w:val=""/>
       <w:lvlJc w:val="left"/>
     </w:lvl>
-    <w:lvl w:ilvl="3" w:tplc="3CCA8E9A">
+    <w:lvl w:ilvl="3" w:tplc="BE3CAC16">
       <w:numFmt w:val="decimal"/>
       <w:lvlText w:val=""/>
       <w:lvlJc w:val="left"/>
     </w:lvl>
-    <w:lvl w:ilvl="4" w:tplc="45AC614E">
+    <w:lvl w:ilvl="4" w:tplc="46E4219A">
       <w:numFmt w:val="decimal"/>
       <w:lvlText w:val=""/>
       <w:lvlJc w:val="left"/>
     </w:lvl>
-    <w:lvl w:ilvl="5" w:tplc="78642568">
+    <w:lvl w:ilvl="5" w:tplc="84B45C86">
       <w:numFmt w:val="decimal"/>
       <w:lvlText w:val=""/>
       <w:lvlJc w:val="left"/>
     </w:lvl>
-    <w:lvl w:ilvl="6" w:tplc="8728775E">
+    <w:lvl w:ilvl="6" w:tplc="D5743ED2">
       <w:numFmt w:val="decimal"/>
       <w:lvlText w:val=""/>
       <w:lvlJc w:val="left"/>
     </w:lvl>
-    <w:lvl w:ilvl="7" w:tplc="CFDCD278">
+    <w:lvl w:ilvl="7" w:tplc="8DC2EC10">
       <w:numFmt w:val="decimal"/>
       <w:lvlText w:val=""/>
       <w:lvlJc w:val="left"/>
     </w:lvl>
-    <w:lvl w:ilvl="8" w:tplc="CB1ECC14">
+    <w:lvl w:ilvl="8" w:tplc="D8F0236C">
+      <w:numFmt w:val="decimal"/>
+      <w:lvlText w:val=""/>
+      <w:lvlJc w:val="left"/>
+    </w:lvl>
+  </w:abstractNum>
+  <w:abstractNum w:abstractNumId="3" w15:restartNumberingAfterBreak="0">
+    <w:nsid w:val="324406C4"/>
+    <w:multiLevelType w:val="hybridMultilevel"/>
+    <w:tmpl w:val="84F6654E"/>
+    <w:lvl w:ilvl="0" w:tplc="FABA6A0C">
+      <w:start w:val="1"/>
+      <w:numFmt w:val="bullet"/>
+      <w:lvlText w:val="•"/>
+      <w:lvlJc w:val="left"/>
+      <w:pPr>
+        <w:ind w:left="360" w:hanging="260"/>
+      </w:pPr>
+    </w:lvl>
+    <w:lvl w:ilvl="1" w:tplc="C8005F48" w:tentative="1">
+      <w:start w:val="1"/>
+      <w:numFmt w:val="bullet"/>
+      <w:lvlText w:val="–"/>
+      <w:lvlJc w:val="left"/>
+      <w:pPr>
+        <w:ind w:left="720" w:hanging="260"/>
+      </w:pPr>
+    </w:lvl>
+    <w:lvl w:ilvl="2" w:tplc="CE3A4106">
+      <w:numFmt w:val="decimal"/>
+      <w:lvlText w:val=""/>
+      <w:lvlJc w:val="left"/>
+    </w:lvl>
+    <w:lvl w:ilvl="3" w:tplc="18D8836E">
+      <w:numFmt w:val="decimal"/>
+      <w:lvlText w:val=""/>
+      <w:lvlJc w:val="left"/>
+    </w:lvl>
+    <w:lvl w:ilvl="4" w:tplc="96142B84">
+      <w:numFmt w:val="decimal"/>
+      <w:lvlText w:val=""/>
+      <w:lvlJc w:val="left"/>
+    </w:lvl>
+    <w:lvl w:ilvl="5" w:tplc="DA48A784">
+      <w:numFmt w:val="decimal"/>
+      <w:lvlText w:val=""/>
+      <w:lvlJc w:val="left"/>
+    </w:lvl>
+    <w:lvl w:ilvl="6" w:tplc="EA3CC0A0">
+      <w:numFmt w:val="decimal"/>
+      <w:lvlText w:val=""/>
+      <w:lvlJc w:val="left"/>
+    </w:lvl>
+    <w:lvl w:ilvl="7" w:tplc="644E90FE">
+      <w:numFmt w:val="decimal"/>
+      <w:lvlText w:val=""/>
+      <w:lvlJc w:val="left"/>
+    </w:lvl>
+    <w:lvl w:ilvl="8" w:tplc="FC32981E">
       <w:numFmt w:val="decimal"/>
       <w:lvlText w:val=""/>
       <w:lvlJc w:val="left"/>
     </w:lvl>
   </w:abstractNum>
   <w:abstractNum w:abstractNumId="4" w15:restartNumberingAfterBreak="0">
-    <w:nsid w:val="58B2794D"/>
+    <w:nsid w:val="326B6243"/>
     <w:multiLevelType w:val="hybridMultilevel"/>
-    <w:tmpl w:val="B366E60C"/>
-    <w:lvl w:ilvl="0" w:tplc="F0D6DDBC">
+    <w:tmpl w:val="CC2C52BE"/>
+    <w:lvl w:ilvl="0" w:tplc="C000495A">
       <w:start w:val="1"/>
       <w:numFmt w:val="decimal"/>
       <w:lvlText w:val="%1."/>
@@ -20582,7 +20582,7 @@
         <w:ind w:left="360" w:hanging="300"/>
       </w:pPr>
     </w:lvl>
-    <w:lvl w:ilvl="1" w:tplc="36D4C2FA" w:tentative="1">
+    <w:lvl w:ilvl="1" w:tplc="688E70A4" w:tentative="1">
       <w:start w:val="1"/>
       <w:numFmt w:val="lowerLetter"/>
       <w:lvlText w:val="%2."/>
@@ -20591,105 +20591,47 @@
         <w:ind w:left="720" w:hanging="300"/>
       </w:pPr>
     </w:lvl>
-    <w:lvl w:ilvl="2" w:tplc="66D445E6">
+    <w:lvl w:ilvl="2" w:tplc="A68A8532">
       <w:numFmt w:val="decimal"/>
       <w:lvlText w:val=""/>
       <w:lvlJc w:val="left"/>
     </w:lvl>
-    <w:lvl w:ilvl="3" w:tplc="F69090DE">
+    <w:lvl w:ilvl="3" w:tplc="3B76914A">
       <w:numFmt w:val="decimal"/>
       <w:lvlText w:val=""/>
       <w:lvlJc w:val="left"/>
     </w:lvl>
-    <w:lvl w:ilvl="4" w:tplc="10FE3ADC">
+    <w:lvl w:ilvl="4" w:tplc="63C4AAAE">
       <w:numFmt w:val="decimal"/>
       <w:lvlText w:val=""/>
       <w:lvlJc w:val="left"/>
     </w:lvl>
-    <w:lvl w:ilvl="5" w:tplc="82A0AAC6">
+    <w:lvl w:ilvl="5" w:tplc="5E00C25A">
       <w:numFmt w:val="decimal"/>
       <w:lvlText w:val=""/>
       <w:lvlJc w:val="left"/>
     </w:lvl>
-    <w:lvl w:ilvl="6" w:tplc="07D23EBE">
+    <w:lvl w:ilvl="6" w:tplc="8CF0391C">
       <w:numFmt w:val="decimal"/>
       <w:lvlText w:val=""/>
       <w:lvlJc w:val="left"/>
     </w:lvl>
-    <w:lvl w:ilvl="7" w:tplc="504E0EF6">
+    <w:lvl w:ilvl="7" w:tplc="6EE0F3EC">
       <w:numFmt w:val="decimal"/>
       <w:lvlText w:val=""/>
       <w:lvlJc w:val="left"/>
     </w:lvl>
-    <w:lvl w:ilvl="8" w:tplc="2F1A7854">
+    <w:lvl w:ilvl="8" w:tplc="60784334">
       <w:numFmt w:val="decimal"/>
       <w:lvlText w:val=""/>
       <w:lvlJc w:val="left"/>
     </w:lvl>
   </w:abstractNum>
   <w:abstractNum w:abstractNumId="5" w15:restartNumberingAfterBreak="0">
-    <w:nsid w:val="67F5776C"/>
+    <w:nsid w:val="35D32FE4"/>
     <w:multiLevelType w:val="hybridMultilevel"/>
-    <w:tmpl w:val="80A0FDB6"/>
-    <w:lvl w:ilvl="0" w:tplc="CD26C8B8">
-      <w:start w:val="1"/>
-      <w:numFmt w:val="bullet"/>
-      <w:lvlText w:val="•"/>
-      <w:lvlJc w:val="left"/>
-      <w:pPr>
-        <w:ind w:left="360" w:hanging="260"/>
-      </w:pPr>
-    </w:lvl>
-    <w:lvl w:ilvl="1" w:tplc="E30CC7BA" w:tentative="1">
-      <w:start w:val="1"/>
-      <w:numFmt w:val="bullet"/>
-      <w:lvlText w:val="–"/>
-      <w:lvlJc w:val="left"/>
-      <w:pPr>
-        <w:ind w:left="720" w:hanging="260"/>
-      </w:pPr>
-    </w:lvl>
-    <w:lvl w:ilvl="2" w:tplc="C598E088">
-      <w:numFmt w:val="decimal"/>
-      <w:lvlText w:val=""/>
-      <w:lvlJc w:val="left"/>
-    </w:lvl>
-    <w:lvl w:ilvl="3" w:tplc="72B4EB66">
-      <w:numFmt w:val="decimal"/>
-      <w:lvlText w:val=""/>
-      <w:lvlJc w:val="left"/>
-    </w:lvl>
-    <w:lvl w:ilvl="4" w:tplc="55180464">
-      <w:numFmt w:val="decimal"/>
-      <w:lvlText w:val=""/>
-      <w:lvlJc w:val="left"/>
-    </w:lvl>
-    <w:lvl w:ilvl="5" w:tplc="BC28DE96">
-      <w:numFmt w:val="decimal"/>
-      <w:lvlText w:val=""/>
-      <w:lvlJc w:val="left"/>
-    </w:lvl>
-    <w:lvl w:ilvl="6" w:tplc="AD62F2EA">
-      <w:numFmt w:val="decimal"/>
-      <w:lvlText w:val=""/>
-      <w:lvlJc w:val="left"/>
-    </w:lvl>
-    <w:lvl w:ilvl="7" w:tplc="992EF84E">
-      <w:numFmt w:val="decimal"/>
-      <w:lvlText w:val=""/>
-      <w:lvlJc w:val="left"/>
-    </w:lvl>
-    <w:lvl w:ilvl="8" w:tplc="54AA8D0A">
-      <w:numFmt w:val="decimal"/>
-      <w:lvlText w:val=""/>
-      <w:lvlJc w:val="left"/>
-    </w:lvl>
-  </w:abstractNum>
-  <w:abstractNum w:abstractNumId="6" w15:restartNumberingAfterBreak="0">
-    <w:nsid w:val="722F42CC"/>
-    <w:multiLevelType w:val="hybridMultilevel"/>
-    <w:tmpl w:val="A8904352"/>
-    <w:lvl w:ilvl="0" w:tplc="2B5CB1F4">
+    <w:tmpl w:val="12B61214"/>
+    <w:lvl w:ilvl="0" w:tplc="F872F4BA">
       <w:start w:val="1"/>
       <w:numFmt w:val="decimal"/>
       <w:lvlText w:val="%1."/>
@@ -20698,7 +20640,7 @@
         <w:ind w:left="360" w:hanging="300"/>
       </w:pPr>
     </w:lvl>
-    <w:lvl w:ilvl="1" w:tplc="84146F36" w:tentative="1">
+    <w:lvl w:ilvl="1" w:tplc="046E37CC" w:tentative="1">
       <w:start w:val="1"/>
       <w:numFmt w:val="lowerLetter"/>
       <w:lvlText w:val="%2."/>
@@ -20707,47 +20649,47 @@
         <w:ind w:left="720" w:hanging="300"/>
       </w:pPr>
     </w:lvl>
-    <w:lvl w:ilvl="2" w:tplc="C39E31C2">
+    <w:lvl w:ilvl="2" w:tplc="F6386824">
       <w:numFmt w:val="decimal"/>
       <w:lvlText w:val=""/>
       <w:lvlJc w:val="left"/>
     </w:lvl>
-    <w:lvl w:ilvl="3" w:tplc="6E7C1ADA">
+    <w:lvl w:ilvl="3" w:tplc="9FE80F38">
       <w:numFmt w:val="decimal"/>
       <w:lvlText w:val=""/>
       <w:lvlJc w:val="left"/>
     </w:lvl>
-    <w:lvl w:ilvl="4" w:tplc="8E3ACC7C">
+    <w:lvl w:ilvl="4" w:tplc="15E8D4A6">
       <w:numFmt w:val="decimal"/>
       <w:lvlText w:val=""/>
       <w:lvlJc w:val="left"/>
     </w:lvl>
-    <w:lvl w:ilvl="5" w:tplc="523C5FAA">
+    <w:lvl w:ilvl="5" w:tplc="7FCC1DF2">
       <w:numFmt w:val="decimal"/>
       <w:lvlText w:val=""/>
       <w:lvlJc w:val="left"/>
     </w:lvl>
-    <w:lvl w:ilvl="6" w:tplc="683C1D06">
+    <w:lvl w:ilvl="6" w:tplc="29B44E54">
       <w:numFmt w:val="decimal"/>
       <w:lvlText w:val=""/>
       <w:lvlJc w:val="left"/>
     </w:lvl>
-    <w:lvl w:ilvl="7" w:tplc="AE4E6E1C">
+    <w:lvl w:ilvl="7" w:tplc="6A30298E">
       <w:numFmt w:val="decimal"/>
       <w:lvlText w:val=""/>
       <w:lvlJc w:val="left"/>
     </w:lvl>
-    <w:lvl w:ilvl="8" w:tplc="BE3CAED0">
+    <w:lvl w:ilvl="8" w:tplc="A25419BC">
       <w:numFmt w:val="decimal"/>
       <w:lvlText w:val=""/>
       <w:lvlJc w:val="left"/>
     </w:lvl>
   </w:abstractNum>
-  <w:abstractNum w:abstractNumId="7" w15:restartNumberingAfterBreak="0">
-    <w:nsid w:val="75DD7D22"/>
+  <w:abstractNum w:abstractNumId="6" w15:restartNumberingAfterBreak="0">
+    <w:nsid w:val="4D947B3F"/>
     <w:multiLevelType w:val="hybridMultilevel"/>
-    <w:tmpl w:val="864A4F62"/>
-    <w:lvl w:ilvl="0" w:tplc="C25A9FC0">
+    <w:tmpl w:val="DE8C2784"/>
+    <w:lvl w:ilvl="0" w:tplc="48F2FAD8">
       <w:start w:val="1"/>
       <w:numFmt w:val="decimal"/>
       <w:lvlText w:val="%1."/>
@@ -20756,7 +20698,7 @@
         <w:ind w:left="360" w:hanging="300"/>
       </w:pPr>
     </w:lvl>
-    <w:lvl w:ilvl="1" w:tplc="14D6CF9E" w:tentative="1">
+    <w:lvl w:ilvl="1" w:tplc="E17027BC" w:tentative="1">
       <w:start w:val="1"/>
       <w:numFmt w:val="lowerLetter"/>
       <w:lvlText w:val="%2."/>
@@ -20765,47 +20707,47 @@
         <w:ind w:left="720" w:hanging="300"/>
       </w:pPr>
     </w:lvl>
-    <w:lvl w:ilvl="2" w:tplc="5C361C52">
+    <w:lvl w:ilvl="2" w:tplc="C3982626">
       <w:numFmt w:val="decimal"/>
       <w:lvlText w:val=""/>
       <w:lvlJc w:val="left"/>
     </w:lvl>
-    <w:lvl w:ilvl="3" w:tplc="BC44229E">
+    <w:lvl w:ilvl="3" w:tplc="F2B469AC">
       <w:numFmt w:val="decimal"/>
       <w:lvlText w:val=""/>
       <w:lvlJc w:val="left"/>
     </w:lvl>
-    <w:lvl w:ilvl="4" w:tplc="8D00C5BE">
+    <w:lvl w:ilvl="4" w:tplc="77022B4A">
       <w:numFmt w:val="decimal"/>
       <w:lvlText w:val=""/>
       <w:lvlJc w:val="left"/>
     </w:lvl>
-    <w:lvl w:ilvl="5" w:tplc="A4A62258">
+    <w:lvl w:ilvl="5" w:tplc="1B5E54E8">
       <w:numFmt w:val="decimal"/>
       <w:lvlText w:val=""/>
       <w:lvlJc w:val="left"/>
     </w:lvl>
-    <w:lvl w:ilvl="6" w:tplc="F28C7AA4">
+    <w:lvl w:ilvl="6" w:tplc="9D6483E8">
       <w:numFmt w:val="decimal"/>
       <w:lvlText w:val=""/>
       <w:lvlJc w:val="left"/>
     </w:lvl>
-    <w:lvl w:ilvl="7" w:tplc="4FD2BB92">
+    <w:lvl w:ilvl="7" w:tplc="04FEE6C2">
       <w:numFmt w:val="decimal"/>
       <w:lvlText w:val=""/>
       <w:lvlJc w:val="left"/>
     </w:lvl>
-    <w:lvl w:ilvl="8" w:tplc="42DA37FA">
+    <w:lvl w:ilvl="8" w:tplc="29DE981E">
       <w:numFmt w:val="decimal"/>
       <w:lvlText w:val=""/>
       <w:lvlJc w:val="left"/>
     </w:lvl>
   </w:abstractNum>
-  <w:abstractNum w:abstractNumId="8" w15:restartNumberingAfterBreak="0">
-    <w:nsid w:val="78C73B7D"/>
+  <w:abstractNum w:abstractNumId="7" w15:restartNumberingAfterBreak="0">
+    <w:nsid w:val="658B42CF"/>
     <w:multiLevelType w:val="hybridMultilevel"/>
-    <w:tmpl w:val="C3F63222"/>
-    <w:lvl w:ilvl="0" w:tplc="C5D8942E">
+    <w:tmpl w:val="5CE42CC4"/>
+    <w:lvl w:ilvl="0" w:tplc="D91EE708">
       <w:start w:val="1"/>
       <w:numFmt w:val="decimal"/>
       <w:lvlText w:val="%1."/>
@@ -20814,7 +20756,7 @@
         <w:ind w:left="360" w:hanging="300"/>
       </w:pPr>
     </w:lvl>
-    <w:lvl w:ilvl="1" w:tplc="11D45DB4" w:tentative="1">
+    <w:lvl w:ilvl="1" w:tplc="DDCA19C0" w:tentative="1">
       <w:start w:val="1"/>
       <w:numFmt w:val="lowerLetter"/>
       <w:lvlText w:val="%2."/>
@@ -20823,91 +20765,149 @@
         <w:ind w:left="720" w:hanging="300"/>
       </w:pPr>
     </w:lvl>
-    <w:lvl w:ilvl="2" w:tplc="2AF8C896">
+    <w:lvl w:ilvl="2" w:tplc="273A2CC8">
       <w:numFmt w:val="decimal"/>
       <w:lvlText w:val=""/>
       <w:lvlJc w:val="left"/>
     </w:lvl>
-    <w:lvl w:ilvl="3" w:tplc="994C7AC2">
+    <w:lvl w:ilvl="3" w:tplc="7884E2A8">
       <w:numFmt w:val="decimal"/>
       <w:lvlText w:val=""/>
       <w:lvlJc w:val="left"/>
     </w:lvl>
-    <w:lvl w:ilvl="4" w:tplc="D0F4D754">
+    <w:lvl w:ilvl="4" w:tplc="CE5057FE">
       <w:numFmt w:val="decimal"/>
       <w:lvlText w:val=""/>
       <w:lvlJc w:val="left"/>
     </w:lvl>
-    <w:lvl w:ilvl="5" w:tplc="379E0742">
+    <w:lvl w:ilvl="5" w:tplc="1CA407DA">
       <w:numFmt w:val="decimal"/>
       <w:lvlText w:val=""/>
       <w:lvlJc w:val="left"/>
     </w:lvl>
-    <w:lvl w:ilvl="6" w:tplc="CBC03F34">
+    <w:lvl w:ilvl="6" w:tplc="A05A0E62">
       <w:numFmt w:val="decimal"/>
       <w:lvlText w:val=""/>
       <w:lvlJc w:val="left"/>
     </w:lvl>
-    <w:lvl w:ilvl="7" w:tplc="3720423C">
+    <w:lvl w:ilvl="7" w:tplc="2904C226">
       <w:numFmt w:val="decimal"/>
       <w:lvlText w:val=""/>
       <w:lvlJc w:val="left"/>
     </w:lvl>
-    <w:lvl w:ilvl="8" w:tplc="5C8CBA58">
+    <w:lvl w:ilvl="8" w:tplc="A7A62610">
       <w:numFmt w:val="decimal"/>
       <w:lvlText w:val=""/>
       <w:lvlJc w:val="left"/>
     </w:lvl>
   </w:abstractNum>
-  <w:num w:numId="1" w16cid:durableId="1470774">
+  <w:abstractNum w:abstractNumId="8" w15:restartNumberingAfterBreak="0">
+    <w:nsid w:val="79EA6473"/>
+    <w:multiLevelType w:val="hybridMultilevel"/>
+    <w:tmpl w:val="BED23124"/>
+    <w:lvl w:ilvl="0" w:tplc="AFCA8FA6">
+      <w:start w:val="1"/>
+      <w:numFmt w:val="decimal"/>
+      <w:lvlText w:val="%1."/>
+      <w:lvlJc w:val="left"/>
+      <w:pPr>
+        <w:ind w:left="360" w:hanging="300"/>
+      </w:pPr>
+    </w:lvl>
+    <w:lvl w:ilvl="1" w:tplc="41BADFF4" w:tentative="1">
+      <w:start w:val="1"/>
+      <w:numFmt w:val="lowerLetter"/>
+      <w:lvlText w:val="%2."/>
+      <w:lvlJc w:val="left"/>
+      <w:pPr>
+        <w:ind w:left="720" w:hanging="300"/>
+      </w:pPr>
+    </w:lvl>
+    <w:lvl w:ilvl="2" w:tplc="21809310">
+      <w:numFmt w:val="decimal"/>
+      <w:lvlText w:val=""/>
+      <w:lvlJc w:val="left"/>
+    </w:lvl>
+    <w:lvl w:ilvl="3" w:tplc="6DEEE730">
+      <w:numFmt w:val="decimal"/>
+      <w:lvlText w:val=""/>
+      <w:lvlJc w:val="left"/>
+    </w:lvl>
+    <w:lvl w:ilvl="4" w:tplc="CC5A182A">
+      <w:numFmt w:val="decimal"/>
+      <w:lvlText w:val=""/>
+      <w:lvlJc w:val="left"/>
+    </w:lvl>
+    <w:lvl w:ilvl="5" w:tplc="42727280">
+      <w:numFmt w:val="decimal"/>
+      <w:lvlText w:val=""/>
+      <w:lvlJc w:val="left"/>
+    </w:lvl>
+    <w:lvl w:ilvl="6" w:tplc="13225EE4">
+      <w:numFmt w:val="decimal"/>
+      <w:lvlText w:val=""/>
+      <w:lvlJc w:val="left"/>
+    </w:lvl>
+    <w:lvl w:ilvl="7" w:tplc="B6DA674A">
+      <w:numFmt w:val="decimal"/>
+      <w:lvlText w:val=""/>
+      <w:lvlJc w:val="left"/>
+    </w:lvl>
+    <w:lvl w:ilvl="8" w:tplc="0FB015CC">
+      <w:numFmt w:val="decimal"/>
+      <w:lvlText w:val=""/>
+      <w:lvlJc w:val="left"/>
+    </w:lvl>
+  </w:abstractNum>
+  <w:num w:numId="1" w16cid:durableId="215513750">
+    <w:abstractNumId w:val="1"/>
+    <w:lvlOverride w:ilvl="0">
+      <w:startOverride w:val="1"/>
+    </w:lvlOverride>
+  </w:num>
+  <w:num w:numId="2" w16cid:durableId="822740728">
+    <w:abstractNumId w:val="3"/>
+    <w:lvlOverride w:ilvl="0">
+      <w:startOverride w:val="1"/>
+    </w:lvlOverride>
+  </w:num>
+  <w:num w:numId="3" w16cid:durableId="1623461569">
+    <w:abstractNumId w:val="7"/>
+    <w:lvlOverride w:ilvl="0">
+      <w:startOverride w:val="1"/>
+    </w:lvlOverride>
+  </w:num>
+  <w:num w:numId="4" w16cid:durableId="888691028">
+    <w:abstractNumId w:val="4"/>
+    <w:lvlOverride w:ilvl="0">
+      <w:startOverride w:val="1"/>
+    </w:lvlOverride>
+  </w:num>
+  <w:num w:numId="5" w16cid:durableId="512259157">
     <w:abstractNumId w:val="2"/>
     <w:lvlOverride w:ilvl="0">
       <w:startOverride w:val="1"/>
     </w:lvlOverride>
   </w:num>
-  <w:num w:numId="2" w16cid:durableId="1098407894">
+  <w:num w:numId="6" w16cid:durableId="173303858">
+    <w:abstractNumId w:val="0"/>
+    <w:lvlOverride w:ilvl="0">
+      <w:startOverride w:val="1"/>
+    </w:lvlOverride>
+  </w:num>
+  <w:num w:numId="7" w16cid:durableId="54134481">
     <w:abstractNumId w:val="5"/>
     <w:lvlOverride w:ilvl="0">
       <w:startOverride w:val="1"/>
     </w:lvlOverride>
   </w:num>
-  <w:num w:numId="3" w16cid:durableId="1436708772">
-    <w:abstractNumId w:val="0"/>
-    <w:lvlOverride w:ilvl="0">
-      <w:startOverride w:val="1"/>
-    </w:lvlOverride>
-  </w:num>
-  <w:num w:numId="4" w16cid:durableId="256210390">
-    <w:abstractNumId w:val="3"/>
-    <w:lvlOverride w:ilvl="0">
-      <w:startOverride w:val="1"/>
-    </w:lvlOverride>
-  </w:num>
-  <w:num w:numId="5" w16cid:durableId="1916501919">
-    <w:abstractNumId w:val="7"/>
-    <w:lvlOverride w:ilvl="0">
-      <w:startOverride w:val="1"/>
-    </w:lvlOverride>
-  </w:num>
-  <w:num w:numId="6" w16cid:durableId="1592619506">
-    <w:abstractNumId w:val="4"/>
-    <w:lvlOverride w:ilvl="0">
-      <w:startOverride w:val="1"/>
-    </w:lvlOverride>
-  </w:num>
-  <w:num w:numId="7" w16cid:durableId="1236818285">
-    <w:abstractNumId w:val="1"/>
-    <w:lvlOverride w:ilvl="0">
-      <w:startOverride w:val="1"/>
-    </w:lvlOverride>
-  </w:num>
-  <w:num w:numId="8" w16cid:durableId="1688097440">
+  <w:num w:numId="8" w16cid:durableId="1838426290">
     <w:abstractNumId w:val="6"/>
     <w:lvlOverride w:ilvl="0">
       <w:startOverride w:val="1"/>
     </w:lvlOverride>
   </w:num>
-  <w:num w:numId="9" w16cid:durableId="528956852">
+  <w:num w:numId="9" w16cid:durableId="1305501660">
     <w:abstractNumId w:val="8"/>
     <w:lvlOverride w:ilvl="0">
       <w:startOverride w:val="1"/>
@@ -21588,7 +21588,7 @@
     <w:autoRedefine/>
     <w:uiPriority w:val="39"/>
     <w:unhideWhenUsed/>
-    <w:rsid w:val="00F500F2"/>
+    <w:rsid w:val="00734ABC"/>
     <w:pPr>
       <w:spacing w:after="100"/>
     </w:pPr>
@@ -21600,7 +21600,7 @@
     <w:autoRedefine/>
     <w:uiPriority w:val="39"/>
     <w:unhideWhenUsed/>
-    <w:rsid w:val="00F500F2"/>
+    <w:rsid w:val="00734ABC"/>
     <w:pPr>
       <w:spacing w:after="100"/>
       <w:ind w:left="210"/>

--- a/discoverer-neo/docs/user-guide/manual/Discoverer-Neo-MANAGER-Guide-Full-es-ES.docx
+++ b/discoverer-neo/docs/user-guide/manual/Discoverer-Neo-MANAGER-Guide-Full-es-ES.docx
@@ -54,7 +54,7 @@
           <w:sz w:val="22"/>
           <w:szCs w:val="22"/>
         </w:rPr>
-        <w:t>Versión 2.1.0</w:t>
+        <w:t>Versión 2.1.1</w:t>
       </w:r>
     </w:p>
     <w:p>
@@ -74,7 +74,7 @@
     <w:sdt>
       <w:sdtPr>
         <w:alias w:val="Índice"/>
-        <w:id w:val="1207375869"/>
+        <w:id w:val="-8536252"/>
       </w:sdtPr>
       <w:sdtEndPr/>
       <w:sdtContent>
@@ -102,7 +102,7 @@
           <w:r>
             <w:fldChar w:fldCharType="separate"/>
           </w:r>
-          <w:hyperlink w:anchor="_Toc241745369" w:history="1">
+          <w:hyperlink w:anchor="_Toc241748209" w:history="1">
             <w:r>
               <w:rPr>
                 <w:rStyle w:val="Hiperligao"/>
@@ -126,7 +126,7 @@
               <w:rPr>
                 <w:noProof/>
               </w:rPr>
-              <w:instrText xml:space="preserve"> PAGEREF _Toc241745369 \h </w:instrText>
+              <w:instrText xml:space="preserve"> PAGEREF _Toc241748209 \h </w:instrText>
             </w:r>
             <w:r>
               <w:rPr>
@@ -168,7 +168,7 @@
               <w14:ligatures w14:val="standardContextual"/>
             </w:rPr>
           </w:pPr>
-          <w:hyperlink w:anchor="_Toc241745370" w:history="1">
+          <w:hyperlink w:anchor="_Toc241748210" w:history="1">
             <w:r>
               <w:rPr>
                 <w:rStyle w:val="Hiperligao"/>
@@ -192,7 +192,7 @@
               <w:rPr>
                 <w:noProof/>
               </w:rPr>
-              <w:instrText xml:space="preserve"> PAGEREF _Toc241745370 \h </w:instrText>
+              <w:instrText xml:space="preserve"> PAGEREF _Toc241748210 \h </w:instrText>
             </w:r>
             <w:r>
               <w:rPr>
@@ -234,7 +234,7 @@
               <w14:ligatures w14:val="standardContextual"/>
             </w:rPr>
           </w:pPr>
-          <w:hyperlink w:anchor="_Toc241745371" w:history="1">
+          <w:hyperlink w:anchor="_Toc241748211" w:history="1">
             <w:r>
               <w:rPr>
                 <w:rStyle w:val="Hiperligao"/>
@@ -258,7 +258,7 @@
               <w:rPr>
                 <w:noProof/>
               </w:rPr>
-              <w:instrText xml:space="preserve"> PAGEREF _Toc241745371 \h </w:instrText>
+              <w:instrText xml:space="preserve"> PAGEREF _Toc241748211 \h </w:instrText>
             </w:r>
             <w:r>
               <w:rPr>
@@ -300,7 +300,7 @@
               <w14:ligatures w14:val="standardContextual"/>
             </w:rPr>
           </w:pPr>
-          <w:hyperlink w:anchor="_Toc241745372" w:history="1">
+          <w:hyperlink w:anchor="_Toc241748212" w:history="1">
             <w:r>
               <w:rPr>
                 <w:rStyle w:val="Hiperligao"/>
@@ -324,7 +324,7 @@
               <w:rPr>
                 <w:noProof/>
               </w:rPr>
-              <w:instrText xml:space="preserve"> PAGEREF _Toc241745372 \h </w:instrText>
+              <w:instrText xml:space="preserve"> PAGEREF _Toc241748212 \h </w:instrText>
             </w:r>
             <w:r>
               <w:rPr>
@@ -366,7 +366,7 @@
               <w14:ligatures w14:val="standardContextual"/>
             </w:rPr>
           </w:pPr>
-          <w:hyperlink w:anchor="_Toc241745373" w:history="1">
+          <w:hyperlink w:anchor="_Toc241748213" w:history="1">
             <w:r>
               <w:rPr>
                 <w:rStyle w:val="Hiperligao"/>
@@ -390,7 +390,7 @@
               <w:rPr>
                 <w:noProof/>
               </w:rPr>
-              <w:instrText xml:space="preserve"> PAGEREF _Toc241745373 \h </w:instrText>
+              <w:instrText xml:space="preserve"> PAGEREF _Toc241748213 \h </w:instrText>
             </w:r>
             <w:r>
               <w:rPr>
@@ -432,7 +432,7 @@
               <w14:ligatures w14:val="standardContextual"/>
             </w:rPr>
           </w:pPr>
-          <w:hyperlink w:anchor="_Toc241745374" w:history="1">
+          <w:hyperlink w:anchor="_Toc241748214" w:history="1">
             <w:r>
               <w:rPr>
                 <w:rStyle w:val="Hiperligao"/>
@@ -456,7 +456,7 @@
               <w:rPr>
                 <w:noProof/>
               </w:rPr>
-              <w:instrText xml:space="preserve"> PAGEREF _Toc241745374 \h </w:instrText>
+              <w:instrText xml:space="preserve"> PAGEREF _Toc241748214 \h </w:instrText>
             </w:r>
             <w:r>
               <w:rPr>
@@ -498,7 +498,7 @@
               <w14:ligatures w14:val="standardContextual"/>
             </w:rPr>
           </w:pPr>
-          <w:hyperlink w:anchor="_Toc241745375" w:history="1">
+          <w:hyperlink w:anchor="_Toc241748215" w:history="1">
             <w:r>
               <w:rPr>
                 <w:rStyle w:val="Hiperligao"/>
@@ -522,7 +522,7 @@
               <w:rPr>
                 <w:noProof/>
               </w:rPr>
-              <w:instrText xml:space="preserve"> PAGEREF _Toc241745375 \h </w:instrText>
+              <w:instrText xml:space="preserve"> PAGEREF _Toc241748215 \h </w:instrText>
             </w:r>
             <w:r>
               <w:rPr>
@@ -564,7 +564,7 @@
               <w14:ligatures w14:val="standardContextual"/>
             </w:rPr>
           </w:pPr>
-          <w:hyperlink w:anchor="_Toc241745376" w:history="1">
+          <w:hyperlink w:anchor="_Toc241748216" w:history="1">
             <w:r>
               <w:rPr>
                 <w:rStyle w:val="Hiperligao"/>
@@ -588,7 +588,7 @@
               <w:rPr>
                 <w:noProof/>
               </w:rPr>
-              <w:instrText xml:space="preserve"> PAGEREF _Toc241745376 \h </w:instrText>
+              <w:instrText xml:space="preserve"> PAGEREF _Toc241748216 \h </w:instrText>
             </w:r>
             <w:r>
               <w:rPr>
@@ -630,7 +630,7 @@
               <w14:ligatures w14:val="standardContextual"/>
             </w:rPr>
           </w:pPr>
-          <w:hyperlink w:anchor="_Toc241745377" w:history="1">
+          <w:hyperlink w:anchor="_Toc241748217" w:history="1">
             <w:r>
               <w:rPr>
                 <w:rStyle w:val="Hiperligao"/>
@@ -654,7 +654,7 @@
               <w:rPr>
                 <w:noProof/>
               </w:rPr>
-              <w:instrText xml:space="preserve"> PAGEREF _Toc241745377 \h </w:instrText>
+              <w:instrText xml:space="preserve"> PAGEREF _Toc241748217 \h </w:instrText>
             </w:r>
             <w:r>
               <w:rPr>
@@ -696,7 +696,7 @@
               <w14:ligatures w14:val="standardContextual"/>
             </w:rPr>
           </w:pPr>
-          <w:hyperlink w:anchor="_Toc241745378" w:history="1">
+          <w:hyperlink w:anchor="_Toc241748218" w:history="1">
             <w:r>
               <w:rPr>
                 <w:rStyle w:val="Hiperligao"/>
@@ -720,7 +720,7 @@
               <w:rPr>
                 <w:noProof/>
               </w:rPr>
-              <w:instrText xml:space="preserve"> PAGEREF _Toc241745378 \h </w:instrText>
+              <w:instrText xml:space="preserve"> PAGEREF _Toc241748218 \h </w:instrText>
             </w:r>
             <w:r>
               <w:rPr>
@@ -762,7 +762,7 @@
               <w14:ligatures w14:val="standardContextual"/>
             </w:rPr>
           </w:pPr>
-          <w:hyperlink w:anchor="_Toc241745379" w:history="1">
+          <w:hyperlink w:anchor="_Toc241748219" w:history="1">
             <w:r>
               <w:rPr>
                 <w:rStyle w:val="Hiperligao"/>
@@ -786,7 +786,7 @@
               <w:rPr>
                 <w:noProof/>
               </w:rPr>
-              <w:instrText xml:space="preserve"> PAGEREF _Toc241745379 \h </w:instrText>
+              <w:instrText xml:space="preserve"> PAGEREF _Toc241748219 \h </w:instrText>
             </w:r>
             <w:r>
               <w:rPr>
@@ -828,7 +828,7 @@
               <w14:ligatures w14:val="standardContextual"/>
             </w:rPr>
           </w:pPr>
-          <w:hyperlink w:anchor="_Toc241745380" w:history="1">
+          <w:hyperlink w:anchor="_Toc241748220" w:history="1">
             <w:r>
               <w:rPr>
                 <w:rStyle w:val="Hiperligao"/>
@@ -852,7 +852,7 @@
               <w:rPr>
                 <w:noProof/>
               </w:rPr>
-              <w:instrText xml:space="preserve"> PAGEREF _Toc241745380 \h </w:instrText>
+              <w:instrText xml:space="preserve"> PAGEREF _Toc241748220 \h </w:instrText>
             </w:r>
             <w:r>
               <w:rPr>
@@ -894,7 +894,7 @@
               <w14:ligatures w14:val="standardContextual"/>
             </w:rPr>
           </w:pPr>
-          <w:hyperlink w:anchor="_Toc241745381" w:history="1">
+          <w:hyperlink w:anchor="_Toc241748221" w:history="1">
             <w:r>
               <w:rPr>
                 <w:rStyle w:val="Hiperligao"/>
@@ -918,7 +918,7 @@
               <w:rPr>
                 <w:noProof/>
               </w:rPr>
-              <w:instrText xml:space="preserve"> PAGEREF _Toc241745381 \h </w:instrText>
+              <w:instrText xml:space="preserve"> PAGEREF _Toc241748221 \h </w:instrText>
             </w:r>
             <w:r>
               <w:rPr>
@@ -960,7 +960,7 @@
               <w14:ligatures w14:val="standardContextual"/>
             </w:rPr>
           </w:pPr>
-          <w:hyperlink w:anchor="_Toc241745382" w:history="1">
+          <w:hyperlink w:anchor="_Toc241748222" w:history="1">
             <w:r>
               <w:rPr>
                 <w:rStyle w:val="Hiperligao"/>
@@ -984,7 +984,7 @@
               <w:rPr>
                 <w:noProof/>
               </w:rPr>
-              <w:instrText xml:space="preserve"> PAGEREF _Toc241745382 \h </w:instrText>
+              <w:instrText xml:space="preserve"> PAGEREF _Toc241748222 \h </w:instrText>
             </w:r>
             <w:r>
               <w:rPr>
@@ -1026,7 +1026,7 @@
               <w14:ligatures w14:val="standardContextual"/>
             </w:rPr>
           </w:pPr>
-          <w:hyperlink w:anchor="_Toc241745383" w:history="1">
+          <w:hyperlink w:anchor="_Toc241748223" w:history="1">
             <w:r>
               <w:rPr>
                 <w:rStyle w:val="Hiperligao"/>
@@ -1050,7 +1050,7 @@
               <w:rPr>
                 <w:noProof/>
               </w:rPr>
-              <w:instrText xml:space="preserve"> PAGEREF _Toc241745383 \h </w:instrText>
+              <w:instrText xml:space="preserve"> PAGEREF _Toc241748223 \h </w:instrText>
             </w:r>
             <w:r>
               <w:rPr>
@@ -1092,7 +1092,7 @@
               <w14:ligatures w14:val="standardContextual"/>
             </w:rPr>
           </w:pPr>
-          <w:hyperlink w:anchor="_Toc241745384" w:history="1">
+          <w:hyperlink w:anchor="_Toc241748224" w:history="1">
             <w:r>
               <w:rPr>
                 <w:rStyle w:val="Hiperligao"/>
@@ -1116,7 +1116,7 @@
               <w:rPr>
                 <w:noProof/>
               </w:rPr>
-              <w:instrText xml:space="preserve"> PAGEREF _Toc241745384 \h </w:instrText>
+              <w:instrText xml:space="preserve"> PAGEREF _Toc241748224 \h </w:instrText>
             </w:r>
             <w:r>
               <w:rPr>
@@ -1158,7 +1158,7 @@
               <w14:ligatures w14:val="standardContextual"/>
             </w:rPr>
           </w:pPr>
-          <w:hyperlink w:anchor="_Toc241745385" w:history="1">
+          <w:hyperlink w:anchor="_Toc241748225" w:history="1">
             <w:r>
               <w:rPr>
                 <w:rStyle w:val="Hiperligao"/>
@@ -1182,7 +1182,7 @@
               <w:rPr>
                 <w:noProof/>
               </w:rPr>
-              <w:instrText xml:space="preserve"> PAGEREF _Toc241745385 \h </w:instrText>
+              <w:instrText xml:space="preserve"> PAGEREF _Toc241748225 \h </w:instrText>
             </w:r>
             <w:r>
               <w:rPr>
@@ -1224,7 +1224,7 @@
               <w14:ligatures w14:val="standardContextual"/>
             </w:rPr>
           </w:pPr>
-          <w:hyperlink w:anchor="_Toc241745386" w:history="1">
+          <w:hyperlink w:anchor="_Toc241748226" w:history="1">
             <w:r>
               <w:rPr>
                 <w:rStyle w:val="Hiperligao"/>
@@ -1248,7 +1248,7 @@
               <w:rPr>
                 <w:noProof/>
               </w:rPr>
-              <w:instrText xml:space="preserve"> PAGEREF _Toc241745386 \h </w:instrText>
+              <w:instrText xml:space="preserve"> PAGEREF _Toc241748226 \h </w:instrText>
             </w:r>
             <w:r>
               <w:rPr>
@@ -1290,7 +1290,7 @@
               <w14:ligatures w14:val="standardContextual"/>
             </w:rPr>
           </w:pPr>
-          <w:hyperlink w:anchor="_Toc241745387" w:history="1">
+          <w:hyperlink w:anchor="_Toc241748227" w:history="1">
             <w:r>
               <w:rPr>
                 <w:rStyle w:val="Hiperligao"/>
@@ -1314,7 +1314,7 @@
               <w:rPr>
                 <w:noProof/>
               </w:rPr>
-              <w:instrText xml:space="preserve"> PAGEREF _Toc241745387 \h </w:instrText>
+              <w:instrText xml:space="preserve"> PAGEREF _Toc241748227 \h </w:instrText>
             </w:r>
             <w:r>
               <w:rPr>
@@ -1356,7 +1356,7 @@
               <w14:ligatures w14:val="standardContextual"/>
             </w:rPr>
           </w:pPr>
-          <w:hyperlink w:anchor="_Toc241745388" w:history="1">
+          <w:hyperlink w:anchor="_Toc241748228" w:history="1">
             <w:r>
               <w:rPr>
                 <w:rStyle w:val="Hiperligao"/>
@@ -1380,7 +1380,7 @@
               <w:rPr>
                 <w:noProof/>
               </w:rPr>
-              <w:instrText xml:space="preserve"> PAGEREF _Toc241745388 \h </w:instrText>
+              <w:instrText xml:space="preserve"> PAGEREF _Toc241748228 \h </w:instrText>
             </w:r>
             <w:r>
               <w:rPr>
@@ -1422,7 +1422,7 @@
               <w14:ligatures w14:val="standardContextual"/>
             </w:rPr>
           </w:pPr>
-          <w:hyperlink w:anchor="_Toc241745389" w:history="1">
+          <w:hyperlink w:anchor="_Toc241748229" w:history="1">
             <w:r>
               <w:rPr>
                 <w:rStyle w:val="Hiperligao"/>
@@ -1446,7 +1446,7 @@
               <w:rPr>
                 <w:noProof/>
               </w:rPr>
-              <w:instrText xml:space="preserve"> PAGEREF _Toc241745389 \h </w:instrText>
+              <w:instrText xml:space="preserve"> PAGEREF _Toc241748229 \h </w:instrText>
             </w:r>
             <w:r>
               <w:rPr>
@@ -1488,7 +1488,7 @@
               <w14:ligatures w14:val="standardContextual"/>
             </w:rPr>
           </w:pPr>
-          <w:hyperlink w:anchor="_Toc241745390" w:history="1">
+          <w:hyperlink w:anchor="_Toc241748230" w:history="1">
             <w:r>
               <w:rPr>
                 <w:rStyle w:val="Hiperligao"/>
@@ -1512,7 +1512,7 @@
               <w:rPr>
                 <w:noProof/>
               </w:rPr>
-              <w:instrText xml:space="preserve"> PAGEREF _Toc241745390 \h </w:instrText>
+              <w:instrText xml:space="preserve"> PAGEREF _Toc241748230 \h </w:instrText>
             </w:r>
             <w:r>
               <w:rPr>
@@ -1554,7 +1554,7 @@
               <w14:ligatures w14:val="standardContextual"/>
             </w:rPr>
           </w:pPr>
-          <w:hyperlink w:anchor="_Toc241745391" w:history="1">
+          <w:hyperlink w:anchor="_Toc241748231" w:history="1">
             <w:r>
               <w:rPr>
                 <w:rStyle w:val="Hiperligao"/>
@@ -1578,7 +1578,7 @@
               <w:rPr>
                 <w:noProof/>
               </w:rPr>
-              <w:instrText xml:space="preserve"> PAGEREF _Toc241745391 \h </w:instrText>
+              <w:instrText xml:space="preserve"> PAGEREF _Toc241748231 \h </w:instrText>
             </w:r>
             <w:r>
               <w:rPr>
@@ -1620,7 +1620,7 @@
               <w14:ligatures w14:val="standardContextual"/>
             </w:rPr>
           </w:pPr>
-          <w:hyperlink w:anchor="_Toc241745392" w:history="1">
+          <w:hyperlink w:anchor="_Toc241748232" w:history="1">
             <w:r>
               <w:rPr>
                 <w:rStyle w:val="Hiperligao"/>
@@ -1644,7 +1644,7 @@
               <w:rPr>
                 <w:noProof/>
               </w:rPr>
-              <w:instrText xml:space="preserve"> PAGEREF _Toc241745392 \h </w:instrText>
+              <w:instrText xml:space="preserve"> PAGEREF _Toc241748232 \h </w:instrText>
             </w:r>
             <w:r>
               <w:rPr>
@@ -1686,7 +1686,7 @@
               <w14:ligatures w14:val="standardContextual"/>
             </w:rPr>
           </w:pPr>
-          <w:hyperlink w:anchor="_Toc241745393" w:history="1">
+          <w:hyperlink w:anchor="_Toc241748233" w:history="1">
             <w:r>
               <w:rPr>
                 <w:rStyle w:val="Hiperligao"/>
@@ -1710,7 +1710,7 @@
               <w:rPr>
                 <w:noProof/>
               </w:rPr>
-              <w:instrText xml:space="preserve"> PAGEREF _Toc241745393 \h </w:instrText>
+              <w:instrText xml:space="preserve"> PAGEREF _Toc241748233 \h </w:instrText>
             </w:r>
             <w:r>
               <w:rPr>
@@ -1752,7 +1752,7 @@
               <w14:ligatures w14:val="standardContextual"/>
             </w:rPr>
           </w:pPr>
-          <w:hyperlink w:anchor="_Toc241745394" w:history="1">
+          <w:hyperlink w:anchor="_Toc241748234" w:history="1">
             <w:r>
               <w:rPr>
                 <w:rStyle w:val="Hiperligao"/>
@@ -1776,7 +1776,7 @@
               <w:rPr>
                 <w:noProof/>
               </w:rPr>
-              <w:instrText xml:space="preserve"> PAGEREF _Toc241745394 \h </w:instrText>
+              <w:instrText xml:space="preserve"> PAGEREF _Toc241748234 \h </w:instrText>
             </w:r>
             <w:r>
               <w:rPr>
@@ -1818,7 +1818,7 @@
               <w14:ligatures w14:val="standardContextual"/>
             </w:rPr>
           </w:pPr>
-          <w:hyperlink w:anchor="_Toc241745395" w:history="1">
+          <w:hyperlink w:anchor="_Toc241748235" w:history="1">
             <w:r>
               <w:rPr>
                 <w:rStyle w:val="Hiperligao"/>
@@ -1842,7 +1842,7 @@
               <w:rPr>
                 <w:noProof/>
               </w:rPr>
-              <w:instrText xml:space="preserve"> PAGEREF _Toc241745395 \h </w:instrText>
+              <w:instrText xml:space="preserve"> PAGEREF _Toc241748235 \h </w:instrText>
             </w:r>
             <w:r>
               <w:rPr>
@@ -1884,7 +1884,7 @@
               <w14:ligatures w14:val="standardContextual"/>
             </w:rPr>
           </w:pPr>
-          <w:hyperlink w:anchor="_Toc241745396" w:history="1">
+          <w:hyperlink w:anchor="_Toc241748236" w:history="1">
             <w:r>
               <w:rPr>
                 <w:rStyle w:val="Hiperligao"/>
@@ -1908,7 +1908,7 @@
               <w:rPr>
                 <w:noProof/>
               </w:rPr>
-              <w:instrText xml:space="preserve"> PAGEREF _Toc241745396 \h </w:instrText>
+              <w:instrText xml:space="preserve"> PAGEREF _Toc241748236 \h </w:instrText>
             </w:r>
             <w:r>
               <w:rPr>
@@ -1950,7 +1950,7 @@
               <w14:ligatures w14:val="standardContextual"/>
             </w:rPr>
           </w:pPr>
-          <w:hyperlink w:anchor="_Toc241745397" w:history="1">
+          <w:hyperlink w:anchor="_Toc241748237" w:history="1">
             <w:r>
               <w:rPr>
                 <w:rStyle w:val="Hiperligao"/>
@@ -1974,7 +1974,7 @@
               <w:rPr>
                 <w:noProof/>
               </w:rPr>
-              <w:instrText xml:space="preserve"> PAGEREF _Toc241745397 \h </w:instrText>
+              <w:instrText xml:space="preserve"> PAGEREF _Toc241748237 \h </w:instrText>
             </w:r>
             <w:r>
               <w:rPr>
@@ -2016,7 +2016,7 @@
               <w14:ligatures w14:val="standardContextual"/>
             </w:rPr>
           </w:pPr>
-          <w:hyperlink w:anchor="_Toc241745398" w:history="1">
+          <w:hyperlink w:anchor="_Toc241748238" w:history="1">
             <w:r>
               <w:rPr>
                 <w:rStyle w:val="Hiperligao"/>
@@ -2040,7 +2040,7 @@
               <w:rPr>
                 <w:noProof/>
               </w:rPr>
-              <w:instrText xml:space="preserve"> PAGEREF _Toc241745398 \h </w:instrText>
+              <w:instrText xml:space="preserve"> PAGEREF _Toc241748238 \h </w:instrText>
             </w:r>
             <w:r>
               <w:rPr>
@@ -2082,7 +2082,7 @@
               <w14:ligatures w14:val="standardContextual"/>
             </w:rPr>
           </w:pPr>
-          <w:hyperlink w:anchor="_Toc241745399" w:history="1">
+          <w:hyperlink w:anchor="_Toc241748239" w:history="1">
             <w:r>
               <w:rPr>
                 <w:rStyle w:val="Hiperligao"/>
@@ -2106,7 +2106,7 @@
               <w:rPr>
                 <w:noProof/>
               </w:rPr>
-              <w:instrText xml:space="preserve"> PAGEREF _Toc241745399 \h </w:instrText>
+              <w:instrText xml:space="preserve"> PAGEREF _Toc241748239 \h </w:instrText>
             </w:r>
             <w:r>
               <w:rPr>
@@ -2154,7 +2154,7 @@
       <w:pPr>
         <w:pStyle w:val="Ttulo1"/>
       </w:pPr>
-      <w:bookmarkStart w:id="0" w:name="_Toc241745369"/>
+      <w:bookmarkStart w:id="0" w:name="_Toc241748209"/>
       <w:r>
         <w:lastRenderedPageBreak/>
         <w:t>Su rol de un vistazo</w:t>
@@ -2235,7 +2235,7 @@
       <w:pPr>
         <w:pStyle w:val="Ttulo2"/>
       </w:pPr>
-      <w:bookmarkStart w:id="1" w:name="_Toc241745370"/>
+      <w:bookmarkStart w:id="1" w:name="_Toc241748210"/>
       <w:r>
         <w:t>Puede / No puede</w:t>
       </w:r>
@@ -2969,7 +2969,7 @@
       <w:pPr>
         <w:pStyle w:val="Ttulo2"/>
       </w:pPr>
-      <w:bookmarkStart w:id="2" w:name="_Toc241745371"/>
+      <w:bookmarkStart w:id="2" w:name="_Toc241748211"/>
       <w:r>
         <w:t>De dónde procede su acceso</w:t>
       </w:r>
@@ -3579,7 +3579,7 @@
       <w:pPr>
         <w:pStyle w:val="Ttulo2"/>
       </w:pPr>
-      <w:bookmarkStart w:id="3" w:name="_Toc241745372"/>
+      <w:bookmarkStart w:id="3" w:name="_Toc241748212"/>
       <w:r>
         <w:t>Cómo iniciar sesión, cambiar la contraseña y cerrar sesión</w:t>
       </w:r>
@@ -3704,7 +3704,7 @@
         </w:rPr>
         <w:lastRenderedPageBreak/>
         <w:drawing>
-          <wp:inline distT="0" distB="0" distL="0" distR="0" wp14:anchorId="2CD89FC0" wp14:editId="0D755807">
+          <wp:inline distT="0" distB="0" distL="0" distR="0" wp14:anchorId="1D8199F5" wp14:editId="0FFC0ED8">
             <wp:extent cx="5715000" cy="3571875"/>
             <wp:effectExtent l="0" t="0" r="0" b="0"/>
             <wp:docPr id="223" name="01-login.png" descr="La página de inicio de sesión con Correo electrónico, Contraseña, Recordarme y el botón Iniciar sesión." title="La página de inicio de sesión con Correo electrónico, Contraseña, Recordarme y el botón Iniciar sesión."/>
@@ -3815,7 +3815,7 @@
         </w:rPr>
         <w:lastRenderedPageBreak/>
         <w:drawing>
-          <wp:inline distT="0" distB="0" distL="0" distR="0" wp14:anchorId="69BEBEC3" wp14:editId="55A91DD9">
+          <wp:inline distT="0" distB="0" distL="0" distR="0" wp14:anchorId="53D228D8" wp14:editId="4075BF09">
             <wp:extent cx="5715000" cy="3571875"/>
             <wp:effectExtent l="0" t="0" r="0" b="0"/>
             <wp:docPr id="224" name="03-user-menu.png" descr="El menú de la cuenta abierto, con Configuración y Cerrar sesión." title="El menú de la cuenta abierto, con Configuración y Cerrar sesión."/>
@@ -3868,7 +3868,7 @@
         <w:pStyle w:val="Ttulo1"/>
         <w:pageBreakBefore/>
       </w:pPr>
-      <w:bookmarkStart w:id="4" w:name="_Toc241745373"/>
+      <w:bookmarkStart w:id="4" w:name="_Toc241748213"/>
       <w:r>
         <w:lastRenderedPageBreak/>
         <w:t>Panel</w:t>
@@ -3901,7 +3901,7 @@
           <w:noProof/>
         </w:rPr>
         <w:drawing>
-          <wp:inline distT="0" distB="0" distL="0" distR="0" wp14:anchorId="53EAF3F5" wp14:editId="779DEDF2">
+          <wp:inline distT="0" distB="0" distL="0" distR="0" wp14:anchorId="002E8A93" wp14:editId="1486D5C3">
             <wp:extent cx="5715000" cy="5133975"/>
             <wp:effectExtent l="0" t="0" r="0" b="0"/>
             <wp:docPr id="225" name="01-dashboard-sidebar.png" descr="El panel de Manager con la barra lateral y las tarjetas de resumen." title="El panel de Manager con la barra lateral y las tarjetas de resumen."/>
@@ -4410,7 +4410,7 @@
         <w:pStyle w:val="Ttulo1"/>
         <w:pageBreakBefore/>
       </w:pPr>
-      <w:bookmarkStart w:id="5" w:name="_Toc241745374"/>
+      <w:bookmarkStart w:id="5" w:name="_Toc241748214"/>
       <w:r>
         <w:lastRenderedPageBreak/>
         <w:t>Usuarios</w:t>
@@ -4443,7 +4443,7 @@
           <w:noProof/>
         </w:rPr>
         <w:drawing>
-          <wp:inline distT="0" distB="0" distL="0" distR="0" wp14:anchorId="00BE44FE" wp14:editId="1E69834A">
+          <wp:inline distT="0" distB="0" distL="0" distR="0" wp14:anchorId="13C361B3" wp14:editId="4987D94A">
             <wp:extent cx="5715000" cy="3571875"/>
             <wp:effectExtent l="0" t="0" r="0" b="0"/>
             <wp:docPr id="226" name="06-users.png" descr="La lista de Usuarios para un Manager, sin administradores y sin los botones Nuevo usuario ni Archivo de credenciales." title="La lista de Usuarios para un Manager, sin administradores y sin los botones Nuevo usuario ni Archivo de credenciales."/>
@@ -4892,7 +4892,7 @@
       <w:pPr>
         <w:pStyle w:val="Ttulo2"/>
       </w:pPr>
-      <w:bookmarkStart w:id="6" w:name="_Toc241745375"/>
+      <w:bookmarkStart w:id="6" w:name="_Toc241748215"/>
       <w:r>
         <w:lastRenderedPageBreak/>
         <w:t>Mapas de una persona</w:t>
@@ -4935,7 +4935,7 @@
           <w:noProof/>
         </w:rPr>
         <w:drawing>
-          <wp:inline distT="0" distB="0" distL="0" distR="0" wp14:anchorId="50DE7E82" wp14:editId="02A8114B">
+          <wp:inline distT="0" distB="0" distL="0" distR="0" wp14:anchorId="7BA7BFEE" wp14:editId="6D7B0DE3">
             <wp:extent cx="4362450" cy="2190750"/>
             <wp:effectExtent l="0" t="0" r="0" b="0"/>
             <wp:docPr id="227" name="09-users-maps-dialog.png" descr="El cuadro Mapas de un usuario, con selectores de nivel de acceso compartido e iconos de propietario y de quitar." title="El cuadro Mapas de un usuario, con selectores de nivel de acceso compartido e iconos de propietario y de quitar."/>
@@ -6175,7 +6175,7 @@
       <w:pPr>
         <w:pStyle w:val="Ttulo2"/>
       </w:pPr>
-      <w:bookmarkStart w:id="7" w:name="_Toc241745376"/>
+      <w:bookmarkStart w:id="7" w:name="_Toc241748216"/>
       <w:r>
         <w:t>Ejemplo: entregar un mapa a un compañero que se hace cargo</w:t>
       </w:r>
@@ -6303,7 +6303,7 @@
         <w:pStyle w:val="Ttulo1"/>
         <w:pageBreakBefore/>
       </w:pPr>
-      <w:bookmarkStart w:id="8" w:name="_Toc241745377"/>
+      <w:bookmarkStart w:id="8" w:name="_Toc241748217"/>
       <w:r>
         <w:lastRenderedPageBreak/>
         <w:t>Mapas</w:t>
@@ -6336,7 +6336,7 @@
           <w:noProof/>
         </w:rPr>
         <w:drawing>
-          <wp:inline distT="0" distB="0" distL="0" distR="0" wp14:anchorId="04AC0DC4" wp14:editId="5798CF6D">
+          <wp:inline distT="0" distB="0" distL="0" distR="0" wp14:anchorId="24D0A432" wp14:editId="7337C6D6">
             <wp:extent cx="5715000" cy="3429000"/>
             <wp:effectExtent l="0" t="0" r="0" b="0"/>
             <wp:docPr id="228" name="02-maps-all.png" descr="La lista de Mapas, pestaña Todos, con los iconos Copiar, Compartir, Programar y Exportar en cada fila." title="La lista de Mapas, pestaña Todos, con los iconos Copiar, Compartir, Programar y Exportar en cada fila."/>
@@ -6388,7 +6388,7 @@
       <w:pPr>
         <w:pStyle w:val="Ttulo2"/>
       </w:pPr>
-      <w:bookmarkStart w:id="9" w:name="_Toc241745378"/>
+      <w:bookmarkStart w:id="9" w:name="_Toc241748218"/>
       <w:r>
         <w:t>Buscar un mapa</w:t>
       </w:r>
@@ -7014,7 +7014,7 @@
       <w:pPr>
         <w:pStyle w:val="Ttulo2"/>
       </w:pPr>
-      <w:bookmarkStart w:id="10" w:name="_Toc241745379"/>
+      <w:bookmarkStart w:id="10" w:name="_Toc241748219"/>
       <w:r>
         <w:lastRenderedPageBreak/>
         <w:t>Qué hace cada icono</w:t>
@@ -7614,7 +7614,7 @@
       <w:pPr>
         <w:pStyle w:val="Ttulo2"/>
       </w:pPr>
-      <w:bookmarkStart w:id="11" w:name="_Toc241745380"/>
+      <w:bookmarkStart w:id="11" w:name="_Toc241748220"/>
       <w:r>
         <w:t>Copiar un mapa para crear el suyo</w:t>
       </w:r>
@@ -7703,7 +7703,7 @@
       <w:pPr>
         <w:pStyle w:val="Ttulo2"/>
       </w:pPr>
-      <w:bookmarkStart w:id="12" w:name="_Toc241745381"/>
+      <w:bookmarkStart w:id="12" w:name="_Toc241748221"/>
       <w:r>
         <w:t>Compartir un mapa</w:t>
       </w:r>
@@ -7808,7 +7808,7 @@
         </w:rPr>
         <w:lastRenderedPageBreak/>
         <w:drawing>
-          <wp:inline distT="0" distB="0" distL="0" distR="0" wp14:anchorId="1C5A746A" wp14:editId="5530B94F">
+          <wp:inline distT="0" distB="0" distL="0" distR="0" wp14:anchorId="3DD3F42E" wp14:editId="074B6D0B">
             <wp:extent cx="3743325" cy="3895725"/>
             <wp:effectExtent l="0" t="0" r="0" b="0"/>
             <wp:docPr id="229" name="03-share-dialog.png" descr="El cuadro Compartir mapa con un cuadro de búsqueda y los botones Puede ver, Puede exportar y Puede editar." title="El cuadro Compartir mapa con un cuadro de búsqueda y los botones Puede ver, Puede exportar y Puede editar."/>
@@ -7891,7 +7891,7 @@
         <w:pStyle w:val="Ttulo1"/>
         <w:pageBreakBefore/>
       </w:pPr>
-      <w:bookmarkStart w:id="13" w:name="_Toc241745382"/>
+      <w:bookmarkStart w:id="13" w:name="_Toc241748222"/>
       <w:r>
         <w:lastRenderedPageBreak/>
         <w:t>Generador de mapas</w:t>
@@ -7924,7 +7924,7 @@
           <w:noProof/>
         </w:rPr>
         <w:drawing>
-          <wp:inline distT="0" distB="0" distL="0" distR="0" wp14:anchorId="4941EB62" wp14:editId="00EFE6B9">
+          <wp:inline distT="0" distB="0" distL="0" distR="0" wp14:anchorId="73A2FAC9" wp14:editId="4E7BEF46">
             <wp:extent cx="5715000" cy="3571875"/>
             <wp:effectExtent l="0" t="0" r="0" b="0"/>
             <wp:docPr id="230" name="05-builder-overview.png" descr="El generador de mapas con el árbol Áreas de negocio, el lienzo de columnas y el panel Propiedades." title="El generador de mapas con el árbol Áreas de negocio, el lienzo de columnas y el panel Propiedades."/>
@@ -7976,7 +7976,7 @@
       <w:pPr>
         <w:pStyle w:val="Ttulo2"/>
       </w:pPr>
-      <w:bookmarkStart w:id="14" w:name="_Toc241745383"/>
+      <w:bookmarkStart w:id="14" w:name="_Toc241748223"/>
       <w:r>
         <w:t>Qué puede guardar</w:t>
       </w:r>
@@ -8357,7 +8357,7 @@
       <w:pPr>
         <w:pStyle w:val="Ttulo2"/>
       </w:pPr>
-      <w:bookmarkStart w:id="15" w:name="_Toc241745384"/>
+      <w:bookmarkStart w:id="15" w:name="_Toc241748224"/>
       <w:r>
         <w:t>La barra de herramientas</w:t>
       </w:r>
@@ -9198,7 +9198,7 @@
       <w:pPr>
         <w:pStyle w:val="Ttulo2"/>
       </w:pPr>
-      <w:bookmarkStart w:id="16" w:name="_Toc241745385"/>
+      <w:bookmarkStart w:id="16" w:name="_Toc241748225"/>
       <w:r>
         <w:t>Crear un mapa</w:t>
       </w:r>
@@ -9366,7 +9366,7 @@
       <w:pPr>
         <w:pStyle w:val="Ttulo2"/>
       </w:pPr>
-      <w:bookmarkStart w:id="17" w:name="_Toc241745386"/>
+      <w:bookmarkStart w:id="17" w:name="_Toc241748226"/>
       <w:r>
         <w:t>Configurar columna</w:t>
       </w:r>
@@ -11283,7 +11283,7 @@
       <w:pPr>
         <w:pStyle w:val="Ttulo2"/>
       </w:pPr>
-      <w:bookmarkStart w:id="18" w:name="_Toc241745387"/>
+      <w:bookmarkStart w:id="18" w:name="_Toc241748227"/>
       <w:r>
         <w:lastRenderedPageBreak/>
         <w:t>Las cinco pestañas de configuración</w:t>
@@ -12949,7 +12949,7 @@
       <w:pPr>
         <w:pStyle w:val="Ttulo2"/>
       </w:pPr>
-      <w:bookmarkStart w:id="19" w:name="_Toc241745388"/>
+      <w:bookmarkStart w:id="19" w:name="_Toc241748228"/>
       <w:r>
         <w:t>Formato condicional</w:t>
       </w:r>
@@ -13655,7 +13655,7 @@
       <w:pPr>
         <w:pStyle w:val="Ttulo2"/>
       </w:pPr>
-      <w:bookmarkStart w:id="20" w:name="_Toc241745389"/>
+      <w:bookmarkStart w:id="20" w:name="_Toc241748229"/>
       <w:r>
         <w:t>Mapas rechazados</w:t>
       </w:r>
@@ -13671,7 +13671,7 @@
         <w:pStyle w:val="Ttulo1"/>
         <w:pageBreakBefore/>
       </w:pPr>
-      <w:bookmarkStart w:id="21" w:name="_Toc241745390"/>
+      <w:bookmarkStart w:id="21" w:name="_Toc241748230"/>
       <w:r>
         <w:lastRenderedPageBreak/>
         <w:t>Visor de mapas</w:t>
@@ -13714,7 +13714,7 @@
           <w:noProof/>
         </w:rPr>
         <w:drawing>
-          <wp:inline distT="0" distB="0" distL="0" distR="0" wp14:anchorId="0E72EBB3" wp14:editId="69C8F71C">
+          <wp:inline distT="0" distB="0" distL="0" distR="0" wp14:anchorId="03972CD2" wp14:editId="599F2657">
             <wp:extent cx="5715000" cy="3571875"/>
             <wp:effectExtent l="0" t="0" r="0" b="0"/>
             <wp:docPr id="231" name="06-viewer-results.png" descr="Una ejecución completada con los botones Excel, CSV y PDF sobre la cuadrícula de resultados." title="Una ejecución completada con los botones Excel, CSV y PDF sobre la cuadrícula de resultados."/>
@@ -14602,7 +14602,7 @@
       <w:pPr>
         <w:pStyle w:val="Ttulo2"/>
       </w:pPr>
-      <w:bookmarkStart w:id="22" w:name="_Toc241745391"/>
+      <w:bookmarkStart w:id="22" w:name="_Toc241748231"/>
       <w:r>
         <w:t>Exportar a PDF</w:t>
       </w:r>
@@ -15014,7 +15014,7 @@
       <w:pPr>
         <w:pStyle w:val="Ttulo2"/>
       </w:pPr>
-      <w:bookmarkStart w:id="23" w:name="_Toc241745392"/>
+      <w:bookmarkStart w:id="23" w:name="_Toc241748232"/>
       <w:r>
         <w:t>Ejemplo: ejecutar y exportar GD_M.M10_V01.DIS</w:t>
       </w:r>
@@ -15127,7 +15127,7 @@
         <w:pStyle w:val="Ttulo1"/>
         <w:pageBreakBefore/>
       </w:pPr>
-      <w:bookmarkStart w:id="24" w:name="_Toc241745393"/>
+      <w:bookmarkStart w:id="24" w:name="_Toc241748233"/>
       <w:r>
         <w:lastRenderedPageBreak/>
         <w:t>Programaciones</w:t>
@@ -15150,7 +15150,7 @@
           <w:noProof/>
         </w:rPr>
         <w:drawing>
-          <wp:inline distT="0" distB="0" distL="0" distR="0" wp14:anchorId="5DBCE4A5" wp14:editId="329C6CA7">
+          <wp:inline distT="0" distB="0" distL="0" distR="0" wp14:anchorId="498EBE55" wp14:editId="04289DD9">
             <wp:extent cx="5715000" cy="3571875"/>
             <wp:effectExtent l="0" t="0" r="0" b="0"/>
             <wp:docPr id="232" name="38-schedules-list.png" descr="La página Programaciones con una programación en pausa y sus iconos de acción." title="La página Programaciones con una programación en pausa y sus iconos de acción."/>
@@ -17201,7 +17201,7 @@
       <w:pPr>
         <w:pStyle w:val="Ttulo2"/>
       </w:pPr>
-      <w:bookmarkStart w:id="25" w:name="_Toc241745394"/>
+      <w:bookmarkStart w:id="25" w:name="_Toc241748234"/>
       <w:r>
         <w:t>Ejemplo: programar una ejecución semanal</w:t>
       </w:r>
@@ -17368,7 +17368,7 @@
         <w:pStyle w:val="Ttulo1"/>
         <w:pageBreakBefore/>
       </w:pPr>
-      <w:bookmarkStart w:id="26" w:name="_Toc241745395"/>
+      <w:bookmarkStart w:id="26" w:name="_Toc241748235"/>
       <w:r>
         <w:lastRenderedPageBreak/>
         <w:t>Ejecuciones</w:t>
@@ -17398,7 +17398,7 @@
           <w:noProof/>
         </w:rPr>
         <w:drawing>
-          <wp:inline distT="0" distB="0" distL="0" distR="0" wp14:anchorId="36010CEC" wp14:editId="615993CC">
+          <wp:inline distT="0" distB="0" distL="0" distR="0" wp14:anchorId="253C2E94" wp14:editId="10D3A5B5">
             <wp:extent cx="5715000" cy="3571875"/>
             <wp:effectExtent l="0" t="0" r="0" b="0"/>
             <wp:docPr id="233" name="08-runs.png" descr="La página Ejecuciones con los filtros Mapa, Estado y Tipo y la lista de ejecuciones." title="La página Ejecuciones con los filtros Mapa, Estado y Tipo y la lista de ejecuciones."/>
@@ -18120,7 +18120,7 @@
         <w:pStyle w:val="Ttulo1"/>
         <w:pageBreakBefore/>
       </w:pPr>
-      <w:bookmarkStart w:id="27" w:name="_Toc241745396"/>
+      <w:bookmarkStart w:id="27" w:name="_Toc241748236"/>
       <w:r>
         <w:lastRenderedPageBreak/>
         <w:t>Exportaciones</w:t>
@@ -18150,7 +18150,7 @@
           <w:noProof/>
         </w:rPr>
         <w:drawing>
-          <wp:inline distT="0" distB="0" distL="0" distR="0" wp14:anchorId="4487DFB0" wp14:editId="2B9D2FF7">
+          <wp:inline distT="0" distB="0" distL="0" distR="0" wp14:anchorId="2288BE3D" wp14:editId="72F6E773">
             <wp:extent cx="5715000" cy="3571875"/>
             <wp:effectExtent l="0" t="0" r="0" b="0"/>
             <wp:docPr id="234" name="44-exports.png" descr="La página Exportaciones con la lista de trabajos de exportación y un botón Descargar en los terminados." title="La página Exportaciones con la lista de trabajos de exportación y un botón Descargar en los terminados."/>
@@ -18427,7 +18427,7 @@
         <w:pStyle w:val="Ttulo1"/>
         <w:pageBreakBefore/>
       </w:pPr>
-      <w:bookmarkStart w:id="28" w:name="_Toc241745397"/>
+      <w:bookmarkStart w:id="28" w:name="_Toc241748237"/>
       <w:r>
         <w:lastRenderedPageBreak/>
         <w:t>Configuración</w:t>
@@ -18470,7 +18470,7 @@
           <w:noProof/>
         </w:rPr>
         <w:drawing>
-          <wp:inline distT="0" distB="0" distL="0" distR="0" wp14:anchorId="4845E614" wp14:editId="3C9874D1">
+          <wp:inline distT="0" distB="0" distL="0" distR="0" wp14:anchorId="051A16F3" wp14:editId="54EF189B">
             <wp:extent cx="5715000" cy="3571875"/>
             <wp:effectExtent l="0" t="0" r="0" b="0"/>
             <wp:docPr id="235" name="04-settings.png" descr="La página Configuración con las tarjetas Idioma, Tema y Paleta de colores." title="La página Configuración con las tarjetas Idioma, Tema y Paleta de colores."/>
@@ -19024,7 +19024,7 @@
         <w:pStyle w:val="Ttulo1"/>
         <w:pageBreakBefore/>
       </w:pPr>
-      <w:bookmarkStart w:id="29" w:name="_Toc241745398"/>
+      <w:bookmarkStart w:id="29" w:name="_Toc241748238"/>
       <w:r>
         <w:lastRenderedPageBreak/>
         <w:t>Preguntas frecuentes</w:t>
@@ -19224,7 +19224,7 @@
         <w:pStyle w:val="Ttulo1"/>
         <w:pageBreakBefore/>
       </w:pPr>
-      <w:bookmarkStart w:id="30" w:name="_Toc241745399"/>
+      <w:bookmarkStart w:id="30" w:name="_Toc241748239"/>
       <w:r>
         <w:lastRenderedPageBreak/>
         <w:t>Glosario</w:t>
@@ -20301,7 +20301,7 @@
         <w:sz w:val="16"/>
         <w:szCs w:val="16"/>
       </w:rPr>
-      <w:t>Discoverer Neo 2.1.0 · Guía completa · MANAGER</w:t>
+      <w:t>Discoverer Neo 2.1.1 · Guía completa · MANAGER</w:t>
     </w:r>
   </w:p>
 </w:hdr>
@@ -20310,10 +20310,68 @@
 <file path=word/numbering.xml><?xml version="1.0" encoding="utf-8"?>
 <w:numbering xmlns:wpc="http://schemas.microsoft.com/office/word/2010/wordprocessingCanvas" xmlns:cx="http://schemas.microsoft.com/office/drawing/2014/chartex" xmlns:cx1="http://schemas.microsoft.com/office/drawing/2015/9/8/chartex" xmlns:cx2="http://schemas.microsoft.com/office/drawing/2015/10/21/chartex" xmlns:cx3="http://schemas.microsoft.com/office/drawing/2016/5/9/chartex" xmlns:cx4="http://schemas.microsoft.com/office/drawing/2016/5/10/chartex" xmlns:cx5="http://schemas.microsoft.com/office/drawing/2016/5/11/chartex" xmlns:cx6="http://schemas.microsoft.com/office/drawing/2016/5/12/chartex" xmlns:cx7="http://schemas.microsoft.com/office/drawing/2016/5/13/chartex" xmlns:cx8="http://schemas.microsoft.com/office/drawing/2016/5/14/chartex" xmlns:mc="http://schemas.openxmlformats.org/markup-compatibility/2006" xmlns:aink="http://schemas.microsoft.com/office/drawing/2016/ink" xmlns:am3d="http://schemas.microsoft.com/office/drawing/2017/model3d" xmlns:o="urn:schemas-microsoft-com:office:office" xmlns:oel="http://schemas.microsoft.com/office/2019/extlst" xmlns:r="http://schemas.openxmlformats.org/officeDocument/2006/relationships" xmlns:m="http://schemas.openxmlformats.org/officeDocument/2006/math" xmlns:v="urn:schemas-microsoft-com:vml" xmlns:wp14="http://schemas.microsoft.com/office/word/2010/wordprocessingDrawing" xmlns:wp="http://schemas.openxmlformats.org/drawingml/2006/wordprocessingDrawing" xmlns:w10="urn:schemas-microsoft-com:office:word" xmlns:w="http://schemas.openxmlformats.org/wordprocessingml/2006/main" xmlns:w14="http://schemas.microsoft.com/office/word/2010/wordml" xmlns:w15="http://schemas.microsoft.com/office/word/2012/wordml" xmlns:w16cex="http://schemas.microsoft.com/office/word/2018/wordml/cex" xmlns:w16cid="http://schemas.microsoft.com/office/word/2016/wordml/cid" xmlns:w16="http://schemas.microsoft.com/office/word/2018/wordml" xmlns:w16sdtdh="http://schemas.microsoft.com/office/word/2020/wordml/sdtdatahash" xmlns:w16se="http://schemas.microsoft.com/office/word/2015/wordml/symex" xmlns:wpg="http://schemas.microsoft.com/office/word/2010/wordprocessingGroup" xmlns:wpi="http://schemas.microsoft.com/office/word/2010/wordprocessingInk" xmlns:wne="http://schemas.microsoft.com/office/word/2006/wordml" xmlns:wps="http://schemas.microsoft.com/office/word/2010/wordprocessingShape" mc:Ignorable="w14 w15 w16se w16cid w16 w16cex w16sdtdh wp14">
   <w:abstractNum w:abstractNumId="0" w15:restartNumberingAfterBreak="0">
-    <w:nsid w:val="00944F4B"/>
+    <w:nsid w:val="052E71EC"/>
     <w:multiLevelType w:val="hybridMultilevel"/>
-    <w:tmpl w:val="85CC802C"/>
-    <w:lvl w:ilvl="0" w:tplc="99AA765E">
+    <w:tmpl w:val="7C88D156"/>
+    <w:lvl w:ilvl="0" w:tplc="7C92842A">
+      <w:start w:val="1"/>
+      <w:numFmt w:val="bullet"/>
+      <w:lvlText w:val="•"/>
+      <w:lvlJc w:val="left"/>
+      <w:pPr>
+        <w:ind w:left="360" w:hanging="260"/>
+      </w:pPr>
+    </w:lvl>
+    <w:lvl w:ilvl="1" w:tplc="A0F0ACEC" w:tentative="1">
+      <w:start w:val="1"/>
+      <w:numFmt w:val="bullet"/>
+      <w:lvlText w:val="–"/>
+      <w:lvlJc w:val="left"/>
+      <w:pPr>
+        <w:ind w:left="720" w:hanging="260"/>
+      </w:pPr>
+    </w:lvl>
+    <w:lvl w:ilvl="2" w:tplc="6E8C7952">
+      <w:numFmt w:val="decimal"/>
+      <w:lvlText w:val=""/>
+      <w:lvlJc w:val="left"/>
+    </w:lvl>
+    <w:lvl w:ilvl="3" w:tplc="A648B2AE">
+      <w:numFmt w:val="decimal"/>
+      <w:lvlText w:val=""/>
+      <w:lvlJc w:val="left"/>
+    </w:lvl>
+    <w:lvl w:ilvl="4" w:tplc="65561F0A">
+      <w:numFmt w:val="decimal"/>
+      <w:lvlText w:val=""/>
+      <w:lvlJc w:val="left"/>
+    </w:lvl>
+    <w:lvl w:ilvl="5" w:tplc="19CCE52C">
+      <w:numFmt w:val="decimal"/>
+      <w:lvlText w:val=""/>
+      <w:lvlJc w:val="left"/>
+    </w:lvl>
+    <w:lvl w:ilvl="6" w:tplc="6A386288">
+      <w:numFmt w:val="decimal"/>
+      <w:lvlText w:val=""/>
+      <w:lvlJc w:val="left"/>
+    </w:lvl>
+    <w:lvl w:ilvl="7" w:tplc="5E9E3EBE">
+      <w:numFmt w:val="decimal"/>
+      <w:lvlText w:val=""/>
+      <w:lvlJc w:val="left"/>
+    </w:lvl>
+    <w:lvl w:ilvl="8" w:tplc="8CD2C28A">
+      <w:numFmt w:val="decimal"/>
+      <w:lvlText w:val=""/>
+      <w:lvlJc w:val="left"/>
+    </w:lvl>
+  </w:abstractNum>
+  <w:abstractNum w:abstractNumId="1" w15:restartNumberingAfterBreak="0">
+    <w:nsid w:val="13AF64A2"/>
+    <w:multiLevelType w:val="hybridMultilevel"/>
+    <w:tmpl w:val="E8C0A7D4"/>
+    <w:lvl w:ilvl="0" w:tplc="FE000808">
       <w:start w:val="1"/>
       <w:numFmt w:val="decimal"/>
       <w:lvlText w:val="%1."/>
@@ -20322,7 +20380,7 @@
         <w:ind w:left="360" w:hanging="300"/>
       </w:pPr>
     </w:lvl>
-    <w:lvl w:ilvl="1" w:tplc="74B23AFE" w:tentative="1">
+    <w:lvl w:ilvl="1" w:tplc="9D3CADBC" w:tentative="1">
       <w:start w:val="1"/>
       <w:numFmt w:val="lowerLetter"/>
       <w:lvlText w:val="%2."/>
@@ -20331,47 +20389,47 @@
         <w:ind w:left="720" w:hanging="300"/>
       </w:pPr>
     </w:lvl>
-    <w:lvl w:ilvl="2" w:tplc="9F9C9B7E">
+    <w:lvl w:ilvl="2" w:tplc="B1661B68">
       <w:numFmt w:val="decimal"/>
       <w:lvlText w:val=""/>
       <w:lvlJc w:val="left"/>
     </w:lvl>
-    <w:lvl w:ilvl="3" w:tplc="A11C3A0E">
+    <w:lvl w:ilvl="3" w:tplc="A6244828">
       <w:numFmt w:val="decimal"/>
       <w:lvlText w:val=""/>
       <w:lvlJc w:val="left"/>
     </w:lvl>
-    <w:lvl w:ilvl="4" w:tplc="B860AC74">
+    <w:lvl w:ilvl="4" w:tplc="9B4EA10E">
       <w:numFmt w:val="decimal"/>
       <w:lvlText w:val=""/>
       <w:lvlJc w:val="left"/>
     </w:lvl>
-    <w:lvl w:ilvl="5" w:tplc="5A9A1AF0">
+    <w:lvl w:ilvl="5" w:tplc="3FD641EA">
       <w:numFmt w:val="decimal"/>
       <w:lvlText w:val=""/>
       <w:lvlJc w:val="left"/>
     </w:lvl>
-    <w:lvl w:ilvl="6" w:tplc="F3FCA050">
+    <w:lvl w:ilvl="6" w:tplc="3F086532">
       <w:numFmt w:val="decimal"/>
       <w:lvlText w:val=""/>
       <w:lvlJc w:val="left"/>
     </w:lvl>
-    <w:lvl w:ilvl="7" w:tplc="AEE07924">
+    <w:lvl w:ilvl="7" w:tplc="981AB250">
       <w:numFmt w:val="decimal"/>
       <w:lvlText w:val=""/>
       <w:lvlJc w:val="left"/>
     </w:lvl>
-    <w:lvl w:ilvl="8" w:tplc="F96C2DFE">
+    <w:lvl w:ilvl="8" w:tplc="247883E0">
       <w:numFmt w:val="decimal"/>
       <w:lvlText w:val=""/>
       <w:lvlJc w:val="left"/>
     </w:lvl>
   </w:abstractNum>
-  <w:abstractNum w:abstractNumId="1" w15:restartNumberingAfterBreak="0">
-    <w:nsid w:val="07502EC6"/>
+  <w:abstractNum w:abstractNumId="2" w15:restartNumberingAfterBreak="0">
+    <w:nsid w:val="1EB40DE8"/>
     <w:multiLevelType w:val="hybridMultilevel"/>
-    <w:tmpl w:val="2EA8328E"/>
-    <w:lvl w:ilvl="0" w:tplc="E72AE2F6" w:tentative="1">
+    <w:tmpl w:val="475E3B1C"/>
+    <w:lvl w:ilvl="0" w:tplc="0C1C05EC" w:tentative="1">
       <w:start w:val="1"/>
       <w:numFmt w:val="bullet"/>
       <w:lvlText w:val="●"/>
@@ -20380,7 +20438,7 @@
         <w:ind w:left="720" w:hanging="360"/>
       </w:pPr>
     </w:lvl>
-    <w:lvl w:ilvl="1" w:tplc="A8D0B6A6" w:tentative="1">
+    <w:lvl w:ilvl="1" w:tplc="933876E0" w:tentative="1">
       <w:start w:val="1"/>
       <w:numFmt w:val="bullet"/>
       <w:lvlText w:val="○"/>
@@ -20389,7 +20447,7 @@
         <w:ind w:left="1440" w:hanging="360"/>
       </w:pPr>
     </w:lvl>
-    <w:lvl w:ilvl="2" w:tplc="76F03DCA" w:tentative="1">
+    <w:lvl w:ilvl="2" w:tplc="E79A8406" w:tentative="1">
       <w:start w:val="1"/>
       <w:numFmt w:val="bullet"/>
       <w:lvlText w:val="■"/>
@@ -20398,7 +20456,7 @@
         <w:ind w:left="2160" w:hanging="360"/>
       </w:pPr>
     </w:lvl>
-    <w:lvl w:ilvl="3" w:tplc="F32A28F4" w:tentative="1">
+    <w:lvl w:ilvl="3" w:tplc="84425E14" w:tentative="1">
       <w:start w:val="1"/>
       <w:numFmt w:val="bullet"/>
       <w:lvlText w:val="●"/>
@@ -20407,7 +20465,7 @@
         <w:ind w:left="2880" w:hanging="360"/>
       </w:pPr>
     </w:lvl>
-    <w:lvl w:ilvl="4" w:tplc="8D58EBB0" w:tentative="1">
+    <w:lvl w:ilvl="4" w:tplc="7B063198" w:tentative="1">
       <w:start w:val="1"/>
       <w:numFmt w:val="bullet"/>
       <w:lvlText w:val="○"/>
@@ -20416,7 +20474,7 @@
         <w:ind w:left="3600" w:hanging="360"/>
       </w:pPr>
     </w:lvl>
-    <w:lvl w:ilvl="5" w:tplc="40E4FCA2" w:tentative="1">
+    <w:lvl w:ilvl="5" w:tplc="E37E17F4" w:tentative="1">
       <w:start w:val="1"/>
       <w:numFmt w:val="bullet"/>
       <w:lvlText w:val="■"/>
@@ -20425,7 +20483,7 @@
         <w:ind w:left="4320" w:hanging="360"/>
       </w:pPr>
     </w:lvl>
-    <w:lvl w:ilvl="6" w:tplc="5E3C9078" w:tentative="1">
+    <w:lvl w:ilvl="6" w:tplc="64A8FDA6" w:tentative="1">
       <w:start w:val="1"/>
       <w:numFmt w:val="bullet"/>
       <w:lvlText w:val="●"/>
@@ -20434,7 +20492,7 @@
         <w:ind w:left="5040" w:hanging="360"/>
       </w:pPr>
     </w:lvl>
-    <w:lvl w:ilvl="7" w:tplc="BEB4B512" w:tentative="1">
+    <w:lvl w:ilvl="7" w:tplc="8F5E98AA" w:tentative="1">
       <w:start w:val="1"/>
       <w:numFmt w:val="bullet"/>
       <w:lvlText w:val="●"/>
@@ -20443,7 +20501,7 @@
         <w:ind w:left="5760" w:hanging="360"/>
       </w:pPr>
     </w:lvl>
-    <w:lvl w:ilvl="8" w:tplc="221E40CC" w:tentative="1">
+    <w:lvl w:ilvl="8" w:tplc="56067688" w:tentative="1">
       <w:start w:val="1"/>
       <w:numFmt w:val="bullet"/>
       <w:lvlText w:val="●"/>
@@ -20453,11 +20511,11 @@
       </w:pPr>
     </w:lvl>
   </w:abstractNum>
-  <w:abstractNum w:abstractNumId="2" w15:restartNumberingAfterBreak="0">
-    <w:nsid w:val="1837226A"/>
+  <w:abstractNum w:abstractNumId="3" w15:restartNumberingAfterBreak="0">
+    <w:nsid w:val="29850915"/>
     <w:multiLevelType w:val="hybridMultilevel"/>
-    <w:tmpl w:val="D2A82A80"/>
-    <w:lvl w:ilvl="0" w:tplc="C298D252">
+    <w:tmpl w:val="2AA8DE6A"/>
+    <w:lvl w:ilvl="0" w:tplc="224C450A">
       <w:start w:val="1"/>
       <w:numFmt w:val="decimal"/>
       <w:lvlText w:val="%1."/>
@@ -20466,7 +20524,7 @@
         <w:ind w:left="360" w:hanging="300"/>
       </w:pPr>
     </w:lvl>
-    <w:lvl w:ilvl="1" w:tplc="25EAC38E" w:tentative="1">
+    <w:lvl w:ilvl="1" w:tplc="F84ABC30" w:tentative="1">
       <w:start w:val="1"/>
       <w:numFmt w:val="lowerLetter"/>
       <w:lvlText w:val="%2."/>
@@ -20475,105 +20533,47 @@
         <w:ind w:left="720" w:hanging="300"/>
       </w:pPr>
     </w:lvl>
-    <w:lvl w:ilvl="2" w:tplc="C656652C">
+    <w:lvl w:ilvl="2" w:tplc="298401B4">
       <w:numFmt w:val="decimal"/>
       <w:lvlText w:val=""/>
       <w:lvlJc w:val="left"/>
     </w:lvl>
-    <w:lvl w:ilvl="3" w:tplc="BE3CAC16">
+    <w:lvl w:ilvl="3" w:tplc="9962E3A8">
       <w:numFmt w:val="decimal"/>
       <w:lvlText w:val=""/>
       <w:lvlJc w:val="left"/>
     </w:lvl>
-    <w:lvl w:ilvl="4" w:tplc="46E4219A">
+    <w:lvl w:ilvl="4" w:tplc="559CB012">
       <w:numFmt w:val="decimal"/>
       <w:lvlText w:val=""/>
       <w:lvlJc w:val="left"/>
     </w:lvl>
-    <w:lvl w:ilvl="5" w:tplc="84B45C86">
+    <w:lvl w:ilvl="5" w:tplc="1B0865D0">
       <w:numFmt w:val="decimal"/>
       <w:lvlText w:val=""/>
       <w:lvlJc w:val="left"/>
     </w:lvl>
-    <w:lvl w:ilvl="6" w:tplc="D5743ED2">
+    <w:lvl w:ilvl="6" w:tplc="484E3FF6">
       <w:numFmt w:val="decimal"/>
       <w:lvlText w:val=""/>
       <w:lvlJc w:val="left"/>
     </w:lvl>
-    <w:lvl w:ilvl="7" w:tplc="8DC2EC10">
+    <w:lvl w:ilvl="7" w:tplc="51C0B3A6">
       <w:numFmt w:val="decimal"/>
       <w:lvlText w:val=""/>
       <w:lvlJc w:val="left"/>
     </w:lvl>
-    <w:lvl w:ilvl="8" w:tplc="D8F0236C">
-      <w:numFmt w:val="decimal"/>
-      <w:lvlText w:val=""/>
-      <w:lvlJc w:val="left"/>
-    </w:lvl>
-  </w:abstractNum>
-  <w:abstractNum w:abstractNumId="3" w15:restartNumberingAfterBreak="0">
-    <w:nsid w:val="324406C4"/>
-    <w:multiLevelType w:val="hybridMultilevel"/>
-    <w:tmpl w:val="84F6654E"/>
-    <w:lvl w:ilvl="0" w:tplc="FABA6A0C">
-      <w:start w:val="1"/>
-      <w:numFmt w:val="bullet"/>
-      <w:lvlText w:val="•"/>
-      <w:lvlJc w:val="left"/>
-      <w:pPr>
-        <w:ind w:left="360" w:hanging="260"/>
-      </w:pPr>
-    </w:lvl>
-    <w:lvl w:ilvl="1" w:tplc="C8005F48" w:tentative="1">
-      <w:start w:val="1"/>
-      <w:numFmt w:val="bullet"/>
-      <w:lvlText w:val="–"/>
-      <w:lvlJc w:val="left"/>
-      <w:pPr>
-        <w:ind w:left="720" w:hanging="260"/>
-      </w:pPr>
-    </w:lvl>
-    <w:lvl w:ilvl="2" w:tplc="CE3A4106">
-      <w:numFmt w:val="decimal"/>
-      <w:lvlText w:val=""/>
-      <w:lvlJc w:val="left"/>
-    </w:lvl>
-    <w:lvl w:ilvl="3" w:tplc="18D8836E">
-      <w:numFmt w:val="decimal"/>
-      <w:lvlText w:val=""/>
-      <w:lvlJc w:val="left"/>
-    </w:lvl>
-    <w:lvl w:ilvl="4" w:tplc="96142B84">
-      <w:numFmt w:val="decimal"/>
-      <w:lvlText w:val=""/>
-      <w:lvlJc w:val="left"/>
-    </w:lvl>
-    <w:lvl w:ilvl="5" w:tplc="DA48A784">
-      <w:numFmt w:val="decimal"/>
-      <w:lvlText w:val=""/>
-      <w:lvlJc w:val="left"/>
-    </w:lvl>
-    <w:lvl w:ilvl="6" w:tplc="EA3CC0A0">
-      <w:numFmt w:val="decimal"/>
-      <w:lvlText w:val=""/>
-      <w:lvlJc w:val="left"/>
-    </w:lvl>
-    <w:lvl w:ilvl="7" w:tplc="644E90FE">
-      <w:numFmt w:val="decimal"/>
-      <w:lvlText w:val=""/>
-      <w:lvlJc w:val="left"/>
-    </w:lvl>
-    <w:lvl w:ilvl="8" w:tplc="FC32981E">
+    <w:lvl w:ilvl="8" w:tplc="927665E8">
       <w:numFmt w:val="decimal"/>
       <w:lvlText w:val=""/>
       <w:lvlJc w:val="left"/>
     </w:lvl>
   </w:abstractNum>
   <w:abstractNum w:abstractNumId="4" w15:restartNumberingAfterBreak="0">
-    <w:nsid w:val="326B6243"/>
+    <w:nsid w:val="2D084AC8"/>
     <w:multiLevelType w:val="hybridMultilevel"/>
-    <w:tmpl w:val="CC2C52BE"/>
-    <w:lvl w:ilvl="0" w:tplc="C000495A">
+    <w:tmpl w:val="3E4084EE"/>
+    <w:lvl w:ilvl="0" w:tplc="3F841DB4">
       <w:start w:val="1"/>
       <w:numFmt w:val="decimal"/>
       <w:lvlText w:val="%1."/>
@@ -20582,7 +20582,7 @@
         <w:ind w:left="360" w:hanging="300"/>
       </w:pPr>
     </w:lvl>
-    <w:lvl w:ilvl="1" w:tplc="688E70A4" w:tentative="1">
+    <w:lvl w:ilvl="1" w:tplc="F1D6683A" w:tentative="1">
       <w:start w:val="1"/>
       <w:numFmt w:val="lowerLetter"/>
       <w:lvlText w:val="%2."/>
@@ -20591,47 +20591,47 @@
         <w:ind w:left="720" w:hanging="300"/>
       </w:pPr>
     </w:lvl>
-    <w:lvl w:ilvl="2" w:tplc="A68A8532">
+    <w:lvl w:ilvl="2" w:tplc="DE7CB5F8">
       <w:numFmt w:val="decimal"/>
       <w:lvlText w:val=""/>
       <w:lvlJc w:val="left"/>
     </w:lvl>
-    <w:lvl w:ilvl="3" w:tplc="3B76914A">
+    <w:lvl w:ilvl="3" w:tplc="7C4257AE">
       <w:numFmt w:val="decimal"/>
       <w:lvlText w:val=""/>
       <w:lvlJc w:val="left"/>
     </w:lvl>
-    <w:lvl w:ilvl="4" w:tplc="63C4AAAE">
+    <w:lvl w:ilvl="4" w:tplc="2158B15C">
       <w:numFmt w:val="decimal"/>
       <w:lvlText w:val=""/>
       <w:lvlJc w:val="left"/>
     </w:lvl>
-    <w:lvl w:ilvl="5" w:tplc="5E00C25A">
+    <w:lvl w:ilvl="5" w:tplc="C9462A42">
       <w:numFmt w:val="decimal"/>
       <w:lvlText w:val=""/>
       <w:lvlJc w:val="left"/>
     </w:lvl>
-    <w:lvl w:ilvl="6" w:tplc="8CF0391C">
+    <w:lvl w:ilvl="6" w:tplc="77CA1A42">
       <w:numFmt w:val="decimal"/>
       <w:lvlText w:val=""/>
       <w:lvlJc w:val="left"/>
     </w:lvl>
-    <w:lvl w:ilvl="7" w:tplc="6EE0F3EC">
+    <w:lvl w:ilvl="7" w:tplc="D9C87AF2">
       <w:numFmt w:val="decimal"/>
       <w:lvlText w:val=""/>
       <w:lvlJc w:val="left"/>
     </w:lvl>
-    <w:lvl w:ilvl="8" w:tplc="60784334">
+    <w:lvl w:ilvl="8" w:tplc="005AEE5C">
       <w:numFmt w:val="decimal"/>
       <w:lvlText w:val=""/>
       <w:lvlJc w:val="left"/>
     </w:lvl>
   </w:abstractNum>
   <w:abstractNum w:abstractNumId="5" w15:restartNumberingAfterBreak="0">
-    <w:nsid w:val="35D32FE4"/>
+    <w:nsid w:val="30AC0387"/>
     <w:multiLevelType w:val="hybridMultilevel"/>
-    <w:tmpl w:val="12B61214"/>
-    <w:lvl w:ilvl="0" w:tplc="F872F4BA">
+    <w:tmpl w:val="0C6E302A"/>
+    <w:lvl w:ilvl="0" w:tplc="322A064E">
       <w:start w:val="1"/>
       <w:numFmt w:val="decimal"/>
       <w:lvlText w:val="%1."/>
@@ -20640,7 +20640,7 @@
         <w:ind w:left="360" w:hanging="300"/>
       </w:pPr>
     </w:lvl>
-    <w:lvl w:ilvl="1" w:tplc="046E37CC" w:tentative="1">
+    <w:lvl w:ilvl="1" w:tplc="191A7926" w:tentative="1">
       <w:start w:val="1"/>
       <w:numFmt w:val="lowerLetter"/>
       <w:lvlText w:val="%2."/>
@@ -20649,47 +20649,47 @@
         <w:ind w:left="720" w:hanging="300"/>
       </w:pPr>
     </w:lvl>
-    <w:lvl w:ilvl="2" w:tplc="F6386824">
+    <w:lvl w:ilvl="2" w:tplc="24AA09FA">
       <w:numFmt w:val="decimal"/>
       <w:lvlText w:val=""/>
       <w:lvlJc w:val="left"/>
     </w:lvl>
-    <w:lvl w:ilvl="3" w:tplc="9FE80F38">
+    <w:lvl w:ilvl="3" w:tplc="FE1E66D2">
       <w:numFmt w:val="decimal"/>
       <w:lvlText w:val=""/>
       <w:lvlJc w:val="left"/>
     </w:lvl>
-    <w:lvl w:ilvl="4" w:tplc="15E8D4A6">
+    <w:lvl w:ilvl="4" w:tplc="021AE590">
       <w:numFmt w:val="decimal"/>
       <w:lvlText w:val=""/>
       <w:lvlJc w:val="left"/>
     </w:lvl>
-    <w:lvl w:ilvl="5" w:tplc="7FCC1DF2">
+    <w:lvl w:ilvl="5" w:tplc="7D8CC1DA">
       <w:numFmt w:val="decimal"/>
       <w:lvlText w:val=""/>
       <w:lvlJc w:val="left"/>
     </w:lvl>
-    <w:lvl w:ilvl="6" w:tplc="29B44E54">
+    <w:lvl w:ilvl="6" w:tplc="53348978">
       <w:numFmt w:val="decimal"/>
       <w:lvlText w:val=""/>
       <w:lvlJc w:val="left"/>
     </w:lvl>
-    <w:lvl w:ilvl="7" w:tplc="6A30298E">
+    <w:lvl w:ilvl="7" w:tplc="643CE082">
       <w:numFmt w:val="decimal"/>
       <w:lvlText w:val=""/>
       <w:lvlJc w:val="left"/>
     </w:lvl>
-    <w:lvl w:ilvl="8" w:tplc="A25419BC">
+    <w:lvl w:ilvl="8" w:tplc="7624CE08">
       <w:numFmt w:val="decimal"/>
       <w:lvlText w:val=""/>
       <w:lvlJc w:val="left"/>
     </w:lvl>
   </w:abstractNum>
   <w:abstractNum w:abstractNumId="6" w15:restartNumberingAfterBreak="0">
-    <w:nsid w:val="4D947B3F"/>
+    <w:nsid w:val="482D35F6"/>
     <w:multiLevelType w:val="hybridMultilevel"/>
-    <w:tmpl w:val="DE8C2784"/>
-    <w:lvl w:ilvl="0" w:tplc="48F2FAD8">
+    <w:tmpl w:val="D1BCD47E"/>
+    <w:lvl w:ilvl="0" w:tplc="A828A81A">
       <w:start w:val="1"/>
       <w:numFmt w:val="decimal"/>
       <w:lvlText w:val="%1."/>
@@ -20698,7 +20698,7 @@
         <w:ind w:left="360" w:hanging="300"/>
       </w:pPr>
     </w:lvl>
-    <w:lvl w:ilvl="1" w:tplc="E17027BC" w:tentative="1">
+    <w:lvl w:ilvl="1" w:tplc="64A0D92A" w:tentative="1">
       <w:start w:val="1"/>
       <w:numFmt w:val="lowerLetter"/>
       <w:lvlText w:val="%2."/>
@@ -20707,47 +20707,47 @@
         <w:ind w:left="720" w:hanging="300"/>
       </w:pPr>
     </w:lvl>
-    <w:lvl w:ilvl="2" w:tplc="C3982626">
+    <w:lvl w:ilvl="2" w:tplc="CC323ECE">
       <w:numFmt w:val="decimal"/>
       <w:lvlText w:val=""/>
       <w:lvlJc w:val="left"/>
     </w:lvl>
-    <w:lvl w:ilvl="3" w:tplc="F2B469AC">
+    <w:lvl w:ilvl="3" w:tplc="EC96EC94">
       <w:numFmt w:val="decimal"/>
       <w:lvlText w:val=""/>
       <w:lvlJc w:val="left"/>
     </w:lvl>
-    <w:lvl w:ilvl="4" w:tplc="77022B4A">
+    <w:lvl w:ilvl="4" w:tplc="6B2C198C">
       <w:numFmt w:val="decimal"/>
       <w:lvlText w:val=""/>
       <w:lvlJc w:val="left"/>
     </w:lvl>
-    <w:lvl w:ilvl="5" w:tplc="1B5E54E8">
+    <w:lvl w:ilvl="5" w:tplc="707CE790">
       <w:numFmt w:val="decimal"/>
       <w:lvlText w:val=""/>
       <w:lvlJc w:val="left"/>
     </w:lvl>
-    <w:lvl w:ilvl="6" w:tplc="9D6483E8">
+    <w:lvl w:ilvl="6" w:tplc="FEC800CA">
       <w:numFmt w:val="decimal"/>
       <w:lvlText w:val=""/>
       <w:lvlJc w:val="left"/>
     </w:lvl>
-    <w:lvl w:ilvl="7" w:tplc="04FEE6C2">
+    <w:lvl w:ilvl="7" w:tplc="B644FBC4">
       <w:numFmt w:val="decimal"/>
       <w:lvlText w:val=""/>
       <w:lvlJc w:val="left"/>
     </w:lvl>
-    <w:lvl w:ilvl="8" w:tplc="29DE981E">
+    <w:lvl w:ilvl="8" w:tplc="14B48708">
       <w:numFmt w:val="decimal"/>
       <w:lvlText w:val=""/>
       <w:lvlJc w:val="left"/>
     </w:lvl>
   </w:abstractNum>
   <w:abstractNum w:abstractNumId="7" w15:restartNumberingAfterBreak="0">
-    <w:nsid w:val="658B42CF"/>
+    <w:nsid w:val="5C1550FF"/>
     <w:multiLevelType w:val="hybridMultilevel"/>
-    <w:tmpl w:val="5CE42CC4"/>
-    <w:lvl w:ilvl="0" w:tplc="D91EE708">
+    <w:tmpl w:val="FF389896"/>
+    <w:lvl w:ilvl="0" w:tplc="6088AD7C">
       <w:start w:val="1"/>
       <w:numFmt w:val="decimal"/>
       <w:lvlText w:val="%1."/>
@@ -20756,7 +20756,7 @@
         <w:ind w:left="360" w:hanging="300"/>
       </w:pPr>
     </w:lvl>
-    <w:lvl w:ilvl="1" w:tplc="DDCA19C0" w:tentative="1">
+    <w:lvl w:ilvl="1" w:tplc="24260BC6" w:tentative="1">
       <w:start w:val="1"/>
       <w:numFmt w:val="lowerLetter"/>
       <w:lvlText w:val="%2."/>
@@ -20765,47 +20765,47 @@
         <w:ind w:left="720" w:hanging="300"/>
       </w:pPr>
     </w:lvl>
-    <w:lvl w:ilvl="2" w:tplc="273A2CC8">
+    <w:lvl w:ilvl="2" w:tplc="E4C27560">
       <w:numFmt w:val="decimal"/>
       <w:lvlText w:val=""/>
       <w:lvlJc w:val="left"/>
     </w:lvl>
-    <w:lvl w:ilvl="3" w:tplc="7884E2A8">
+    <w:lvl w:ilvl="3" w:tplc="455C51AA">
       <w:numFmt w:val="decimal"/>
       <w:lvlText w:val=""/>
       <w:lvlJc w:val="left"/>
     </w:lvl>
-    <w:lvl w:ilvl="4" w:tplc="CE5057FE">
+    <w:lvl w:ilvl="4" w:tplc="52364C8E">
       <w:numFmt w:val="decimal"/>
       <w:lvlText w:val=""/>
       <w:lvlJc w:val="left"/>
     </w:lvl>
-    <w:lvl w:ilvl="5" w:tplc="1CA407DA">
+    <w:lvl w:ilvl="5" w:tplc="34B6848C">
       <w:numFmt w:val="decimal"/>
       <w:lvlText w:val=""/>
       <w:lvlJc w:val="left"/>
     </w:lvl>
-    <w:lvl w:ilvl="6" w:tplc="A05A0E62">
+    <w:lvl w:ilvl="6" w:tplc="77A4515E">
       <w:numFmt w:val="decimal"/>
       <w:lvlText w:val=""/>
       <w:lvlJc w:val="left"/>
     </w:lvl>
-    <w:lvl w:ilvl="7" w:tplc="2904C226">
+    <w:lvl w:ilvl="7" w:tplc="008A0BAC">
       <w:numFmt w:val="decimal"/>
       <w:lvlText w:val=""/>
       <w:lvlJc w:val="left"/>
     </w:lvl>
-    <w:lvl w:ilvl="8" w:tplc="A7A62610">
+    <w:lvl w:ilvl="8" w:tplc="49B6338C">
       <w:numFmt w:val="decimal"/>
       <w:lvlText w:val=""/>
       <w:lvlJc w:val="left"/>
     </w:lvl>
   </w:abstractNum>
   <w:abstractNum w:abstractNumId="8" w15:restartNumberingAfterBreak="0">
-    <w:nsid w:val="79EA6473"/>
+    <w:nsid w:val="73A96EF4"/>
     <w:multiLevelType w:val="hybridMultilevel"/>
-    <w:tmpl w:val="BED23124"/>
-    <w:lvl w:ilvl="0" w:tplc="AFCA8FA6">
+    <w:tmpl w:val="BD76C890"/>
+    <w:lvl w:ilvl="0" w:tplc="DD36F642">
       <w:start w:val="1"/>
       <w:numFmt w:val="decimal"/>
       <w:lvlText w:val="%1."/>
@@ -20814,7 +20814,7 @@
         <w:ind w:left="360" w:hanging="300"/>
       </w:pPr>
     </w:lvl>
-    <w:lvl w:ilvl="1" w:tplc="41BADFF4" w:tentative="1">
+    <w:lvl w:ilvl="1" w:tplc="FCFE2CA0" w:tentative="1">
       <w:start w:val="1"/>
       <w:numFmt w:val="lowerLetter"/>
       <w:lvlText w:val="%2."/>
@@ -20823,92 +20823,92 @@
         <w:ind w:left="720" w:hanging="300"/>
       </w:pPr>
     </w:lvl>
-    <w:lvl w:ilvl="2" w:tplc="21809310">
+    <w:lvl w:ilvl="2" w:tplc="50A2CDDE">
       <w:numFmt w:val="decimal"/>
       <w:lvlText w:val=""/>
       <w:lvlJc w:val="left"/>
     </w:lvl>
-    <w:lvl w:ilvl="3" w:tplc="6DEEE730">
+    <w:lvl w:ilvl="3" w:tplc="54BE80AC">
       <w:numFmt w:val="decimal"/>
       <w:lvlText w:val=""/>
       <w:lvlJc w:val="left"/>
     </w:lvl>
-    <w:lvl w:ilvl="4" w:tplc="CC5A182A">
+    <w:lvl w:ilvl="4" w:tplc="AD6A376A">
       <w:numFmt w:val="decimal"/>
       <w:lvlText w:val=""/>
       <w:lvlJc w:val="left"/>
     </w:lvl>
-    <w:lvl w:ilvl="5" w:tplc="42727280">
+    <w:lvl w:ilvl="5" w:tplc="2C4CC8AC">
       <w:numFmt w:val="decimal"/>
       <w:lvlText w:val=""/>
       <w:lvlJc w:val="left"/>
     </w:lvl>
-    <w:lvl w:ilvl="6" w:tplc="13225EE4">
+    <w:lvl w:ilvl="6" w:tplc="E39459B2">
       <w:numFmt w:val="decimal"/>
       <w:lvlText w:val=""/>
       <w:lvlJc w:val="left"/>
     </w:lvl>
-    <w:lvl w:ilvl="7" w:tplc="B6DA674A">
+    <w:lvl w:ilvl="7" w:tplc="9C38B362">
       <w:numFmt w:val="decimal"/>
       <w:lvlText w:val=""/>
       <w:lvlJc w:val="left"/>
     </w:lvl>
-    <w:lvl w:ilvl="8" w:tplc="0FB015CC">
+    <w:lvl w:ilvl="8" w:tplc="518A863A">
       <w:numFmt w:val="decimal"/>
       <w:lvlText w:val=""/>
       <w:lvlJc w:val="left"/>
     </w:lvl>
   </w:abstractNum>
-  <w:num w:numId="1" w16cid:durableId="215513750">
+  <w:num w:numId="1" w16cid:durableId="133064953">
+    <w:abstractNumId w:val="2"/>
+    <w:lvlOverride w:ilvl="0">
+      <w:startOverride w:val="1"/>
+    </w:lvlOverride>
+  </w:num>
+  <w:num w:numId="2" w16cid:durableId="1255089229">
+    <w:abstractNumId w:val="0"/>
+    <w:lvlOverride w:ilvl="0">
+      <w:startOverride w:val="1"/>
+    </w:lvlOverride>
+  </w:num>
+  <w:num w:numId="3" w16cid:durableId="2065325455">
+    <w:abstractNumId w:val="8"/>
+    <w:lvlOverride w:ilvl="0">
+      <w:startOverride w:val="1"/>
+    </w:lvlOverride>
+  </w:num>
+  <w:num w:numId="4" w16cid:durableId="400758741">
+    <w:abstractNumId w:val="3"/>
+    <w:lvlOverride w:ilvl="0">
+      <w:startOverride w:val="1"/>
+    </w:lvlOverride>
+  </w:num>
+  <w:num w:numId="5" w16cid:durableId="1668049420">
+    <w:abstractNumId w:val="7"/>
+    <w:lvlOverride w:ilvl="0">
+      <w:startOverride w:val="1"/>
+    </w:lvlOverride>
+  </w:num>
+  <w:num w:numId="6" w16cid:durableId="1809935629">
     <w:abstractNumId w:val="1"/>
     <w:lvlOverride w:ilvl="0">
       <w:startOverride w:val="1"/>
     </w:lvlOverride>
   </w:num>
-  <w:num w:numId="2" w16cid:durableId="822740728">
-    <w:abstractNumId w:val="3"/>
+  <w:num w:numId="7" w16cid:durableId="865412244">
+    <w:abstractNumId w:val="6"/>
     <w:lvlOverride w:ilvl="0">
       <w:startOverride w:val="1"/>
     </w:lvlOverride>
   </w:num>
-  <w:num w:numId="3" w16cid:durableId="1623461569">
-    <w:abstractNumId w:val="7"/>
-    <w:lvlOverride w:ilvl="0">
-      <w:startOverride w:val="1"/>
-    </w:lvlOverride>
-  </w:num>
-  <w:num w:numId="4" w16cid:durableId="888691028">
-    <w:abstractNumId w:val="4"/>
-    <w:lvlOverride w:ilvl="0">
-      <w:startOverride w:val="1"/>
-    </w:lvlOverride>
-  </w:num>
-  <w:num w:numId="5" w16cid:durableId="512259157">
-    <w:abstractNumId w:val="2"/>
-    <w:lvlOverride w:ilvl="0">
-      <w:startOverride w:val="1"/>
-    </w:lvlOverride>
-  </w:num>
-  <w:num w:numId="6" w16cid:durableId="173303858">
-    <w:abstractNumId w:val="0"/>
-    <w:lvlOverride w:ilvl="0">
-      <w:startOverride w:val="1"/>
-    </w:lvlOverride>
-  </w:num>
-  <w:num w:numId="7" w16cid:durableId="54134481">
+  <w:num w:numId="8" w16cid:durableId="1423842308">
     <w:abstractNumId w:val="5"/>
     <w:lvlOverride w:ilvl="0">
       <w:startOverride w:val="1"/>
     </w:lvlOverride>
   </w:num>
-  <w:num w:numId="8" w16cid:durableId="1838426290">
-    <w:abstractNumId w:val="6"/>
-    <w:lvlOverride w:ilvl="0">
-      <w:startOverride w:val="1"/>
-    </w:lvlOverride>
-  </w:num>
-  <w:num w:numId="9" w16cid:durableId="1305501660">
-    <w:abstractNumId w:val="8"/>
+  <w:num w:numId="9" w16cid:durableId="954365966">
+    <w:abstractNumId w:val="4"/>
     <w:lvlOverride w:ilvl="0">
       <w:startOverride w:val="1"/>
     </w:lvlOverride>
@@ -21588,7 +21588,7 @@
     <w:autoRedefine/>
     <w:uiPriority w:val="39"/>
     <w:unhideWhenUsed/>
-    <w:rsid w:val="00734ABC"/>
+    <w:rsid w:val="003B6EDD"/>
     <w:pPr>
       <w:spacing w:after="100"/>
     </w:pPr>
@@ -21600,7 +21600,7 @@
     <w:autoRedefine/>
     <w:uiPriority w:val="39"/>
     <w:unhideWhenUsed/>
-    <w:rsid w:val="00734ABC"/>
+    <w:rsid w:val="003B6EDD"/>
     <w:pPr>
       <w:spacing w:after="100"/>
       <w:ind w:left="210"/>

--- a/discoverer-neo/docs/user-guide/manual/Discoverer-Neo-MANAGER-Guide-Full-es-ES.docx
+++ b/discoverer-neo/docs/user-guide/manual/Discoverer-Neo-MANAGER-Guide-Full-es-ES.docx
@@ -54,7 +54,7 @@
           <w:sz w:val="22"/>
           <w:szCs w:val="22"/>
         </w:rPr>
-        <w:t>Versión 2.1.1</w:t>
+        <w:t>Versión 2.2.0</w:t>
       </w:r>
     </w:p>
     <w:p>
@@ -74,7 +74,7 @@
     <w:sdt>
       <w:sdtPr>
         <w:alias w:val="Índice"/>
-        <w:id w:val="-8536252"/>
+        <w:id w:val="-1580442190"/>
       </w:sdtPr>
       <w:sdtEndPr/>
       <w:sdtContent>
@@ -102,7 +102,7 @@
           <w:r>
             <w:fldChar w:fldCharType="separate"/>
           </w:r>
-          <w:hyperlink w:anchor="_Toc241748209" w:history="1">
+          <w:hyperlink w:anchor="_Toc241848444" w:history="1">
             <w:r>
               <w:rPr>
                 <w:rStyle w:val="Hiperligao"/>
@@ -126,7 +126,7 @@
               <w:rPr>
                 <w:noProof/>
               </w:rPr>
-              <w:instrText xml:space="preserve"> PAGEREF _Toc241748209 \h </w:instrText>
+              <w:instrText xml:space="preserve"> PAGEREF _Toc241848444 \h </w:instrText>
             </w:r>
             <w:r>
               <w:rPr>
@@ -168,7 +168,7 @@
               <w14:ligatures w14:val="standardContextual"/>
             </w:rPr>
           </w:pPr>
-          <w:hyperlink w:anchor="_Toc241748210" w:history="1">
+          <w:hyperlink w:anchor="_Toc241848445" w:history="1">
             <w:r>
               <w:rPr>
                 <w:rStyle w:val="Hiperligao"/>
@@ -192,7 +192,7 @@
               <w:rPr>
                 <w:noProof/>
               </w:rPr>
-              <w:instrText xml:space="preserve"> PAGEREF _Toc241748210 \h </w:instrText>
+              <w:instrText xml:space="preserve"> PAGEREF _Toc241848445 \h </w:instrText>
             </w:r>
             <w:r>
               <w:rPr>
@@ -234,7 +234,7 @@
               <w14:ligatures w14:val="standardContextual"/>
             </w:rPr>
           </w:pPr>
-          <w:hyperlink w:anchor="_Toc241748211" w:history="1">
+          <w:hyperlink w:anchor="_Toc241848446" w:history="1">
             <w:r>
               <w:rPr>
                 <w:rStyle w:val="Hiperligao"/>
@@ -258,7 +258,7 @@
               <w:rPr>
                 <w:noProof/>
               </w:rPr>
-              <w:instrText xml:space="preserve"> PAGEREF _Toc241748211 \h </w:instrText>
+              <w:instrText xml:space="preserve"> PAGEREF _Toc241848446 \h </w:instrText>
             </w:r>
             <w:r>
               <w:rPr>
@@ -300,7 +300,7 @@
               <w14:ligatures w14:val="standardContextual"/>
             </w:rPr>
           </w:pPr>
-          <w:hyperlink w:anchor="_Toc241748212" w:history="1">
+          <w:hyperlink w:anchor="_Toc241848447" w:history="1">
             <w:r>
               <w:rPr>
                 <w:rStyle w:val="Hiperligao"/>
@@ -324,7 +324,7 @@
               <w:rPr>
                 <w:noProof/>
               </w:rPr>
-              <w:instrText xml:space="preserve"> PAGEREF _Toc241748212 \h </w:instrText>
+              <w:instrText xml:space="preserve"> PAGEREF _Toc241848447 \h </w:instrText>
             </w:r>
             <w:r>
               <w:rPr>
@@ -366,7 +366,7 @@
               <w14:ligatures w14:val="standardContextual"/>
             </w:rPr>
           </w:pPr>
-          <w:hyperlink w:anchor="_Toc241748213" w:history="1">
+          <w:hyperlink w:anchor="_Toc241848448" w:history="1">
             <w:r>
               <w:rPr>
                 <w:rStyle w:val="Hiperligao"/>
@@ -390,7 +390,7 @@
               <w:rPr>
                 <w:noProof/>
               </w:rPr>
-              <w:instrText xml:space="preserve"> PAGEREF _Toc241748213 \h </w:instrText>
+              <w:instrText xml:space="preserve"> PAGEREF _Toc241848448 \h </w:instrText>
             </w:r>
             <w:r>
               <w:rPr>
@@ -432,7 +432,7 @@
               <w14:ligatures w14:val="standardContextual"/>
             </w:rPr>
           </w:pPr>
-          <w:hyperlink w:anchor="_Toc241748214" w:history="1">
+          <w:hyperlink w:anchor="_Toc241848449" w:history="1">
             <w:r>
               <w:rPr>
                 <w:rStyle w:val="Hiperligao"/>
@@ -456,7 +456,7 @@
               <w:rPr>
                 <w:noProof/>
               </w:rPr>
-              <w:instrText xml:space="preserve"> PAGEREF _Toc241748214 \h </w:instrText>
+              <w:instrText xml:space="preserve"> PAGEREF _Toc241848449 \h </w:instrText>
             </w:r>
             <w:r>
               <w:rPr>
@@ -498,7 +498,7 @@
               <w14:ligatures w14:val="standardContextual"/>
             </w:rPr>
           </w:pPr>
-          <w:hyperlink w:anchor="_Toc241748215" w:history="1">
+          <w:hyperlink w:anchor="_Toc241848450" w:history="1">
             <w:r>
               <w:rPr>
                 <w:rStyle w:val="Hiperligao"/>
@@ -522,7 +522,7 @@
               <w:rPr>
                 <w:noProof/>
               </w:rPr>
-              <w:instrText xml:space="preserve"> PAGEREF _Toc241748215 \h </w:instrText>
+              <w:instrText xml:space="preserve"> PAGEREF _Toc241848450 \h </w:instrText>
             </w:r>
             <w:r>
               <w:rPr>
@@ -564,7 +564,7 @@
               <w14:ligatures w14:val="standardContextual"/>
             </w:rPr>
           </w:pPr>
-          <w:hyperlink w:anchor="_Toc241748216" w:history="1">
+          <w:hyperlink w:anchor="_Toc241848451" w:history="1">
             <w:r>
               <w:rPr>
                 <w:rStyle w:val="Hiperligao"/>
@@ -588,7 +588,7 @@
               <w:rPr>
                 <w:noProof/>
               </w:rPr>
-              <w:instrText xml:space="preserve"> PAGEREF _Toc241748216 \h </w:instrText>
+              <w:instrText xml:space="preserve"> PAGEREF _Toc241848451 \h </w:instrText>
             </w:r>
             <w:r>
               <w:rPr>
@@ -630,7 +630,7 @@
               <w14:ligatures w14:val="standardContextual"/>
             </w:rPr>
           </w:pPr>
-          <w:hyperlink w:anchor="_Toc241748217" w:history="1">
+          <w:hyperlink w:anchor="_Toc241848452" w:history="1">
             <w:r>
               <w:rPr>
                 <w:rStyle w:val="Hiperligao"/>
@@ -654,7 +654,7 @@
               <w:rPr>
                 <w:noProof/>
               </w:rPr>
-              <w:instrText xml:space="preserve"> PAGEREF _Toc241748217 \h </w:instrText>
+              <w:instrText xml:space="preserve"> PAGEREF _Toc241848452 \h </w:instrText>
             </w:r>
             <w:r>
               <w:rPr>
@@ -696,7 +696,7 @@
               <w14:ligatures w14:val="standardContextual"/>
             </w:rPr>
           </w:pPr>
-          <w:hyperlink w:anchor="_Toc241748218" w:history="1">
+          <w:hyperlink w:anchor="_Toc241848453" w:history="1">
             <w:r>
               <w:rPr>
                 <w:rStyle w:val="Hiperligao"/>
@@ -720,7 +720,7 @@
               <w:rPr>
                 <w:noProof/>
               </w:rPr>
-              <w:instrText xml:space="preserve"> PAGEREF _Toc241748218 \h </w:instrText>
+              <w:instrText xml:space="preserve"> PAGEREF _Toc241848453 \h </w:instrText>
             </w:r>
             <w:r>
               <w:rPr>
@@ -762,7 +762,7 @@
               <w14:ligatures w14:val="standardContextual"/>
             </w:rPr>
           </w:pPr>
-          <w:hyperlink w:anchor="_Toc241748219" w:history="1">
+          <w:hyperlink w:anchor="_Toc241848454" w:history="1">
             <w:r>
               <w:rPr>
                 <w:rStyle w:val="Hiperligao"/>
@@ -786,7 +786,7 @@
               <w:rPr>
                 <w:noProof/>
               </w:rPr>
-              <w:instrText xml:space="preserve"> PAGEREF _Toc241748219 \h </w:instrText>
+              <w:instrText xml:space="preserve"> PAGEREF _Toc241848454 \h </w:instrText>
             </w:r>
             <w:r>
               <w:rPr>
@@ -828,7 +828,7 @@
               <w14:ligatures w14:val="standardContextual"/>
             </w:rPr>
           </w:pPr>
-          <w:hyperlink w:anchor="_Toc241748220" w:history="1">
+          <w:hyperlink w:anchor="_Toc241848455" w:history="1">
             <w:r>
               <w:rPr>
                 <w:rStyle w:val="Hiperligao"/>
@@ -852,7 +852,7 @@
               <w:rPr>
                 <w:noProof/>
               </w:rPr>
-              <w:instrText xml:space="preserve"> PAGEREF _Toc241748220 \h </w:instrText>
+              <w:instrText xml:space="preserve"> PAGEREF _Toc241848455 \h </w:instrText>
             </w:r>
             <w:r>
               <w:rPr>
@@ -894,7 +894,7 @@
               <w14:ligatures w14:val="standardContextual"/>
             </w:rPr>
           </w:pPr>
-          <w:hyperlink w:anchor="_Toc241748221" w:history="1">
+          <w:hyperlink w:anchor="_Toc241848456" w:history="1">
             <w:r>
               <w:rPr>
                 <w:rStyle w:val="Hiperligao"/>
@@ -918,7 +918,7 @@
               <w:rPr>
                 <w:noProof/>
               </w:rPr>
-              <w:instrText xml:space="preserve"> PAGEREF _Toc241748221 \h </w:instrText>
+              <w:instrText xml:space="preserve"> PAGEREF _Toc241848456 \h </w:instrText>
             </w:r>
             <w:r>
               <w:rPr>
@@ -960,7 +960,7 @@
               <w14:ligatures w14:val="standardContextual"/>
             </w:rPr>
           </w:pPr>
-          <w:hyperlink w:anchor="_Toc241748222" w:history="1">
+          <w:hyperlink w:anchor="_Toc241848457" w:history="1">
             <w:r>
               <w:rPr>
                 <w:rStyle w:val="Hiperligao"/>
@@ -984,7 +984,7 @@
               <w:rPr>
                 <w:noProof/>
               </w:rPr>
-              <w:instrText xml:space="preserve"> PAGEREF _Toc241748222 \h </w:instrText>
+              <w:instrText xml:space="preserve"> PAGEREF _Toc241848457 \h </w:instrText>
             </w:r>
             <w:r>
               <w:rPr>
@@ -1026,7 +1026,7 @@
               <w14:ligatures w14:val="standardContextual"/>
             </w:rPr>
           </w:pPr>
-          <w:hyperlink w:anchor="_Toc241748223" w:history="1">
+          <w:hyperlink w:anchor="_Toc241848458" w:history="1">
             <w:r>
               <w:rPr>
                 <w:rStyle w:val="Hiperligao"/>
@@ -1050,7 +1050,7 @@
               <w:rPr>
                 <w:noProof/>
               </w:rPr>
-              <w:instrText xml:space="preserve"> PAGEREF _Toc241748223 \h </w:instrText>
+              <w:instrText xml:space="preserve"> PAGEREF _Toc241848458 \h </w:instrText>
             </w:r>
             <w:r>
               <w:rPr>
@@ -1092,7 +1092,7 @@
               <w14:ligatures w14:val="standardContextual"/>
             </w:rPr>
           </w:pPr>
-          <w:hyperlink w:anchor="_Toc241748224" w:history="1">
+          <w:hyperlink w:anchor="_Toc241848459" w:history="1">
             <w:r>
               <w:rPr>
                 <w:rStyle w:val="Hiperligao"/>
@@ -1116,7 +1116,7 @@
               <w:rPr>
                 <w:noProof/>
               </w:rPr>
-              <w:instrText xml:space="preserve"> PAGEREF _Toc241748224 \h </w:instrText>
+              <w:instrText xml:space="preserve"> PAGEREF _Toc241848459 \h </w:instrText>
             </w:r>
             <w:r>
               <w:rPr>
@@ -1158,7 +1158,7 @@
               <w14:ligatures w14:val="standardContextual"/>
             </w:rPr>
           </w:pPr>
-          <w:hyperlink w:anchor="_Toc241748225" w:history="1">
+          <w:hyperlink w:anchor="_Toc241848460" w:history="1">
             <w:r>
               <w:rPr>
                 <w:rStyle w:val="Hiperligao"/>
@@ -1182,7 +1182,7 @@
               <w:rPr>
                 <w:noProof/>
               </w:rPr>
-              <w:instrText xml:space="preserve"> PAGEREF _Toc241748225 \h </w:instrText>
+              <w:instrText xml:space="preserve"> PAGEREF _Toc241848460 \h </w:instrText>
             </w:r>
             <w:r>
               <w:rPr>
@@ -1224,7 +1224,7 @@
               <w14:ligatures w14:val="standardContextual"/>
             </w:rPr>
           </w:pPr>
-          <w:hyperlink w:anchor="_Toc241748226" w:history="1">
+          <w:hyperlink w:anchor="_Toc241848461" w:history="1">
             <w:r>
               <w:rPr>
                 <w:rStyle w:val="Hiperligao"/>
@@ -1248,7 +1248,7 @@
               <w:rPr>
                 <w:noProof/>
               </w:rPr>
-              <w:instrText xml:space="preserve"> PAGEREF _Toc241748226 \h </w:instrText>
+              <w:instrText xml:space="preserve"> PAGEREF _Toc241848461 \h </w:instrText>
             </w:r>
             <w:r>
               <w:rPr>
@@ -1265,7 +1265,7 @@
               <w:rPr>
                 <w:noProof/>
               </w:rPr>
-              <w:t>14</w:t>
+              <w:t>15</w:t>
             </w:r>
             <w:r>
               <w:rPr>
@@ -1290,7 +1290,7 @@
               <w14:ligatures w14:val="standardContextual"/>
             </w:rPr>
           </w:pPr>
-          <w:hyperlink w:anchor="_Toc241748227" w:history="1">
+          <w:hyperlink w:anchor="_Toc241848462" w:history="1">
             <w:r>
               <w:rPr>
                 <w:rStyle w:val="Hiperligao"/>
@@ -1314,7 +1314,7 @@
               <w:rPr>
                 <w:noProof/>
               </w:rPr>
-              <w:instrText xml:space="preserve"> PAGEREF _Toc241748227 \h </w:instrText>
+              <w:instrText xml:space="preserve"> PAGEREF _Toc241848462 \h </w:instrText>
             </w:r>
             <w:r>
               <w:rPr>
@@ -1356,7 +1356,7 @@
               <w14:ligatures w14:val="standardContextual"/>
             </w:rPr>
           </w:pPr>
-          <w:hyperlink w:anchor="_Toc241748228" w:history="1">
+          <w:hyperlink w:anchor="_Toc241848463" w:history="1">
             <w:r>
               <w:rPr>
                 <w:rStyle w:val="Hiperligao"/>
@@ -1380,7 +1380,7 @@
               <w:rPr>
                 <w:noProof/>
               </w:rPr>
-              <w:instrText xml:space="preserve"> PAGEREF _Toc241748228 \h </w:instrText>
+              <w:instrText xml:space="preserve"> PAGEREF _Toc241848463 \h </w:instrText>
             </w:r>
             <w:r>
               <w:rPr>
@@ -1422,7 +1422,7 @@
               <w14:ligatures w14:val="standardContextual"/>
             </w:rPr>
           </w:pPr>
-          <w:hyperlink w:anchor="_Toc241748229" w:history="1">
+          <w:hyperlink w:anchor="_Toc241848464" w:history="1">
             <w:r>
               <w:rPr>
                 <w:rStyle w:val="Hiperligao"/>
@@ -1446,7 +1446,7 @@
               <w:rPr>
                 <w:noProof/>
               </w:rPr>
-              <w:instrText xml:space="preserve"> PAGEREF _Toc241748229 \h </w:instrText>
+              <w:instrText xml:space="preserve"> PAGEREF _Toc241848464 \h </w:instrText>
             </w:r>
             <w:r>
               <w:rPr>
@@ -1488,7 +1488,7 @@
               <w14:ligatures w14:val="standardContextual"/>
             </w:rPr>
           </w:pPr>
-          <w:hyperlink w:anchor="_Toc241748230" w:history="1">
+          <w:hyperlink w:anchor="_Toc241848465" w:history="1">
             <w:r>
               <w:rPr>
                 <w:rStyle w:val="Hiperligao"/>
@@ -1512,7 +1512,7 @@
               <w:rPr>
                 <w:noProof/>
               </w:rPr>
-              <w:instrText xml:space="preserve"> PAGEREF _Toc241748230 \h </w:instrText>
+              <w:instrText xml:space="preserve"> PAGEREF _Toc241848465 \h </w:instrText>
             </w:r>
             <w:r>
               <w:rPr>
@@ -1554,7 +1554,7 @@
               <w14:ligatures w14:val="standardContextual"/>
             </w:rPr>
           </w:pPr>
-          <w:hyperlink w:anchor="_Toc241748231" w:history="1">
+          <w:hyperlink w:anchor="_Toc241848466" w:history="1">
             <w:r>
               <w:rPr>
                 <w:rStyle w:val="Hiperligao"/>
@@ -1578,7 +1578,7 @@
               <w:rPr>
                 <w:noProof/>
               </w:rPr>
-              <w:instrText xml:space="preserve"> PAGEREF _Toc241748231 \h </w:instrText>
+              <w:instrText xml:space="preserve"> PAGEREF _Toc241848466 \h </w:instrText>
             </w:r>
             <w:r>
               <w:rPr>
@@ -1620,7 +1620,7 @@
               <w14:ligatures w14:val="standardContextual"/>
             </w:rPr>
           </w:pPr>
-          <w:hyperlink w:anchor="_Toc241748232" w:history="1">
+          <w:hyperlink w:anchor="_Toc241848467" w:history="1">
             <w:r>
               <w:rPr>
                 <w:rStyle w:val="Hiperligao"/>
@@ -1644,7 +1644,7 @@
               <w:rPr>
                 <w:noProof/>
               </w:rPr>
-              <w:instrText xml:space="preserve"> PAGEREF _Toc241748232 \h </w:instrText>
+              <w:instrText xml:space="preserve"> PAGEREF _Toc241848467 \h </w:instrText>
             </w:r>
             <w:r>
               <w:rPr>
@@ -1686,7 +1686,7 @@
               <w14:ligatures w14:val="standardContextual"/>
             </w:rPr>
           </w:pPr>
-          <w:hyperlink w:anchor="_Toc241748233" w:history="1">
+          <w:hyperlink w:anchor="_Toc241848468" w:history="1">
             <w:r>
               <w:rPr>
                 <w:rStyle w:val="Hiperligao"/>
@@ -1710,7 +1710,7 @@
               <w:rPr>
                 <w:noProof/>
               </w:rPr>
-              <w:instrText xml:space="preserve"> PAGEREF _Toc241748233 \h </w:instrText>
+              <w:instrText xml:space="preserve"> PAGEREF _Toc241848468 \h </w:instrText>
             </w:r>
             <w:r>
               <w:rPr>
@@ -1752,12 +1752,78 @@
               <w14:ligatures w14:val="standardContextual"/>
             </w:rPr>
           </w:pPr>
-          <w:hyperlink w:anchor="_Toc241748234" w:history="1">
+          <w:hyperlink w:anchor="_Toc241848469" w:history="1">
             <w:r>
               <w:rPr>
                 <w:rStyle w:val="Hiperligao"/>
                 <w:noProof/>
               </w:rPr>
+              <w:t>Parámetros que siguen la fecha de ejecución</w:t>
+            </w:r>
+            <w:r>
+              <w:rPr>
+                <w:noProof/>
+              </w:rPr>
+              <w:tab/>
+            </w:r>
+            <w:r>
+              <w:rPr>
+                <w:noProof/>
+              </w:rPr>
+              <w:fldChar w:fldCharType="begin"/>
+            </w:r>
+            <w:r>
+              <w:rPr>
+                <w:noProof/>
+              </w:rPr>
+              <w:instrText xml:space="preserve"> PAGEREF _Toc241848469 \h </w:instrText>
+            </w:r>
+            <w:r>
+              <w:rPr>
+                <w:noProof/>
+              </w:rPr>
+            </w:r>
+            <w:r>
+              <w:rPr>
+                <w:noProof/>
+              </w:rPr>
+              <w:fldChar w:fldCharType="separate"/>
+            </w:r>
+            <w:r>
+              <w:rPr>
+                <w:noProof/>
+              </w:rPr>
+              <w:t>22</w:t>
+            </w:r>
+            <w:r>
+              <w:rPr>
+                <w:noProof/>
+              </w:rPr>
+              <w:fldChar w:fldCharType="end"/>
+            </w:r>
+          </w:hyperlink>
+        </w:p>
+        <w:p>
+          <w:pPr>
+            <w:pStyle w:val="ndice2"/>
+            <w:tabs>
+              <w:tab w:val="right" w:leader="dot" w:pos="9016"/>
+            </w:tabs>
+            <w:rPr>
+              <w:rFonts w:asciiTheme="minorHAnsi" w:eastAsiaTheme="minorEastAsia" w:hAnsiTheme="minorHAnsi" w:cstheme="minorBidi"/>
+              <w:noProof/>
+              <w:kern w:val="2"/>
+              <w:sz w:val="24"/>
+              <w:szCs w:val="24"/>
+              <w14:ligatures w14:val="standardContextual"/>
+            </w:rPr>
+          </w:pPr>
+          <w:hyperlink w:anchor="_Toc241848470" w:history="1">
+            <w:r>
+              <w:rPr>
+                <w:rStyle w:val="Hiperligao"/>
+                <w:noProof/>
+              </w:rPr>
               <w:t>Ejemplo: programar una ejecución semanal</w:t>
             </w:r>
             <w:r>
@@ -1776,7 +1842,7 @@
               <w:rPr>
                 <w:noProof/>
               </w:rPr>
-              <w:instrText xml:space="preserve"> PAGEREF _Toc241748234 \h </w:instrText>
+              <w:instrText xml:space="preserve"> PAGEREF _Toc241848470 \h </w:instrText>
             </w:r>
             <w:r>
               <w:rPr>
@@ -1793,7 +1859,7 @@
               <w:rPr>
                 <w:noProof/>
               </w:rPr>
-              <w:t>21</w:t>
+              <w:t>23</w:t>
             </w:r>
             <w:r>
               <w:rPr>
@@ -1818,7 +1884,7 @@
               <w14:ligatures w14:val="standardContextual"/>
             </w:rPr>
           </w:pPr>
-          <w:hyperlink w:anchor="_Toc241748235" w:history="1">
+          <w:hyperlink w:anchor="_Toc241848471" w:history="1">
             <w:r>
               <w:rPr>
                 <w:rStyle w:val="Hiperligao"/>
@@ -1842,7 +1908,7 @@
               <w:rPr>
                 <w:noProof/>
               </w:rPr>
-              <w:instrText xml:space="preserve"> PAGEREF _Toc241748235 \h </w:instrText>
+              <w:instrText xml:space="preserve"> PAGEREF _Toc241848471 \h </w:instrText>
             </w:r>
             <w:r>
               <w:rPr>
@@ -1859,7 +1925,7 @@
               <w:rPr>
                 <w:noProof/>
               </w:rPr>
-              <w:t>23</w:t>
+              <w:t>24</w:t>
             </w:r>
             <w:r>
               <w:rPr>
@@ -1884,7 +1950,7 @@
               <w14:ligatures w14:val="standardContextual"/>
             </w:rPr>
           </w:pPr>
-          <w:hyperlink w:anchor="_Toc241748236" w:history="1">
+          <w:hyperlink w:anchor="_Toc241848472" w:history="1">
             <w:r>
               <w:rPr>
                 <w:rStyle w:val="Hiperligao"/>
@@ -1908,7 +1974,7 @@
               <w:rPr>
                 <w:noProof/>
               </w:rPr>
-              <w:instrText xml:space="preserve"> PAGEREF _Toc241748236 \h </w:instrText>
+              <w:instrText xml:space="preserve"> PAGEREF _Toc241848472 \h </w:instrText>
             </w:r>
             <w:r>
               <w:rPr>
@@ -1925,7 +1991,7 @@
               <w:rPr>
                 <w:noProof/>
               </w:rPr>
-              <w:t>25</w:t>
+              <w:t>26</w:t>
             </w:r>
             <w:r>
               <w:rPr>
@@ -1950,7 +2016,7 @@
               <w14:ligatures w14:val="standardContextual"/>
             </w:rPr>
           </w:pPr>
-          <w:hyperlink w:anchor="_Toc241748237" w:history="1">
+          <w:hyperlink w:anchor="_Toc241848473" w:history="1">
             <w:r>
               <w:rPr>
                 <w:rStyle w:val="Hiperligao"/>
@@ -1974,7 +2040,7 @@
               <w:rPr>
                 <w:noProof/>
               </w:rPr>
-              <w:instrText xml:space="preserve"> PAGEREF _Toc241748237 \h </w:instrText>
+              <w:instrText xml:space="preserve"> PAGEREF _Toc241848473 \h </w:instrText>
             </w:r>
             <w:r>
               <w:rPr>
@@ -1991,7 +2057,7 @@
               <w:rPr>
                 <w:noProof/>
               </w:rPr>
-              <w:t>26</w:t>
+              <w:t>27</w:t>
             </w:r>
             <w:r>
               <w:rPr>
@@ -2016,7 +2082,7 @@
               <w14:ligatures w14:val="standardContextual"/>
             </w:rPr>
           </w:pPr>
-          <w:hyperlink w:anchor="_Toc241748238" w:history="1">
+          <w:hyperlink w:anchor="_Toc241848474" w:history="1">
             <w:r>
               <w:rPr>
                 <w:rStyle w:val="Hiperligao"/>
@@ -2040,7 +2106,7 @@
               <w:rPr>
                 <w:noProof/>
               </w:rPr>
-              <w:instrText xml:space="preserve"> PAGEREF _Toc241748238 \h </w:instrText>
+              <w:instrText xml:space="preserve"> PAGEREF _Toc241848474 \h </w:instrText>
             </w:r>
             <w:r>
               <w:rPr>
@@ -2057,7 +2123,7 @@
               <w:rPr>
                 <w:noProof/>
               </w:rPr>
-              <w:t>27</w:t>
+              <w:t>28</w:t>
             </w:r>
             <w:r>
               <w:rPr>
@@ -2082,7 +2148,7 @@
               <w14:ligatures w14:val="standardContextual"/>
             </w:rPr>
           </w:pPr>
-          <w:hyperlink w:anchor="_Toc241748239" w:history="1">
+          <w:hyperlink w:anchor="_Toc241848475" w:history="1">
             <w:r>
               <w:rPr>
                 <w:rStyle w:val="Hiperligao"/>
@@ -2106,7 +2172,7 @@
               <w:rPr>
                 <w:noProof/>
               </w:rPr>
-              <w:instrText xml:space="preserve"> PAGEREF _Toc241748239 \h </w:instrText>
+              <w:instrText xml:space="preserve"> PAGEREF _Toc241848475 \h </w:instrText>
             </w:r>
             <w:r>
               <w:rPr>
@@ -2123,7 +2189,7 @@
               <w:rPr>
                 <w:noProof/>
               </w:rPr>
-              <w:t>28</w:t>
+              <w:t>29</w:t>
             </w:r>
             <w:r>
               <w:rPr>
@@ -2154,7 +2220,7 @@
       <w:pPr>
         <w:pStyle w:val="Ttulo1"/>
       </w:pPr>
-      <w:bookmarkStart w:id="0" w:name="_Toc241748209"/>
+      <w:bookmarkStart w:id="0" w:name="_Toc241848444"/>
       <w:r>
         <w:lastRenderedPageBreak/>
         <w:t>Su rol de un vistazo</w:t>
@@ -2235,7 +2301,7 @@
       <w:pPr>
         <w:pStyle w:val="Ttulo2"/>
       </w:pPr>
-      <w:bookmarkStart w:id="1" w:name="_Toc241748210"/>
+      <w:bookmarkStart w:id="1" w:name="_Toc241848445"/>
       <w:r>
         <w:t>Puede / No puede</w:t>
       </w:r>
@@ -2969,7 +3035,7 @@
       <w:pPr>
         <w:pStyle w:val="Ttulo2"/>
       </w:pPr>
-      <w:bookmarkStart w:id="2" w:name="_Toc241748211"/>
+      <w:bookmarkStart w:id="2" w:name="_Toc241848446"/>
       <w:r>
         <w:t>De dónde procede su acceso</w:t>
       </w:r>
@@ -3579,7 +3645,7 @@
       <w:pPr>
         <w:pStyle w:val="Ttulo2"/>
       </w:pPr>
-      <w:bookmarkStart w:id="3" w:name="_Toc241748212"/>
+      <w:bookmarkStart w:id="3" w:name="_Toc241848447"/>
       <w:r>
         <w:t>Cómo iniciar sesión, cambiar la contraseña y cerrar sesión</w:t>
       </w:r>
@@ -3704,10 +3770,10 @@
         </w:rPr>
         <w:lastRenderedPageBreak/>
         <w:drawing>
-          <wp:inline distT="0" distB="0" distL="0" distR="0" wp14:anchorId="1D8199F5" wp14:editId="0FFC0ED8">
+          <wp:inline distT="0" distB="0" distL="0" distR="0" wp14:anchorId="734F8666" wp14:editId="4CE3F41C">
             <wp:extent cx="5715000" cy="3571875"/>
             <wp:effectExtent l="0" t="0" r="0" b="0"/>
-            <wp:docPr id="223" name="01-login.png" descr="La página de inicio de sesión con Correo electrónico, Contraseña, Recordarme y el botón Iniciar sesión." title="La página de inicio de sesión con Correo electrónico, Contraseña, Recordarme y el botón Iniciar sesión."/>
+            <wp:docPr id="229" name="01-login.png" descr="La página de inicio de sesión con Correo electrónico, Contraseña, Recordarme y el botón Iniciar sesión." title="La página de inicio de sesión con Correo electrónico, Contraseña, Recordarme y el botón Iniciar sesión."/>
             <wp:cNvGraphicFramePr>
               <a:graphicFrameLocks xmlns:a="http://schemas.openxmlformats.org/drawingml/2006/main" noChangeAspect="1"/>
             </wp:cNvGraphicFramePr>
@@ -3815,10 +3881,10 @@
         </w:rPr>
         <w:lastRenderedPageBreak/>
         <w:drawing>
-          <wp:inline distT="0" distB="0" distL="0" distR="0" wp14:anchorId="53D228D8" wp14:editId="4075BF09">
+          <wp:inline distT="0" distB="0" distL="0" distR="0" wp14:anchorId="6018B627" wp14:editId="2F10EA29">
             <wp:extent cx="5715000" cy="3571875"/>
             <wp:effectExtent l="0" t="0" r="0" b="0"/>
-            <wp:docPr id="224" name="03-user-menu.png" descr="El menú de la cuenta abierto, con Configuración y Cerrar sesión." title="El menú de la cuenta abierto, con Configuración y Cerrar sesión."/>
+            <wp:docPr id="230" name="03-user-menu.png" descr="El menú de la cuenta abierto, con Configuración y Cerrar sesión." title="El menú de la cuenta abierto, con Configuración y Cerrar sesión."/>
             <wp:cNvGraphicFramePr>
               <a:graphicFrameLocks xmlns:a="http://schemas.openxmlformats.org/drawingml/2006/main" noChangeAspect="1"/>
             </wp:cNvGraphicFramePr>
@@ -3868,7 +3934,7 @@
         <w:pStyle w:val="Ttulo1"/>
         <w:pageBreakBefore/>
       </w:pPr>
-      <w:bookmarkStart w:id="4" w:name="_Toc241748213"/>
+      <w:bookmarkStart w:id="4" w:name="_Toc241848448"/>
       <w:r>
         <w:lastRenderedPageBreak/>
         <w:t>Panel</w:t>
@@ -3901,10 +3967,10 @@
           <w:noProof/>
         </w:rPr>
         <w:drawing>
-          <wp:inline distT="0" distB="0" distL="0" distR="0" wp14:anchorId="002E8A93" wp14:editId="1486D5C3">
+          <wp:inline distT="0" distB="0" distL="0" distR="0" wp14:anchorId="36F3E144" wp14:editId="4515B449">
             <wp:extent cx="5715000" cy="5133975"/>
             <wp:effectExtent l="0" t="0" r="0" b="0"/>
-            <wp:docPr id="225" name="01-dashboard-sidebar.png" descr="El panel de Manager con la barra lateral y las tarjetas de resumen." title="El panel de Manager con la barra lateral y las tarjetas de resumen."/>
+            <wp:docPr id="231" name="01-dashboard-sidebar.png" descr="El panel de Manager con la barra lateral y las tarjetas de resumen." title="El panel de Manager con la barra lateral y las tarjetas de resumen."/>
             <wp:cNvGraphicFramePr>
               <a:graphicFrameLocks xmlns:a="http://schemas.openxmlformats.org/drawingml/2006/main" noChangeAspect="1"/>
             </wp:cNvGraphicFramePr>
@@ -4410,7 +4476,7 @@
         <w:pStyle w:val="Ttulo1"/>
         <w:pageBreakBefore/>
       </w:pPr>
-      <w:bookmarkStart w:id="5" w:name="_Toc241748214"/>
+      <w:bookmarkStart w:id="5" w:name="_Toc241848449"/>
       <w:r>
         <w:lastRenderedPageBreak/>
         <w:t>Usuarios</w:t>
@@ -4443,10 +4509,10 @@
           <w:noProof/>
         </w:rPr>
         <w:drawing>
-          <wp:inline distT="0" distB="0" distL="0" distR="0" wp14:anchorId="13C361B3" wp14:editId="4987D94A">
+          <wp:inline distT="0" distB="0" distL="0" distR="0" wp14:anchorId="6CB23267" wp14:editId="0B448A1D">
             <wp:extent cx="5715000" cy="3571875"/>
             <wp:effectExtent l="0" t="0" r="0" b="0"/>
-            <wp:docPr id="226" name="06-users.png" descr="La lista de Usuarios para un Manager, sin administradores y sin los botones Nuevo usuario ni Archivo de credenciales." title="La lista de Usuarios para un Manager, sin administradores y sin los botones Nuevo usuario ni Archivo de credenciales."/>
+            <wp:docPr id="232" name="06-users.png" descr="La lista de Usuarios para un Manager, sin administradores y sin los botones Nuevo usuario ni Archivo de credenciales." title="La lista de Usuarios para un Manager, sin administradores y sin los botones Nuevo usuario ni Archivo de credenciales."/>
             <wp:cNvGraphicFramePr>
               <a:graphicFrameLocks xmlns:a="http://schemas.openxmlformats.org/drawingml/2006/main" noChangeAspect="1"/>
             </wp:cNvGraphicFramePr>
@@ -4892,7 +4958,7 @@
       <w:pPr>
         <w:pStyle w:val="Ttulo2"/>
       </w:pPr>
-      <w:bookmarkStart w:id="6" w:name="_Toc241748215"/>
+      <w:bookmarkStart w:id="6" w:name="_Toc241848450"/>
       <w:r>
         <w:lastRenderedPageBreak/>
         <w:t>Mapas de una persona</w:t>
@@ -4935,10 +5001,10 @@
           <w:noProof/>
         </w:rPr>
         <w:drawing>
-          <wp:inline distT="0" distB="0" distL="0" distR="0" wp14:anchorId="7BA7BFEE" wp14:editId="6D7B0DE3">
+          <wp:inline distT="0" distB="0" distL="0" distR="0" wp14:anchorId="5F733534" wp14:editId="61CCEE58">
             <wp:extent cx="4362450" cy="2190750"/>
             <wp:effectExtent l="0" t="0" r="0" b="0"/>
-            <wp:docPr id="227" name="09-users-maps-dialog.png" descr="El cuadro Mapas de un usuario, con selectores de nivel de acceso compartido e iconos de propietario y de quitar." title="El cuadro Mapas de un usuario, con selectores de nivel de acceso compartido e iconos de propietario y de quitar."/>
+            <wp:docPr id="233" name="09-users-maps-dialog.png" descr="El cuadro Mapas de un usuario, con selectores de nivel de acceso compartido e iconos de propietario y de quitar." title="El cuadro Mapas de un usuario, con selectores de nivel de acceso compartido e iconos de propietario y de quitar."/>
             <wp:cNvGraphicFramePr>
               <a:graphicFrameLocks xmlns:a="http://schemas.openxmlformats.org/drawingml/2006/main" noChangeAspect="1"/>
             </wp:cNvGraphicFramePr>
@@ -6175,7 +6241,7 @@
       <w:pPr>
         <w:pStyle w:val="Ttulo2"/>
       </w:pPr>
-      <w:bookmarkStart w:id="7" w:name="_Toc241748216"/>
+      <w:bookmarkStart w:id="7" w:name="_Toc241848451"/>
       <w:r>
         <w:t>Ejemplo: entregar un mapa a un compañero que se hace cargo</w:t>
       </w:r>
@@ -6303,7 +6369,7 @@
         <w:pStyle w:val="Ttulo1"/>
         <w:pageBreakBefore/>
       </w:pPr>
-      <w:bookmarkStart w:id="8" w:name="_Toc241748217"/>
+      <w:bookmarkStart w:id="8" w:name="_Toc241848452"/>
       <w:r>
         <w:lastRenderedPageBreak/>
         <w:t>Mapas</w:t>
@@ -6336,10 +6402,10 @@
           <w:noProof/>
         </w:rPr>
         <w:drawing>
-          <wp:inline distT="0" distB="0" distL="0" distR="0" wp14:anchorId="24D0A432" wp14:editId="7337C6D6">
+          <wp:inline distT="0" distB="0" distL="0" distR="0" wp14:anchorId="0DE099BD" wp14:editId="7C768D1F">
             <wp:extent cx="5715000" cy="3429000"/>
             <wp:effectExtent l="0" t="0" r="0" b="0"/>
-            <wp:docPr id="228" name="02-maps-all.png" descr="La lista de Mapas, pestaña Todos, con los iconos Copiar, Compartir, Programar y Exportar en cada fila." title="La lista de Mapas, pestaña Todos, con los iconos Copiar, Compartir, Programar y Exportar en cada fila."/>
+            <wp:docPr id="234" name="02-maps-all.png" descr="La lista de Mapas, pestaña Todos, con los iconos Copiar, Compartir, Programar y Exportar en cada fila." title="La lista de Mapas, pestaña Todos, con los iconos Copiar, Compartir, Programar y Exportar en cada fila."/>
             <wp:cNvGraphicFramePr>
               <a:graphicFrameLocks xmlns:a="http://schemas.openxmlformats.org/drawingml/2006/main" noChangeAspect="1"/>
             </wp:cNvGraphicFramePr>
@@ -6388,7 +6454,7 @@
       <w:pPr>
         <w:pStyle w:val="Ttulo2"/>
       </w:pPr>
-      <w:bookmarkStart w:id="9" w:name="_Toc241748218"/>
+      <w:bookmarkStart w:id="9" w:name="_Toc241848453"/>
       <w:r>
         <w:t>Buscar un mapa</w:t>
       </w:r>
@@ -7014,7 +7080,7 @@
       <w:pPr>
         <w:pStyle w:val="Ttulo2"/>
       </w:pPr>
-      <w:bookmarkStart w:id="10" w:name="_Toc241748219"/>
+      <w:bookmarkStart w:id="10" w:name="_Toc241848454"/>
       <w:r>
         <w:lastRenderedPageBreak/>
         <w:t>Qué hace cada icono</w:t>
@@ -7614,7 +7680,7 @@
       <w:pPr>
         <w:pStyle w:val="Ttulo2"/>
       </w:pPr>
-      <w:bookmarkStart w:id="11" w:name="_Toc241748220"/>
+      <w:bookmarkStart w:id="11" w:name="_Toc241848455"/>
       <w:r>
         <w:t>Copiar un mapa para crear el suyo</w:t>
       </w:r>
@@ -7703,7 +7769,7 @@
       <w:pPr>
         <w:pStyle w:val="Ttulo2"/>
       </w:pPr>
-      <w:bookmarkStart w:id="12" w:name="_Toc241748221"/>
+      <w:bookmarkStart w:id="12" w:name="_Toc241848456"/>
       <w:r>
         <w:t>Compartir un mapa</w:t>
       </w:r>
@@ -7808,10 +7874,10 @@
         </w:rPr>
         <w:lastRenderedPageBreak/>
         <w:drawing>
-          <wp:inline distT="0" distB="0" distL="0" distR="0" wp14:anchorId="3DD3F42E" wp14:editId="074B6D0B">
+          <wp:inline distT="0" distB="0" distL="0" distR="0" wp14:anchorId="6B10D791" wp14:editId="002AD8E1">
             <wp:extent cx="3743325" cy="3895725"/>
             <wp:effectExtent l="0" t="0" r="0" b="0"/>
-            <wp:docPr id="229" name="03-share-dialog.png" descr="El cuadro Compartir mapa con un cuadro de búsqueda y los botones Puede ver, Puede exportar y Puede editar." title="El cuadro Compartir mapa con un cuadro de búsqueda y los botones Puede ver, Puede exportar y Puede editar."/>
+            <wp:docPr id="235" name="03-share-dialog.png" descr="El cuadro Compartir mapa con un cuadro de búsqueda y los botones Puede ver, Puede exportar y Puede editar." title="El cuadro Compartir mapa con un cuadro de búsqueda y los botones Puede ver, Puede exportar y Puede editar."/>
             <wp:cNvGraphicFramePr>
               <a:graphicFrameLocks xmlns:a="http://schemas.openxmlformats.org/drawingml/2006/main" noChangeAspect="1"/>
             </wp:cNvGraphicFramePr>
@@ -7891,7 +7957,7 @@
         <w:pStyle w:val="Ttulo1"/>
         <w:pageBreakBefore/>
       </w:pPr>
-      <w:bookmarkStart w:id="13" w:name="_Toc241748222"/>
+      <w:bookmarkStart w:id="13" w:name="_Toc241848457"/>
       <w:r>
         <w:lastRenderedPageBreak/>
         <w:t>Generador de mapas</w:t>
@@ -7924,10 +7990,10 @@
           <w:noProof/>
         </w:rPr>
         <w:drawing>
-          <wp:inline distT="0" distB="0" distL="0" distR="0" wp14:anchorId="73A2FAC9" wp14:editId="4E7BEF46">
+          <wp:inline distT="0" distB="0" distL="0" distR="0" wp14:anchorId="06CEE551" wp14:editId="4A400308">
             <wp:extent cx="5715000" cy="3571875"/>
             <wp:effectExtent l="0" t="0" r="0" b="0"/>
-            <wp:docPr id="230" name="05-builder-overview.png" descr="El generador de mapas con el árbol Áreas de negocio, el lienzo de columnas y el panel Propiedades." title="El generador de mapas con el árbol Áreas de negocio, el lienzo de columnas y el panel Propiedades."/>
+            <wp:docPr id="236" name="05-builder-overview.png" descr="El generador de mapas con el árbol Áreas de negocio, el lienzo de columnas y el panel Propiedades." title="El generador de mapas con el árbol Áreas de negocio, el lienzo de columnas y el panel Propiedades."/>
             <wp:cNvGraphicFramePr>
               <a:graphicFrameLocks xmlns:a="http://schemas.openxmlformats.org/drawingml/2006/main" noChangeAspect="1"/>
             </wp:cNvGraphicFramePr>
@@ -7976,7 +8042,7 @@
       <w:pPr>
         <w:pStyle w:val="Ttulo2"/>
       </w:pPr>
-      <w:bookmarkStart w:id="14" w:name="_Toc241748223"/>
+      <w:bookmarkStart w:id="14" w:name="_Toc241848458"/>
       <w:r>
         <w:t>Qué puede guardar</w:t>
       </w:r>
@@ -8357,7 +8423,7 @@
       <w:pPr>
         <w:pStyle w:val="Ttulo2"/>
       </w:pPr>
-      <w:bookmarkStart w:id="15" w:name="_Toc241748224"/>
+      <w:bookmarkStart w:id="15" w:name="_Toc241848459"/>
       <w:r>
         <w:t>La barra de herramientas</w:t>
       </w:r>
@@ -8889,7 +8955,17 @@
               <w:spacing w:after="0"/>
             </w:pPr>
             <w:r>
-              <w:t>Guarda sus cambios. Nada se guarda solo.</w:t>
+              <w:t xml:space="preserve">Guarda sus cambios. Nada se guarda solo. Si nada ha cambiado, muestra </w:t>
+            </w:r>
+            <w:r>
+              <w:rPr>
+                <w:b/>
+                <w:bCs/>
+              </w:rPr>
+              <w:t>No hay cambios que guardar</w:t>
+            </w:r>
+            <w:r>
+              <w:t>.</w:t>
             </w:r>
           </w:p>
         </w:tc>
@@ -9198,7 +9274,7 @@
       <w:pPr>
         <w:pStyle w:val="Ttulo2"/>
       </w:pPr>
-      <w:bookmarkStart w:id="16" w:name="_Toc241748225"/>
+      <w:bookmarkStart w:id="16" w:name="_Toc241848460"/>
       <w:r>
         <w:t>Crear un mapa</w:t>
       </w:r>
@@ -9366,8 +9442,9 @@
       <w:pPr>
         <w:pStyle w:val="Ttulo2"/>
       </w:pPr>
-      <w:bookmarkStart w:id="17" w:name="_Toc241748226"/>
-      <w:r>
+      <w:bookmarkStart w:id="17" w:name="_Toc241848461"/>
+      <w:r>
+        <w:lastRenderedPageBreak/>
         <w:t>Configurar columna</w:t>
       </w:r>
       <w:bookmarkEnd w:id="17"/>
@@ -9568,7 +9645,6 @@
                 <w:b/>
                 <w:bCs/>
               </w:rPr>
-              <w:lastRenderedPageBreak/>
               <w:t>Agregación</w:t>
             </w:r>
           </w:p>
@@ -11118,6 +11194,7 @@
               <w:spacing w:after="0"/>
             </w:pPr>
             <w:r>
+              <w:lastRenderedPageBreak/>
               <w:t>Porcentaje (12,3 %)</w:t>
             </w:r>
           </w:p>
@@ -11283,9 +11360,8 @@
       <w:pPr>
         <w:pStyle w:val="Ttulo2"/>
       </w:pPr>
-      <w:bookmarkStart w:id="18" w:name="_Toc241748227"/>
-      <w:r>
-        <w:lastRenderedPageBreak/>
+      <w:bookmarkStart w:id="18" w:name="_Toc241848462"/>
+      <w:r>
         <w:t>Las cinco pestañas de configuración</w:t>
       </w:r>
       <w:bookmarkEnd w:id="18"/>
@@ -12612,7 +12688,6 @@
                 <w:bCs/>
                 <w:color w:val="FFFFFF"/>
               </w:rPr>
-              <w:lastRenderedPageBreak/>
               <w:t>Opción (tipo de parámetro)</w:t>
             </w:r>
           </w:p>
@@ -12949,7 +13024,7 @@
       <w:pPr>
         <w:pStyle w:val="Ttulo2"/>
       </w:pPr>
-      <w:bookmarkStart w:id="19" w:name="_Toc241748228"/>
+      <w:bookmarkStart w:id="19" w:name="_Toc241848463"/>
       <w:r>
         <w:t>Formato condicional</w:t>
       </w:r>
@@ -13655,7 +13730,7 @@
       <w:pPr>
         <w:pStyle w:val="Ttulo2"/>
       </w:pPr>
-      <w:bookmarkStart w:id="20" w:name="_Toc241748229"/>
+      <w:bookmarkStart w:id="20" w:name="_Toc241848464"/>
       <w:r>
         <w:t>Mapas rechazados</w:t>
       </w:r>
@@ -13671,7 +13746,7 @@
         <w:pStyle w:val="Ttulo1"/>
         <w:pageBreakBefore/>
       </w:pPr>
-      <w:bookmarkStart w:id="21" w:name="_Toc241748230"/>
+      <w:bookmarkStart w:id="21" w:name="_Toc241848465"/>
       <w:r>
         <w:lastRenderedPageBreak/>
         <w:t>Visor de mapas</w:t>
@@ -13714,10 +13789,10 @@
           <w:noProof/>
         </w:rPr>
         <w:drawing>
-          <wp:inline distT="0" distB="0" distL="0" distR="0" wp14:anchorId="03972CD2" wp14:editId="599F2657">
+          <wp:inline distT="0" distB="0" distL="0" distR="0" wp14:anchorId="14C13160" wp14:editId="528FF482">
             <wp:extent cx="5715000" cy="3571875"/>
             <wp:effectExtent l="0" t="0" r="0" b="0"/>
-            <wp:docPr id="231" name="06-viewer-results.png" descr="Una ejecución completada con los botones Excel, CSV y PDF sobre la cuadrícula de resultados." title="Una ejecución completada con los botones Excel, CSV y PDF sobre la cuadrícula de resultados."/>
+            <wp:docPr id="237" name="06-viewer-results.png" descr="Una ejecución completada con los botones Excel, CSV y PDF sobre la cuadrícula de resultados." title="Una ejecución completada con los botones Excel, CSV y PDF sobre la cuadrícula de resultados."/>
             <wp:cNvGraphicFramePr>
               <a:graphicFrameLocks xmlns:a="http://schemas.openxmlformats.org/drawingml/2006/main" noChangeAspect="1"/>
             </wp:cNvGraphicFramePr>
@@ -14602,7 +14677,7 @@
       <w:pPr>
         <w:pStyle w:val="Ttulo2"/>
       </w:pPr>
-      <w:bookmarkStart w:id="22" w:name="_Toc241748231"/>
+      <w:bookmarkStart w:id="22" w:name="_Toc241848466"/>
       <w:r>
         <w:t>Exportar a PDF</w:t>
       </w:r>
@@ -15014,7 +15089,7 @@
       <w:pPr>
         <w:pStyle w:val="Ttulo2"/>
       </w:pPr>
-      <w:bookmarkStart w:id="23" w:name="_Toc241748232"/>
+      <w:bookmarkStart w:id="23" w:name="_Toc241848467"/>
       <w:r>
         <w:t>Ejemplo: ejecutar y exportar GD_M.M10_V01.DIS</w:t>
       </w:r>
@@ -15127,7 +15202,7 @@
         <w:pStyle w:val="Ttulo1"/>
         <w:pageBreakBefore/>
       </w:pPr>
-      <w:bookmarkStart w:id="24" w:name="_Toc241748233"/>
+      <w:bookmarkStart w:id="24" w:name="_Toc241848468"/>
       <w:r>
         <w:lastRenderedPageBreak/>
         <w:t>Programaciones</w:t>
@@ -15150,10 +15225,10 @@
           <w:noProof/>
         </w:rPr>
         <w:drawing>
-          <wp:inline distT="0" distB="0" distL="0" distR="0" wp14:anchorId="498EBE55" wp14:editId="04289DD9">
+          <wp:inline distT="0" distB="0" distL="0" distR="0" wp14:anchorId="77A407C0" wp14:editId="6ACA397F">
             <wp:extent cx="5715000" cy="3571875"/>
             <wp:effectExtent l="0" t="0" r="0" b="0"/>
-            <wp:docPr id="232" name="38-schedules-list.png" descr="La página Programaciones con una programación en pausa y sus iconos de acción." title="La página Programaciones con una programación en pausa y sus iconos de acción."/>
+            <wp:docPr id="238" name="38-schedules-list.png" descr="La página Programaciones con una programación en pausa y sus iconos de acción." title="La página Programaciones con una programación en pausa y sus iconos de acción."/>
             <wp:cNvGraphicFramePr>
               <a:graphicFrameLocks xmlns:a="http://schemas.openxmlformats.org/drawingml/2006/main" noChangeAspect="1"/>
             </wp:cNvGraphicFramePr>
@@ -16160,7 +16235,7 @@
               <w:spacing w:after="0"/>
             </w:pPr>
             <w:r>
-              <w:t>El reloj que usan las horas. Por defecto UTC.</w:t>
+              <w:t>El reloj que usan las horas. Por defecto, la zona horaria de su ordenador.</w:t>
             </w:r>
           </w:p>
         </w:tc>
@@ -16200,7 +16275,7 @@
                 <w:b/>
                 <w:bCs/>
               </w:rPr>
-              <w:t>Expresión cron</w:t>
+              <w:t>Hora</w:t>
             </w:r>
           </w:p>
         </w:tc>
@@ -16225,17 +16300,17 @@
               <w:spacing w:after="0"/>
             </w:pPr>
             <w:r>
-              <w:t xml:space="preserve">Se muestra para </w:t>
-            </w:r>
-            <w:r>
-              <w:rPr>
-                <w:b/>
-                <w:bCs/>
-              </w:rPr>
-              <w:t>Personalizada</w:t>
-            </w:r>
-            <w:r>
-              <w:t>. Cinco campos: minuto, hora, día del mes, mes, día de la semana.</w:t>
+              <w:t xml:space="preserve">La hora y el minuto de la ejecución. Se muestra para todas las frecuencias excepto </w:t>
+            </w:r>
+            <w:r>
+              <w:rPr>
+                <w:b/>
+                <w:bCs/>
+              </w:rPr>
+              <w:t>Personalizado (cron)</w:t>
+            </w:r>
+            <w:r>
+              <w:t>.</w:t>
             </w:r>
           </w:p>
         </w:tc>
@@ -16276,17 +16351,7 @@
                 <w:b/>
                 <w:bCs/>
               </w:rPr>
-              <w:t>Válida desde</w:t>
-            </w:r>
-            <w:r>
-              <w:t xml:space="preserve"> y </w:t>
-            </w:r>
-            <w:r>
-              <w:rPr>
-                <w:b/>
-                <w:bCs/>
-              </w:rPr>
-              <w:t>Válida hasta</w:t>
+              <w:t>Día de la semana</w:t>
             </w:r>
           </w:p>
         </w:tc>
@@ -16312,7 +16377,17 @@
               <w:spacing w:after="0"/>
             </w:pPr>
             <w:r>
-              <w:t>Fechas opcionales. La programación se ejecuta solo entre ellas.</w:t>
+              <w:t xml:space="preserve">Se muestra para </w:t>
+            </w:r>
+            <w:r>
+              <w:rPr>
+                <w:b/>
+                <w:bCs/>
+              </w:rPr>
+              <w:t>Semanal</w:t>
+            </w:r>
+            <w:r>
+              <w:t>.</w:t>
             </w:r>
           </w:p>
         </w:tc>
@@ -16352,7 +16427,7 @@
                 <w:b/>
                 <w:bCs/>
               </w:rPr>
-              <w:t>Formato de salida</w:t>
+              <w:t>Día del mes</w:t>
             </w:r>
           </w:p>
         </w:tc>
@@ -16377,7 +16452,37 @@
               <w:spacing w:after="0"/>
             </w:pPr>
             <w:r>
-              <w:t>Vea más abajo.</w:t>
+              <w:t xml:space="preserve">Del 1 al 28, o </w:t>
+            </w:r>
+            <w:r>
+              <w:rPr>
+                <w:b/>
+                <w:bCs/>
+              </w:rPr>
+              <w:t>Último día</w:t>
+            </w:r>
+            <w:r>
+              <w:t xml:space="preserve">. Los días 29 a 31 no se ofrecen, así que no se salta ningún mes corto. Se muestra para </w:t>
+            </w:r>
+            <w:r>
+              <w:rPr>
+                <w:b/>
+                <w:bCs/>
+              </w:rPr>
+              <w:t>Mensual</w:t>
+            </w:r>
+            <w:r>
+              <w:t xml:space="preserve">, las frecuencias más largas y </w:t>
+            </w:r>
+            <w:r>
+              <w:rPr>
+                <w:b/>
+                <w:bCs/>
+              </w:rPr>
+              <w:t>Anual</w:t>
+            </w:r>
+            <w:r>
+              <w:t>.</w:t>
             </w:r>
           </w:p>
         </w:tc>
@@ -16418,6 +16523,300 @@
                 <w:b/>
                 <w:bCs/>
               </w:rPr>
+              <w:t>Mes</w:t>
+            </w:r>
+          </w:p>
+        </w:tc>
+        <w:tc>
+          <w:tcPr>
+            <w:tcW w:w="5588" w:type="dxa"/>
+            <w:tcBorders>
+              <w:top w:val="single" w:sz="4" w:space="0" w:color="BFC7D1"/>
+              <w:left w:val="single" w:sz="4" w:space="0" w:color="BFC7D1"/>
+              <w:bottom w:val="single" w:sz="4" w:space="0" w:color="BFC7D1"/>
+              <w:right w:val="single" w:sz="4" w:space="0" w:color="BFC7D1"/>
+            </w:tcBorders>
+            <w:shd w:val="clear" w:color="auto" w:fill="F3F6F9"/>
+            <w:tcMar>
+              <w:top w:w="60" w:type="dxa"/>
+              <w:left w:w="100" w:type="dxa"/>
+              <w:bottom w:w="60" w:type="dxa"/>
+              <w:right w:w="100" w:type="dxa"/>
+            </w:tcMar>
+          </w:tcPr>
+          <w:p>
+            <w:pPr>
+              <w:spacing w:after="0"/>
+            </w:pPr>
+            <w:r>
+              <w:t xml:space="preserve">Se muestra para </w:t>
+            </w:r>
+            <w:r>
+              <w:rPr>
+                <w:b/>
+                <w:bCs/>
+              </w:rPr>
+              <w:t>Anual</w:t>
+            </w:r>
+            <w:r>
+              <w:t>.</w:t>
+            </w:r>
+          </w:p>
+        </w:tc>
+      </w:tr>
+      <w:tr>
+        <w:tblPrEx>
+          <w:tblCellMar>
+            <w:top w:w="0" w:type="dxa"/>
+            <w:bottom w:w="0" w:type="dxa"/>
+          </w:tblCellMar>
+        </w:tblPrEx>
+        <w:trPr>
+          <w:cantSplit/>
+        </w:trPr>
+        <w:tc>
+          <w:tcPr>
+            <w:tcW w:w="3438" w:type="dxa"/>
+            <w:tcBorders>
+              <w:top w:val="single" w:sz="4" w:space="0" w:color="BFC7D1"/>
+              <w:left w:val="single" w:sz="4" w:space="0" w:color="BFC7D1"/>
+              <w:bottom w:val="single" w:sz="4" w:space="0" w:color="BFC7D1"/>
+              <w:right w:val="single" w:sz="4" w:space="0" w:color="BFC7D1"/>
+            </w:tcBorders>
+            <w:tcMar>
+              <w:top w:w="60" w:type="dxa"/>
+              <w:left w:w="100" w:type="dxa"/>
+              <w:bottom w:w="60" w:type="dxa"/>
+              <w:right w:w="100" w:type="dxa"/>
+            </w:tcMar>
+          </w:tcPr>
+          <w:p>
+            <w:pPr>
+              <w:spacing w:after="0"/>
+            </w:pPr>
+            <w:r>
+              <w:rPr>
+                <w:b/>
+                <w:bCs/>
+              </w:rPr>
+              <w:t>Expresión cron</w:t>
+            </w:r>
+          </w:p>
+        </w:tc>
+        <w:tc>
+          <w:tcPr>
+            <w:tcW w:w="5588" w:type="dxa"/>
+            <w:tcBorders>
+              <w:top w:val="single" w:sz="4" w:space="0" w:color="BFC7D1"/>
+              <w:left w:val="single" w:sz="4" w:space="0" w:color="BFC7D1"/>
+              <w:bottom w:val="single" w:sz="4" w:space="0" w:color="BFC7D1"/>
+              <w:right w:val="single" w:sz="4" w:space="0" w:color="BFC7D1"/>
+            </w:tcBorders>
+            <w:tcMar>
+              <w:top w:w="60" w:type="dxa"/>
+              <w:left w:w="100" w:type="dxa"/>
+              <w:bottom w:w="60" w:type="dxa"/>
+              <w:right w:w="100" w:type="dxa"/>
+            </w:tcMar>
+          </w:tcPr>
+          <w:p>
+            <w:pPr>
+              <w:spacing w:after="0"/>
+            </w:pPr>
+            <w:r>
+              <w:t xml:space="preserve">Se muestra para </w:t>
+            </w:r>
+            <w:r>
+              <w:rPr>
+                <w:b/>
+                <w:bCs/>
+              </w:rPr>
+              <w:t>Personalizado (cron)</w:t>
+            </w:r>
+            <w:r>
+              <w:t>. Cinco campos: minuto, hora, día del mes, mes, día de la semana.</w:t>
+            </w:r>
+          </w:p>
+        </w:tc>
+      </w:tr>
+      <w:tr>
+        <w:tblPrEx>
+          <w:tblCellMar>
+            <w:top w:w="0" w:type="dxa"/>
+            <w:bottom w:w="0" w:type="dxa"/>
+          </w:tblCellMar>
+        </w:tblPrEx>
+        <w:trPr>
+          <w:cantSplit/>
+        </w:trPr>
+        <w:tc>
+          <w:tcPr>
+            <w:tcW w:w="3438" w:type="dxa"/>
+            <w:tcBorders>
+              <w:top w:val="single" w:sz="4" w:space="0" w:color="BFC7D1"/>
+              <w:left w:val="single" w:sz="4" w:space="0" w:color="BFC7D1"/>
+              <w:bottom w:val="single" w:sz="4" w:space="0" w:color="BFC7D1"/>
+              <w:right w:val="single" w:sz="4" w:space="0" w:color="BFC7D1"/>
+            </w:tcBorders>
+            <w:shd w:val="clear" w:color="auto" w:fill="F3F6F9"/>
+            <w:tcMar>
+              <w:top w:w="60" w:type="dxa"/>
+              <w:left w:w="100" w:type="dxa"/>
+              <w:bottom w:w="60" w:type="dxa"/>
+              <w:right w:w="100" w:type="dxa"/>
+            </w:tcMar>
+          </w:tcPr>
+          <w:p>
+            <w:pPr>
+              <w:spacing w:after="0"/>
+            </w:pPr>
+            <w:r>
+              <w:rPr>
+                <w:b/>
+                <w:bCs/>
+              </w:rPr>
+              <w:t>Válida desde</w:t>
+            </w:r>
+            <w:r>
+              <w:t xml:space="preserve"> y </w:t>
+            </w:r>
+            <w:r>
+              <w:rPr>
+                <w:b/>
+                <w:bCs/>
+              </w:rPr>
+              <w:t>Válida hasta</w:t>
+            </w:r>
+          </w:p>
+        </w:tc>
+        <w:tc>
+          <w:tcPr>
+            <w:tcW w:w="5588" w:type="dxa"/>
+            <w:tcBorders>
+              <w:top w:val="single" w:sz="4" w:space="0" w:color="BFC7D1"/>
+              <w:left w:val="single" w:sz="4" w:space="0" w:color="BFC7D1"/>
+              <w:bottom w:val="single" w:sz="4" w:space="0" w:color="BFC7D1"/>
+              <w:right w:val="single" w:sz="4" w:space="0" w:color="BFC7D1"/>
+            </w:tcBorders>
+            <w:shd w:val="clear" w:color="auto" w:fill="F3F6F9"/>
+            <w:tcMar>
+              <w:top w:w="60" w:type="dxa"/>
+              <w:left w:w="100" w:type="dxa"/>
+              <w:bottom w:w="60" w:type="dxa"/>
+              <w:right w:w="100" w:type="dxa"/>
+            </w:tcMar>
+          </w:tcPr>
+          <w:p>
+            <w:pPr>
+              <w:spacing w:after="0"/>
+            </w:pPr>
+            <w:r>
+              <w:t>Fechas opcionales. La programación se ejecuta solo entre ellas.</w:t>
+            </w:r>
+          </w:p>
+        </w:tc>
+      </w:tr>
+      <w:tr>
+        <w:tblPrEx>
+          <w:tblCellMar>
+            <w:top w:w="0" w:type="dxa"/>
+            <w:bottom w:w="0" w:type="dxa"/>
+          </w:tblCellMar>
+        </w:tblPrEx>
+        <w:trPr>
+          <w:cantSplit/>
+        </w:trPr>
+        <w:tc>
+          <w:tcPr>
+            <w:tcW w:w="3438" w:type="dxa"/>
+            <w:tcBorders>
+              <w:top w:val="single" w:sz="4" w:space="0" w:color="BFC7D1"/>
+              <w:left w:val="single" w:sz="4" w:space="0" w:color="BFC7D1"/>
+              <w:bottom w:val="single" w:sz="4" w:space="0" w:color="BFC7D1"/>
+              <w:right w:val="single" w:sz="4" w:space="0" w:color="BFC7D1"/>
+            </w:tcBorders>
+            <w:tcMar>
+              <w:top w:w="60" w:type="dxa"/>
+              <w:left w:w="100" w:type="dxa"/>
+              <w:bottom w:w="60" w:type="dxa"/>
+              <w:right w:w="100" w:type="dxa"/>
+            </w:tcMar>
+          </w:tcPr>
+          <w:p>
+            <w:pPr>
+              <w:spacing w:after="0"/>
+            </w:pPr>
+            <w:r>
+              <w:rPr>
+                <w:b/>
+                <w:bCs/>
+              </w:rPr>
+              <w:t>Formato de salida</w:t>
+            </w:r>
+          </w:p>
+        </w:tc>
+        <w:tc>
+          <w:tcPr>
+            <w:tcW w:w="5588" w:type="dxa"/>
+            <w:tcBorders>
+              <w:top w:val="single" w:sz="4" w:space="0" w:color="BFC7D1"/>
+              <w:left w:val="single" w:sz="4" w:space="0" w:color="BFC7D1"/>
+              <w:bottom w:val="single" w:sz="4" w:space="0" w:color="BFC7D1"/>
+              <w:right w:val="single" w:sz="4" w:space="0" w:color="BFC7D1"/>
+            </w:tcBorders>
+            <w:tcMar>
+              <w:top w:w="60" w:type="dxa"/>
+              <w:left w:w="100" w:type="dxa"/>
+              <w:bottom w:w="60" w:type="dxa"/>
+              <w:right w:w="100" w:type="dxa"/>
+            </w:tcMar>
+          </w:tcPr>
+          <w:p>
+            <w:pPr>
+              <w:spacing w:after="0"/>
+            </w:pPr>
+            <w:r>
+              <w:t>Vea más abajo.</w:t>
+            </w:r>
+          </w:p>
+        </w:tc>
+      </w:tr>
+      <w:tr>
+        <w:tblPrEx>
+          <w:tblCellMar>
+            <w:top w:w="0" w:type="dxa"/>
+            <w:bottom w:w="0" w:type="dxa"/>
+          </w:tblCellMar>
+        </w:tblPrEx>
+        <w:trPr>
+          <w:cantSplit/>
+        </w:trPr>
+        <w:tc>
+          <w:tcPr>
+            <w:tcW w:w="3438" w:type="dxa"/>
+            <w:tcBorders>
+              <w:top w:val="single" w:sz="4" w:space="0" w:color="BFC7D1"/>
+              <w:left w:val="single" w:sz="4" w:space="0" w:color="BFC7D1"/>
+              <w:bottom w:val="single" w:sz="4" w:space="0" w:color="BFC7D1"/>
+              <w:right w:val="single" w:sz="4" w:space="0" w:color="BFC7D1"/>
+            </w:tcBorders>
+            <w:shd w:val="clear" w:color="auto" w:fill="F3F6F9"/>
+            <w:tcMar>
+              <w:top w:w="60" w:type="dxa"/>
+              <w:left w:w="100" w:type="dxa"/>
+              <w:bottom w:w="60" w:type="dxa"/>
+              <w:right w:w="100" w:type="dxa"/>
+            </w:tcMar>
+          </w:tcPr>
+          <w:p>
+            <w:pPr>
+              <w:spacing w:after="0"/>
+            </w:pPr>
+            <w:r>
+              <w:rPr>
+                <w:b/>
+                <w:bCs/>
+              </w:rPr>
               <w:t>Valores predefinidos de parámetros</w:t>
             </w:r>
           </w:p>
@@ -16444,7 +16843,27 @@
               <w:spacing w:after="0"/>
             </w:pPr>
             <w:r>
-              <w:t>El valor que se usa cada vez para cada parámetro del mapa.</w:t>
+              <w:t xml:space="preserve">El valor de cada parámetro del mapa: un </w:t>
+            </w:r>
+            <w:r>
+              <w:rPr>
+                <w:b/>
+                <w:bCs/>
+              </w:rPr>
+              <w:t>Valor fijo</w:t>
+            </w:r>
+            <w:r>
+              <w:t xml:space="preserve">, o </w:t>
+            </w:r>
+            <w:r>
+              <w:rPr>
+                <w:b/>
+                <w:bCs/>
+              </w:rPr>
+              <w:t>Relativo a la fecha de ejecución</w:t>
+            </w:r>
+            <w:r>
+              <w:t xml:space="preserve"> (vea más abajo).</w:t>
             </w:r>
           </w:p>
         </w:tc>
@@ -16538,8 +16957,8 @@
         <w:tblLook w:val="04A0" w:firstRow="1" w:lastRow="0" w:firstColumn="1" w:lastColumn="0" w:noHBand="0" w:noVBand="1"/>
       </w:tblPr>
       <w:tblGrid>
-        <w:gridCol w:w="4513"/>
-        <w:gridCol w:w="4513"/>
+        <w:gridCol w:w="3692"/>
+        <w:gridCol w:w="5334"/>
       </w:tblGrid>
       <w:tr>
         <w:tblPrEx>
@@ -16554,7 +16973,7 @@
         </w:trPr>
         <w:tc>
           <w:tcPr>
-            <w:tcW w:w="4513" w:type="dxa"/>
+            <w:tcW w:w="3692" w:type="dxa"/>
             <w:tcBorders>
               <w:top w:val="single" w:sz="4" w:space="0" w:color="BFC7D1"/>
               <w:left w:val="single" w:sz="4" w:space="0" w:color="BFC7D1"/>
@@ -16585,7 +17004,7 @@
         </w:tc>
         <w:tc>
           <w:tcPr>
-            <w:tcW w:w="4513" w:type="dxa"/>
+            <w:tcW w:w="5334" w:type="dxa"/>
             <w:tcBorders>
               <w:top w:val="single" w:sz="4" w:space="0" w:color="BFC7D1"/>
               <w:left w:val="single" w:sz="4" w:space="0" w:color="BFC7D1"/>
@@ -16627,51 +17046,65 @@
         </w:trPr>
         <w:tc>
           <w:tcPr>
-            <w:tcW w:w="4513" w:type="dxa"/>
-            <w:tcBorders>
-              <w:top w:val="single" w:sz="4" w:space="0" w:color="BFC7D1"/>
-              <w:left w:val="single" w:sz="4" w:space="0" w:color="BFC7D1"/>
-              <w:bottom w:val="single" w:sz="4" w:space="0" w:color="BFC7D1"/>
-              <w:right w:val="single" w:sz="4" w:space="0" w:color="BFC7D1"/>
-            </w:tcBorders>
-            <w:tcMar>
-              <w:top w:w="60" w:type="dxa"/>
-              <w:left w:w="100" w:type="dxa"/>
-              <w:bottom w:w="60" w:type="dxa"/>
-              <w:right w:w="100" w:type="dxa"/>
-            </w:tcMar>
-          </w:tcPr>
-          <w:p>
-            <w:pPr>
-              <w:spacing w:after="0"/>
-            </w:pPr>
-            <w:r>
-              <w:t>Diaria (medianoche)</w:t>
-            </w:r>
-          </w:p>
-        </w:tc>
-        <w:tc>
-          <w:tcPr>
-            <w:tcW w:w="4513" w:type="dxa"/>
-            <w:tcBorders>
-              <w:top w:val="single" w:sz="4" w:space="0" w:color="BFC7D1"/>
-              <w:left w:val="single" w:sz="4" w:space="0" w:color="BFC7D1"/>
-              <w:bottom w:val="single" w:sz="4" w:space="0" w:color="BFC7D1"/>
-              <w:right w:val="single" w:sz="4" w:space="0" w:color="BFC7D1"/>
-            </w:tcBorders>
-            <w:tcMar>
-              <w:top w:w="60" w:type="dxa"/>
-              <w:left w:w="100" w:type="dxa"/>
-              <w:bottom w:w="60" w:type="dxa"/>
-              <w:right w:w="100" w:type="dxa"/>
-            </w:tcMar>
-          </w:tcPr>
-          <w:p>
-            <w:pPr>
-              <w:spacing w:after="0"/>
-            </w:pPr>
-            <w:r>
-              <w:t>Cada día a las 00:00.</w:t>
+            <w:tcW w:w="3692" w:type="dxa"/>
+            <w:tcBorders>
+              <w:top w:val="single" w:sz="4" w:space="0" w:color="BFC7D1"/>
+              <w:left w:val="single" w:sz="4" w:space="0" w:color="BFC7D1"/>
+              <w:bottom w:val="single" w:sz="4" w:space="0" w:color="BFC7D1"/>
+              <w:right w:val="single" w:sz="4" w:space="0" w:color="BFC7D1"/>
+            </w:tcBorders>
+            <w:tcMar>
+              <w:top w:w="60" w:type="dxa"/>
+              <w:left w:w="100" w:type="dxa"/>
+              <w:bottom w:w="60" w:type="dxa"/>
+              <w:right w:w="100" w:type="dxa"/>
+            </w:tcMar>
+          </w:tcPr>
+          <w:p>
+            <w:pPr>
+              <w:spacing w:after="0"/>
+            </w:pPr>
+            <w:r>
+              <w:rPr>
+                <w:b/>
+                <w:bCs/>
+              </w:rPr>
+              <w:t>Diario</w:t>
+            </w:r>
+          </w:p>
+        </w:tc>
+        <w:tc>
+          <w:tcPr>
+            <w:tcW w:w="5334" w:type="dxa"/>
+            <w:tcBorders>
+              <w:top w:val="single" w:sz="4" w:space="0" w:color="BFC7D1"/>
+              <w:left w:val="single" w:sz="4" w:space="0" w:color="BFC7D1"/>
+              <w:bottom w:val="single" w:sz="4" w:space="0" w:color="BFC7D1"/>
+              <w:right w:val="single" w:sz="4" w:space="0" w:color="BFC7D1"/>
+            </w:tcBorders>
+            <w:tcMar>
+              <w:top w:w="60" w:type="dxa"/>
+              <w:left w:w="100" w:type="dxa"/>
+              <w:bottom w:w="60" w:type="dxa"/>
+              <w:right w:w="100" w:type="dxa"/>
+            </w:tcMar>
+          </w:tcPr>
+          <w:p>
+            <w:pPr>
+              <w:spacing w:after="0"/>
+            </w:pPr>
+            <w:r>
+              <w:t xml:space="preserve">Cada día a la </w:t>
+            </w:r>
+            <w:r>
+              <w:rPr>
+                <w:b/>
+                <w:bCs/>
+              </w:rPr>
+              <w:t>Hora</w:t>
+            </w:r>
+            <w:r>
+              <w:t xml:space="preserve"> que elija.</w:t>
             </w:r>
           </w:p>
         </w:tc>
@@ -16688,7 +17121,7 @@
         </w:trPr>
         <w:tc>
           <w:tcPr>
-            <w:tcW w:w="4513" w:type="dxa"/>
+            <w:tcW w:w="3692" w:type="dxa"/>
             <w:tcBorders>
               <w:top w:val="single" w:sz="4" w:space="0" w:color="BFC7D1"/>
               <w:left w:val="single" w:sz="4" w:space="0" w:color="BFC7D1"/>
@@ -16708,13 +17141,17 @@
               <w:spacing w:after="0"/>
             </w:pPr>
             <w:r>
-              <w:t>Semanal (domingo, medianoche)</w:t>
-            </w:r>
-          </w:p>
-        </w:tc>
-        <w:tc>
-          <w:tcPr>
-            <w:tcW w:w="4513" w:type="dxa"/>
+              <w:rPr>
+                <w:b/>
+                <w:bCs/>
+              </w:rPr>
+              <w:t>Semanal</w:t>
+            </w:r>
+          </w:p>
+        </w:tc>
+        <w:tc>
+          <w:tcPr>
+            <w:tcW w:w="5334" w:type="dxa"/>
             <w:tcBorders>
               <w:top w:val="single" w:sz="4" w:space="0" w:color="BFC7D1"/>
               <w:left w:val="single" w:sz="4" w:space="0" w:color="BFC7D1"/>
@@ -16734,7 +17171,17 @@
               <w:spacing w:after="0"/>
             </w:pPr>
             <w:r>
-              <w:t>Cada domingo a las 00:00.</w:t>
+              <w:t xml:space="preserve">Una vez a la semana, el </w:t>
+            </w:r>
+            <w:r>
+              <w:rPr>
+                <w:b/>
+                <w:bCs/>
+              </w:rPr>
+              <w:t>Día de la semana</w:t>
+            </w:r>
+            <w:r>
+              <w:t xml:space="preserve"> que elija.</w:t>
             </w:r>
           </w:p>
         </w:tc>
@@ -16751,51 +17198,55 @@
         </w:trPr>
         <w:tc>
           <w:tcPr>
-            <w:tcW w:w="4513" w:type="dxa"/>
-            <w:tcBorders>
-              <w:top w:val="single" w:sz="4" w:space="0" w:color="BFC7D1"/>
-              <w:left w:val="single" w:sz="4" w:space="0" w:color="BFC7D1"/>
-              <w:bottom w:val="single" w:sz="4" w:space="0" w:color="BFC7D1"/>
-              <w:right w:val="single" w:sz="4" w:space="0" w:color="BFC7D1"/>
-            </w:tcBorders>
-            <w:tcMar>
-              <w:top w:w="60" w:type="dxa"/>
-              <w:left w:w="100" w:type="dxa"/>
-              <w:bottom w:w="60" w:type="dxa"/>
-              <w:right w:w="100" w:type="dxa"/>
-            </w:tcMar>
-          </w:tcPr>
-          <w:p>
-            <w:pPr>
-              <w:spacing w:after="0"/>
-            </w:pPr>
-            <w:r>
-              <w:t>Mensual (día 1, medianoche)</w:t>
-            </w:r>
-          </w:p>
-        </w:tc>
-        <w:tc>
-          <w:tcPr>
-            <w:tcW w:w="4513" w:type="dxa"/>
-            <w:tcBorders>
-              <w:top w:val="single" w:sz="4" w:space="0" w:color="BFC7D1"/>
-              <w:left w:val="single" w:sz="4" w:space="0" w:color="BFC7D1"/>
-              <w:bottom w:val="single" w:sz="4" w:space="0" w:color="BFC7D1"/>
-              <w:right w:val="single" w:sz="4" w:space="0" w:color="BFC7D1"/>
-            </w:tcBorders>
-            <w:tcMar>
-              <w:top w:w="60" w:type="dxa"/>
-              <w:left w:w="100" w:type="dxa"/>
-              <w:bottom w:w="60" w:type="dxa"/>
-              <w:right w:w="100" w:type="dxa"/>
-            </w:tcMar>
-          </w:tcPr>
-          <w:p>
-            <w:pPr>
-              <w:spacing w:after="0"/>
-            </w:pPr>
-            <w:r>
-              <w:t>El día 1 de cada mes a las 00:00.</w:t>
+            <w:tcW w:w="3692" w:type="dxa"/>
+            <w:tcBorders>
+              <w:top w:val="single" w:sz="4" w:space="0" w:color="BFC7D1"/>
+              <w:left w:val="single" w:sz="4" w:space="0" w:color="BFC7D1"/>
+              <w:bottom w:val="single" w:sz="4" w:space="0" w:color="BFC7D1"/>
+              <w:right w:val="single" w:sz="4" w:space="0" w:color="BFC7D1"/>
+            </w:tcBorders>
+            <w:tcMar>
+              <w:top w:w="60" w:type="dxa"/>
+              <w:left w:w="100" w:type="dxa"/>
+              <w:bottom w:w="60" w:type="dxa"/>
+              <w:right w:w="100" w:type="dxa"/>
+            </w:tcMar>
+          </w:tcPr>
+          <w:p>
+            <w:pPr>
+              <w:spacing w:after="0"/>
+            </w:pPr>
+            <w:r>
+              <w:rPr>
+                <w:b/>
+                <w:bCs/>
+              </w:rPr>
+              <w:t>Quincenal (día 1 y día 16)</w:t>
+            </w:r>
+          </w:p>
+        </w:tc>
+        <w:tc>
+          <w:tcPr>
+            <w:tcW w:w="5334" w:type="dxa"/>
+            <w:tcBorders>
+              <w:top w:val="single" w:sz="4" w:space="0" w:color="BFC7D1"/>
+              <w:left w:val="single" w:sz="4" w:space="0" w:color="BFC7D1"/>
+              <w:bottom w:val="single" w:sz="4" w:space="0" w:color="BFC7D1"/>
+              <w:right w:val="single" w:sz="4" w:space="0" w:color="BFC7D1"/>
+            </w:tcBorders>
+            <w:tcMar>
+              <w:top w:w="60" w:type="dxa"/>
+              <w:left w:w="100" w:type="dxa"/>
+              <w:bottom w:w="60" w:type="dxa"/>
+              <w:right w:w="100" w:type="dxa"/>
+            </w:tcMar>
+          </w:tcPr>
+          <w:p>
+            <w:pPr>
+              <w:spacing w:after="0"/>
+            </w:pPr>
+            <w:r>
+              <w:t>Los días 1 y 16 de cada mes.</w:t>
             </w:r>
           </w:p>
         </w:tc>
@@ -16812,7 +17263,7 @@
         </w:trPr>
         <w:tc>
           <w:tcPr>
-            <w:tcW w:w="4513" w:type="dxa"/>
+            <w:tcW w:w="3692" w:type="dxa"/>
             <w:tcBorders>
               <w:top w:val="single" w:sz="4" w:space="0" w:color="BFC7D1"/>
               <w:left w:val="single" w:sz="4" w:space="0" w:color="BFC7D1"/>
@@ -16832,13 +17283,17 @@
               <w:spacing w:after="0"/>
             </w:pPr>
             <w:r>
-              <w:t>Personalizada</w:t>
-            </w:r>
-          </w:p>
-        </w:tc>
-        <w:tc>
-          <w:tcPr>
-            <w:tcW w:w="4513" w:type="dxa"/>
+              <w:rPr>
+                <w:b/>
+                <w:bCs/>
+              </w:rPr>
+              <w:t>Mensual</w:t>
+            </w:r>
+          </w:p>
+        </w:tc>
+        <w:tc>
+          <w:tcPr>
+            <w:tcW w:w="5334" w:type="dxa"/>
             <w:tcBorders>
               <w:top w:val="single" w:sz="4" w:space="0" w:color="BFC7D1"/>
               <w:left w:val="single" w:sz="4" w:space="0" w:color="BFC7D1"/>
@@ -16858,7 +17313,444 @@
               <w:spacing w:after="0"/>
             </w:pPr>
             <w:r>
-              <w:t xml:space="preserve">Usted escribe la expresión cron. Ejemplo: </w:t>
+              <w:t xml:space="preserve">Una vez al mes, el </w:t>
+            </w:r>
+            <w:r>
+              <w:rPr>
+                <w:b/>
+                <w:bCs/>
+              </w:rPr>
+              <w:t>Día del mes</w:t>
+            </w:r>
+            <w:r>
+              <w:t xml:space="preserve"> que elija.</w:t>
+            </w:r>
+          </w:p>
+        </w:tc>
+      </w:tr>
+      <w:tr>
+        <w:tblPrEx>
+          <w:tblCellMar>
+            <w:top w:w="0" w:type="dxa"/>
+            <w:bottom w:w="0" w:type="dxa"/>
+          </w:tblCellMar>
+        </w:tblPrEx>
+        <w:trPr>
+          <w:cantSplit/>
+        </w:trPr>
+        <w:tc>
+          <w:tcPr>
+            <w:tcW w:w="3692" w:type="dxa"/>
+            <w:tcBorders>
+              <w:top w:val="single" w:sz="4" w:space="0" w:color="BFC7D1"/>
+              <w:left w:val="single" w:sz="4" w:space="0" w:color="BFC7D1"/>
+              <w:bottom w:val="single" w:sz="4" w:space="0" w:color="BFC7D1"/>
+              <w:right w:val="single" w:sz="4" w:space="0" w:color="BFC7D1"/>
+            </w:tcBorders>
+            <w:tcMar>
+              <w:top w:w="60" w:type="dxa"/>
+              <w:left w:w="100" w:type="dxa"/>
+              <w:bottom w:w="60" w:type="dxa"/>
+              <w:right w:w="100" w:type="dxa"/>
+            </w:tcMar>
+          </w:tcPr>
+          <w:p>
+            <w:pPr>
+              <w:spacing w:after="0"/>
+            </w:pPr>
+            <w:r>
+              <w:rPr>
+                <w:b/>
+                <w:bCs/>
+              </w:rPr>
+              <w:t>Bimestral</w:t>
+            </w:r>
+          </w:p>
+        </w:tc>
+        <w:tc>
+          <w:tcPr>
+            <w:tcW w:w="5334" w:type="dxa"/>
+            <w:tcBorders>
+              <w:top w:val="single" w:sz="4" w:space="0" w:color="BFC7D1"/>
+              <w:left w:val="single" w:sz="4" w:space="0" w:color="BFC7D1"/>
+              <w:bottom w:val="single" w:sz="4" w:space="0" w:color="BFC7D1"/>
+              <w:right w:val="single" w:sz="4" w:space="0" w:color="BFC7D1"/>
+            </w:tcBorders>
+            <w:tcMar>
+              <w:top w:w="60" w:type="dxa"/>
+              <w:left w:w="100" w:type="dxa"/>
+              <w:bottom w:w="60" w:type="dxa"/>
+              <w:right w:w="100" w:type="dxa"/>
+            </w:tcMar>
+          </w:tcPr>
+          <w:p>
+            <w:pPr>
+              <w:spacing w:after="0"/>
+            </w:pPr>
+            <w:r>
+              <w:t>En enero, marzo, mayo, julio, septiembre y noviembre.</w:t>
+            </w:r>
+          </w:p>
+        </w:tc>
+      </w:tr>
+      <w:tr>
+        <w:tblPrEx>
+          <w:tblCellMar>
+            <w:top w:w="0" w:type="dxa"/>
+            <w:bottom w:w="0" w:type="dxa"/>
+          </w:tblCellMar>
+        </w:tblPrEx>
+        <w:trPr>
+          <w:cantSplit/>
+        </w:trPr>
+        <w:tc>
+          <w:tcPr>
+            <w:tcW w:w="3692" w:type="dxa"/>
+            <w:tcBorders>
+              <w:top w:val="single" w:sz="4" w:space="0" w:color="BFC7D1"/>
+              <w:left w:val="single" w:sz="4" w:space="0" w:color="BFC7D1"/>
+              <w:bottom w:val="single" w:sz="4" w:space="0" w:color="BFC7D1"/>
+              <w:right w:val="single" w:sz="4" w:space="0" w:color="BFC7D1"/>
+            </w:tcBorders>
+            <w:shd w:val="clear" w:color="auto" w:fill="F3F6F9"/>
+            <w:tcMar>
+              <w:top w:w="60" w:type="dxa"/>
+              <w:left w:w="100" w:type="dxa"/>
+              <w:bottom w:w="60" w:type="dxa"/>
+              <w:right w:w="100" w:type="dxa"/>
+            </w:tcMar>
+          </w:tcPr>
+          <w:p>
+            <w:pPr>
+              <w:spacing w:after="0"/>
+            </w:pPr>
+            <w:r>
+              <w:rPr>
+                <w:b/>
+                <w:bCs/>
+              </w:rPr>
+              <w:t>Trimestral</w:t>
+            </w:r>
+          </w:p>
+        </w:tc>
+        <w:tc>
+          <w:tcPr>
+            <w:tcW w:w="5334" w:type="dxa"/>
+            <w:tcBorders>
+              <w:top w:val="single" w:sz="4" w:space="0" w:color="BFC7D1"/>
+              <w:left w:val="single" w:sz="4" w:space="0" w:color="BFC7D1"/>
+              <w:bottom w:val="single" w:sz="4" w:space="0" w:color="BFC7D1"/>
+              <w:right w:val="single" w:sz="4" w:space="0" w:color="BFC7D1"/>
+            </w:tcBorders>
+            <w:shd w:val="clear" w:color="auto" w:fill="F3F6F9"/>
+            <w:tcMar>
+              <w:top w:w="60" w:type="dxa"/>
+              <w:left w:w="100" w:type="dxa"/>
+              <w:bottom w:w="60" w:type="dxa"/>
+              <w:right w:w="100" w:type="dxa"/>
+            </w:tcMar>
+          </w:tcPr>
+          <w:p>
+            <w:pPr>
+              <w:spacing w:after="0"/>
+            </w:pPr>
+            <w:r>
+              <w:t>En enero, abril, julio y octubre.</w:t>
+            </w:r>
+          </w:p>
+        </w:tc>
+      </w:tr>
+      <w:tr>
+        <w:tblPrEx>
+          <w:tblCellMar>
+            <w:top w:w="0" w:type="dxa"/>
+            <w:bottom w:w="0" w:type="dxa"/>
+          </w:tblCellMar>
+        </w:tblPrEx>
+        <w:trPr>
+          <w:cantSplit/>
+        </w:trPr>
+        <w:tc>
+          <w:tcPr>
+            <w:tcW w:w="3692" w:type="dxa"/>
+            <w:tcBorders>
+              <w:top w:val="single" w:sz="4" w:space="0" w:color="BFC7D1"/>
+              <w:left w:val="single" w:sz="4" w:space="0" w:color="BFC7D1"/>
+              <w:bottom w:val="single" w:sz="4" w:space="0" w:color="BFC7D1"/>
+              <w:right w:val="single" w:sz="4" w:space="0" w:color="BFC7D1"/>
+            </w:tcBorders>
+            <w:tcMar>
+              <w:top w:w="60" w:type="dxa"/>
+              <w:left w:w="100" w:type="dxa"/>
+              <w:bottom w:w="60" w:type="dxa"/>
+              <w:right w:w="100" w:type="dxa"/>
+            </w:tcMar>
+          </w:tcPr>
+          <w:p>
+            <w:pPr>
+              <w:spacing w:after="0"/>
+            </w:pPr>
+            <w:r>
+              <w:rPr>
+                <w:b/>
+                <w:bCs/>
+              </w:rPr>
+              <w:lastRenderedPageBreak/>
+              <w:t>Cuatrimestral</w:t>
+            </w:r>
+          </w:p>
+        </w:tc>
+        <w:tc>
+          <w:tcPr>
+            <w:tcW w:w="5334" w:type="dxa"/>
+            <w:tcBorders>
+              <w:top w:val="single" w:sz="4" w:space="0" w:color="BFC7D1"/>
+              <w:left w:val="single" w:sz="4" w:space="0" w:color="BFC7D1"/>
+              <w:bottom w:val="single" w:sz="4" w:space="0" w:color="BFC7D1"/>
+              <w:right w:val="single" w:sz="4" w:space="0" w:color="BFC7D1"/>
+            </w:tcBorders>
+            <w:tcMar>
+              <w:top w:w="60" w:type="dxa"/>
+              <w:left w:w="100" w:type="dxa"/>
+              <w:bottom w:w="60" w:type="dxa"/>
+              <w:right w:w="100" w:type="dxa"/>
+            </w:tcMar>
+          </w:tcPr>
+          <w:p>
+            <w:pPr>
+              <w:spacing w:after="0"/>
+            </w:pPr>
+            <w:r>
+              <w:t>En enero, mayo y septiembre.</w:t>
+            </w:r>
+          </w:p>
+        </w:tc>
+      </w:tr>
+      <w:tr>
+        <w:tblPrEx>
+          <w:tblCellMar>
+            <w:top w:w="0" w:type="dxa"/>
+            <w:bottom w:w="0" w:type="dxa"/>
+          </w:tblCellMar>
+        </w:tblPrEx>
+        <w:trPr>
+          <w:cantSplit/>
+        </w:trPr>
+        <w:tc>
+          <w:tcPr>
+            <w:tcW w:w="3692" w:type="dxa"/>
+            <w:tcBorders>
+              <w:top w:val="single" w:sz="4" w:space="0" w:color="BFC7D1"/>
+              <w:left w:val="single" w:sz="4" w:space="0" w:color="BFC7D1"/>
+              <w:bottom w:val="single" w:sz="4" w:space="0" w:color="BFC7D1"/>
+              <w:right w:val="single" w:sz="4" w:space="0" w:color="BFC7D1"/>
+            </w:tcBorders>
+            <w:shd w:val="clear" w:color="auto" w:fill="F3F6F9"/>
+            <w:tcMar>
+              <w:top w:w="60" w:type="dxa"/>
+              <w:left w:w="100" w:type="dxa"/>
+              <w:bottom w:w="60" w:type="dxa"/>
+              <w:right w:w="100" w:type="dxa"/>
+            </w:tcMar>
+          </w:tcPr>
+          <w:p>
+            <w:pPr>
+              <w:spacing w:after="0"/>
+            </w:pPr>
+            <w:r>
+              <w:rPr>
+                <w:b/>
+                <w:bCs/>
+              </w:rPr>
+              <w:t>Semestral</w:t>
+            </w:r>
+          </w:p>
+        </w:tc>
+        <w:tc>
+          <w:tcPr>
+            <w:tcW w:w="5334" w:type="dxa"/>
+            <w:tcBorders>
+              <w:top w:val="single" w:sz="4" w:space="0" w:color="BFC7D1"/>
+              <w:left w:val="single" w:sz="4" w:space="0" w:color="BFC7D1"/>
+              <w:bottom w:val="single" w:sz="4" w:space="0" w:color="BFC7D1"/>
+              <w:right w:val="single" w:sz="4" w:space="0" w:color="BFC7D1"/>
+            </w:tcBorders>
+            <w:shd w:val="clear" w:color="auto" w:fill="F3F6F9"/>
+            <w:tcMar>
+              <w:top w:w="60" w:type="dxa"/>
+              <w:left w:w="100" w:type="dxa"/>
+              <w:bottom w:w="60" w:type="dxa"/>
+              <w:right w:w="100" w:type="dxa"/>
+            </w:tcMar>
+          </w:tcPr>
+          <w:p>
+            <w:pPr>
+              <w:spacing w:after="0"/>
+            </w:pPr>
+            <w:r>
+              <w:t>En enero y julio.</w:t>
+            </w:r>
+          </w:p>
+        </w:tc>
+      </w:tr>
+      <w:tr>
+        <w:tblPrEx>
+          <w:tblCellMar>
+            <w:top w:w="0" w:type="dxa"/>
+            <w:bottom w:w="0" w:type="dxa"/>
+          </w:tblCellMar>
+        </w:tblPrEx>
+        <w:trPr>
+          <w:cantSplit/>
+        </w:trPr>
+        <w:tc>
+          <w:tcPr>
+            <w:tcW w:w="3692" w:type="dxa"/>
+            <w:tcBorders>
+              <w:top w:val="single" w:sz="4" w:space="0" w:color="BFC7D1"/>
+              <w:left w:val="single" w:sz="4" w:space="0" w:color="BFC7D1"/>
+              <w:bottom w:val="single" w:sz="4" w:space="0" w:color="BFC7D1"/>
+              <w:right w:val="single" w:sz="4" w:space="0" w:color="BFC7D1"/>
+            </w:tcBorders>
+            <w:tcMar>
+              <w:top w:w="60" w:type="dxa"/>
+              <w:left w:w="100" w:type="dxa"/>
+              <w:bottom w:w="60" w:type="dxa"/>
+              <w:right w:w="100" w:type="dxa"/>
+            </w:tcMar>
+          </w:tcPr>
+          <w:p>
+            <w:pPr>
+              <w:spacing w:after="0"/>
+            </w:pPr>
+            <w:r>
+              <w:rPr>
+                <w:b/>
+                <w:bCs/>
+              </w:rPr>
+              <w:t>Anual</w:t>
+            </w:r>
+          </w:p>
+        </w:tc>
+        <w:tc>
+          <w:tcPr>
+            <w:tcW w:w="5334" w:type="dxa"/>
+            <w:tcBorders>
+              <w:top w:val="single" w:sz="4" w:space="0" w:color="BFC7D1"/>
+              <w:left w:val="single" w:sz="4" w:space="0" w:color="BFC7D1"/>
+              <w:bottom w:val="single" w:sz="4" w:space="0" w:color="BFC7D1"/>
+              <w:right w:val="single" w:sz="4" w:space="0" w:color="BFC7D1"/>
+            </w:tcBorders>
+            <w:tcMar>
+              <w:top w:w="60" w:type="dxa"/>
+              <w:left w:w="100" w:type="dxa"/>
+              <w:bottom w:w="60" w:type="dxa"/>
+              <w:right w:w="100" w:type="dxa"/>
+            </w:tcMar>
+          </w:tcPr>
+          <w:p>
+            <w:pPr>
+              <w:spacing w:after="0"/>
+            </w:pPr>
+            <w:r>
+              <w:t xml:space="preserve">Una vez al año, en el </w:t>
+            </w:r>
+            <w:r>
+              <w:rPr>
+                <w:b/>
+                <w:bCs/>
+              </w:rPr>
+              <w:t>Mes</w:t>
+            </w:r>
+            <w:r>
+              <w:t xml:space="preserve"> y el </w:t>
+            </w:r>
+            <w:r>
+              <w:rPr>
+                <w:b/>
+                <w:bCs/>
+              </w:rPr>
+              <w:t>Día del mes</w:t>
+            </w:r>
+            <w:r>
+              <w:t xml:space="preserve"> que elija.</w:t>
+            </w:r>
+          </w:p>
+        </w:tc>
+      </w:tr>
+      <w:tr>
+        <w:tblPrEx>
+          <w:tblCellMar>
+            <w:top w:w="0" w:type="dxa"/>
+            <w:bottom w:w="0" w:type="dxa"/>
+          </w:tblCellMar>
+        </w:tblPrEx>
+        <w:trPr>
+          <w:cantSplit/>
+        </w:trPr>
+        <w:tc>
+          <w:tcPr>
+            <w:tcW w:w="3692" w:type="dxa"/>
+            <w:tcBorders>
+              <w:top w:val="single" w:sz="4" w:space="0" w:color="BFC7D1"/>
+              <w:left w:val="single" w:sz="4" w:space="0" w:color="BFC7D1"/>
+              <w:bottom w:val="single" w:sz="4" w:space="0" w:color="BFC7D1"/>
+              <w:right w:val="single" w:sz="4" w:space="0" w:color="BFC7D1"/>
+            </w:tcBorders>
+            <w:shd w:val="clear" w:color="auto" w:fill="F3F6F9"/>
+            <w:tcMar>
+              <w:top w:w="60" w:type="dxa"/>
+              <w:left w:w="100" w:type="dxa"/>
+              <w:bottom w:w="60" w:type="dxa"/>
+              <w:right w:w="100" w:type="dxa"/>
+            </w:tcMar>
+          </w:tcPr>
+          <w:p>
+            <w:pPr>
+              <w:spacing w:after="0"/>
+            </w:pPr>
+            <w:r>
+              <w:rPr>
+                <w:b/>
+                <w:bCs/>
+              </w:rPr>
+              <w:t>Personalizado (cron)</w:t>
+            </w:r>
+          </w:p>
+        </w:tc>
+        <w:tc>
+          <w:tcPr>
+            <w:tcW w:w="5334" w:type="dxa"/>
+            <w:tcBorders>
+              <w:top w:val="single" w:sz="4" w:space="0" w:color="BFC7D1"/>
+              <w:left w:val="single" w:sz="4" w:space="0" w:color="BFC7D1"/>
+              <w:bottom w:val="single" w:sz="4" w:space="0" w:color="BFC7D1"/>
+              <w:right w:val="single" w:sz="4" w:space="0" w:color="BFC7D1"/>
+            </w:tcBorders>
+            <w:shd w:val="clear" w:color="auto" w:fill="F3F6F9"/>
+            <w:tcMar>
+              <w:top w:w="60" w:type="dxa"/>
+              <w:left w:w="100" w:type="dxa"/>
+              <w:bottom w:w="60" w:type="dxa"/>
+              <w:right w:w="100" w:type="dxa"/>
+            </w:tcMar>
+          </w:tcPr>
+          <w:p>
+            <w:pPr>
+              <w:spacing w:after="0"/>
+            </w:pPr>
+            <w:r>
+              <w:t xml:space="preserve">Usted escribe una </w:t>
+            </w:r>
+            <w:r>
+              <w:rPr>
+                <w:b/>
+                <w:bCs/>
+              </w:rPr>
+              <w:t>Expresión cron</w:t>
+            </w:r>
+            <w:r>
+              <w:t xml:space="preserve">: cinco campos, minuto, hora, día del mes, mes, día de la semana. Ejemplo: </w:t>
             </w:r>
             <w:r>
               <w:rPr>
@@ -16869,7 +17761,7 @@
               <w:t>0 9 * * 1-5</w:t>
             </w:r>
             <w:r>
-              <w:t xml:space="preserve"> es las 09:00 los días laborables.</w:t>
+              <w:t xml:space="preserve"> es a las 09:00 en días laborables.</w:t>
             </w:r>
           </w:p>
         </w:tc>
@@ -17201,11 +18093,51 @@
       <w:pPr>
         <w:pStyle w:val="Ttulo2"/>
       </w:pPr>
-      <w:bookmarkStart w:id="25" w:name="_Toc241748234"/>
-      <w:r>
-        <w:t>Ejemplo: programar una ejecución semanal</w:t>
+      <w:bookmarkStart w:id="25" w:name="_Toc241848469"/>
+      <w:r>
+        <w:t>Parámetros que siguen la fecha de ejecución</w:t>
       </w:r>
       <w:bookmarkEnd w:id="25"/>
+    </w:p>
+    <w:p>
+      <w:r>
+        <w:t xml:space="preserve">Cada parámetro de </w:t>
+      </w:r>
+      <w:r>
+        <w:rPr>
+          <w:b/>
+          <w:bCs/>
+        </w:rPr>
+        <w:t>Valores predefinidos de parámetros</w:t>
+      </w:r>
+      <w:r>
+        <w:t xml:space="preserve"> tiene una opción: </w:t>
+      </w:r>
+      <w:r>
+        <w:rPr>
+          <w:b/>
+          <w:bCs/>
+        </w:rPr>
+        <w:t>Valor fijo</w:t>
+      </w:r>
+      <w:r>
+        <w:t xml:space="preserve"> o </w:t>
+      </w:r>
+      <w:r>
+        <w:rPr>
+          <w:b/>
+          <w:bCs/>
+        </w:rPr>
+        <w:t>Relativo a la fecha de ejecución</w:t>
+      </w:r>
+      <w:r>
+        <w:t>. Un valor fijo es el mismo en cada ejecución. Un valor relativo cambia con la fecha en que se ejecuta la programación, así que un informe mensual siempre cubre el mes correcto.</w:t>
+      </w:r>
+    </w:p>
+    <w:p>
+      <w:r>
+        <w:t>Un valor relativo tiene tres partes:</w:t>
+      </w:r>
     </w:p>
     <w:p>
       <w:pPr>
@@ -17217,17 +18149,14 @@
         <w:spacing w:after="60"/>
       </w:pPr>
       <w:r>
-        <w:t xml:space="preserve">En </w:t>
-      </w:r>
-      <w:r>
         <w:rPr>
           <w:b/>
           <w:bCs/>
         </w:rPr>
-        <w:t>Mapas</w:t>
-      </w:r>
-      <w:r>
-        <w:t>, haga clic en el icono del calendario del mapa.</w:t>
+        <w:t>Mover la fecha de ejecución</w:t>
+      </w:r>
+      <w:r>
+        <w:t xml:space="preserve"> un número. Use -1 para el periodo anterior y 0 para el actual.</w:t>
       </w:r>
     </w:p>
     <w:p>
@@ -17240,35 +18169,74 @@
         <w:spacing w:after="60"/>
       </w:pPr>
       <w:r>
-        <w:lastRenderedPageBreak/>
-        <w:t xml:space="preserve">Escriba un </w:t>
+        <w:t xml:space="preserve">El periodo: </w:t>
       </w:r>
       <w:r>
         <w:rPr>
           <w:b/>
           <w:bCs/>
         </w:rPr>
-        <w:t>Nombre</w:t>
-      </w:r>
-      <w:r>
-        <w:t xml:space="preserve">. Establezca la </w:t>
+        <w:t>días</w:t>
+      </w:r>
+      <w:r>
+        <w:t xml:space="preserve">, </w:t>
       </w:r>
       <w:r>
         <w:rPr>
           <w:b/>
           <w:bCs/>
         </w:rPr>
-        <w:t>Frecuencia</w:t>
-      </w:r>
-      <w:r>
-        <w:t xml:space="preserve"> en </w:t>
+        <w:t>semanas</w:t>
+      </w:r>
+      <w:r>
+        <w:t xml:space="preserve">, </w:t>
       </w:r>
       <w:r>
         <w:rPr>
           <w:b/>
           <w:bCs/>
         </w:rPr>
-        <w:t>Semanal (domingo, medianoche)</w:t>
+        <w:t>quincenas</w:t>
+      </w:r>
+      <w:r>
+        <w:t xml:space="preserve">, </w:t>
+      </w:r>
+      <w:r>
+        <w:rPr>
+          <w:b/>
+          <w:bCs/>
+        </w:rPr>
+        <w:t>meses</w:t>
+      </w:r>
+      <w:r>
+        <w:t xml:space="preserve">, </w:t>
+      </w:r>
+      <w:r>
+        <w:rPr>
+          <w:b/>
+          <w:bCs/>
+        </w:rPr>
+        <w:t>trimestres</w:t>
+      </w:r>
+      <w:r>
+        <w:t xml:space="preserve">, </w:t>
+      </w:r>
+      <w:r>
+        <w:rPr>
+          <w:b/>
+          <w:bCs/>
+        </w:rPr>
+        <w:t>semestres</w:t>
+      </w:r>
+      <w:r>
+        <w:t xml:space="preserve"> o </w:t>
+      </w:r>
+      <w:r>
+        <w:rPr>
+          <w:b/>
+          <w:bCs/>
+        </w:rPr>
+        <w:t>años</w:t>
       </w:r>
       <w:r>
         <w:t>.</w:t>
@@ -17284,80 +18252,41 @@
         <w:spacing w:after="60"/>
       </w:pPr>
       <w:r>
-        <w:t xml:space="preserve">Elija su </w:t>
-      </w:r>
-      <w:r>
         <w:rPr>
           <w:b/>
           <w:bCs/>
         </w:rPr>
-        <w:t>Zona horaria</w:t>
-      </w:r>
-      <w:r>
-        <w:t xml:space="preserve"> y el </w:t>
+        <w:t>y usar</w:t>
+      </w:r>
+      <w:r>
+        <w:t xml:space="preserve">: </w:t>
       </w:r>
       <w:r>
         <w:rPr>
           <w:b/>
           <w:bCs/>
         </w:rPr>
-        <w:t>Formato de salida</w:t>
-      </w:r>
-      <w:r>
-        <w:t>.</w:t>
-      </w:r>
-    </w:p>
-    <w:p>
-      <w:pPr>
-        <w:pStyle w:val="PargrafodaLista"/>
-        <w:numPr>
-          <w:ilvl w:val="0"/>
-          <w:numId w:val="9"/>
-        </w:numPr>
-        <w:spacing w:after="60"/>
-      </w:pPr>
-      <w:r>
-        <w:t xml:space="preserve">Haga clic en </w:t>
+        <w:t>esa fecha</w:t>
+      </w:r>
+      <w:r>
+        <w:t xml:space="preserve">, el primer o el último día de esa semana, quincena, mes, trimestre, semestre o año, </w:t>
       </w:r>
       <w:r>
         <w:rPr>
           <w:b/>
           <w:bCs/>
         </w:rPr>
-        <w:t>Guardar</w:t>
-      </w:r>
-      <w:r>
-        <w:t>.</w:t>
-      </w:r>
-    </w:p>
-    <w:p>
-      <w:pPr>
-        <w:pStyle w:val="PargrafodaLista"/>
-        <w:numPr>
-          <w:ilvl w:val="0"/>
-          <w:numId w:val="9"/>
-        </w:numPr>
-        <w:spacing w:after="60"/>
-      </w:pPr>
-      <w:r>
-        <w:t xml:space="preserve">Haga clic en el icono </w:t>
+        <w:t>el año (número)</w:t>
+      </w:r>
+      <w:r>
+        <w:t xml:space="preserve"> o </w:t>
       </w:r>
       <w:r>
         <w:rPr>
           <w:b/>
           <w:bCs/>
         </w:rPr>
-        <w:t>Ejecutar ahora</w:t>
-      </w:r>
-      <w:r>
-        <w:t xml:space="preserve"> para comprobar que funciona. Después abra </w:t>
-      </w:r>
-      <w:r>
-        <w:rPr>
-          <w:b/>
-          <w:bCs/>
-        </w:rPr>
-        <w:t>Historial</w:t>
+        <w:t>el mes (número 1-12)</w:t>
       </w:r>
       <w:r>
         <w:t>.</w:t>
@@ -17365,27 +18294,8 @@
     </w:p>
     <w:p>
       <w:pPr>
-        <w:pStyle w:val="Ttulo1"/>
-        <w:pageBreakBefore/>
+        <w:spacing w:after="60"/>
       </w:pPr>
-      <w:bookmarkStart w:id="26" w:name="_Toc241748235"/>
-      <w:r>
-        <w:lastRenderedPageBreak/>
-        <w:t>Ejecuciones</w:t>
-      </w:r>
-      <w:bookmarkEnd w:id="26"/>
-    </w:p>
-    <w:p>
-      <w:r>
-        <w:rPr>
-          <w:b/>
-          <w:bCs/>
-        </w:rPr>
-        <w:t>Ejecuciones</w:t>
-      </w:r>
-      <w:r>
-        <w:t xml:space="preserve"> muestra todas las ejecuciones que ha pedido, estén en espera, en curso o terminadas. Muestra solo sus propias ejecuciones, no las de otras personas.</w:t>
-      </w:r>
     </w:p>
     <w:p>
       <w:pPr>
@@ -17398,10 +18308,10 @@
           <w:noProof/>
         </w:rPr>
         <w:drawing>
-          <wp:inline distT="0" distB="0" distL="0" distR="0" wp14:anchorId="253C2E94" wp14:editId="10D3A5B5">
-            <wp:extent cx="5715000" cy="3571875"/>
+          <wp:inline distT="0" distB="0" distL="0" distR="0" wp14:anchorId="6B0CBAF0" wp14:editId="626C887D">
+            <wp:extent cx="3419475" cy="1914525"/>
             <wp:effectExtent l="0" t="0" r="0" b="0"/>
-            <wp:docPr id="233" name="08-runs.png" descr="La página Ejecuciones con los filtros Mapa, Estado y Tipo y la lista de ejecuciones." title="La página Ejecuciones con los filtros Mapa, Estado y Tipo y la lista de ejecuciones."/>
+            <wp:docPr id="239" name="35-schedule-relative-date.png" descr="Valores predefinidos de parámetros con un valor fijo y un valor relativo a la fecha de ejecución." title="Valores predefinidos de parámetros con un valor fijo y un valor relativo a la fecha de ejecución."/>
             <wp:cNvGraphicFramePr>
               <a:graphicFrameLocks xmlns:a="http://schemas.openxmlformats.org/drawingml/2006/main" noChangeAspect="1"/>
             </wp:cNvGraphicFramePr>
@@ -17416,6 +18326,1099 @@
                   </pic:nvPicPr>
                   <pic:blipFill>
                     <a:blip r:embed="rId17"/>
+                    <a:srcRect/>
+                    <a:stretch>
+                      <a:fillRect/>
+                    </a:stretch>
+                  </pic:blipFill>
+                  <pic:spPr bwMode="auto">
+                    <a:xfrm>
+                      <a:off x="0" y="0"/>
+                      <a:ext cx="3419475" cy="1914525"/>
+                    </a:xfrm>
+                    <a:prstGeom prst="rect">
+                      <a:avLst/>
+                    </a:prstGeom>
+                  </pic:spPr>
+                </pic:pic>
+              </a:graphicData>
+            </a:graphic>
+          </wp:inline>
+        </w:drawing>
+      </w:r>
+    </w:p>
+    <w:p>
+      <w:pPr>
+        <w:pStyle w:val="Legenda"/>
+        <w:jc w:val="center"/>
+      </w:pPr>
+      <w:r>
+        <w:t>Valores predefinidos de parámetros con un valor fijo y un valor relativo a la fecha de ejecución.</w:t>
+      </w:r>
+    </w:p>
+    <w:tbl>
+      <w:tblPr>
+        <w:tblW w:w="9026" w:type="dxa"/>
+        <w:tblBorders>
+          <w:top w:val="single" w:sz="4" w:space="0" w:color="auto"/>
+          <w:left w:val="single" w:sz="4" w:space="0" w:color="auto"/>
+          <w:bottom w:val="single" w:sz="4" w:space="0" w:color="auto"/>
+          <w:right w:val="single" w:sz="4" w:space="0" w:color="auto"/>
+          <w:insideH w:val="single" w:sz="4" w:space="0" w:color="auto"/>
+          <w:insideV w:val="single" w:sz="4" w:space="0" w:color="auto"/>
+        </w:tblBorders>
+        <w:tblCellMar>
+          <w:left w:w="10" w:type="dxa"/>
+          <w:right w:w="10" w:type="dxa"/>
+        </w:tblCellMar>
+        <w:tblLook w:val="04A0" w:firstRow="1" w:lastRow="0" w:firstColumn="1" w:lastColumn="0" w:noHBand="0" w:noVBand="1"/>
+      </w:tblPr>
+      <w:tblGrid>
+        <w:gridCol w:w="2063"/>
+        <w:gridCol w:w="3868"/>
+        <w:gridCol w:w="3095"/>
+      </w:tblGrid>
+      <w:tr>
+        <w:tblPrEx>
+          <w:tblCellMar>
+            <w:top w:w="0" w:type="dxa"/>
+            <w:bottom w:w="0" w:type="dxa"/>
+          </w:tblCellMar>
+        </w:tblPrEx>
+        <w:trPr>
+          <w:cantSplit/>
+          <w:tblHeader/>
+        </w:trPr>
+        <w:tc>
+          <w:tcPr>
+            <w:tcW w:w="2063" w:type="dxa"/>
+            <w:tcBorders>
+              <w:top w:val="single" w:sz="4" w:space="0" w:color="BFC7D1"/>
+              <w:left w:val="single" w:sz="4" w:space="0" w:color="BFC7D1"/>
+              <w:bottom w:val="single" w:sz="4" w:space="0" w:color="BFC7D1"/>
+              <w:right w:val="single" w:sz="4" w:space="0" w:color="BFC7D1"/>
+            </w:tcBorders>
+            <w:shd w:val="clear" w:color="auto" w:fill="1F3A5F"/>
+            <w:tcMar>
+              <w:top w:w="60" w:type="dxa"/>
+              <w:left w:w="100" w:type="dxa"/>
+              <w:bottom w:w="60" w:type="dxa"/>
+              <w:right w:w="100" w:type="dxa"/>
+            </w:tcMar>
+          </w:tcPr>
+          <w:p>
+            <w:pPr>
+              <w:spacing w:after="0"/>
+            </w:pPr>
+            <w:r>
+              <w:rPr>
+                <w:b/>
+                <w:bCs/>
+                <w:color w:val="FFFFFF"/>
+              </w:rPr>
+              <w:lastRenderedPageBreak/>
+              <w:t>Lo que quiere</w:t>
+            </w:r>
+          </w:p>
+        </w:tc>
+        <w:tc>
+          <w:tcPr>
+            <w:tcW w:w="3868" w:type="dxa"/>
+            <w:tcBorders>
+              <w:top w:val="single" w:sz="4" w:space="0" w:color="BFC7D1"/>
+              <w:left w:val="single" w:sz="4" w:space="0" w:color="BFC7D1"/>
+              <w:bottom w:val="single" w:sz="4" w:space="0" w:color="BFC7D1"/>
+              <w:right w:val="single" w:sz="4" w:space="0" w:color="BFC7D1"/>
+            </w:tcBorders>
+            <w:shd w:val="clear" w:color="auto" w:fill="1F3A5F"/>
+            <w:tcMar>
+              <w:top w:w="60" w:type="dxa"/>
+              <w:left w:w="100" w:type="dxa"/>
+              <w:bottom w:w="60" w:type="dxa"/>
+              <w:right w:w="100" w:type="dxa"/>
+            </w:tcMar>
+          </w:tcPr>
+          <w:p>
+            <w:pPr>
+              <w:spacing w:after="0"/>
+            </w:pPr>
+            <w:r>
+              <w:rPr>
+                <w:b/>
+                <w:bCs/>
+                <w:color w:val="FFFFFF"/>
+              </w:rPr>
+              <w:t>Fecha de inicio</w:t>
+            </w:r>
+          </w:p>
+        </w:tc>
+        <w:tc>
+          <w:tcPr>
+            <w:tcW w:w="3095" w:type="dxa"/>
+            <w:tcBorders>
+              <w:top w:val="single" w:sz="4" w:space="0" w:color="BFC7D1"/>
+              <w:left w:val="single" w:sz="4" w:space="0" w:color="BFC7D1"/>
+              <w:bottom w:val="single" w:sz="4" w:space="0" w:color="BFC7D1"/>
+              <w:right w:val="single" w:sz="4" w:space="0" w:color="BFC7D1"/>
+            </w:tcBorders>
+            <w:shd w:val="clear" w:color="auto" w:fill="1F3A5F"/>
+            <w:tcMar>
+              <w:top w:w="60" w:type="dxa"/>
+              <w:left w:w="100" w:type="dxa"/>
+              <w:bottom w:w="60" w:type="dxa"/>
+              <w:right w:w="100" w:type="dxa"/>
+            </w:tcMar>
+          </w:tcPr>
+          <w:p>
+            <w:pPr>
+              <w:spacing w:after="0"/>
+            </w:pPr>
+            <w:r>
+              <w:rPr>
+                <w:b/>
+                <w:bCs/>
+                <w:color w:val="FFFFFF"/>
+              </w:rPr>
+              <w:t>Fecha de fin</w:t>
+            </w:r>
+          </w:p>
+        </w:tc>
+      </w:tr>
+      <w:tr>
+        <w:tblPrEx>
+          <w:tblCellMar>
+            <w:top w:w="0" w:type="dxa"/>
+            <w:bottom w:w="0" w:type="dxa"/>
+          </w:tblCellMar>
+        </w:tblPrEx>
+        <w:trPr>
+          <w:cantSplit/>
+        </w:trPr>
+        <w:tc>
+          <w:tcPr>
+            <w:tcW w:w="2063" w:type="dxa"/>
+            <w:tcBorders>
+              <w:top w:val="single" w:sz="4" w:space="0" w:color="BFC7D1"/>
+              <w:left w:val="single" w:sz="4" w:space="0" w:color="BFC7D1"/>
+              <w:bottom w:val="single" w:sz="4" w:space="0" w:color="BFC7D1"/>
+              <w:right w:val="single" w:sz="4" w:space="0" w:color="BFC7D1"/>
+            </w:tcBorders>
+            <w:tcMar>
+              <w:top w:w="60" w:type="dxa"/>
+              <w:left w:w="100" w:type="dxa"/>
+              <w:bottom w:w="60" w:type="dxa"/>
+              <w:right w:w="100" w:type="dxa"/>
+            </w:tcMar>
+          </w:tcPr>
+          <w:p>
+            <w:pPr>
+              <w:spacing w:after="0"/>
+            </w:pPr>
+            <w:r>
+              <w:t>El mes pasado</w:t>
+            </w:r>
+          </w:p>
+        </w:tc>
+        <w:tc>
+          <w:tcPr>
+            <w:tcW w:w="3868" w:type="dxa"/>
+            <w:tcBorders>
+              <w:top w:val="single" w:sz="4" w:space="0" w:color="BFC7D1"/>
+              <w:left w:val="single" w:sz="4" w:space="0" w:color="BFC7D1"/>
+              <w:bottom w:val="single" w:sz="4" w:space="0" w:color="BFC7D1"/>
+              <w:right w:val="single" w:sz="4" w:space="0" w:color="BFC7D1"/>
+            </w:tcBorders>
+            <w:tcMar>
+              <w:top w:w="60" w:type="dxa"/>
+              <w:left w:w="100" w:type="dxa"/>
+              <w:bottom w:w="60" w:type="dxa"/>
+              <w:right w:w="100" w:type="dxa"/>
+            </w:tcMar>
+          </w:tcPr>
+          <w:p>
+            <w:pPr>
+              <w:spacing w:after="0"/>
+            </w:pPr>
+            <w:r>
+              <w:t xml:space="preserve">-1 </w:t>
+            </w:r>
+            <w:r>
+              <w:rPr>
+                <w:b/>
+                <w:bCs/>
+              </w:rPr>
+              <w:t>meses</w:t>
+            </w:r>
+            <w:r>
+              <w:t xml:space="preserve">, </w:t>
+            </w:r>
+            <w:r>
+              <w:rPr>
+                <w:b/>
+                <w:bCs/>
+              </w:rPr>
+              <w:t>primer día de ese mes</w:t>
+            </w:r>
+          </w:p>
+        </w:tc>
+        <w:tc>
+          <w:tcPr>
+            <w:tcW w:w="3095" w:type="dxa"/>
+            <w:tcBorders>
+              <w:top w:val="single" w:sz="4" w:space="0" w:color="BFC7D1"/>
+              <w:left w:val="single" w:sz="4" w:space="0" w:color="BFC7D1"/>
+              <w:bottom w:val="single" w:sz="4" w:space="0" w:color="BFC7D1"/>
+              <w:right w:val="single" w:sz="4" w:space="0" w:color="BFC7D1"/>
+            </w:tcBorders>
+            <w:tcMar>
+              <w:top w:w="60" w:type="dxa"/>
+              <w:left w:w="100" w:type="dxa"/>
+              <w:bottom w:w="60" w:type="dxa"/>
+              <w:right w:w="100" w:type="dxa"/>
+            </w:tcMar>
+          </w:tcPr>
+          <w:p>
+            <w:pPr>
+              <w:spacing w:after="0"/>
+            </w:pPr>
+            <w:r>
+              <w:t xml:space="preserve">-1 </w:t>
+            </w:r>
+            <w:r>
+              <w:rPr>
+                <w:b/>
+                <w:bCs/>
+              </w:rPr>
+              <w:t>meses</w:t>
+            </w:r>
+            <w:r>
+              <w:t xml:space="preserve">, </w:t>
+            </w:r>
+            <w:r>
+              <w:rPr>
+                <w:b/>
+                <w:bCs/>
+              </w:rPr>
+              <w:t>último día de ese mes</w:t>
+            </w:r>
+          </w:p>
+        </w:tc>
+      </w:tr>
+      <w:tr>
+        <w:tblPrEx>
+          <w:tblCellMar>
+            <w:top w:w="0" w:type="dxa"/>
+            <w:bottom w:w="0" w:type="dxa"/>
+          </w:tblCellMar>
+        </w:tblPrEx>
+        <w:trPr>
+          <w:cantSplit/>
+        </w:trPr>
+        <w:tc>
+          <w:tcPr>
+            <w:tcW w:w="2063" w:type="dxa"/>
+            <w:tcBorders>
+              <w:top w:val="single" w:sz="4" w:space="0" w:color="BFC7D1"/>
+              <w:left w:val="single" w:sz="4" w:space="0" w:color="BFC7D1"/>
+              <w:bottom w:val="single" w:sz="4" w:space="0" w:color="BFC7D1"/>
+              <w:right w:val="single" w:sz="4" w:space="0" w:color="BFC7D1"/>
+            </w:tcBorders>
+            <w:shd w:val="clear" w:color="auto" w:fill="F3F6F9"/>
+            <w:tcMar>
+              <w:top w:w="60" w:type="dxa"/>
+              <w:left w:w="100" w:type="dxa"/>
+              <w:bottom w:w="60" w:type="dxa"/>
+              <w:right w:w="100" w:type="dxa"/>
+            </w:tcMar>
+          </w:tcPr>
+          <w:p>
+            <w:pPr>
+              <w:spacing w:after="0"/>
+            </w:pPr>
+            <w:r>
+              <w:t>El año hasta el mes pasado</w:t>
+            </w:r>
+          </w:p>
+        </w:tc>
+        <w:tc>
+          <w:tcPr>
+            <w:tcW w:w="3868" w:type="dxa"/>
+            <w:tcBorders>
+              <w:top w:val="single" w:sz="4" w:space="0" w:color="BFC7D1"/>
+              <w:left w:val="single" w:sz="4" w:space="0" w:color="BFC7D1"/>
+              <w:bottom w:val="single" w:sz="4" w:space="0" w:color="BFC7D1"/>
+              <w:right w:val="single" w:sz="4" w:space="0" w:color="BFC7D1"/>
+            </w:tcBorders>
+            <w:shd w:val="clear" w:color="auto" w:fill="F3F6F9"/>
+            <w:tcMar>
+              <w:top w:w="60" w:type="dxa"/>
+              <w:left w:w="100" w:type="dxa"/>
+              <w:bottom w:w="60" w:type="dxa"/>
+              <w:right w:w="100" w:type="dxa"/>
+            </w:tcMar>
+          </w:tcPr>
+          <w:p>
+            <w:pPr>
+              <w:spacing w:after="0"/>
+            </w:pPr>
+            <w:r>
+              <w:t xml:space="preserve">-1 </w:t>
+            </w:r>
+            <w:r>
+              <w:rPr>
+                <w:b/>
+                <w:bCs/>
+              </w:rPr>
+              <w:t>meses</w:t>
+            </w:r>
+            <w:r>
+              <w:t xml:space="preserve">, </w:t>
+            </w:r>
+            <w:r>
+              <w:rPr>
+                <w:b/>
+                <w:bCs/>
+              </w:rPr>
+              <w:t>primer día de ese año</w:t>
+            </w:r>
+          </w:p>
+        </w:tc>
+        <w:tc>
+          <w:tcPr>
+            <w:tcW w:w="3095" w:type="dxa"/>
+            <w:tcBorders>
+              <w:top w:val="single" w:sz="4" w:space="0" w:color="BFC7D1"/>
+              <w:left w:val="single" w:sz="4" w:space="0" w:color="BFC7D1"/>
+              <w:bottom w:val="single" w:sz="4" w:space="0" w:color="BFC7D1"/>
+              <w:right w:val="single" w:sz="4" w:space="0" w:color="BFC7D1"/>
+            </w:tcBorders>
+            <w:shd w:val="clear" w:color="auto" w:fill="F3F6F9"/>
+            <w:tcMar>
+              <w:top w:w="60" w:type="dxa"/>
+              <w:left w:w="100" w:type="dxa"/>
+              <w:bottom w:w="60" w:type="dxa"/>
+              <w:right w:w="100" w:type="dxa"/>
+            </w:tcMar>
+          </w:tcPr>
+          <w:p>
+            <w:pPr>
+              <w:spacing w:after="0"/>
+            </w:pPr>
+            <w:r>
+              <w:t xml:space="preserve">-1 </w:t>
+            </w:r>
+            <w:r>
+              <w:rPr>
+                <w:b/>
+                <w:bCs/>
+              </w:rPr>
+              <w:t>meses</w:t>
+            </w:r>
+            <w:r>
+              <w:t xml:space="preserve">, </w:t>
+            </w:r>
+            <w:r>
+              <w:rPr>
+                <w:b/>
+                <w:bCs/>
+              </w:rPr>
+              <w:t>último día de ese mes</w:t>
+            </w:r>
+          </w:p>
+        </w:tc>
+      </w:tr>
+      <w:tr>
+        <w:tblPrEx>
+          <w:tblCellMar>
+            <w:top w:w="0" w:type="dxa"/>
+            <w:bottom w:w="0" w:type="dxa"/>
+          </w:tblCellMar>
+        </w:tblPrEx>
+        <w:trPr>
+          <w:cantSplit/>
+        </w:trPr>
+        <w:tc>
+          <w:tcPr>
+            <w:tcW w:w="2063" w:type="dxa"/>
+            <w:tcBorders>
+              <w:top w:val="single" w:sz="4" w:space="0" w:color="BFC7D1"/>
+              <w:left w:val="single" w:sz="4" w:space="0" w:color="BFC7D1"/>
+              <w:bottom w:val="single" w:sz="4" w:space="0" w:color="BFC7D1"/>
+              <w:right w:val="single" w:sz="4" w:space="0" w:color="BFC7D1"/>
+            </w:tcBorders>
+            <w:tcMar>
+              <w:top w:w="60" w:type="dxa"/>
+              <w:left w:w="100" w:type="dxa"/>
+              <w:bottom w:w="60" w:type="dxa"/>
+              <w:right w:w="100" w:type="dxa"/>
+            </w:tcMar>
+          </w:tcPr>
+          <w:p>
+            <w:pPr>
+              <w:spacing w:after="0"/>
+            </w:pPr>
+            <w:r>
+              <w:t>Un inicio fijo y un fin que avanza</w:t>
+            </w:r>
+          </w:p>
+        </w:tc>
+        <w:tc>
+          <w:tcPr>
+            <w:tcW w:w="3868" w:type="dxa"/>
+            <w:tcBorders>
+              <w:top w:val="single" w:sz="4" w:space="0" w:color="BFC7D1"/>
+              <w:left w:val="single" w:sz="4" w:space="0" w:color="BFC7D1"/>
+              <w:bottom w:val="single" w:sz="4" w:space="0" w:color="BFC7D1"/>
+              <w:right w:val="single" w:sz="4" w:space="0" w:color="BFC7D1"/>
+            </w:tcBorders>
+            <w:tcMar>
+              <w:top w:w="60" w:type="dxa"/>
+              <w:left w:w="100" w:type="dxa"/>
+              <w:bottom w:w="60" w:type="dxa"/>
+              <w:right w:w="100" w:type="dxa"/>
+            </w:tcMar>
+          </w:tcPr>
+          <w:p>
+            <w:pPr>
+              <w:spacing w:after="0"/>
+            </w:pPr>
+            <w:r>
+              <w:rPr>
+                <w:b/>
+                <w:bCs/>
+              </w:rPr>
+              <w:t>Valor fijo</w:t>
+            </w:r>
+            <w:r>
+              <w:t>, por ejemplo 2026-01-01</w:t>
+            </w:r>
+          </w:p>
+        </w:tc>
+        <w:tc>
+          <w:tcPr>
+            <w:tcW w:w="3095" w:type="dxa"/>
+            <w:tcBorders>
+              <w:top w:val="single" w:sz="4" w:space="0" w:color="BFC7D1"/>
+              <w:left w:val="single" w:sz="4" w:space="0" w:color="BFC7D1"/>
+              <w:bottom w:val="single" w:sz="4" w:space="0" w:color="BFC7D1"/>
+              <w:right w:val="single" w:sz="4" w:space="0" w:color="BFC7D1"/>
+            </w:tcBorders>
+            <w:tcMar>
+              <w:top w:w="60" w:type="dxa"/>
+              <w:left w:w="100" w:type="dxa"/>
+              <w:bottom w:w="60" w:type="dxa"/>
+              <w:right w:w="100" w:type="dxa"/>
+            </w:tcMar>
+          </w:tcPr>
+          <w:p>
+            <w:pPr>
+              <w:spacing w:after="0"/>
+            </w:pPr>
+            <w:r>
+              <w:t xml:space="preserve">-1 </w:t>
+            </w:r>
+            <w:r>
+              <w:rPr>
+                <w:b/>
+                <w:bCs/>
+              </w:rPr>
+              <w:t>meses</w:t>
+            </w:r>
+            <w:r>
+              <w:t xml:space="preserve">, </w:t>
+            </w:r>
+            <w:r>
+              <w:rPr>
+                <w:b/>
+                <w:bCs/>
+              </w:rPr>
+              <w:t>último día de ese mes</w:t>
+            </w:r>
+          </w:p>
+        </w:tc>
+      </w:tr>
+      <w:tr>
+        <w:tblPrEx>
+          <w:tblCellMar>
+            <w:top w:w="0" w:type="dxa"/>
+            <w:bottom w:w="0" w:type="dxa"/>
+          </w:tblCellMar>
+        </w:tblPrEx>
+        <w:trPr>
+          <w:cantSplit/>
+        </w:trPr>
+        <w:tc>
+          <w:tcPr>
+            <w:tcW w:w="2063" w:type="dxa"/>
+            <w:tcBorders>
+              <w:top w:val="single" w:sz="4" w:space="0" w:color="BFC7D1"/>
+              <w:left w:val="single" w:sz="4" w:space="0" w:color="BFC7D1"/>
+              <w:bottom w:val="single" w:sz="4" w:space="0" w:color="BFC7D1"/>
+              <w:right w:val="single" w:sz="4" w:space="0" w:color="BFC7D1"/>
+            </w:tcBorders>
+            <w:shd w:val="clear" w:color="auto" w:fill="F3F6F9"/>
+            <w:tcMar>
+              <w:top w:w="60" w:type="dxa"/>
+              <w:left w:w="100" w:type="dxa"/>
+              <w:bottom w:w="60" w:type="dxa"/>
+              <w:right w:w="100" w:type="dxa"/>
+            </w:tcMar>
+          </w:tcPr>
+          <w:p>
+            <w:pPr>
+              <w:spacing w:after="0"/>
+            </w:pPr>
+            <w:r>
+              <w:t>El trimestre pasado</w:t>
+            </w:r>
+          </w:p>
+        </w:tc>
+        <w:tc>
+          <w:tcPr>
+            <w:tcW w:w="3868" w:type="dxa"/>
+            <w:tcBorders>
+              <w:top w:val="single" w:sz="4" w:space="0" w:color="BFC7D1"/>
+              <w:left w:val="single" w:sz="4" w:space="0" w:color="BFC7D1"/>
+              <w:bottom w:val="single" w:sz="4" w:space="0" w:color="BFC7D1"/>
+              <w:right w:val="single" w:sz="4" w:space="0" w:color="BFC7D1"/>
+            </w:tcBorders>
+            <w:shd w:val="clear" w:color="auto" w:fill="F3F6F9"/>
+            <w:tcMar>
+              <w:top w:w="60" w:type="dxa"/>
+              <w:left w:w="100" w:type="dxa"/>
+              <w:bottom w:w="60" w:type="dxa"/>
+              <w:right w:w="100" w:type="dxa"/>
+            </w:tcMar>
+          </w:tcPr>
+          <w:p>
+            <w:pPr>
+              <w:spacing w:after="0"/>
+            </w:pPr>
+            <w:r>
+              <w:t xml:space="preserve">-1 </w:t>
+            </w:r>
+            <w:r>
+              <w:rPr>
+                <w:b/>
+                <w:bCs/>
+              </w:rPr>
+              <w:t>trimestres</w:t>
+            </w:r>
+            <w:r>
+              <w:t xml:space="preserve">, </w:t>
+            </w:r>
+            <w:r>
+              <w:rPr>
+                <w:b/>
+                <w:bCs/>
+              </w:rPr>
+              <w:t>primer día de ese trimestre</w:t>
+            </w:r>
+          </w:p>
+        </w:tc>
+        <w:tc>
+          <w:tcPr>
+            <w:tcW w:w="3095" w:type="dxa"/>
+            <w:tcBorders>
+              <w:top w:val="single" w:sz="4" w:space="0" w:color="BFC7D1"/>
+              <w:left w:val="single" w:sz="4" w:space="0" w:color="BFC7D1"/>
+              <w:bottom w:val="single" w:sz="4" w:space="0" w:color="BFC7D1"/>
+              <w:right w:val="single" w:sz="4" w:space="0" w:color="BFC7D1"/>
+            </w:tcBorders>
+            <w:shd w:val="clear" w:color="auto" w:fill="F3F6F9"/>
+            <w:tcMar>
+              <w:top w:w="60" w:type="dxa"/>
+              <w:left w:w="100" w:type="dxa"/>
+              <w:bottom w:w="60" w:type="dxa"/>
+              <w:right w:w="100" w:type="dxa"/>
+            </w:tcMar>
+          </w:tcPr>
+          <w:p>
+            <w:pPr>
+              <w:spacing w:after="0"/>
+            </w:pPr>
+            <w:r>
+              <w:t xml:space="preserve">-1 </w:t>
+            </w:r>
+            <w:r>
+              <w:rPr>
+                <w:b/>
+                <w:bCs/>
+              </w:rPr>
+              <w:t>trimestres</w:t>
+            </w:r>
+            <w:r>
+              <w:t xml:space="preserve">, </w:t>
+            </w:r>
+            <w:r>
+              <w:rPr>
+                <w:b/>
+                <w:bCs/>
+              </w:rPr>
+              <w:t>último día de ese trimestre</w:t>
+            </w:r>
+          </w:p>
+        </w:tc>
+      </w:tr>
+      <w:tr>
+        <w:tblPrEx>
+          <w:tblCellMar>
+            <w:top w:w="0" w:type="dxa"/>
+            <w:bottom w:w="0" w:type="dxa"/>
+          </w:tblCellMar>
+        </w:tblPrEx>
+        <w:trPr>
+          <w:cantSplit/>
+        </w:trPr>
+        <w:tc>
+          <w:tcPr>
+            <w:tcW w:w="2063" w:type="dxa"/>
+            <w:tcBorders>
+              <w:top w:val="single" w:sz="4" w:space="0" w:color="BFC7D1"/>
+              <w:left w:val="single" w:sz="4" w:space="0" w:color="BFC7D1"/>
+              <w:bottom w:val="single" w:sz="4" w:space="0" w:color="BFC7D1"/>
+              <w:right w:val="single" w:sz="4" w:space="0" w:color="BFC7D1"/>
+            </w:tcBorders>
+            <w:tcMar>
+              <w:top w:w="60" w:type="dxa"/>
+              <w:left w:w="100" w:type="dxa"/>
+              <w:bottom w:w="60" w:type="dxa"/>
+              <w:right w:w="100" w:type="dxa"/>
+            </w:tcMar>
+          </w:tcPr>
+          <w:p>
+            <w:pPr>
+              <w:spacing w:after="0"/>
+            </w:pPr>
+            <w:r>
+              <w:t>Ayer</w:t>
+            </w:r>
+          </w:p>
+        </w:tc>
+        <w:tc>
+          <w:tcPr>
+            <w:tcW w:w="3868" w:type="dxa"/>
+            <w:tcBorders>
+              <w:top w:val="single" w:sz="4" w:space="0" w:color="BFC7D1"/>
+              <w:left w:val="single" w:sz="4" w:space="0" w:color="BFC7D1"/>
+              <w:bottom w:val="single" w:sz="4" w:space="0" w:color="BFC7D1"/>
+              <w:right w:val="single" w:sz="4" w:space="0" w:color="BFC7D1"/>
+            </w:tcBorders>
+            <w:tcMar>
+              <w:top w:w="60" w:type="dxa"/>
+              <w:left w:w="100" w:type="dxa"/>
+              <w:bottom w:w="60" w:type="dxa"/>
+              <w:right w:w="100" w:type="dxa"/>
+            </w:tcMar>
+          </w:tcPr>
+          <w:p>
+            <w:pPr>
+              <w:spacing w:after="0"/>
+            </w:pPr>
+            <w:r>
+              <w:t xml:space="preserve">-1 </w:t>
+            </w:r>
+            <w:r>
+              <w:rPr>
+                <w:b/>
+                <w:bCs/>
+              </w:rPr>
+              <w:t>días</w:t>
+            </w:r>
+            <w:r>
+              <w:t xml:space="preserve">, </w:t>
+            </w:r>
+            <w:r>
+              <w:rPr>
+                <w:b/>
+                <w:bCs/>
+              </w:rPr>
+              <w:t>esa fecha</w:t>
+            </w:r>
+          </w:p>
+        </w:tc>
+        <w:tc>
+          <w:tcPr>
+            <w:tcW w:w="3095" w:type="dxa"/>
+            <w:tcBorders>
+              <w:top w:val="single" w:sz="4" w:space="0" w:color="BFC7D1"/>
+              <w:left w:val="single" w:sz="4" w:space="0" w:color="BFC7D1"/>
+              <w:bottom w:val="single" w:sz="4" w:space="0" w:color="BFC7D1"/>
+              <w:right w:val="single" w:sz="4" w:space="0" w:color="BFC7D1"/>
+            </w:tcBorders>
+            <w:tcMar>
+              <w:top w:w="60" w:type="dxa"/>
+              <w:left w:w="100" w:type="dxa"/>
+              <w:bottom w:w="60" w:type="dxa"/>
+              <w:right w:w="100" w:type="dxa"/>
+            </w:tcMar>
+          </w:tcPr>
+          <w:p>
+            <w:pPr>
+              <w:spacing w:after="0"/>
+            </w:pPr>
+            <w:r>
+              <w:t xml:space="preserve">-1 </w:t>
+            </w:r>
+            <w:r>
+              <w:rPr>
+                <w:b/>
+                <w:bCs/>
+              </w:rPr>
+              <w:t>días</w:t>
+            </w:r>
+            <w:r>
+              <w:t xml:space="preserve">, </w:t>
+            </w:r>
+            <w:r>
+              <w:rPr>
+                <w:b/>
+                <w:bCs/>
+              </w:rPr>
+              <w:t>esa fecha</w:t>
+            </w:r>
+          </w:p>
+        </w:tc>
+      </w:tr>
+    </w:tbl>
+    <w:p>
+      <w:pPr>
+        <w:spacing w:after="60"/>
+      </w:pPr>
+    </w:p>
+    <w:p>
+      <w:r>
+        <w:t xml:space="preserve">Para un parámetro que pide un año o un mes como número, use </w:t>
+      </w:r>
+      <w:r>
+        <w:rPr>
+          <w:b/>
+          <w:bCs/>
+        </w:rPr>
+        <w:t>el año (número)</w:t>
+      </w:r>
+      <w:r>
+        <w:t xml:space="preserve"> o </w:t>
+      </w:r>
+      <w:r>
+        <w:rPr>
+          <w:b/>
+          <w:bCs/>
+        </w:rPr>
+        <w:t>el mes (número 1-12)</w:t>
+      </w:r>
+      <w:r>
+        <w:t>. Una semana empieza el lunes. Una quincena va del día 1 al 15, o del 16 al final del mes.</w:t>
+      </w:r>
+    </w:p>
+    <w:p>
+      <w:pPr>
+        <w:pBdr>
+          <w:left w:val="single" w:sz="24" w:space="8" w:color="4E9A5B"/>
+        </w:pBdr>
+        <w:shd w:val="clear" w:color="auto" w:fill="E8F4EA"/>
+        <w:spacing w:before="120" w:after="160"/>
+        <w:ind w:left="200" w:right="200"/>
+      </w:pPr>
+      <w:r>
+        <w:rPr>
+          <w:b/>
+          <w:bCs/>
+        </w:rPr>
+        <w:t>Consejo:</w:t>
+      </w:r>
+      <w:r>
+        <w:t xml:space="preserve"> -1 </w:t>
+      </w:r>
+      <w:r>
+        <w:rPr>
+          <w:b/>
+          <w:bCs/>
+        </w:rPr>
+        <w:t>meses</w:t>
+      </w:r>
+      <w:r>
+        <w:t xml:space="preserve">, </w:t>
+      </w:r>
+      <w:r>
+        <w:rPr>
+          <w:b/>
+          <w:bCs/>
+        </w:rPr>
+        <w:t>primer día de ese año</w:t>
+      </w:r>
+      <w:r>
+        <w:t xml:space="preserve"> sigue dando todo el año pasado cuando la programación se ejecuta en enero. Un </w:t>
+      </w:r>
+      <w:r>
+        <w:rPr>
+          <w:b/>
+          <w:bCs/>
+        </w:rPr>
+        <w:t>Valor fijo</w:t>
+      </w:r>
+      <w:r>
+        <w:t xml:space="preserve"> no cambia: un valor fijo 2026-01-01 sigue empezando en 2026 cuando la programación se ejecuta en 2027.</w:t>
+      </w:r>
+    </w:p>
+    <w:p>
+      <w:r>
+        <w:t xml:space="preserve">La columna </w:t>
+      </w:r>
+      <w:r>
+        <w:rPr>
+          <w:b/>
+          <w:bCs/>
+        </w:rPr>
+        <w:t>Próxima ejecución</w:t>
+      </w:r>
+      <w:r>
+        <w:t xml:space="preserve"> muestra la fecha de la próxima ejecución y, debajo, los valores que usará esa ejecución. Compruébela después de guardar.</w:t>
+      </w:r>
+    </w:p>
+    <w:p>
+      <w:r>
+        <w:t>Puede dar a un mapa más de una programación, cada una con su propia frecuencia y sus propios valores. Ejemplo: una programación mensual para el mes pasado y otra anual para el año pasado.</w:t>
+      </w:r>
+    </w:p>
+    <w:p>
+      <w:pPr>
+        <w:pStyle w:val="Ttulo2"/>
+      </w:pPr>
+      <w:bookmarkStart w:id="26" w:name="_Toc241848470"/>
+      <w:r>
+        <w:t>Ejemplo: programar una ejecución semanal</w:t>
+      </w:r>
+      <w:bookmarkEnd w:id="26"/>
+    </w:p>
+    <w:p>
+      <w:pPr>
+        <w:pStyle w:val="PargrafodaLista"/>
+        <w:numPr>
+          <w:ilvl w:val="0"/>
+          <w:numId w:val="10"/>
+        </w:numPr>
+        <w:spacing w:after="60"/>
+      </w:pPr>
+      <w:r>
+        <w:t xml:space="preserve">En </w:t>
+      </w:r>
+      <w:r>
+        <w:rPr>
+          <w:b/>
+          <w:bCs/>
+        </w:rPr>
+        <w:t>Mapas</w:t>
+      </w:r>
+      <w:r>
+        <w:t>, haga clic en el icono del calendario del mapa.</w:t>
+      </w:r>
+    </w:p>
+    <w:p>
+      <w:pPr>
+        <w:pStyle w:val="PargrafodaLista"/>
+        <w:numPr>
+          <w:ilvl w:val="0"/>
+          <w:numId w:val="10"/>
+        </w:numPr>
+        <w:spacing w:after="60"/>
+      </w:pPr>
+      <w:r>
+        <w:t xml:space="preserve">Escriba un </w:t>
+      </w:r>
+      <w:r>
+        <w:rPr>
+          <w:b/>
+          <w:bCs/>
+        </w:rPr>
+        <w:t>Nombre</w:t>
+      </w:r>
+      <w:r>
+        <w:t xml:space="preserve">. Establezca la </w:t>
+      </w:r>
+      <w:r>
+        <w:rPr>
+          <w:b/>
+          <w:bCs/>
+        </w:rPr>
+        <w:t>Frecuencia</w:t>
+      </w:r>
+      <w:r>
+        <w:t xml:space="preserve"> en </w:t>
+      </w:r>
+      <w:r>
+        <w:rPr>
+          <w:b/>
+          <w:bCs/>
+        </w:rPr>
+        <w:t>Semanal</w:t>
+      </w:r>
+      <w:r>
+        <w:t xml:space="preserve">, el </w:t>
+      </w:r>
+      <w:r>
+        <w:rPr>
+          <w:b/>
+          <w:bCs/>
+        </w:rPr>
+        <w:t>Día de la semana</w:t>
+      </w:r>
+      <w:r>
+        <w:t xml:space="preserve"> en lunes y la </w:t>
+      </w:r>
+      <w:r>
+        <w:rPr>
+          <w:b/>
+          <w:bCs/>
+        </w:rPr>
+        <w:t>Hora</w:t>
+      </w:r>
+      <w:r>
+        <w:t xml:space="preserve"> en 07:00.</w:t>
+      </w:r>
+    </w:p>
+    <w:p>
+      <w:pPr>
+        <w:pStyle w:val="PargrafodaLista"/>
+        <w:numPr>
+          <w:ilvl w:val="0"/>
+          <w:numId w:val="10"/>
+        </w:numPr>
+        <w:spacing w:after="60"/>
+      </w:pPr>
+      <w:r>
+        <w:t xml:space="preserve">Elija su </w:t>
+      </w:r>
+      <w:r>
+        <w:rPr>
+          <w:b/>
+          <w:bCs/>
+        </w:rPr>
+        <w:t>Zona horaria</w:t>
+      </w:r>
+      <w:r>
+        <w:t xml:space="preserve"> y el </w:t>
+      </w:r>
+      <w:r>
+        <w:rPr>
+          <w:b/>
+          <w:bCs/>
+        </w:rPr>
+        <w:t>Formato de salida</w:t>
+      </w:r>
+      <w:r>
+        <w:t>.</w:t>
+      </w:r>
+    </w:p>
+    <w:p>
+      <w:pPr>
+        <w:pStyle w:val="PargrafodaLista"/>
+        <w:numPr>
+          <w:ilvl w:val="0"/>
+          <w:numId w:val="10"/>
+        </w:numPr>
+        <w:spacing w:after="60"/>
+      </w:pPr>
+      <w:r>
+        <w:t xml:space="preserve">Haga clic en </w:t>
+      </w:r>
+      <w:r>
+        <w:rPr>
+          <w:b/>
+          <w:bCs/>
+        </w:rPr>
+        <w:t>Guardar</w:t>
+      </w:r>
+      <w:r>
+        <w:t>.</w:t>
+      </w:r>
+    </w:p>
+    <w:p>
+      <w:pPr>
+        <w:pStyle w:val="PargrafodaLista"/>
+        <w:numPr>
+          <w:ilvl w:val="0"/>
+          <w:numId w:val="10"/>
+        </w:numPr>
+        <w:spacing w:after="60"/>
+      </w:pPr>
+      <w:r>
+        <w:t xml:space="preserve">Haga clic en el icono </w:t>
+      </w:r>
+      <w:r>
+        <w:rPr>
+          <w:b/>
+          <w:bCs/>
+        </w:rPr>
+        <w:t>Ejecutar ahora</w:t>
+      </w:r>
+      <w:r>
+        <w:t xml:space="preserve"> para comprobar que funciona. Después abra </w:t>
+      </w:r>
+      <w:r>
+        <w:rPr>
+          <w:b/>
+          <w:bCs/>
+        </w:rPr>
+        <w:t>Historial</w:t>
+      </w:r>
+      <w:r>
+        <w:t>.</w:t>
+      </w:r>
+    </w:p>
+    <w:p>
+      <w:pPr>
+        <w:pStyle w:val="Ttulo1"/>
+        <w:pageBreakBefore/>
+      </w:pPr>
+      <w:bookmarkStart w:id="27" w:name="_Toc241848471"/>
+      <w:r>
+        <w:lastRenderedPageBreak/>
+        <w:t>Ejecuciones</w:t>
+      </w:r>
+      <w:bookmarkEnd w:id="27"/>
+    </w:p>
+    <w:p>
+      <w:r>
+        <w:rPr>
+          <w:b/>
+          <w:bCs/>
+        </w:rPr>
+        <w:t>Ejecuciones</w:t>
+      </w:r>
+      <w:r>
+        <w:t xml:space="preserve"> muestra todas las ejecuciones que ha pedido, estén en espera, en curso o terminadas. Muestra solo sus propias ejecuciones, no las de otras personas.</w:t>
+      </w:r>
+    </w:p>
+    <w:p>
+      <w:pPr>
+        <w:keepNext/>
+        <w:spacing w:before="120" w:after="60"/>
+        <w:jc w:val="center"/>
+      </w:pPr>
+      <w:r>
+        <w:rPr>
+          <w:noProof/>
+        </w:rPr>
+        <w:drawing>
+          <wp:inline distT="0" distB="0" distL="0" distR="0" wp14:anchorId="78BD14A0" wp14:editId="08CD2993">
+            <wp:extent cx="5715000" cy="3571875"/>
+            <wp:effectExtent l="0" t="0" r="0" b="0"/>
+            <wp:docPr id="240" name="08-runs.png" descr="La página Ejecuciones con los filtros Mapa, Estado y Tipo y la lista de ejecuciones." title="La página Ejecuciones con los filtros Mapa, Estado y Tipo y la lista de ejecuciones."/>
+            <wp:cNvGraphicFramePr>
+              <a:graphicFrameLocks xmlns:a="http://schemas.openxmlformats.org/drawingml/2006/main" noChangeAspect="1"/>
+            </wp:cNvGraphicFramePr>
+            <a:graphic xmlns:a="http://schemas.openxmlformats.org/drawingml/2006/main">
+              <a:graphicData uri="http://schemas.openxmlformats.org/drawingml/2006/picture">
+                <pic:pic xmlns:pic="http://schemas.openxmlformats.org/drawingml/2006/picture">
+                  <pic:nvPicPr>
+                    <pic:cNvPr id="0" name=""/>
+                    <pic:cNvPicPr>
+                      <a:picLocks noChangeAspect="1" noChangeArrowheads="1"/>
+                    </pic:cNvPicPr>
+                  </pic:nvPicPr>
+                  <pic:blipFill>
+                    <a:blip r:embed="rId18"/>
                     <a:srcRect/>
                     <a:stretch>
                       <a:fillRect/>
@@ -18120,12 +20123,12 @@
         <w:pStyle w:val="Ttulo1"/>
         <w:pageBreakBefore/>
       </w:pPr>
-      <w:bookmarkStart w:id="27" w:name="_Toc241748236"/>
+      <w:bookmarkStart w:id="28" w:name="_Toc241848472"/>
       <w:r>
         <w:lastRenderedPageBreak/>
         <w:t>Exportaciones</w:t>
       </w:r>
-      <w:bookmarkEnd w:id="27"/>
+      <w:bookmarkEnd w:id="28"/>
     </w:p>
     <w:p>
       <w:r>
@@ -18150,10 +20153,10 @@
           <w:noProof/>
         </w:rPr>
         <w:drawing>
-          <wp:inline distT="0" distB="0" distL="0" distR="0" wp14:anchorId="2288BE3D" wp14:editId="72F6E773">
+          <wp:inline distT="0" distB="0" distL="0" distR="0" wp14:anchorId="41C0B229" wp14:editId="187FACDB">
             <wp:extent cx="5715000" cy="3571875"/>
             <wp:effectExtent l="0" t="0" r="0" b="0"/>
-            <wp:docPr id="234" name="44-exports.png" descr="La página Exportaciones con la lista de trabajos de exportación y un botón Descargar en los terminados." title="La página Exportaciones con la lista de trabajos de exportación y un botón Descargar en los terminados."/>
+            <wp:docPr id="241" name="44-exports.png" descr="La página Exportaciones con la lista de trabajos de exportación y un botón Descargar en los terminados." title="La página Exportaciones con la lista de trabajos de exportación y un botón Descargar en los terminados."/>
             <wp:cNvGraphicFramePr>
               <a:graphicFrameLocks xmlns:a="http://schemas.openxmlformats.org/drawingml/2006/main" noChangeAspect="1"/>
             </wp:cNvGraphicFramePr>
@@ -18167,7 +20170,7 @@
                     </pic:cNvPicPr>
                   </pic:nvPicPr>
                   <pic:blipFill>
-                    <a:blip r:embed="rId18"/>
+                    <a:blip r:embed="rId19"/>
                     <a:srcRect/>
                     <a:stretch>
                       <a:fillRect/>
@@ -18427,12 +20430,12 @@
         <w:pStyle w:val="Ttulo1"/>
         <w:pageBreakBefore/>
       </w:pPr>
-      <w:bookmarkStart w:id="28" w:name="_Toc241748237"/>
+      <w:bookmarkStart w:id="29" w:name="_Toc241848473"/>
       <w:r>
         <w:lastRenderedPageBreak/>
         <w:t>Configuración</w:t>
       </w:r>
-      <w:bookmarkEnd w:id="28"/>
+      <w:bookmarkEnd w:id="29"/>
     </w:p>
     <w:p>
       <w:r>
@@ -18470,10 +20473,10 @@
           <w:noProof/>
         </w:rPr>
         <w:drawing>
-          <wp:inline distT="0" distB="0" distL="0" distR="0" wp14:anchorId="051A16F3" wp14:editId="54EF189B">
+          <wp:inline distT="0" distB="0" distL="0" distR="0" wp14:anchorId="75171EDA" wp14:editId="13079479">
             <wp:extent cx="5715000" cy="3571875"/>
             <wp:effectExtent l="0" t="0" r="0" b="0"/>
-            <wp:docPr id="235" name="04-settings.png" descr="La página Configuración con las tarjetas Idioma, Tema y Paleta de colores." title="La página Configuración con las tarjetas Idioma, Tema y Paleta de colores."/>
+            <wp:docPr id="242" name="04-settings.png" descr="La página Configuración con las tarjetas Idioma, Tema y Paleta de colores." title="La página Configuración con las tarjetas Idioma, Tema y Paleta de colores."/>
             <wp:cNvGraphicFramePr>
               <a:graphicFrameLocks xmlns:a="http://schemas.openxmlformats.org/drawingml/2006/main" noChangeAspect="1"/>
             </wp:cNvGraphicFramePr>
@@ -18487,7 +20490,7 @@
                     </pic:cNvPicPr>
                   </pic:nvPicPr>
                   <pic:blipFill>
-                    <a:blip r:embed="rId19"/>
+                    <a:blip r:embed="rId20"/>
                     <a:srcRect/>
                     <a:stretch>
                       <a:fillRect/>
@@ -19024,12 +21027,12 @@
         <w:pStyle w:val="Ttulo1"/>
         <w:pageBreakBefore/>
       </w:pPr>
-      <w:bookmarkStart w:id="29" w:name="_Toc241748238"/>
+      <w:bookmarkStart w:id="30" w:name="_Toc241848474"/>
       <w:r>
         <w:lastRenderedPageBreak/>
         <w:t>Preguntas frecuentes</w:t>
       </w:r>
-      <w:bookmarkEnd w:id="29"/>
+      <w:bookmarkEnd w:id="30"/>
     </w:p>
     <w:p>
       <w:r>
@@ -19141,6 +21144,38 @@
       </w:r>
       <w:r>
         <w:t xml:space="preserve"> y use el icono de propietario de cada mapa para entregarlo a otra persona.</w:t>
+      </w:r>
+    </w:p>
+    <w:p>
+      <w:r>
+        <w:rPr>
+          <w:b/>
+          <w:bCs/>
+        </w:rPr>
+        <w:t>Mi programación mensual siempre muestra las mismas fechas.</w:t>
+      </w:r>
+      <w:r>
+        <w:t xml:space="preserve"> Sus parámetros de fecha tienen un </w:t>
+      </w:r>
+      <w:r>
+        <w:rPr>
+          <w:b/>
+          <w:bCs/>
+        </w:rPr>
+        <w:t>Valor fijo</w:t>
+      </w:r>
+      <w:r>
+        <w:t xml:space="preserve">. Edite la programación y páselos a </w:t>
+      </w:r>
+      <w:r>
+        <w:rPr>
+          <w:b/>
+          <w:bCs/>
+        </w:rPr>
+        <w:t>Relativo a la fecha de ejecución</w:t>
+      </w:r>
+      <w:r>
+        <w:t>.</w:t>
       </w:r>
     </w:p>
     <w:p>
@@ -19224,12 +21259,12 @@
         <w:pStyle w:val="Ttulo1"/>
         <w:pageBreakBefore/>
       </w:pPr>
-      <w:bookmarkStart w:id="30" w:name="_Toc241748239"/>
+      <w:bookmarkStart w:id="31" w:name="_Toc241848475"/>
       <w:r>
         <w:lastRenderedPageBreak/>
         <w:t>Glosario</w:t>
       </w:r>
-      <w:bookmarkEnd w:id="30"/>
+      <w:bookmarkEnd w:id="31"/>
     </w:p>
     <w:tbl>
       <w:tblPr>
@@ -20168,8 +22203,8 @@
       </w:pPr>
     </w:p>
     <w:sectPr>
-      <w:headerReference w:type="default" r:id="rId20"/>
-      <w:footerReference w:type="default" r:id="rId21"/>
+      <w:headerReference w:type="default" r:id="rId21"/>
+      <w:footerReference w:type="default" r:id="rId22"/>
       <w:pgSz w:w="11906" w:h="16838"/>
       <w:pgMar w:top="1440" w:right="1440" w:bottom="1440" w:left="1440" w:header="708" w:footer="708" w:gutter="0"/>
       <w:pgNumType w:start="1"/>
@@ -20301,7 +22336,7 @@
         <w:sz w:val="16"/>
         <w:szCs w:val="16"/>
       </w:rPr>
-      <w:t>Discoverer Neo 2.1.1 · Guía completa · MANAGER</w:t>
+      <w:t>Discoverer Neo 2.2.0 · Guía completa · MANAGER</w:t>
     </w:r>
   </w:p>
 </w:hdr>
@@ -20310,68 +22345,10 @@
 <file path=word/numbering.xml><?xml version="1.0" encoding="utf-8"?>
 <w:numbering xmlns:wpc="http://schemas.microsoft.com/office/word/2010/wordprocessingCanvas" xmlns:cx="http://schemas.microsoft.com/office/drawing/2014/chartex" xmlns:cx1="http://schemas.microsoft.com/office/drawing/2015/9/8/chartex" xmlns:cx2="http://schemas.microsoft.com/office/drawing/2015/10/21/chartex" xmlns:cx3="http://schemas.microsoft.com/office/drawing/2016/5/9/chartex" xmlns:cx4="http://schemas.microsoft.com/office/drawing/2016/5/10/chartex" xmlns:cx5="http://schemas.microsoft.com/office/drawing/2016/5/11/chartex" xmlns:cx6="http://schemas.microsoft.com/office/drawing/2016/5/12/chartex" xmlns:cx7="http://schemas.microsoft.com/office/drawing/2016/5/13/chartex" xmlns:cx8="http://schemas.microsoft.com/office/drawing/2016/5/14/chartex" xmlns:mc="http://schemas.openxmlformats.org/markup-compatibility/2006" xmlns:aink="http://schemas.microsoft.com/office/drawing/2016/ink" xmlns:am3d="http://schemas.microsoft.com/office/drawing/2017/model3d" xmlns:o="urn:schemas-microsoft-com:office:office" xmlns:oel="http://schemas.microsoft.com/office/2019/extlst" xmlns:r="http://schemas.openxmlformats.org/officeDocument/2006/relationships" xmlns:m="http://schemas.openxmlformats.org/officeDocument/2006/math" xmlns:v="urn:schemas-microsoft-com:vml" xmlns:wp14="http://schemas.microsoft.com/office/word/2010/wordprocessingDrawing" xmlns:wp="http://schemas.openxmlformats.org/drawingml/2006/wordprocessingDrawing" xmlns:w10="urn:schemas-microsoft-com:office:word" xmlns:w="http://schemas.openxmlformats.org/wordprocessingml/2006/main" xmlns:w14="http://schemas.microsoft.com/office/word/2010/wordml" xmlns:w15="http://schemas.microsoft.com/office/word/2012/wordml" xmlns:w16cex="http://schemas.microsoft.com/office/word/2018/wordml/cex" xmlns:w16cid="http://schemas.microsoft.com/office/word/2016/wordml/cid" xmlns:w16="http://schemas.microsoft.com/office/word/2018/wordml" xmlns:w16sdtdh="http://schemas.microsoft.com/office/word/2020/wordml/sdtdatahash" xmlns:w16se="http://schemas.microsoft.com/office/word/2015/wordml/symex" xmlns:wpg="http://schemas.microsoft.com/office/word/2010/wordprocessingGroup" xmlns:wpi="http://schemas.microsoft.com/office/word/2010/wordprocessingInk" xmlns:wne="http://schemas.microsoft.com/office/word/2006/wordml" xmlns:wps="http://schemas.microsoft.com/office/word/2010/wordprocessingShape" mc:Ignorable="w14 w15 w16se w16cid w16 w16cex w16sdtdh wp14">
   <w:abstractNum w:abstractNumId="0" w15:restartNumberingAfterBreak="0">
-    <w:nsid w:val="052E71EC"/>
+    <w:nsid w:val="002C516E"/>
     <w:multiLevelType w:val="hybridMultilevel"/>
-    <w:tmpl w:val="7C88D156"/>
-    <w:lvl w:ilvl="0" w:tplc="7C92842A">
-      <w:start w:val="1"/>
-      <w:numFmt w:val="bullet"/>
-      <w:lvlText w:val="•"/>
-      <w:lvlJc w:val="left"/>
-      <w:pPr>
-        <w:ind w:left="360" w:hanging="260"/>
-      </w:pPr>
-    </w:lvl>
-    <w:lvl w:ilvl="1" w:tplc="A0F0ACEC" w:tentative="1">
-      <w:start w:val="1"/>
-      <w:numFmt w:val="bullet"/>
-      <w:lvlText w:val="–"/>
-      <w:lvlJc w:val="left"/>
-      <w:pPr>
-        <w:ind w:left="720" w:hanging="260"/>
-      </w:pPr>
-    </w:lvl>
-    <w:lvl w:ilvl="2" w:tplc="6E8C7952">
-      <w:numFmt w:val="decimal"/>
-      <w:lvlText w:val=""/>
-      <w:lvlJc w:val="left"/>
-    </w:lvl>
-    <w:lvl w:ilvl="3" w:tplc="A648B2AE">
-      <w:numFmt w:val="decimal"/>
-      <w:lvlText w:val=""/>
-      <w:lvlJc w:val="left"/>
-    </w:lvl>
-    <w:lvl w:ilvl="4" w:tplc="65561F0A">
-      <w:numFmt w:val="decimal"/>
-      <w:lvlText w:val=""/>
-      <w:lvlJc w:val="left"/>
-    </w:lvl>
-    <w:lvl w:ilvl="5" w:tplc="19CCE52C">
-      <w:numFmt w:val="decimal"/>
-      <w:lvlText w:val=""/>
-      <w:lvlJc w:val="left"/>
-    </w:lvl>
-    <w:lvl w:ilvl="6" w:tplc="6A386288">
-      <w:numFmt w:val="decimal"/>
-      <w:lvlText w:val=""/>
-      <w:lvlJc w:val="left"/>
-    </w:lvl>
-    <w:lvl w:ilvl="7" w:tplc="5E9E3EBE">
-      <w:numFmt w:val="decimal"/>
-      <w:lvlText w:val=""/>
-      <w:lvlJc w:val="left"/>
-    </w:lvl>
-    <w:lvl w:ilvl="8" w:tplc="8CD2C28A">
-      <w:numFmt w:val="decimal"/>
-      <w:lvlText w:val=""/>
-      <w:lvlJc w:val="left"/>
-    </w:lvl>
-  </w:abstractNum>
-  <w:abstractNum w:abstractNumId="1" w15:restartNumberingAfterBreak="0">
-    <w:nsid w:val="13AF64A2"/>
-    <w:multiLevelType w:val="hybridMultilevel"/>
-    <w:tmpl w:val="E8C0A7D4"/>
-    <w:lvl w:ilvl="0" w:tplc="FE000808">
+    <w:tmpl w:val="52EC8100"/>
+    <w:lvl w:ilvl="0" w:tplc="5710672C">
       <w:start w:val="1"/>
       <w:numFmt w:val="decimal"/>
       <w:lvlText w:val="%1."/>
@@ -20380,7 +22357,7 @@
         <w:ind w:left="360" w:hanging="300"/>
       </w:pPr>
     </w:lvl>
-    <w:lvl w:ilvl="1" w:tplc="9D3CADBC" w:tentative="1">
+    <w:lvl w:ilvl="1" w:tplc="836A2034" w:tentative="1">
       <w:start w:val="1"/>
       <w:numFmt w:val="lowerLetter"/>
       <w:lvlText w:val="%2."/>
@@ -20389,47 +22366,337 @@
         <w:ind w:left="720" w:hanging="300"/>
       </w:pPr>
     </w:lvl>
-    <w:lvl w:ilvl="2" w:tplc="B1661B68">
+    <w:lvl w:ilvl="2" w:tplc="CDE8D7B8">
       <w:numFmt w:val="decimal"/>
       <w:lvlText w:val=""/>
       <w:lvlJc w:val="left"/>
     </w:lvl>
-    <w:lvl w:ilvl="3" w:tplc="A6244828">
+    <w:lvl w:ilvl="3" w:tplc="2F6801FA">
       <w:numFmt w:val="decimal"/>
       <w:lvlText w:val=""/>
       <w:lvlJc w:val="left"/>
     </w:lvl>
-    <w:lvl w:ilvl="4" w:tplc="9B4EA10E">
+    <w:lvl w:ilvl="4" w:tplc="34E6B61A">
       <w:numFmt w:val="decimal"/>
       <w:lvlText w:val=""/>
       <w:lvlJc w:val="left"/>
     </w:lvl>
-    <w:lvl w:ilvl="5" w:tplc="3FD641EA">
+    <w:lvl w:ilvl="5" w:tplc="709A6588">
       <w:numFmt w:val="decimal"/>
       <w:lvlText w:val=""/>
       <w:lvlJc w:val="left"/>
     </w:lvl>
-    <w:lvl w:ilvl="6" w:tplc="3F086532">
+    <w:lvl w:ilvl="6" w:tplc="855CA6DA">
       <w:numFmt w:val="decimal"/>
       <w:lvlText w:val=""/>
       <w:lvlJc w:val="left"/>
     </w:lvl>
-    <w:lvl w:ilvl="7" w:tplc="981AB250">
+    <w:lvl w:ilvl="7" w:tplc="8700A244">
       <w:numFmt w:val="decimal"/>
       <w:lvlText w:val=""/>
       <w:lvlJc w:val="left"/>
     </w:lvl>
-    <w:lvl w:ilvl="8" w:tplc="247883E0">
+    <w:lvl w:ilvl="8" w:tplc="AC7A7614">
+      <w:numFmt w:val="decimal"/>
+      <w:lvlText w:val=""/>
+      <w:lvlJc w:val="left"/>
+    </w:lvl>
+  </w:abstractNum>
+  <w:abstractNum w:abstractNumId="1" w15:restartNumberingAfterBreak="0">
+    <w:nsid w:val="04706576"/>
+    <w:multiLevelType w:val="hybridMultilevel"/>
+    <w:tmpl w:val="40E02E16"/>
+    <w:lvl w:ilvl="0" w:tplc="463AAF62">
+      <w:start w:val="1"/>
+      <w:numFmt w:val="decimal"/>
+      <w:lvlText w:val="%1."/>
+      <w:lvlJc w:val="left"/>
+      <w:pPr>
+        <w:ind w:left="360" w:hanging="300"/>
+      </w:pPr>
+    </w:lvl>
+    <w:lvl w:ilvl="1" w:tplc="F5F8BF52" w:tentative="1">
+      <w:start w:val="1"/>
+      <w:numFmt w:val="lowerLetter"/>
+      <w:lvlText w:val="%2."/>
+      <w:lvlJc w:val="left"/>
+      <w:pPr>
+        <w:ind w:left="720" w:hanging="300"/>
+      </w:pPr>
+    </w:lvl>
+    <w:lvl w:ilvl="2" w:tplc="307EA0DE">
+      <w:numFmt w:val="decimal"/>
+      <w:lvlText w:val=""/>
+      <w:lvlJc w:val="left"/>
+    </w:lvl>
+    <w:lvl w:ilvl="3" w:tplc="0CFC9F38">
+      <w:numFmt w:val="decimal"/>
+      <w:lvlText w:val=""/>
+      <w:lvlJc w:val="left"/>
+    </w:lvl>
+    <w:lvl w:ilvl="4" w:tplc="A6A6CF48">
+      <w:numFmt w:val="decimal"/>
+      <w:lvlText w:val=""/>
+      <w:lvlJc w:val="left"/>
+    </w:lvl>
+    <w:lvl w:ilvl="5" w:tplc="76F40C3C">
+      <w:numFmt w:val="decimal"/>
+      <w:lvlText w:val=""/>
+      <w:lvlJc w:val="left"/>
+    </w:lvl>
+    <w:lvl w:ilvl="6" w:tplc="B8F63C56">
+      <w:numFmt w:val="decimal"/>
+      <w:lvlText w:val=""/>
+      <w:lvlJc w:val="left"/>
+    </w:lvl>
+    <w:lvl w:ilvl="7" w:tplc="1BFC13EA">
+      <w:numFmt w:val="decimal"/>
+      <w:lvlText w:val=""/>
+      <w:lvlJc w:val="left"/>
+    </w:lvl>
+    <w:lvl w:ilvl="8" w:tplc="6C209268">
       <w:numFmt w:val="decimal"/>
       <w:lvlText w:val=""/>
       <w:lvlJc w:val="left"/>
     </w:lvl>
   </w:abstractNum>
   <w:abstractNum w:abstractNumId="2" w15:restartNumberingAfterBreak="0">
-    <w:nsid w:val="1EB40DE8"/>
+    <w:nsid w:val="2D4623AB"/>
     <w:multiLevelType w:val="hybridMultilevel"/>
-    <w:tmpl w:val="475E3B1C"/>
-    <w:lvl w:ilvl="0" w:tplc="0C1C05EC" w:tentative="1">
+    <w:tmpl w:val="43A8E0F0"/>
+    <w:lvl w:ilvl="0" w:tplc="F49E05AC">
+      <w:start w:val="1"/>
+      <w:numFmt w:val="decimal"/>
+      <w:lvlText w:val="%1."/>
+      <w:lvlJc w:val="left"/>
+      <w:pPr>
+        <w:ind w:left="360" w:hanging="300"/>
+      </w:pPr>
+    </w:lvl>
+    <w:lvl w:ilvl="1" w:tplc="E196D44C" w:tentative="1">
+      <w:start w:val="1"/>
+      <w:numFmt w:val="lowerLetter"/>
+      <w:lvlText w:val="%2."/>
+      <w:lvlJc w:val="left"/>
+      <w:pPr>
+        <w:ind w:left="720" w:hanging="300"/>
+      </w:pPr>
+    </w:lvl>
+    <w:lvl w:ilvl="2" w:tplc="FDF09AEA">
+      <w:numFmt w:val="decimal"/>
+      <w:lvlText w:val=""/>
+      <w:lvlJc w:val="left"/>
+    </w:lvl>
+    <w:lvl w:ilvl="3" w:tplc="9C74A4A2">
+      <w:numFmt w:val="decimal"/>
+      <w:lvlText w:val=""/>
+      <w:lvlJc w:val="left"/>
+    </w:lvl>
+    <w:lvl w:ilvl="4" w:tplc="6C16263C">
+      <w:numFmt w:val="decimal"/>
+      <w:lvlText w:val=""/>
+      <w:lvlJc w:val="left"/>
+    </w:lvl>
+    <w:lvl w:ilvl="5" w:tplc="3E1AD0CC">
+      <w:numFmt w:val="decimal"/>
+      <w:lvlText w:val=""/>
+      <w:lvlJc w:val="left"/>
+    </w:lvl>
+    <w:lvl w:ilvl="6" w:tplc="A738C350">
+      <w:numFmt w:val="decimal"/>
+      <w:lvlText w:val=""/>
+      <w:lvlJc w:val="left"/>
+    </w:lvl>
+    <w:lvl w:ilvl="7" w:tplc="805CBE4E">
+      <w:numFmt w:val="decimal"/>
+      <w:lvlText w:val=""/>
+      <w:lvlJc w:val="left"/>
+    </w:lvl>
+    <w:lvl w:ilvl="8" w:tplc="42286530">
+      <w:numFmt w:val="decimal"/>
+      <w:lvlText w:val=""/>
+      <w:lvlJc w:val="left"/>
+    </w:lvl>
+  </w:abstractNum>
+  <w:abstractNum w:abstractNumId="3" w15:restartNumberingAfterBreak="0">
+    <w:nsid w:val="2F7A2340"/>
+    <w:multiLevelType w:val="hybridMultilevel"/>
+    <w:tmpl w:val="036CC3A0"/>
+    <w:lvl w:ilvl="0" w:tplc="8E94457E">
+      <w:start w:val="1"/>
+      <w:numFmt w:val="decimal"/>
+      <w:lvlText w:val="%1."/>
+      <w:lvlJc w:val="left"/>
+      <w:pPr>
+        <w:ind w:left="360" w:hanging="300"/>
+      </w:pPr>
+    </w:lvl>
+    <w:lvl w:ilvl="1" w:tplc="463A93EA" w:tentative="1">
+      <w:start w:val="1"/>
+      <w:numFmt w:val="lowerLetter"/>
+      <w:lvlText w:val="%2."/>
+      <w:lvlJc w:val="left"/>
+      <w:pPr>
+        <w:ind w:left="720" w:hanging="300"/>
+      </w:pPr>
+    </w:lvl>
+    <w:lvl w:ilvl="2" w:tplc="E890653A">
+      <w:numFmt w:val="decimal"/>
+      <w:lvlText w:val=""/>
+      <w:lvlJc w:val="left"/>
+    </w:lvl>
+    <w:lvl w:ilvl="3" w:tplc="D0029D6C">
+      <w:numFmt w:val="decimal"/>
+      <w:lvlText w:val=""/>
+      <w:lvlJc w:val="left"/>
+    </w:lvl>
+    <w:lvl w:ilvl="4" w:tplc="D2907A28">
+      <w:numFmt w:val="decimal"/>
+      <w:lvlText w:val=""/>
+      <w:lvlJc w:val="left"/>
+    </w:lvl>
+    <w:lvl w:ilvl="5" w:tplc="C27A6BD8">
+      <w:numFmt w:val="decimal"/>
+      <w:lvlText w:val=""/>
+      <w:lvlJc w:val="left"/>
+    </w:lvl>
+    <w:lvl w:ilvl="6" w:tplc="B804E83E">
+      <w:numFmt w:val="decimal"/>
+      <w:lvlText w:val=""/>
+      <w:lvlJc w:val="left"/>
+    </w:lvl>
+    <w:lvl w:ilvl="7" w:tplc="38D6B0E6">
+      <w:numFmt w:val="decimal"/>
+      <w:lvlText w:val=""/>
+      <w:lvlJc w:val="left"/>
+    </w:lvl>
+    <w:lvl w:ilvl="8" w:tplc="FE360DEC">
+      <w:numFmt w:val="decimal"/>
+      <w:lvlText w:val=""/>
+      <w:lvlJc w:val="left"/>
+    </w:lvl>
+  </w:abstractNum>
+  <w:abstractNum w:abstractNumId="4" w15:restartNumberingAfterBreak="0">
+    <w:nsid w:val="368F4946"/>
+    <w:multiLevelType w:val="hybridMultilevel"/>
+    <w:tmpl w:val="9B5ED97A"/>
+    <w:lvl w:ilvl="0" w:tplc="B798B634">
+      <w:start w:val="1"/>
+      <w:numFmt w:val="decimal"/>
+      <w:lvlText w:val="%1."/>
+      <w:lvlJc w:val="left"/>
+      <w:pPr>
+        <w:ind w:left="360" w:hanging="300"/>
+      </w:pPr>
+    </w:lvl>
+    <w:lvl w:ilvl="1" w:tplc="7604D776" w:tentative="1">
+      <w:start w:val="1"/>
+      <w:numFmt w:val="lowerLetter"/>
+      <w:lvlText w:val="%2."/>
+      <w:lvlJc w:val="left"/>
+      <w:pPr>
+        <w:ind w:left="720" w:hanging="300"/>
+      </w:pPr>
+    </w:lvl>
+    <w:lvl w:ilvl="2" w:tplc="4790E326">
+      <w:numFmt w:val="decimal"/>
+      <w:lvlText w:val=""/>
+      <w:lvlJc w:val="left"/>
+    </w:lvl>
+    <w:lvl w:ilvl="3" w:tplc="E2B495CA">
+      <w:numFmt w:val="decimal"/>
+      <w:lvlText w:val=""/>
+      <w:lvlJc w:val="left"/>
+    </w:lvl>
+    <w:lvl w:ilvl="4" w:tplc="E7BE01AE">
+      <w:numFmt w:val="decimal"/>
+      <w:lvlText w:val=""/>
+      <w:lvlJc w:val="left"/>
+    </w:lvl>
+    <w:lvl w:ilvl="5" w:tplc="E1681620">
+      <w:numFmt w:val="decimal"/>
+      <w:lvlText w:val=""/>
+      <w:lvlJc w:val="left"/>
+    </w:lvl>
+    <w:lvl w:ilvl="6" w:tplc="269EE27E">
+      <w:numFmt w:val="decimal"/>
+      <w:lvlText w:val=""/>
+      <w:lvlJc w:val="left"/>
+    </w:lvl>
+    <w:lvl w:ilvl="7" w:tplc="A56803A2">
+      <w:numFmt w:val="decimal"/>
+      <w:lvlText w:val=""/>
+      <w:lvlJc w:val="left"/>
+    </w:lvl>
+    <w:lvl w:ilvl="8" w:tplc="CDB4F160">
+      <w:numFmt w:val="decimal"/>
+      <w:lvlText w:val=""/>
+      <w:lvlJc w:val="left"/>
+    </w:lvl>
+  </w:abstractNum>
+  <w:abstractNum w:abstractNumId="5" w15:restartNumberingAfterBreak="0">
+    <w:nsid w:val="37DC3B1E"/>
+    <w:multiLevelType w:val="hybridMultilevel"/>
+    <w:tmpl w:val="637C27C4"/>
+    <w:lvl w:ilvl="0" w:tplc="FA6E1686">
+      <w:start w:val="1"/>
+      <w:numFmt w:val="decimal"/>
+      <w:lvlText w:val="%1."/>
+      <w:lvlJc w:val="left"/>
+      <w:pPr>
+        <w:ind w:left="360" w:hanging="300"/>
+      </w:pPr>
+    </w:lvl>
+    <w:lvl w:ilvl="1" w:tplc="7BA4A770" w:tentative="1">
+      <w:start w:val="1"/>
+      <w:numFmt w:val="lowerLetter"/>
+      <w:lvlText w:val="%2."/>
+      <w:lvlJc w:val="left"/>
+      <w:pPr>
+        <w:ind w:left="720" w:hanging="300"/>
+      </w:pPr>
+    </w:lvl>
+    <w:lvl w:ilvl="2" w:tplc="E99219D0">
+      <w:numFmt w:val="decimal"/>
+      <w:lvlText w:val=""/>
+      <w:lvlJc w:val="left"/>
+    </w:lvl>
+    <w:lvl w:ilvl="3" w:tplc="AEA6C2E4">
+      <w:numFmt w:val="decimal"/>
+      <w:lvlText w:val=""/>
+      <w:lvlJc w:val="left"/>
+    </w:lvl>
+    <w:lvl w:ilvl="4" w:tplc="4B50D32E">
+      <w:numFmt w:val="decimal"/>
+      <w:lvlText w:val=""/>
+      <w:lvlJc w:val="left"/>
+    </w:lvl>
+    <w:lvl w:ilvl="5" w:tplc="4720F924">
+      <w:numFmt w:val="decimal"/>
+      <w:lvlText w:val=""/>
+      <w:lvlJc w:val="left"/>
+    </w:lvl>
+    <w:lvl w:ilvl="6" w:tplc="94DC62C6">
+      <w:numFmt w:val="decimal"/>
+      <w:lvlText w:val=""/>
+      <w:lvlJc w:val="left"/>
+    </w:lvl>
+    <w:lvl w:ilvl="7" w:tplc="B56EE6AE">
+      <w:numFmt w:val="decimal"/>
+      <w:lvlText w:val=""/>
+      <w:lvlJc w:val="left"/>
+    </w:lvl>
+    <w:lvl w:ilvl="8" w:tplc="4A562348">
+      <w:numFmt w:val="decimal"/>
+      <w:lvlText w:val=""/>
+      <w:lvlJc w:val="left"/>
+    </w:lvl>
+  </w:abstractNum>
+  <w:abstractNum w:abstractNumId="6" w15:restartNumberingAfterBreak="0">
+    <w:nsid w:val="62400D67"/>
+    <w:multiLevelType w:val="hybridMultilevel"/>
+    <w:tmpl w:val="AF56FA4A"/>
+    <w:lvl w:ilvl="0" w:tplc="74568544" w:tentative="1">
       <w:start w:val="1"/>
       <w:numFmt w:val="bullet"/>
       <w:lvlText w:val="●"/>
@@ -20438,7 +22705,7 @@
         <w:ind w:left="720" w:hanging="360"/>
       </w:pPr>
     </w:lvl>
-    <w:lvl w:ilvl="1" w:tplc="933876E0" w:tentative="1">
+    <w:lvl w:ilvl="1" w:tplc="E77E51AC" w:tentative="1">
       <w:start w:val="1"/>
       <w:numFmt w:val="bullet"/>
       <w:lvlText w:val="○"/>
@@ -20447,7 +22714,7 @@
         <w:ind w:left="1440" w:hanging="360"/>
       </w:pPr>
     </w:lvl>
-    <w:lvl w:ilvl="2" w:tplc="E79A8406" w:tentative="1">
+    <w:lvl w:ilvl="2" w:tplc="B5842032" w:tentative="1">
       <w:start w:val="1"/>
       <w:numFmt w:val="bullet"/>
       <w:lvlText w:val="■"/>
@@ -20456,7 +22723,7 @@
         <w:ind w:left="2160" w:hanging="360"/>
       </w:pPr>
     </w:lvl>
-    <w:lvl w:ilvl="3" w:tplc="84425E14" w:tentative="1">
+    <w:lvl w:ilvl="3" w:tplc="8C32EC9E" w:tentative="1">
       <w:start w:val="1"/>
       <w:numFmt w:val="bullet"/>
       <w:lvlText w:val="●"/>
@@ -20465,7 +22732,7 @@
         <w:ind w:left="2880" w:hanging="360"/>
       </w:pPr>
     </w:lvl>
-    <w:lvl w:ilvl="4" w:tplc="7B063198" w:tentative="1">
+    <w:lvl w:ilvl="4" w:tplc="F68E3E90" w:tentative="1">
       <w:start w:val="1"/>
       <w:numFmt w:val="bullet"/>
       <w:lvlText w:val="○"/>
@@ -20474,7 +22741,7 @@
         <w:ind w:left="3600" w:hanging="360"/>
       </w:pPr>
     </w:lvl>
-    <w:lvl w:ilvl="5" w:tplc="E37E17F4" w:tentative="1">
+    <w:lvl w:ilvl="5" w:tplc="6D085074" w:tentative="1">
       <w:start w:val="1"/>
       <w:numFmt w:val="bullet"/>
       <w:lvlText w:val="■"/>
@@ -20483,7 +22750,7 @@
         <w:ind w:left="4320" w:hanging="360"/>
       </w:pPr>
     </w:lvl>
-    <w:lvl w:ilvl="6" w:tplc="64A8FDA6" w:tentative="1">
+    <w:lvl w:ilvl="6" w:tplc="0A3CDAD6" w:tentative="1">
       <w:start w:val="1"/>
       <w:numFmt w:val="bullet"/>
       <w:lvlText w:val="●"/>
@@ -20492,7 +22759,7 @@
         <w:ind w:left="5040" w:hanging="360"/>
       </w:pPr>
     </w:lvl>
-    <w:lvl w:ilvl="7" w:tplc="8F5E98AA" w:tentative="1">
+    <w:lvl w:ilvl="7" w:tplc="07302A7A" w:tentative="1">
       <w:start w:val="1"/>
       <w:numFmt w:val="bullet"/>
       <w:lvlText w:val="●"/>
@@ -20501,7 +22768,7 @@
         <w:ind w:left="5760" w:hanging="360"/>
       </w:pPr>
     </w:lvl>
-    <w:lvl w:ilvl="8" w:tplc="56067688" w:tentative="1">
+    <w:lvl w:ilvl="8" w:tplc="0546B944" w:tentative="1">
       <w:start w:val="1"/>
       <w:numFmt w:val="bullet"/>
       <w:lvlText w:val="●"/>
@@ -20511,11 +22778,11 @@
       </w:pPr>
     </w:lvl>
   </w:abstractNum>
-  <w:abstractNum w:abstractNumId="3" w15:restartNumberingAfterBreak="0">
-    <w:nsid w:val="29850915"/>
+  <w:abstractNum w:abstractNumId="7" w15:restartNumberingAfterBreak="0">
+    <w:nsid w:val="70500B28"/>
     <w:multiLevelType w:val="hybridMultilevel"/>
-    <w:tmpl w:val="2AA8DE6A"/>
-    <w:lvl w:ilvl="0" w:tplc="224C450A">
+    <w:tmpl w:val="69925F88"/>
+    <w:lvl w:ilvl="0" w:tplc="4AE0EDD2">
       <w:start w:val="1"/>
       <w:numFmt w:val="decimal"/>
       <w:lvlText w:val="%1."/>
@@ -20524,7 +22791,7 @@
         <w:ind w:left="360" w:hanging="300"/>
       </w:pPr>
     </w:lvl>
-    <w:lvl w:ilvl="1" w:tplc="F84ABC30" w:tentative="1">
+    <w:lvl w:ilvl="1" w:tplc="48EA9A9C" w:tentative="1">
       <w:start w:val="1"/>
       <w:numFmt w:val="lowerLetter"/>
       <w:lvlText w:val="%2."/>
@@ -20533,47 +22800,105 @@
         <w:ind w:left="720" w:hanging="300"/>
       </w:pPr>
     </w:lvl>
-    <w:lvl w:ilvl="2" w:tplc="298401B4">
+    <w:lvl w:ilvl="2" w:tplc="F0F6B0F2">
       <w:numFmt w:val="decimal"/>
       <w:lvlText w:val=""/>
       <w:lvlJc w:val="left"/>
     </w:lvl>
-    <w:lvl w:ilvl="3" w:tplc="9962E3A8">
+    <w:lvl w:ilvl="3" w:tplc="D5884AC2">
       <w:numFmt w:val="decimal"/>
       <w:lvlText w:val=""/>
       <w:lvlJc w:val="left"/>
     </w:lvl>
-    <w:lvl w:ilvl="4" w:tplc="559CB012">
+    <w:lvl w:ilvl="4" w:tplc="469424AA">
       <w:numFmt w:val="decimal"/>
       <w:lvlText w:val=""/>
       <w:lvlJc w:val="left"/>
     </w:lvl>
-    <w:lvl w:ilvl="5" w:tplc="1B0865D0">
+    <w:lvl w:ilvl="5" w:tplc="D9924472">
       <w:numFmt w:val="decimal"/>
       <w:lvlText w:val=""/>
       <w:lvlJc w:val="left"/>
     </w:lvl>
-    <w:lvl w:ilvl="6" w:tplc="484E3FF6">
+    <w:lvl w:ilvl="6" w:tplc="193EE11C">
       <w:numFmt w:val="decimal"/>
       <w:lvlText w:val=""/>
       <w:lvlJc w:val="left"/>
     </w:lvl>
-    <w:lvl w:ilvl="7" w:tplc="51C0B3A6">
+    <w:lvl w:ilvl="7" w:tplc="8244CD3C">
       <w:numFmt w:val="decimal"/>
       <w:lvlText w:val=""/>
       <w:lvlJc w:val="left"/>
     </w:lvl>
-    <w:lvl w:ilvl="8" w:tplc="927665E8">
+    <w:lvl w:ilvl="8" w:tplc="ED709854">
       <w:numFmt w:val="decimal"/>
       <w:lvlText w:val=""/>
       <w:lvlJc w:val="left"/>
     </w:lvl>
   </w:abstractNum>
-  <w:abstractNum w:abstractNumId="4" w15:restartNumberingAfterBreak="0">
-    <w:nsid w:val="2D084AC8"/>
+  <w:abstractNum w:abstractNumId="8" w15:restartNumberingAfterBreak="0">
+    <w:nsid w:val="77817281"/>
     <w:multiLevelType w:val="hybridMultilevel"/>
-    <w:tmpl w:val="3E4084EE"/>
-    <w:lvl w:ilvl="0" w:tplc="3F841DB4">
+    <w:tmpl w:val="14020108"/>
+    <w:lvl w:ilvl="0" w:tplc="CBCCC5EC">
+      <w:start w:val="1"/>
+      <w:numFmt w:val="bullet"/>
+      <w:lvlText w:val="•"/>
+      <w:lvlJc w:val="left"/>
+      <w:pPr>
+        <w:ind w:left="360" w:hanging="260"/>
+      </w:pPr>
+    </w:lvl>
+    <w:lvl w:ilvl="1" w:tplc="6728074C" w:tentative="1">
+      <w:start w:val="1"/>
+      <w:numFmt w:val="bullet"/>
+      <w:lvlText w:val="–"/>
+      <w:lvlJc w:val="left"/>
+      <w:pPr>
+        <w:ind w:left="720" w:hanging="260"/>
+      </w:pPr>
+    </w:lvl>
+    <w:lvl w:ilvl="2" w:tplc="4F68E242">
+      <w:numFmt w:val="decimal"/>
+      <w:lvlText w:val=""/>
+      <w:lvlJc w:val="left"/>
+    </w:lvl>
+    <w:lvl w:ilvl="3" w:tplc="BF26BA0E">
+      <w:numFmt w:val="decimal"/>
+      <w:lvlText w:val=""/>
+      <w:lvlJc w:val="left"/>
+    </w:lvl>
+    <w:lvl w:ilvl="4" w:tplc="4E22D85C">
+      <w:numFmt w:val="decimal"/>
+      <w:lvlText w:val=""/>
+      <w:lvlJc w:val="left"/>
+    </w:lvl>
+    <w:lvl w:ilvl="5" w:tplc="DC6E2A72">
+      <w:numFmt w:val="decimal"/>
+      <w:lvlText w:val=""/>
+      <w:lvlJc w:val="left"/>
+    </w:lvl>
+    <w:lvl w:ilvl="6" w:tplc="E3CE131E">
+      <w:numFmt w:val="decimal"/>
+      <w:lvlText w:val=""/>
+      <w:lvlJc w:val="left"/>
+    </w:lvl>
+    <w:lvl w:ilvl="7" w:tplc="E5269B02">
+      <w:numFmt w:val="decimal"/>
+      <w:lvlText w:val=""/>
+      <w:lvlJc w:val="left"/>
+    </w:lvl>
+    <w:lvl w:ilvl="8" w:tplc="06EA9EDA">
+      <w:numFmt w:val="decimal"/>
+      <w:lvlText w:val=""/>
+      <w:lvlJc w:val="left"/>
+    </w:lvl>
+  </w:abstractNum>
+  <w:abstractNum w:abstractNumId="9" w15:restartNumberingAfterBreak="0">
+    <w:nsid w:val="78F10A39"/>
+    <w:multiLevelType w:val="hybridMultilevel"/>
+    <w:tmpl w:val="DE201608"/>
+    <w:lvl w:ilvl="0" w:tplc="86F63006">
       <w:start w:val="1"/>
       <w:numFmt w:val="decimal"/>
       <w:lvlText w:val="%1."/>
@@ -20582,7 +22907,7 @@
         <w:ind w:left="360" w:hanging="300"/>
       </w:pPr>
     </w:lvl>
-    <w:lvl w:ilvl="1" w:tplc="F1D6683A" w:tentative="1">
+    <w:lvl w:ilvl="1" w:tplc="CA082DE4" w:tentative="1">
       <w:start w:val="1"/>
       <w:numFmt w:val="lowerLetter"/>
       <w:lvlText w:val="%2."/>
@@ -20591,324 +22916,98 @@
         <w:ind w:left="720" w:hanging="300"/>
       </w:pPr>
     </w:lvl>
-    <w:lvl w:ilvl="2" w:tplc="DE7CB5F8">
+    <w:lvl w:ilvl="2" w:tplc="FCC6E5CE">
       <w:numFmt w:val="decimal"/>
       <w:lvlText w:val=""/>
       <w:lvlJc w:val="left"/>
     </w:lvl>
-    <w:lvl w:ilvl="3" w:tplc="7C4257AE">
+    <w:lvl w:ilvl="3" w:tplc="D03648A2">
       <w:numFmt w:val="decimal"/>
       <w:lvlText w:val=""/>
       <w:lvlJc w:val="left"/>
     </w:lvl>
-    <w:lvl w:ilvl="4" w:tplc="2158B15C">
+    <w:lvl w:ilvl="4" w:tplc="E39ECA4A">
       <w:numFmt w:val="decimal"/>
       <w:lvlText w:val=""/>
       <w:lvlJc w:val="left"/>
     </w:lvl>
-    <w:lvl w:ilvl="5" w:tplc="C9462A42">
+    <w:lvl w:ilvl="5" w:tplc="FCD07B3A">
       <w:numFmt w:val="decimal"/>
       <w:lvlText w:val=""/>
       <w:lvlJc w:val="left"/>
     </w:lvl>
-    <w:lvl w:ilvl="6" w:tplc="77CA1A42">
+    <w:lvl w:ilvl="6" w:tplc="D4881268">
       <w:numFmt w:val="decimal"/>
       <w:lvlText w:val=""/>
       <w:lvlJc w:val="left"/>
     </w:lvl>
-    <w:lvl w:ilvl="7" w:tplc="D9C87AF2">
+    <w:lvl w:ilvl="7" w:tplc="7F94CA26">
       <w:numFmt w:val="decimal"/>
       <w:lvlText w:val=""/>
       <w:lvlJc w:val="left"/>
     </w:lvl>
-    <w:lvl w:ilvl="8" w:tplc="005AEE5C">
+    <w:lvl w:ilvl="8" w:tplc="CD42F3D6">
       <w:numFmt w:val="decimal"/>
       <w:lvlText w:val=""/>
       <w:lvlJc w:val="left"/>
     </w:lvl>
   </w:abstractNum>
-  <w:abstractNum w:abstractNumId="5" w15:restartNumberingAfterBreak="0">
-    <w:nsid w:val="30AC0387"/>
-    <w:multiLevelType w:val="hybridMultilevel"/>
-    <w:tmpl w:val="0C6E302A"/>
-    <w:lvl w:ilvl="0" w:tplc="322A064E">
-      <w:start w:val="1"/>
-      <w:numFmt w:val="decimal"/>
-      <w:lvlText w:val="%1."/>
-      <w:lvlJc w:val="left"/>
-      <w:pPr>
-        <w:ind w:left="360" w:hanging="300"/>
-      </w:pPr>
-    </w:lvl>
-    <w:lvl w:ilvl="1" w:tplc="191A7926" w:tentative="1">
-      <w:start w:val="1"/>
-      <w:numFmt w:val="lowerLetter"/>
-      <w:lvlText w:val="%2."/>
-      <w:lvlJc w:val="left"/>
-      <w:pPr>
-        <w:ind w:left="720" w:hanging="300"/>
-      </w:pPr>
-    </w:lvl>
-    <w:lvl w:ilvl="2" w:tplc="24AA09FA">
-      <w:numFmt w:val="decimal"/>
-      <w:lvlText w:val=""/>
-      <w:lvlJc w:val="left"/>
-    </w:lvl>
-    <w:lvl w:ilvl="3" w:tplc="FE1E66D2">
-      <w:numFmt w:val="decimal"/>
-      <w:lvlText w:val=""/>
-      <w:lvlJc w:val="left"/>
-    </w:lvl>
-    <w:lvl w:ilvl="4" w:tplc="021AE590">
-      <w:numFmt w:val="decimal"/>
-      <w:lvlText w:val=""/>
-      <w:lvlJc w:val="left"/>
-    </w:lvl>
-    <w:lvl w:ilvl="5" w:tplc="7D8CC1DA">
-      <w:numFmt w:val="decimal"/>
-      <w:lvlText w:val=""/>
-      <w:lvlJc w:val="left"/>
-    </w:lvl>
-    <w:lvl w:ilvl="6" w:tplc="53348978">
-      <w:numFmt w:val="decimal"/>
-      <w:lvlText w:val=""/>
-      <w:lvlJc w:val="left"/>
-    </w:lvl>
-    <w:lvl w:ilvl="7" w:tplc="643CE082">
-      <w:numFmt w:val="decimal"/>
-      <w:lvlText w:val=""/>
-      <w:lvlJc w:val="left"/>
-    </w:lvl>
-    <w:lvl w:ilvl="8" w:tplc="7624CE08">
-      <w:numFmt w:val="decimal"/>
-      <w:lvlText w:val=""/>
-      <w:lvlJc w:val="left"/>
-    </w:lvl>
-  </w:abstractNum>
-  <w:abstractNum w:abstractNumId="6" w15:restartNumberingAfterBreak="0">
-    <w:nsid w:val="482D35F6"/>
-    <w:multiLevelType w:val="hybridMultilevel"/>
-    <w:tmpl w:val="D1BCD47E"/>
-    <w:lvl w:ilvl="0" w:tplc="A828A81A">
-      <w:start w:val="1"/>
-      <w:numFmt w:val="decimal"/>
-      <w:lvlText w:val="%1."/>
-      <w:lvlJc w:val="left"/>
-      <w:pPr>
-        <w:ind w:left="360" w:hanging="300"/>
-      </w:pPr>
-    </w:lvl>
-    <w:lvl w:ilvl="1" w:tplc="64A0D92A" w:tentative="1">
-      <w:start w:val="1"/>
-      <w:numFmt w:val="lowerLetter"/>
-      <w:lvlText w:val="%2."/>
-      <w:lvlJc w:val="left"/>
-      <w:pPr>
-        <w:ind w:left="720" w:hanging="300"/>
-      </w:pPr>
-    </w:lvl>
-    <w:lvl w:ilvl="2" w:tplc="CC323ECE">
-      <w:numFmt w:val="decimal"/>
-      <w:lvlText w:val=""/>
-      <w:lvlJc w:val="left"/>
-    </w:lvl>
-    <w:lvl w:ilvl="3" w:tplc="EC96EC94">
-      <w:numFmt w:val="decimal"/>
-      <w:lvlText w:val=""/>
-      <w:lvlJc w:val="left"/>
-    </w:lvl>
-    <w:lvl w:ilvl="4" w:tplc="6B2C198C">
-      <w:numFmt w:val="decimal"/>
-      <w:lvlText w:val=""/>
-      <w:lvlJc w:val="left"/>
-    </w:lvl>
-    <w:lvl w:ilvl="5" w:tplc="707CE790">
-      <w:numFmt w:val="decimal"/>
-      <w:lvlText w:val=""/>
-      <w:lvlJc w:val="left"/>
-    </w:lvl>
-    <w:lvl w:ilvl="6" w:tplc="FEC800CA">
-      <w:numFmt w:val="decimal"/>
-      <w:lvlText w:val=""/>
-      <w:lvlJc w:val="left"/>
-    </w:lvl>
-    <w:lvl w:ilvl="7" w:tplc="B644FBC4">
-      <w:numFmt w:val="decimal"/>
-      <w:lvlText w:val=""/>
-      <w:lvlJc w:val="left"/>
-    </w:lvl>
-    <w:lvl w:ilvl="8" w:tplc="14B48708">
-      <w:numFmt w:val="decimal"/>
-      <w:lvlText w:val=""/>
-      <w:lvlJc w:val="left"/>
-    </w:lvl>
-  </w:abstractNum>
-  <w:abstractNum w:abstractNumId="7" w15:restartNumberingAfterBreak="0">
-    <w:nsid w:val="5C1550FF"/>
-    <w:multiLevelType w:val="hybridMultilevel"/>
-    <w:tmpl w:val="FF389896"/>
-    <w:lvl w:ilvl="0" w:tplc="6088AD7C">
-      <w:start w:val="1"/>
-      <w:numFmt w:val="decimal"/>
-      <w:lvlText w:val="%1."/>
-      <w:lvlJc w:val="left"/>
-      <w:pPr>
-        <w:ind w:left="360" w:hanging="300"/>
-      </w:pPr>
-    </w:lvl>
-    <w:lvl w:ilvl="1" w:tplc="24260BC6" w:tentative="1">
-      <w:start w:val="1"/>
-      <w:numFmt w:val="lowerLetter"/>
-      <w:lvlText w:val="%2."/>
-      <w:lvlJc w:val="left"/>
-      <w:pPr>
-        <w:ind w:left="720" w:hanging="300"/>
-      </w:pPr>
-    </w:lvl>
-    <w:lvl w:ilvl="2" w:tplc="E4C27560">
-      <w:numFmt w:val="decimal"/>
-      <w:lvlText w:val=""/>
-      <w:lvlJc w:val="left"/>
-    </w:lvl>
-    <w:lvl w:ilvl="3" w:tplc="455C51AA">
-      <w:numFmt w:val="decimal"/>
-      <w:lvlText w:val=""/>
-      <w:lvlJc w:val="left"/>
-    </w:lvl>
-    <w:lvl w:ilvl="4" w:tplc="52364C8E">
-      <w:numFmt w:val="decimal"/>
-      <w:lvlText w:val=""/>
-      <w:lvlJc w:val="left"/>
-    </w:lvl>
-    <w:lvl w:ilvl="5" w:tplc="34B6848C">
-      <w:numFmt w:val="decimal"/>
-      <w:lvlText w:val=""/>
-      <w:lvlJc w:val="left"/>
-    </w:lvl>
-    <w:lvl w:ilvl="6" w:tplc="77A4515E">
-      <w:numFmt w:val="decimal"/>
-      <w:lvlText w:val=""/>
-      <w:lvlJc w:val="left"/>
-    </w:lvl>
-    <w:lvl w:ilvl="7" w:tplc="008A0BAC">
-      <w:numFmt w:val="decimal"/>
-      <w:lvlText w:val=""/>
-      <w:lvlJc w:val="left"/>
-    </w:lvl>
-    <w:lvl w:ilvl="8" w:tplc="49B6338C">
-      <w:numFmt w:val="decimal"/>
-      <w:lvlText w:val=""/>
-      <w:lvlJc w:val="left"/>
-    </w:lvl>
-  </w:abstractNum>
-  <w:abstractNum w:abstractNumId="8" w15:restartNumberingAfterBreak="0">
-    <w:nsid w:val="73A96EF4"/>
-    <w:multiLevelType w:val="hybridMultilevel"/>
-    <w:tmpl w:val="BD76C890"/>
-    <w:lvl w:ilvl="0" w:tplc="DD36F642">
-      <w:start w:val="1"/>
-      <w:numFmt w:val="decimal"/>
-      <w:lvlText w:val="%1."/>
-      <w:lvlJc w:val="left"/>
-      <w:pPr>
-        <w:ind w:left="360" w:hanging="300"/>
-      </w:pPr>
-    </w:lvl>
-    <w:lvl w:ilvl="1" w:tplc="FCFE2CA0" w:tentative="1">
-      <w:start w:val="1"/>
-      <w:numFmt w:val="lowerLetter"/>
-      <w:lvlText w:val="%2."/>
-      <w:lvlJc w:val="left"/>
-      <w:pPr>
-        <w:ind w:left="720" w:hanging="300"/>
-      </w:pPr>
-    </w:lvl>
-    <w:lvl w:ilvl="2" w:tplc="50A2CDDE">
-      <w:numFmt w:val="decimal"/>
-      <w:lvlText w:val=""/>
-      <w:lvlJc w:val="left"/>
-    </w:lvl>
-    <w:lvl w:ilvl="3" w:tplc="54BE80AC">
-      <w:numFmt w:val="decimal"/>
-      <w:lvlText w:val=""/>
-      <w:lvlJc w:val="left"/>
-    </w:lvl>
-    <w:lvl w:ilvl="4" w:tplc="AD6A376A">
-      <w:numFmt w:val="decimal"/>
-      <w:lvlText w:val=""/>
-      <w:lvlJc w:val="left"/>
-    </w:lvl>
-    <w:lvl w:ilvl="5" w:tplc="2C4CC8AC">
-      <w:numFmt w:val="decimal"/>
-      <w:lvlText w:val=""/>
-      <w:lvlJc w:val="left"/>
-    </w:lvl>
-    <w:lvl w:ilvl="6" w:tplc="E39459B2">
-      <w:numFmt w:val="decimal"/>
-      <w:lvlText w:val=""/>
-      <w:lvlJc w:val="left"/>
-    </w:lvl>
-    <w:lvl w:ilvl="7" w:tplc="9C38B362">
-      <w:numFmt w:val="decimal"/>
-      <w:lvlText w:val=""/>
-      <w:lvlJc w:val="left"/>
-    </w:lvl>
-    <w:lvl w:ilvl="8" w:tplc="518A863A">
-      <w:numFmt w:val="decimal"/>
-      <w:lvlText w:val=""/>
-      <w:lvlJc w:val="left"/>
-    </w:lvl>
-  </w:abstractNum>
-  <w:num w:numId="1" w16cid:durableId="133064953">
+  <w:num w:numId="1" w16cid:durableId="1322463629">
+    <w:abstractNumId w:val="6"/>
+    <w:lvlOverride w:ilvl="0">
+      <w:startOverride w:val="1"/>
+    </w:lvlOverride>
+  </w:num>
+  <w:num w:numId="2" w16cid:durableId="224679721">
+    <w:abstractNumId w:val="8"/>
+    <w:lvlOverride w:ilvl="0">
+      <w:startOverride w:val="1"/>
+    </w:lvlOverride>
+  </w:num>
+  <w:num w:numId="3" w16cid:durableId="1851719830">
+    <w:abstractNumId w:val="1"/>
+    <w:lvlOverride w:ilvl="0">
+      <w:startOverride w:val="1"/>
+    </w:lvlOverride>
+  </w:num>
+  <w:num w:numId="4" w16cid:durableId="336007140">
+    <w:abstractNumId w:val="7"/>
+    <w:lvlOverride w:ilvl="0">
+      <w:startOverride w:val="1"/>
+    </w:lvlOverride>
+  </w:num>
+  <w:num w:numId="5" w16cid:durableId="1221018339">
+    <w:abstractNumId w:val="9"/>
+    <w:lvlOverride w:ilvl="0">
+      <w:startOverride w:val="1"/>
+    </w:lvlOverride>
+  </w:num>
+  <w:num w:numId="6" w16cid:durableId="51275580">
+    <w:abstractNumId w:val="3"/>
+    <w:lvlOverride w:ilvl="0">
+      <w:startOverride w:val="1"/>
+    </w:lvlOverride>
+  </w:num>
+  <w:num w:numId="7" w16cid:durableId="1726291069">
     <w:abstractNumId w:val="2"/>
     <w:lvlOverride w:ilvl="0">
       <w:startOverride w:val="1"/>
     </w:lvlOverride>
   </w:num>
-  <w:num w:numId="2" w16cid:durableId="1255089229">
+  <w:num w:numId="8" w16cid:durableId="694812855">
+    <w:abstractNumId w:val="4"/>
+    <w:lvlOverride w:ilvl="0">
+      <w:startOverride w:val="1"/>
+    </w:lvlOverride>
+  </w:num>
+  <w:num w:numId="9" w16cid:durableId="1320385323">
     <w:abstractNumId w:val="0"/>
     <w:lvlOverride w:ilvl="0">
       <w:startOverride w:val="1"/>
     </w:lvlOverride>
   </w:num>
-  <w:num w:numId="3" w16cid:durableId="2065325455">
-    <w:abstractNumId w:val="8"/>
-    <w:lvlOverride w:ilvl="0">
-      <w:startOverride w:val="1"/>
-    </w:lvlOverride>
-  </w:num>
-  <w:num w:numId="4" w16cid:durableId="400758741">
-    <w:abstractNumId w:val="3"/>
-    <w:lvlOverride w:ilvl="0">
-      <w:startOverride w:val="1"/>
-    </w:lvlOverride>
-  </w:num>
-  <w:num w:numId="5" w16cid:durableId="1668049420">
-    <w:abstractNumId w:val="7"/>
-    <w:lvlOverride w:ilvl="0">
-      <w:startOverride w:val="1"/>
-    </w:lvlOverride>
-  </w:num>
-  <w:num w:numId="6" w16cid:durableId="1809935629">
-    <w:abstractNumId w:val="1"/>
-    <w:lvlOverride w:ilvl="0">
-      <w:startOverride w:val="1"/>
-    </w:lvlOverride>
-  </w:num>
-  <w:num w:numId="7" w16cid:durableId="865412244">
-    <w:abstractNumId w:val="6"/>
-    <w:lvlOverride w:ilvl="0">
-      <w:startOverride w:val="1"/>
-    </w:lvlOverride>
-  </w:num>
-  <w:num w:numId="8" w16cid:durableId="1423842308">
+  <w:num w:numId="10" w16cid:durableId="1003776493">
     <w:abstractNumId w:val="5"/>
-    <w:lvlOverride w:ilvl="0">
-      <w:startOverride w:val="1"/>
-    </w:lvlOverride>
-  </w:num>
-  <w:num w:numId="9" w16cid:durableId="954365966">
-    <w:abstractNumId w:val="4"/>
     <w:lvlOverride w:ilvl="0">
       <w:startOverride w:val="1"/>
     </w:lvlOverride>
@@ -21588,7 +23687,7 @@
     <w:autoRedefine/>
     <w:uiPriority w:val="39"/>
     <w:unhideWhenUsed/>
-    <w:rsid w:val="003B6EDD"/>
+    <w:rsid w:val="000F7A27"/>
     <w:pPr>
       <w:spacing w:after="100"/>
     </w:pPr>
@@ -21600,7 +23699,7 @@
     <w:autoRedefine/>
     <w:uiPriority w:val="39"/>
     <w:unhideWhenUsed/>
-    <w:rsid w:val="003B6EDD"/>
+    <w:rsid w:val="000F7A27"/>
     <w:pPr>
       <w:spacing w:after="100"/>
       <w:ind w:left="210"/>
